--- a/הכשרת Playwright Agents.docx
+++ b/הכשרת Playwright Agents.docx
@@ -518,7 +518,7 @@
           <w:rtl/>
         </w:rPr>
       </w:pPr>
-      <w:bookmarkStart w:id="0" w:name="_Toc224480519"/>
+      <w:bookmarkStart w:id="0" w:name="_Toc224567906"/>
       <w:r>
         <w:rPr>
           <w:rFonts w:hint="cs"/>
@@ -586,7 +586,7 @@
           <w:r>
             <w:fldChar w:fldCharType="separate"/>
           </w:r>
-          <w:hyperlink w:anchor="_Toc224480519" w:history="1">
+          <w:hyperlink w:anchor="_Toc224567906" w:history="1">
             <w:r>
               <w:rPr>
                 <w:rStyle w:val="Hyperlink"/>
@@ -657,7 +657,7 @@
                 <w:noProof/>
                 <w:webHidden/>
               </w:rPr>
-              <w:instrText>Toc224480519 \h</w:instrText>
+              <w:instrText>Toc224567906 \h</w:instrText>
             </w:r>
             <w:r>
               <w:rPr>
@@ -714,7 +714,7 @@
               <w:rtl/>
             </w:rPr>
           </w:pPr>
-          <w:hyperlink w:anchor="_Toc224480520" w:history="1">
+          <w:hyperlink w:anchor="_Toc224567907" w:history="1">
             <w:r>
               <w:rPr>
                 <w:rStyle w:val="Hyperlink"/>
@@ -768,7 +768,7 @@
                 <w:noProof/>
                 <w:webHidden/>
               </w:rPr>
-              <w:instrText>Toc224480520 \h</w:instrText>
+              <w:instrText>Toc224567907 \h</w:instrText>
             </w:r>
             <w:r>
               <w:rPr>
@@ -825,7 +825,7 @@
               <w:rtl/>
             </w:rPr>
           </w:pPr>
-          <w:hyperlink w:anchor="_Toc224480521" w:history="1">
+          <w:hyperlink w:anchor="_Toc224567908" w:history="1">
             <w:r>
               <w:rPr>
                 <w:rStyle w:val="Hyperlink"/>
@@ -945,7 +945,7 @@
                 <w:noProof/>
                 <w:webHidden/>
               </w:rPr>
-              <w:instrText>Toc224480521 \h</w:instrText>
+              <w:instrText>Toc224567908 \h</w:instrText>
             </w:r>
             <w:r>
               <w:rPr>
@@ -1002,7 +1002,7 @@
               <w:rtl/>
             </w:rPr>
           </w:pPr>
-          <w:hyperlink w:anchor="_Toc224480522" w:history="1">
+          <w:hyperlink w:anchor="_Toc224567909" w:history="1">
             <w:r>
               <w:rPr>
                 <w:rStyle w:val="Hyperlink"/>
@@ -1056,7 +1056,7 @@
                 <w:noProof/>
                 <w:webHidden/>
               </w:rPr>
-              <w:instrText>Toc224480522 \h</w:instrText>
+              <w:instrText>Toc224567909 \h</w:instrText>
             </w:r>
             <w:r>
               <w:rPr>
@@ -1113,7 +1113,7 @@
               <w:rtl/>
             </w:rPr>
           </w:pPr>
-          <w:hyperlink w:anchor="_Toc224480523" w:history="1">
+          <w:hyperlink w:anchor="_Toc224567910" w:history="1">
             <w:r>
               <w:rPr>
                 <w:rStyle w:val="Hyperlink"/>
@@ -1165,7 +1165,7 @@
                 <w:noProof/>
                 <w:webHidden/>
               </w:rPr>
-              <w:instrText>Toc224480523 \h</w:instrText>
+              <w:instrText>Toc224567910 \h</w:instrText>
             </w:r>
             <w:r>
               <w:rPr>
@@ -1222,7 +1222,7 @@
               <w:rtl/>
             </w:rPr>
           </w:pPr>
-          <w:hyperlink w:anchor="_Toc224480524" w:history="1">
+          <w:hyperlink w:anchor="_Toc224567911" w:history="1">
             <w:r>
               <w:rPr>
                 <w:rStyle w:val="Hyperlink"/>
@@ -1274,7 +1274,7 @@
                 <w:noProof/>
                 <w:webHidden/>
               </w:rPr>
-              <w:instrText>Toc224480524 \h</w:instrText>
+              <w:instrText>Toc224567911 \h</w:instrText>
             </w:r>
             <w:r>
               <w:rPr>
@@ -1331,7 +1331,7 @@
               <w:rtl/>
             </w:rPr>
           </w:pPr>
-          <w:hyperlink w:anchor="_Toc224480525" w:history="1">
+          <w:hyperlink w:anchor="_Toc224567912" w:history="1">
             <w:r>
               <w:rPr>
                 <w:rStyle w:val="Hyperlink"/>
@@ -1383,7 +1383,7 @@
                 <w:noProof/>
                 <w:webHidden/>
               </w:rPr>
-              <w:instrText>Toc224480525 \h</w:instrText>
+              <w:instrText>Toc224567912 \h</w:instrText>
             </w:r>
             <w:r>
               <w:rPr>
@@ -1440,7 +1440,7 @@
               <w:rtl/>
             </w:rPr>
           </w:pPr>
-          <w:hyperlink w:anchor="_Toc224480526" w:history="1">
+          <w:hyperlink w:anchor="_Toc224567913" w:history="1">
             <w:r>
               <w:rPr>
                 <w:rStyle w:val="Hyperlink"/>
@@ -1511,7 +1511,7 @@
                 <w:noProof/>
                 <w:webHidden/>
               </w:rPr>
-              <w:instrText>Toc224480526 \h</w:instrText>
+              <w:instrText>Toc224567913 \h</w:instrText>
             </w:r>
             <w:r>
               <w:rPr>
@@ -1568,7 +1568,7 @@
               <w:rtl/>
             </w:rPr>
           </w:pPr>
-          <w:hyperlink w:anchor="_Toc224480527" w:history="1">
+          <w:hyperlink w:anchor="_Toc224567914" w:history="1">
             <w:r>
               <w:rPr>
                 <w:rStyle w:val="Hyperlink"/>
@@ -1622,7 +1622,7 @@
                 <w:noProof/>
                 <w:webHidden/>
               </w:rPr>
-              <w:instrText>Toc224480527 \h</w:instrText>
+              <w:instrText>Toc224567914 \h</w:instrText>
             </w:r>
             <w:r>
               <w:rPr>
@@ -1679,7 +1679,7 @@
               <w:rtl/>
             </w:rPr>
           </w:pPr>
-          <w:hyperlink w:anchor="_Toc224480528" w:history="1">
+          <w:hyperlink w:anchor="_Toc224567915" w:history="1">
             <w:r>
               <w:rPr>
                 <w:rStyle w:val="Hyperlink"/>
@@ -1731,7 +1731,7 @@
                 <w:noProof/>
                 <w:webHidden/>
               </w:rPr>
-              <w:instrText>Toc224480528 \h</w:instrText>
+              <w:instrText>Toc224567915 \h</w:instrText>
             </w:r>
             <w:r>
               <w:rPr>
@@ -1788,7 +1788,7 @@
               <w:rtl/>
             </w:rPr>
           </w:pPr>
-          <w:hyperlink w:anchor="_Toc224480529" w:history="1">
+          <w:hyperlink w:anchor="_Toc224567916" w:history="1">
             <w:r>
               <w:rPr>
                 <w:rStyle w:val="Hyperlink"/>
@@ -1908,7 +1908,7 @@
                 <w:noProof/>
                 <w:webHidden/>
               </w:rPr>
-              <w:instrText>Toc224480529 \h</w:instrText>
+              <w:instrText>Toc224567916 \h</w:instrText>
             </w:r>
             <w:r>
               <w:rPr>
@@ -1965,7 +1965,7 @@
               <w:rtl/>
             </w:rPr>
           </w:pPr>
-          <w:hyperlink w:anchor="_Toc224480530" w:history="1">
+          <w:hyperlink w:anchor="_Toc224567917" w:history="1">
             <w:r>
               <w:rPr>
                 <w:rStyle w:val="Hyperlink"/>
@@ -2087,7 +2087,7 @@
                 <w:noProof/>
                 <w:webHidden/>
               </w:rPr>
-              <w:instrText>Toc224480530 \h</w:instrText>
+              <w:instrText>Toc224567917 \h</w:instrText>
             </w:r>
             <w:r>
               <w:rPr>
@@ -2144,7 +2144,7 @@
               <w:rtl/>
             </w:rPr>
           </w:pPr>
-          <w:hyperlink w:anchor="_Toc224480531" w:history="1">
+          <w:hyperlink w:anchor="_Toc224567918" w:history="1">
             <w:r>
               <w:rPr>
                 <w:rStyle w:val="Hyperlink"/>
@@ -2232,7 +2232,7 @@
                 <w:noProof/>
                 <w:webHidden/>
               </w:rPr>
-              <w:instrText>Toc224480531 \h</w:instrText>
+              <w:instrText>Toc224567918 \h</w:instrText>
             </w:r>
             <w:r>
               <w:rPr>
@@ -2263,7 +2263,7 @@
                 <w:webHidden/>
                 <w:rtl/>
               </w:rPr>
-              <w:t>8</w:t>
+              <w:t>9</w:t>
             </w:r>
             <w:r>
               <w:rPr>
@@ -2289,7 +2289,7 @@
               <w:rtl/>
             </w:rPr>
           </w:pPr>
-          <w:hyperlink w:anchor="_Toc224480532" w:history="1">
+          <w:hyperlink w:anchor="_Toc224567919" w:history="1">
             <w:r>
               <w:rPr>
                 <w:rStyle w:val="Hyperlink"/>
@@ -2377,7 +2377,7 @@
                 <w:noProof/>
                 <w:webHidden/>
               </w:rPr>
-              <w:instrText>Toc224480532 \h</w:instrText>
+              <w:instrText>Toc224567919 \h</w:instrText>
             </w:r>
             <w:r>
               <w:rPr>
@@ -2408,7 +2408,7 @@
                 <w:webHidden/>
                 <w:rtl/>
               </w:rPr>
-              <w:t>8</w:t>
+              <w:t>9</w:t>
             </w:r>
             <w:r>
               <w:rPr>
@@ -2434,7 +2434,7 @@
               <w:rtl/>
             </w:rPr>
           </w:pPr>
-          <w:hyperlink w:anchor="_Toc224480533" w:history="1">
+          <w:hyperlink w:anchor="_Toc224567920" w:history="1">
             <w:r>
               <w:rPr>
                 <w:rStyle w:val="Hyperlink"/>
@@ -2488,7 +2488,7 @@
                 <w:noProof/>
                 <w:webHidden/>
               </w:rPr>
-              <w:instrText>Toc224480533 \h</w:instrText>
+              <w:instrText>Toc224567920 \h</w:instrText>
             </w:r>
             <w:r>
               <w:rPr>
@@ -2519,7 +2519,7 @@
                 <w:webHidden/>
                 <w:rtl/>
               </w:rPr>
-              <w:t>9</w:t>
+              <w:t>11</w:t>
             </w:r>
             <w:r>
               <w:rPr>
@@ -2545,7 +2545,7 @@
               <w:rtl/>
             </w:rPr>
           </w:pPr>
-          <w:hyperlink w:anchor="_Toc224480534" w:history="1">
+          <w:hyperlink w:anchor="_Toc224567921" w:history="1">
             <w:r>
               <w:rPr>
                 <w:rStyle w:val="Hyperlink"/>
@@ -2597,7 +2597,7 @@
                 <w:noProof/>
                 <w:webHidden/>
               </w:rPr>
-              <w:instrText>Toc224480534 \h</w:instrText>
+              <w:instrText>Toc224567921 \h</w:instrText>
             </w:r>
             <w:r>
               <w:rPr>
@@ -2628,7 +2628,7 @@
                 <w:webHidden/>
                 <w:rtl/>
               </w:rPr>
-              <w:t>10</w:t>
+              <w:t>12</w:t>
             </w:r>
             <w:r>
               <w:rPr>
@@ -2654,7 +2654,7 @@
               <w:rtl/>
             </w:rPr>
           </w:pPr>
-          <w:hyperlink w:anchor="_Toc224480535" w:history="1">
+          <w:hyperlink w:anchor="_Toc224567922" w:history="1">
             <w:r>
               <w:rPr>
                 <w:rStyle w:val="Hyperlink"/>
@@ -2708,7 +2708,7 @@
                 <w:noProof/>
                 <w:webHidden/>
               </w:rPr>
-              <w:instrText>Toc224480535 \h</w:instrText>
+              <w:instrText>Toc224567922 \h</w:instrText>
             </w:r>
             <w:r>
               <w:rPr>
@@ -2739,7 +2739,7 @@
                 <w:webHidden/>
                 <w:rtl/>
               </w:rPr>
-              <w:t>10</w:t>
+              <w:t>12</w:t>
             </w:r>
             <w:r>
               <w:rPr>
@@ -2765,7 +2765,7 @@
               <w:rtl/>
             </w:rPr>
           </w:pPr>
-          <w:hyperlink w:anchor="_Toc224480536" w:history="1">
+          <w:hyperlink w:anchor="_Toc224567923" w:history="1">
             <w:r>
               <w:rPr>
                 <w:rStyle w:val="Hyperlink"/>
@@ -2853,7 +2853,7 @@
                 <w:noProof/>
                 <w:webHidden/>
               </w:rPr>
-              <w:instrText>Toc224480536 \h</w:instrText>
+              <w:instrText>Toc224567923 \h</w:instrText>
             </w:r>
             <w:r>
               <w:rPr>
@@ -2884,7 +2884,7 @@
                 <w:webHidden/>
                 <w:rtl/>
               </w:rPr>
-              <w:t>11</w:t>
+              <w:t>13</w:t>
             </w:r>
             <w:r>
               <w:rPr>
@@ -2910,7 +2910,7 @@
               <w:rtl/>
             </w:rPr>
           </w:pPr>
-          <w:hyperlink w:anchor="_Toc224480537" w:history="1">
+          <w:hyperlink w:anchor="_Toc224567924" w:history="1">
             <w:r>
               <w:rPr>
                 <w:rStyle w:val="Hyperlink"/>
@@ -2918,6 +2918,168 @@
                 <w:noProof/>
                 <w:rtl/>
               </w:rPr>
+              <w:t>וידוא</w:t>
+            </w:r>
+            <w:r>
+              <w:rPr>
+                <w:rStyle w:val="Hyperlink"/>
+                <w:noProof/>
+                <w:rtl/>
+              </w:rPr>
+              <w:t xml:space="preserve"> </w:t>
+            </w:r>
+            <w:r>
+              <w:rPr>
+                <w:rStyle w:val="Hyperlink"/>
+                <w:rFonts w:hint="eastAsia"/>
+                <w:noProof/>
+                <w:rtl/>
+              </w:rPr>
+              <w:t>של</w:t>
+            </w:r>
+            <w:r>
+              <w:rPr>
+                <w:rStyle w:val="Hyperlink"/>
+                <w:noProof/>
+                <w:rtl/>
+              </w:rPr>
+              <w:t xml:space="preserve"> </w:t>
+            </w:r>
+            <w:r>
+              <w:rPr>
+                <w:rStyle w:val="Hyperlink"/>
+                <w:rFonts w:hint="eastAsia"/>
+                <w:noProof/>
+                <w:rtl/>
+              </w:rPr>
+              <w:t>חיבור</w:t>
+            </w:r>
+            <w:r>
+              <w:rPr>
+                <w:rStyle w:val="Hyperlink"/>
+                <w:noProof/>
+                <w:rtl/>
+              </w:rPr>
+              <w:t xml:space="preserve"> </w:t>
+            </w:r>
+            <w:r>
+              <w:rPr>
+                <w:rStyle w:val="Hyperlink"/>
+                <w:rFonts w:hint="eastAsia"/>
+                <w:noProof/>
+                <w:rtl/>
+              </w:rPr>
+              <w:t>הסוכנים</w:t>
+            </w:r>
+            <w:r>
+              <w:rPr>
+                <w:noProof/>
+                <w:webHidden/>
+                <w:rtl/>
+              </w:rPr>
+              <w:tab/>
+            </w:r>
+            <w:r>
+              <w:rPr>
+                <w:rStyle w:val="Hyperlink"/>
+                <w:noProof/>
+                <w:rtl/>
+              </w:rPr>
+              <w:fldChar w:fldCharType="begin"/>
+            </w:r>
+            <w:r>
+              <w:rPr>
+                <w:noProof/>
+                <w:webHidden/>
+                <w:rtl/>
+              </w:rPr>
+              <w:instrText xml:space="preserve"> </w:instrText>
+            </w:r>
+            <w:r>
+              <w:rPr>
+                <w:noProof/>
+                <w:webHidden/>
+              </w:rPr>
+              <w:instrText>PAGEREF</w:instrText>
+            </w:r>
+            <w:r>
+              <w:rPr>
+                <w:noProof/>
+                <w:webHidden/>
+                <w:rtl/>
+              </w:rPr>
+              <w:instrText xml:space="preserve"> _</w:instrText>
+            </w:r>
+            <w:r>
+              <w:rPr>
+                <w:noProof/>
+                <w:webHidden/>
+              </w:rPr>
+              <w:instrText>Toc224567924 \h</w:instrText>
+            </w:r>
+            <w:r>
+              <w:rPr>
+                <w:noProof/>
+                <w:webHidden/>
+                <w:rtl/>
+              </w:rPr>
+              <w:instrText xml:space="preserve"> </w:instrText>
+            </w:r>
+            <w:r>
+              <w:rPr>
+                <w:rStyle w:val="Hyperlink"/>
+                <w:noProof/>
+                <w:rtl/>
+              </w:rPr>
+            </w:r>
+            <w:r>
+              <w:rPr>
+                <w:rStyle w:val="Hyperlink"/>
+                <w:noProof/>
+                <w:rtl/>
+              </w:rPr>
+              <w:fldChar w:fldCharType="separate"/>
+            </w:r>
+            <w:r>
+              <w:rPr>
+                <w:noProof/>
+                <w:webHidden/>
+                <w:rtl/>
+              </w:rPr>
+              <w:t>13</w:t>
+            </w:r>
+            <w:r>
+              <w:rPr>
+                <w:rStyle w:val="Hyperlink"/>
+                <w:noProof/>
+                <w:rtl/>
+              </w:rPr>
+              <w:fldChar w:fldCharType="end"/>
+            </w:r>
+          </w:hyperlink>
+        </w:p>
+        <w:p>
+          <w:pPr>
+            <w:pStyle w:val="TOC3"/>
+            <w:tabs>
+              <w:tab w:val="right" w:leader="dot" w:pos="8296"/>
+            </w:tabs>
+            <w:rPr>
+              <w:rFonts w:eastAsiaTheme="minorEastAsia"/>
+              <w:noProof/>
+              <w:sz w:val="24"/>
+              <w:szCs w:val="24"/>
+              <w:rtl/>
+            </w:rPr>
+          </w:pPr>
+          <w:hyperlink w:anchor="_Toc224567925" w:history="1">
+            <w:r>
+              <w:rPr>
+                <w:rStyle w:val="Hyperlink"/>
+                <w:rFonts w:hint="eastAsia"/>
+                <w:noProof/>
+                <w:rtl/>
+              </w:rPr>
               <w:t>תרגול</w:t>
             </w:r>
             <w:r>
@@ -2964,7 +3126,7 @@
                 <w:noProof/>
                 <w:webHidden/>
               </w:rPr>
-              <w:instrText>Toc224480537 \h</w:instrText>
+              <w:instrText>Toc224567925 \h</w:instrText>
             </w:r>
             <w:r>
               <w:rPr>
@@ -2995,7 +3157,150 @@
                 <w:webHidden/>
                 <w:rtl/>
               </w:rPr>
-              <w:t>12</w:t>
+              <w:t>14</w:t>
+            </w:r>
+            <w:r>
+              <w:rPr>
+                <w:rStyle w:val="Hyperlink"/>
+                <w:noProof/>
+                <w:rtl/>
+              </w:rPr>
+              <w:fldChar w:fldCharType="end"/>
+            </w:r>
+          </w:hyperlink>
+        </w:p>
+        <w:p>
+          <w:pPr>
+            <w:pStyle w:val="TOC1"/>
+            <w:tabs>
+              <w:tab w:val="right" w:leader="dot" w:pos="8296"/>
+            </w:tabs>
+            <w:rPr>
+              <w:rFonts w:eastAsiaTheme="minorEastAsia"/>
+              <w:noProof/>
+              <w:sz w:val="24"/>
+              <w:szCs w:val="24"/>
+              <w:rtl/>
+            </w:rPr>
+          </w:pPr>
+          <w:hyperlink w:anchor="_Toc224567926" w:history="1">
+            <w:r>
+              <w:rPr>
+                <w:rStyle w:val="Hyperlink"/>
+                <w:rFonts w:hint="eastAsia"/>
+                <w:noProof/>
+                <w:rtl/>
+              </w:rPr>
+              <w:t>דוגמא</w:t>
+            </w:r>
+            <w:r>
+              <w:rPr>
+                <w:rStyle w:val="Hyperlink"/>
+                <w:noProof/>
+                <w:rtl/>
+              </w:rPr>
+              <w:t xml:space="preserve"> </w:t>
+            </w:r>
+            <w:r>
+              <w:rPr>
+                <w:rStyle w:val="Hyperlink"/>
+                <w:rFonts w:hint="eastAsia"/>
+                <w:noProof/>
+                <w:rtl/>
+              </w:rPr>
+              <w:t>לכתיבת</w:t>
+            </w:r>
+            <w:r>
+              <w:rPr>
+                <w:rStyle w:val="Hyperlink"/>
+                <w:noProof/>
+                <w:rtl/>
+              </w:rPr>
+              <w:t xml:space="preserve"> </w:t>
+            </w:r>
+            <w:r>
+              <w:rPr>
+                <w:rStyle w:val="Hyperlink"/>
+                <w:noProof/>
+              </w:rPr>
+              <w:t>prompt</w:t>
+            </w:r>
+            <w:r>
+              <w:rPr>
+                <w:noProof/>
+                <w:webHidden/>
+                <w:rtl/>
+              </w:rPr>
+              <w:tab/>
+            </w:r>
+            <w:r>
+              <w:rPr>
+                <w:rStyle w:val="Hyperlink"/>
+                <w:noProof/>
+                <w:rtl/>
+              </w:rPr>
+              <w:fldChar w:fldCharType="begin"/>
+            </w:r>
+            <w:r>
+              <w:rPr>
+                <w:noProof/>
+                <w:webHidden/>
+                <w:rtl/>
+              </w:rPr>
+              <w:instrText xml:space="preserve"> </w:instrText>
+            </w:r>
+            <w:r>
+              <w:rPr>
+                <w:noProof/>
+                <w:webHidden/>
+              </w:rPr>
+              <w:instrText>PAGEREF</w:instrText>
+            </w:r>
+            <w:r>
+              <w:rPr>
+                <w:noProof/>
+                <w:webHidden/>
+                <w:rtl/>
+              </w:rPr>
+              <w:instrText xml:space="preserve"> _</w:instrText>
+            </w:r>
+            <w:r>
+              <w:rPr>
+                <w:noProof/>
+                <w:webHidden/>
+              </w:rPr>
+              <w:instrText>Toc224567926 \h</w:instrText>
+            </w:r>
+            <w:r>
+              <w:rPr>
+                <w:noProof/>
+                <w:webHidden/>
+                <w:rtl/>
+              </w:rPr>
+              <w:instrText xml:space="preserve"> </w:instrText>
+            </w:r>
+            <w:r>
+              <w:rPr>
+                <w:rStyle w:val="Hyperlink"/>
+                <w:noProof/>
+                <w:rtl/>
+              </w:rPr>
+            </w:r>
+            <w:r>
+              <w:rPr>
+                <w:rStyle w:val="Hyperlink"/>
+                <w:noProof/>
+                <w:rtl/>
+              </w:rPr>
+              <w:fldChar w:fldCharType="separate"/>
+            </w:r>
+            <w:r>
+              <w:rPr>
+                <w:noProof/>
+                <w:webHidden/>
+                <w:rtl/>
+              </w:rPr>
+              <w:t>16</w:t>
             </w:r>
             <w:r>
               <w:rPr>
@@ -3088,7 +3393,7 @@
         </w:rPr>
       </w:pPr>
       <w:bookmarkStart w:id="1" w:name="_מבוא"/>
-      <w:bookmarkStart w:id="2" w:name="_Toc224480520"/>
+      <w:bookmarkStart w:id="2" w:name="_Toc224567907"/>
       <w:bookmarkEnd w:id="1"/>
       <w:r>
         <w:rPr>
@@ -3341,23 +3646,7 @@
           <w:rFonts w:hint="cs"/>
           <w:rtl/>
         </w:rPr>
-        <w:t>אבל!!!! זה לא אומר עכשיו: "</w:t>
-      </w:r>
-      <w:proofErr w:type="spellStart"/>
-      <w:r>
-        <w:rPr>
-          <w:rFonts w:hint="cs"/>
-          <w:rtl/>
-        </w:rPr>
-        <w:t>יואווווווו</w:t>
-      </w:r>
-      <w:proofErr w:type="spellEnd"/>
-      <w:r>
-        <w:rPr>
-          <w:rFonts w:hint="cs"/>
-          <w:rtl/>
-        </w:rPr>
-        <w:t xml:space="preserve"> איזה כיף, זהו לא צריך לעשות הכשרת בדיקות, לא צריך לכתוב בדיקות, יש </w:t>
+        <w:t xml:space="preserve">אבל!!!! זה לא אומר עכשיו: "יואווווווו איזה כיף, זהו לא צריך לעשות הכשרת בדיקות, לא צריך לכתוב בדיקות, יש </w:t>
       </w:r>
       <w:r>
         <w:t>AI</w:t>
@@ -3381,23 +3670,7 @@
           <w:rFonts w:hint="cs"/>
           <w:rtl/>
         </w:rPr>
-        <w:t xml:space="preserve">אז כמו </w:t>
-      </w:r>
-      <w:proofErr w:type="spellStart"/>
-      <w:r>
-        <w:rPr>
-          <w:rFonts w:hint="cs"/>
-          <w:rtl/>
-        </w:rPr>
-        <w:t>שביידן</w:t>
-      </w:r>
-      <w:proofErr w:type="spellEnd"/>
-      <w:r>
-        <w:rPr>
-          <w:rFonts w:hint="cs"/>
-          <w:rtl/>
-        </w:rPr>
-        <w:t xml:space="preserve"> אמר: </w:t>
+        <w:t xml:space="preserve">אז כמו שביידן אמר: </w:t>
       </w:r>
       <w:r>
         <w:t>Don't</w:t>
@@ -3663,20 +3936,13 @@
     </w:p>
     <w:p>
       <w:pPr>
-        <w:rPr>
-          <w:rtl/>
-        </w:rPr>
-      </w:pPr>
-    </w:p>
-    <w:p>
-      <w:pPr>
         <w:pStyle w:val="1"/>
         <w:rPr>
           <w:rtl/>
         </w:rPr>
       </w:pPr>
       <w:bookmarkStart w:id="3" w:name="_עשרת_הדיברות_ל"/>
-      <w:bookmarkStart w:id="4" w:name="_Toc224480521"/>
+      <w:bookmarkStart w:id="4" w:name="_Toc224567908"/>
       <w:bookmarkEnd w:id="3"/>
       <w:r>
         <w:rPr>
@@ -3734,7 +4000,6 @@
         </w:rPr>
         <w:t xml:space="preserve"> </w:t>
       </w:r>
-      <w:proofErr w:type="spellStart"/>
       <w:r>
         <w:rPr>
           <w:rFonts w:hint="cs"/>
@@ -3747,15 +4012,7 @@
           <w:rFonts w:hint="cs"/>
           <w:rtl/>
         </w:rPr>
-        <w:t>יוטיובר</w:t>
-      </w:r>
-      <w:proofErr w:type="spellEnd"/>
-      <w:r>
-        <w:rPr>
-          <w:rFonts w:hint="cs"/>
-          <w:rtl/>
-        </w:rPr>
-        <w:t xml:space="preserve">: </w:t>
+        <w:t xml:space="preserve">יוטיובר: </w:t>
       </w:r>
       <w:r>
         <w:t>The Coding Sloth</w:t>
@@ -3765,17 +4022,8 @@
           <w:rFonts w:hint="cs"/>
           <w:rtl/>
         </w:rPr>
-        <w:t xml:space="preserve">, עם ליטוש של הניסוח עם </w:t>
-      </w:r>
-      <w:proofErr w:type="spellStart"/>
-      <w:r>
-        <w:rPr>
-          <w:rFonts w:hint="cs"/>
-          <w:rtl/>
-        </w:rPr>
-        <w:t>ג'ימיני</w:t>
-      </w:r>
-      <w:proofErr w:type="spellEnd"/>
+        <w:t>, עם ליטוש של הניסוח עם ג'ימיני</w:t>
+      </w:r>
     </w:p>
     <w:p>
       <w:pPr>
@@ -4648,15 +4896,16 @@
     <w:p>
       <w:pPr>
         <w:rPr>
-          <w:rtl/>
-        </w:rPr>
-      </w:pPr>
-      <w:r>
-        <w:rPr>
-          <w:rFonts w:hint="cs"/>
-          <w:rtl/>
-        </w:rPr>
-        <w:t xml:space="preserve">אז עכשיו, בואו נתחיל... לכתוב </w:t>
+          <w:rFonts w:hint="cs"/>
+          <w:rtl/>
+        </w:rPr>
+      </w:pPr>
+      <w:r>
+        <w:rPr>
+          <w:rFonts w:hint="cs"/>
+          <w:rtl/>
+        </w:rPr>
+        <w:t xml:space="preserve">אם אתם עדיין מתקשים בלהבין איך לכתוב </w:t>
       </w:r>
       <w:r>
         <w:t>Prompt</w:t>
@@ -4666,50 +4915,34 @@
           <w:rFonts w:hint="cs"/>
           <w:rtl/>
         </w:rPr>
-        <w:t xml:space="preserve">-ים </w:t>
-      </w:r>
-      <w:r>
-        <w:rPr>
-          <mc:AlternateContent>
-            <mc:Choice Requires="w16se">
-              <w:rFonts w:hint="cs"/>
-            </mc:Choice>
-            <mc:Fallback>
-              <w:rFonts w:ascii="Segoe UI Emoji" w:eastAsia="Segoe UI Emoji" w:hAnsi="Segoe UI Emoji" w:cs="Segoe UI Emoji"/>
-            </mc:Fallback>
-          </mc:AlternateContent>
-          <w:rtl/>
-        </w:rPr>
-        <mc:AlternateContent>
-          <mc:Choice Requires="w16se">
-            <w16se:symEx w16se:font="Segoe UI Emoji" w16se:char="1F916"/>
-          </mc:Choice>
-          <mc:Fallback>
-            <w:t>🤖</w:t>
-          </mc:Fallback>
-        </mc:AlternateContent>
-      </w:r>
-    </w:p>
-    <w:p>
-      <w:pPr>
-        <w:rPr>
-          <w:rtl/>
-        </w:rPr>
-      </w:pPr>
-    </w:p>
-    <w:p>
-      <w:pPr>
-        <w:rPr>
-          <w:rtl/>
-        </w:rPr>
-      </w:pPr>
-    </w:p>
-    <w:p>
-      <w:pPr>
-        <w:rPr>
-          <w:rtl/>
-        </w:rPr>
-      </w:pPr>
+        <w:t xml:space="preserve"> כמו שצריך, הסתכלו על הדוגמא </w:t>
+      </w:r>
+      <w:hyperlink w:anchor="_דוגמא_לכתיבת_prompt" w:history="1">
+        <w:r>
+          <w:rPr>
+            <w:rStyle w:val="Hyperlink"/>
+            <w:rFonts w:hint="cs"/>
+            <w:rtl/>
+          </w:rPr>
+          <w:t>בנספ</w:t>
+        </w:r>
+        <w:r>
+          <w:rPr>
+            <w:rStyle w:val="Hyperlink"/>
+            <w:rFonts w:hint="cs"/>
+            <w:rtl/>
+          </w:rPr>
+          <w:t>ח</w:t>
+        </w:r>
+        <w:r>
+          <w:rPr>
+            <w:rStyle w:val="Hyperlink"/>
+            <w:rFonts w:hint="cs"/>
+            <w:rtl/>
+          </w:rPr>
+          <w:t xml:space="preserve"> למטה</w:t>
+        </w:r>
+      </w:hyperlink>
     </w:p>
     <w:p>
       <w:pPr>
@@ -4781,7 +5014,7 @@
           <w:rtl/>
         </w:rPr>
       </w:pPr>
-      <w:bookmarkStart w:id="5" w:name="_Toc224480522"/>
+      <w:bookmarkStart w:id="5" w:name="_Toc224567909"/>
       <w:r>
         <w:rPr>
           <w:rFonts w:hint="cs"/>
@@ -4820,13 +5053,11 @@
       <w:pPr>
         <w:pStyle w:val="2"/>
       </w:pPr>
-      <w:bookmarkStart w:id="6" w:name="_Toc224480523"/>
-      <w:proofErr w:type="spellStart"/>
+      <w:bookmarkStart w:id="6" w:name="_Toc224567910"/>
       <w:r>
         <w:t>VSCode</w:t>
       </w:r>
       <w:bookmarkEnd w:id="6"/>
-      <w:proofErr w:type="spellEnd"/>
     </w:p>
     <w:p>
       <w:pPr>
@@ -4860,11 +5091,9 @@
         </w:rPr>
         <w:t xml:space="preserve">בהכשרה זו נשתמש בעיקר ב - </w:t>
       </w:r>
-      <w:proofErr w:type="spellStart"/>
       <w:r>
         <w:t>VSCode</w:t>
       </w:r>
-      <w:proofErr w:type="spellEnd"/>
     </w:p>
     <w:p>
       <w:pPr>
@@ -4883,7 +5112,7 @@
       <w:pPr>
         <w:pStyle w:val="2"/>
       </w:pPr>
-      <w:bookmarkStart w:id="7" w:name="_Toc224480524"/>
+      <w:bookmarkStart w:id="7" w:name="_Toc224567911"/>
       <w:r>
         <w:t>Node.js</w:t>
       </w:r>
@@ -4895,31 +5124,17 @@
           <w:rFonts w:hint="cs"/>
           <w:rtl/>
         </w:rPr>
-        <w:t>לכתיב</w:t>
-      </w:r>
-      <w:r>
-        <w:rPr>
-          <w:rFonts w:hint="cs"/>
-          <w:rtl/>
-        </w:rPr>
-        <w:t>ה והרצת</w:t>
-      </w:r>
-      <w:r>
-        <w:rPr>
-          <w:rFonts w:hint="cs"/>
-          <w:rtl/>
-        </w:rPr>
-        <w:t xml:space="preserve"> קוד ב</w:t>
-      </w:r>
-      <w:r>
-        <w:rPr>
-          <w:rFonts w:hint="cs"/>
-          <w:rtl/>
-        </w:rPr>
-        <w:t xml:space="preserve">שפת </w:t>
-      </w:r>
-      <w:r>
-        <w:t>TypeScript</w:t>
+        <w:t xml:space="preserve">בחרו גרסה של </w:t>
+      </w:r>
+      <w:r>
+        <w:t>Node.js</w:t>
+      </w:r>
+      <w:r>
+        <w:rPr>
+          <w:rFonts w:hint="cs"/>
+          <w:rtl/>
+        </w:rPr>
+        <w:t xml:space="preserve"> שהיא 18+</w:t>
       </w:r>
     </w:p>
     <w:p>
@@ -4942,13 +5157,11 @@
           <w:rtl/>
         </w:rPr>
       </w:pPr>
-      <w:bookmarkStart w:id="8" w:name="_Toc224480525"/>
-      <w:proofErr w:type="spellStart"/>
+      <w:bookmarkStart w:id="8" w:name="_Toc224567912"/>
       <w:r>
         <w:t>OpenCode</w:t>
       </w:r>
       <w:bookmarkEnd w:id="8"/>
-      <w:proofErr w:type="spellEnd"/>
     </w:p>
     <w:p>
       <w:pPr>
@@ -5040,29 +5253,8 @@
           <w:rtl/>
         </w:rPr>
       </w:pPr>
-      <w:proofErr w:type="spellStart"/>
-      <w:r>
-        <w:t>npm</w:t>
-      </w:r>
-      <w:proofErr w:type="spellEnd"/>
-      <w:r>
-        <w:t xml:space="preserve"> </w:t>
-      </w:r>
-      <w:proofErr w:type="spellStart"/>
-      <w:r>
-        <w:t>i</w:t>
-      </w:r>
-      <w:proofErr w:type="spellEnd"/>
-      <w:r>
-        <w:t xml:space="preserve"> -g </w:t>
-      </w:r>
-      <w:proofErr w:type="spellStart"/>
-      <w:r>
-        <w:t>opencode</w:t>
-      </w:r>
-      <w:proofErr w:type="spellEnd"/>
-      <w:r>
-        <w:t>-ai</w:t>
+      <w:r>
+        <w:t>npm i -g opencode-ai</w:t>
       </w:r>
     </w:p>
     <w:p>
@@ -5141,7 +5333,7 @@
       <w:pPr>
         <w:pStyle w:val="1"/>
       </w:pPr>
-      <w:bookmarkStart w:id="10" w:name="_Toc224480526"/>
+      <w:bookmarkStart w:id="10" w:name="_Toc224567913"/>
       <w:r>
         <w:rPr>
           <w:rFonts w:hint="cs"/>
@@ -5160,7 +5352,7 @@
         </w:rPr>
       </w:pPr>
       <w:bookmarkStart w:id="11" w:name="_מבוא_1"/>
-      <w:bookmarkStart w:id="12" w:name="_Toc224480527"/>
+      <w:bookmarkStart w:id="12" w:name="_Toc224567914"/>
       <w:bookmarkEnd w:id="11"/>
       <w:r>
         <w:rPr>
@@ -5401,27 +5593,16 @@
         </w:rPr>
         <w:t xml:space="preserve">חשבון ה - </w:t>
       </w:r>
-      <w:proofErr w:type="spellStart"/>
       <w:r>
         <w:t>gmail</w:t>
       </w:r>
-      <w:proofErr w:type="spellEnd"/>
-      <w:r>
-        <w:rPr>
-          <w:rFonts w:hint="cs"/>
-          <w:rtl/>
-        </w:rPr>
-        <w:t xml:space="preserve">, </w:t>
-      </w:r>
-      <w:proofErr w:type="spellStart"/>
-      <w:r>
-        <w:rPr>
-          <w:rFonts w:hint="cs"/>
-          <w:rtl/>
-        </w:rPr>
-        <w:t>והטלגרם</w:t>
-      </w:r>
-      <w:proofErr w:type="spellEnd"/>
+      <w:r>
+        <w:rPr>
+          <w:rFonts w:hint="cs"/>
+          <w:rtl/>
+        </w:rPr>
+        <w:t>, והטלגרם</w:t>
+      </w:r>
     </w:p>
     <w:p>
       <w:pPr>
@@ -5455,23 +5636,7 @@
           <w:rFonts w:hint="cs"/>
           <w:rtl/>
         </w:rPr>
-        <w:t xml:space="preserve"> בזמן אמת, ולשלוח </w:t>
-      </w:r>
-      <w:proofErr w:type="spellStart"/>
-      <w:r>
-        <w:rPr>
-          <w:rFonts w:hint="cs"/>
-          <w:rtl/>
-        </w:rPr>
-        <w:t>בטלגרם</w:t>
-      </w:r>
-      <w:proofErr w:type="spellEnd"/>
-      <w:r>
-        <w:rPr>
-          <w:rFonts w:hint="cs"/>
-          <w:rtl/>
-        </w:rPr>
-        <w:t xml:space="preserve"> מיילים שהתקבלו מ: "האוניברסיטה הפתוחה".</w:t>
+        <w:t xml:space="preserve"> בזמן אמת, ולשלוח בטלגרם מיילים שהתקבלו מ: "האוניברסיטה הפתוחה".</w:t>
       </w:r>
     </w:p>
     <w:p>
@@ -5594,11 +5759,9 @@
         </w:rPr>
         <w:t xml:space="preserve">הסוכן שעיקר העבודה שלנו תהיה מולו יהיה ה - </w:t>
       </w:r>
-      <w:proofErr w:type="spellStart"/>
       <w:r>
         <w:t>opencode</w:t>
       </w:r>
-      <w:proofErr w:type="spellEnd"/>
     </w:p>
     <w:p>
       <w:r>
@@ -5734,23 +5897,14 @@
     </w:p>
     <w:p>
       <w:pPr>
-        <w:rPr>
-          <w:rtl/>
-        </w:rPr>
-      </w:pPr>
-    </w:p>
-    <w:p>
-      <w:pPr>
         <w:pStyle w:val="2"/>
       </w:pPr>
-      <w:bookmarkStart w:id="13" w:name="_Toc224480528"/>
-      <w:proofErr w:type="spellStart"/>
+      <w:bookmarkStart w:id="13" w:name="_Toc224567915"/>
       <w:r>
         <w:lastRenderedPageBreak/>
         <w:t>OpenCode</w:t>
       </w:r>
       <w:bookmarkEnd w:id="13"/>
-      <w:proofErr w:type="spellEnd"/>
     </w:p>
     <w:p>
       <w:pPr>
@@ -5878,7 +6032,7 @@
           <w:rtl/>
         </w:rPr>
       </w:pPr>
-      <w:bookmarkStart w:id="14" w:name="_Toc224480529"/>
+      <w:bookmarkStart w:id="14" w:name="_Toc224567916"/>
       <w:r>
         <w:rPr>
           <w:rFonts w:hint="cs"/>
@@ -5944,11 +6098,9 @@
         <w:shd w:val="clear" w:color="auto" w:fill="000000" w:themeFill="text1"/>
         <w:bidi w:val="0"/>
       </w:pPr>
-      <w:proofErr w:type="spellStart"/>
       <w:r>
         <w:t>opencode</w:t>
       </w:r>
-      <w:proofErr w:type="spellEnd"/>
     </w:p>
     <w:p>
       <w:pPr>
@@ -6012,7 +6164,7 @@
           <w:rtl/>
         </w:rPr>
       </w:pPr>
-      <w:bookmarkStart w:id="15" w:name="_Toc224480530"/>
+      <w:bookmarkStart w:id="15" w:name="_Toc224567917"/>
       <w:r>
         <w:rPr>
           <w:rFonts w:hint="cs"/>
@@ -6034,6 +6186,147 @@
         <w:t xml:space="preserve"> התחברות למשתמש אישי</w:t>
       </w:r>
       <w:bookmarkEnd w:id="15"/>
+    </w:p>
+    <w:p>
+      <w:pPr>
+        <w:pStyle w:val="4"/>
+        <w:rPr>
+          <w:rtl/>
+        </w:rPr>
+      </w:pPr>
+      <w:r>
+        <w:rPr>
+          <w:rFonts w:hint="cs"/>
+          <w:rtl/>
+        </w:rPr>
+        <w:t>הערת צד חשובה</w:t>
+      </w:r>
+    </w:p>
+    <w:p>
+      <w:pPr>
+        <w:rPr>
+          <w:rtl/>
+        </w:rPr>
+      </w:pPr>
+      <w:r>
+        <w:rPr>
+          <w:rFonts w:hint="cs"/>
+          <w:highlight w:val="yellow"/>
+          <w:rtl/>
+        </w:rPr>
+        <w:t xml:space="preserve">לפני שתתחילו לקרוא את </w:t>
+      </w:r>
+      <w:r>
+        <w:rPr>
+          <w:rFonts w:hint="cs"/>
+          <w:highlight w:val="yellow"/>
+          <w:rtl/>
+        </w:rPr>
+        <w:t>החלק הזה</w:t>
+      </w:r>
+      <w:r>
+        <w:rPr>
+          <w:rFonts w:hint="cs"/>
+          <w:highlight w:val="yellow"/>
+          <w:rtl/>
+        </w:rPr>
+        <w:t>, יש להדגיש כאן הערת צד מאוד חשובה</w:t>
+      </w:r>
+    </w:p>
+    <w:p>
+      <w:pPr>
+        <w:rPr>
+          <w:rtl/>
+        </w:rPr>
+      </w:pPr>
+      <w:r>
+        <w:rPr>
+          <w:rFonts w:hint="cs"/>
+          <w:rtl/>
+        </w:rPr>
+        <w:t xml:space="preserve">כאשר תתחברו עם המשתמש שלכם, ותבחרו מודל לביצוע המשימה, שימו לב שיש מודלים שעולים כסף, והם גובים כסף עבור כל </w:t>
+      </w:r>
+      <w:r>
+        <w:t>prompt</w:t>
+      </w:r>
+      <w:r>
+        <w:rPr>
+          <w:rFonts w:hint="cs"/>
+          <w:rtl/>
+        </w:rPr>
+        <w:t xml:space="preserve"> שאתם כותבים.</w:t>
+      </w:r>
+    </w:p>
+    <w:p>
+      <w:pPr>
+        <w:rPr>
+          <w:rtl/>
+        </w:rPr>
+      </w:pPr>
+      <w:r>
+        <w:rPr>
+          <w:rFonts w:hint="cs"/>
+          <w:rtl/>
+        </w:rPr>
+        <w:t>המחיר יעלה בהתאם למה שהסוכן מבצע (קריאה מעמיקה של הפרויקט, ביצוע פעולה חוזרת ונשנה, ועוד), לכן, יש לקחת את הנושא הזה בחשבון</w:t>
+      </w:r>
+      <w:r>
+        <w:rPr>
+          <w:rFonts w:hint="cs"/>
+          <w:rtl/>
+        </w:rPr>
+        <w:t>.</w:t>
+      </w:r>
+    </w:p>
+    <w:p>
+      <w:pPr>
+        <w:rPr>
+          <w:rtl/>
+        </w:rPr>
+      </w:pPr>
+      <w:r>
+        <w:rPr>
+          <w:rFonts w:hint="cs"/>
+          <w:rtl/>
+        </w:rPr>
+        <w:t xml:space="preserve">ואם לא תיקחו את זה בחשבון, אז תצטרכו בסוף החודש לחשב כמה כסף הוצאתם... </w:t>
+      </w:r>
+      <w:r>
+        <w:rPr>
+          <mc:AlternateContent>
+            <mc:Choice Requires="w16se">
+              <w:rFonts w:hint="cs"/>
+            </mc:Choice>
+            <mc:Fallback>
+              <w:rFonts w:ascii="Segoe UI Emoji" w:eastAsia="Segoe UI Emoji" w:hAnsi="Segoe UI Emoji" w:cs="Segoe UI Emoji"/>
+            </mc:Fallback>
+          </mc:AlternateContent>
+          <w:rtl/>
+        </w:rPr>
+        <mc:AlternateContent>
+          <mc:Choice Requires="w16se">
+            <w16se:symEx w16se:font="Segoe UI Emoji" w16se:char="1F4B8"/>
+          </mc:Choice>
+          <mc:Fallback>
+            <w:t>💸</w:t>
+          </mc:Fallback>
+        </mc:AlternateContent>
+      </w:r>
+    </w:p>
+    <w:p>
+      <w:pPr>
+        <w:pStyle w:val="4"/>
+        <w:rPr>
+          <w:rtl/>
+        </w:rPr>
+      </w:pPr>
+      <w:r>
+        <w:rPr>
+          <w:rFonts w:hint="cs"/>
+          <w:rtl/>
+        </w:rPr>
+        <w:t>נמשיך</w:t>
+      </w:r>
     </w:p>
     <w:p>
       <w:pPr>
@@ -6120,13 +6413,8 @@
         <w:bidi w:val="0"/>
       </w:pPr>
       <w:r>
-        <w:t>/</w:t>
-      </w:r>
-      <w:proofErr w:type="gramStart"/>
-      <w:r>
-        <w:t>exit</w:t>
-      </w:r>
-      <w:proofErr w:type="gramEnd"/>
+        <w:t>/exit</w:t>
+      </w:r>
     </w:p>
     <w:p>
       <w:pPr>
@@ -6195,11 +6483,9 @@
         </w:rPr>
         <w:t xml:space="preserve"> ברגע שכתבתם את התו '/' יוצגו בפניכם כל הפקודות של </w:t>
       </w:r>
-      <w:proofErr w:type="spellStart"/>
       <w:r>
         <w:t>OpenCode</w:t>
       </w:r>
-      <w:proofErr w:type="spellEnd"/>
       <w:r>
         <w:rPr>
           <w:rFonts w:hint="cs"/>
@@ -6275,33 +6561,27 @@
         <w:shd w:val="clear" w:color="auto" w:fill="000000" w:themeFill="text1"/>
         <w:bidi w:val="0"/>
       </w:pPr>
-      <w:proofErr w:type="spellStart"/>
-      <w:r>
-        <w:t>opencode</w:t>
-      </w:r>
-      <w:proofErr w:type="spellEnd"/>
-      <w:r>
-        <w:t xml:space="preserve"> auth login</w:t>
-      </w:r>
-    </w:p>
-    <w:p>
-      <w:pPr>
-        <w:rPr>
-          <w:rtl/>
-        </w:rPr>
-      </w:pPr>
-      <w:r>
-        <w:rPr>
-          <w:rFonts w:hint="cs"/>
-          <w:rtl/>
-        </w:rPr>
+      <w:r>
+        <w:t>opencode auth login</w:t>
+      </w:r>
+    </w:p>
+    <w:p>
+      <w:pPr>
+        <w:rPr>
+          <w:rtl/>
+        </w:rPr>
+      </w:pPr>
+      <w:r>
+        <w:rPr>
+          <w:rFonts w:hint="cs"/>
+          <w:rtl/>
+        </w:rPr>
+        <w:lastRenderedPageBreak/>
         <w:t xml:space="preserve">כאן תתבקשו להתחבר עם המשתמש שיש לכם באחד מהחברות שציינו, במידה ואין לכם, אתם מוזמנים להתחבר עם ה - </w:t>
       </w:r>
-      <w:proofErr w:type="spellStart"/>
       <w:r>
         <w:t>github</w:t>
       </w:r>
-      <w:proofErr w:type="spellEnd"/>
       <w:r>
         <w:rPr>
           <w:rFonts w:hint="cs"/>
@@ -6355,11 +6635,9 @@
         </w:rPr>
         <w:t xml:space="preserve"> של </w:t>
       </w:r>
-      <w:proofErr w:type="spellStart"/>
       <w:r>
         <w:t>opencode</w:t>
       </w:r>
-      <w:proofErr w:type="spellEnd"/>
       <w:r>
         <w:rPr>
           <w:rFonts w:hint="cs"/>
@@ -6374,13 +6652,8 @@
         <w:bidi w:val="0"/>
       </w:pPr>
       <w:r>
-        <w:t>/</w:t>
-      </w:r>
-      <w:proofErr w:type="gramStart"/>
-      <w:r>
-        <w:t>models</w:t>
-      </w:r>
-      <w:proofErr w:type="gramEnd"/>
+        <w:t>/models</w:t>
+      </w:r>
     </w:p>
     <w:p>
       <w:pPr>
@@ -6449,54 +6722,17 @@
     </w:p>
     <w:p>
       <w:pPr>
-        <w:rPr>
-          <w:rFonts w:hint="cs"/>
-          <w:rtl/>
-        </w:rPr>
-      </w:pPr>
-      <w:r>
-        <w:rPr>
-          <w:rFonts w:hint="cs"/>
-          <w:rtl/>
-        </w:rPr>
-        <w:t xml:space="preserve">על מנת לבחור את המודל המתאים למשימה, </w:t>
-      </w:r>
-      <w:r>
-        <w:rPr>
-          <w:rFonts w:hint="cs"/>
-          <w:rtl/>
-        </w:rPr>
-        <w:t>היעזרו ב</w:t>
-      </w:r>
-      <w:r>
-        <w:rPr>
-          <w:rFonts w:hint="cs"/>
-          <w:rtl/>
-        </w:rPr>
-        <w:t>תרשים הזרימה הבא</w:t>
-      </w:r>
-      <w:r>
-        <w:rPr>
-          <w:rFonts w:hint="cs"/>
-          <w:rtl/>
-        </w:rPr>
-        <w:t xml:space="preserve">, או הסתכלו על סרטונים </w:t>
-      </w:r>
-      <w:proofErr w:type="spellStart"/>
-      <w:r>
-        <w:rPr>
-          <w:rFonts w:hint="cs"/>
-          <w:rtl/>
-        </w:rPr>
-        <w:t>ביוטיוב</w:t>
-      </w:r>
-      <w:proofErr w:type="spellEnd"/>
-      <w:r>
-        <w:rPr>
-          <w:rFonts w:hint="cs"/>
-          <w:rtl/>
-        </w:rPr>
-        <w:t xml:space="preserve"> שמסבירים זאת:</w:t>
+        <w:pStyle w:val="4"/>
+        <w:rPr>
+          <w:rtl/>
+        </w:rPr>
+      </w:pPr>
+      <w:r>
+        <w:rPr>
+          <w:rFonts w:hint="cs"/>
+          <w:rtl/>
+        </w:rPr>
+        <w:t>איך בוחרים את המודל המתאים למשימה</w:t>
       </w:r>
     </w:p>
     <w:p>
@@ -6508,57 +6744,891 @@
       </w:pPr>
       <w:r>
         <w:rPr>
-          <w:rFonts w:cs="Arial"/>
-          <w:noProof/>
+          <w:rFonts w:cs="Arial" w:hint="cs"/>
+          <w:rtl/>
+        </w:rPr>
+        <w:t>אילו השאלות המנחות</w:t>
+      </w:r>
+      <w:r>
+        <w:rPr>
+          <w:rFonts w:cs="Arial" w:hint="cs"/>
+          <w:rtl/>
+        </w:rPr>
+        <w:t xml:space="preserve"> על מנת לבחור את המודל המתאים למשימה (כמובן שהמודלים שכתובים כאן כנראה כבר לא עדכניים</w:t>
+      </w:r>
+      <w:r>
+        <w:rPr>
+          <w:rFonts w:cs="Arial" w:hint="cs"/>
+          <w:rtl/>
+        </w:rPr>
+        <w:t xml:space="preserve">, אבל את התיאום תוכלו לעשות בהתאם למה </w:t>
+      </w:r>
+      <w:r>
+        <w:rPr>
+          <w:rFonts w:cs="Arial" w:hint="cs"/>
+          <w:rtl/>
+        </w:rPr>
+        <w:t>שהיה</w:t>
+      </w:r>
+      <w:r>
+        <w:rPr>
+          <w:rFonts w:cs="Arial" w:hint="cs"/>
+          <w:rtl/>
+        </w:rPr>
+        <w:t>)</w:t>
+      </w:r>
+    </w:p>
+    <w:p>
+      <w:r>
+        <w:rPr>
+          <w:b/>
+          <w:bCs/>
+          <w:rtl/>
+        </w:rPr>
+        <w:t>שאלה 1 – מה רמת המורכבות של המשימה</w:t>
+      </w:r>
+      <w:r>
+        <w:rPr>
+          <w:b/>
+          <w:bCs/>
+        </w:rPr>
+        <w:t>?</w:t>
+      </w:r>
+    </w:p>
+    <w:p>
+      <w:pPr>
+        <w:numPr>
+          <w:ilvl w:val="0"/>
+          <w:numId w:val="26"/>
+        </w:numPr>
+      </w:pPr>
+      <w:r>
+        <w:rPr>
+          <w:rtl/>
+        </w:rPr>
+        <w:t>פשוטה</w:t>
+      </w:r>
+      <w:r>
+        <w:t xml:space="preserve"> </w:t>
+      </w:r>
+      <w:r>
+        <w:rPr>
+          <w:rFonts w:hint="cs"/>
+          <w:rtl/>
+        </w:rPr>
+        <w:t>(</w:t>
+      </w:r>
+      <w:r>
+        <w:rPr>
+          <w:rtl/>
+        </w:rPr>
+        <w:t>סיכום, תרגום</w:t>
+      </w:r>
+      <w:r>
+        <w:t xml:space="preserve">, FAQ, </w:t>
+      </w:r>
+      <w:r>
+        <w:rPr>
+          <w:rtl/>
+        </w:rPr>
+        <w:t>מענה קצר</w:t>
+      </w:r>
+      <w:r>
+        <w:rPr>
+          <w:rFonts w:hint="cs"/>
+          <w:rtl/>
+        </w:rPr>
+        <w:t>):</w:t>
+      </w:r>
+      <w:r>
+        <w:t xml:space="preserve"> GPT-4o mini, Claude Haiku, Gemini Flash, Llama 3.1 8B</w:t>
+      </w:r>
+    </w:p>
+    <w:p>
+      <w:pPr>
+        <w:numPr>
+          <w:ilvl w:val="0"/>
+          <w:numId w:val="26"/>
+        </w:numPr>
+      </w:pPr>
+      <w:r>
+        <w:rPr>
+          <w:rtl/>
+        </w:rPr>
+        <w:t>בינונית (כתיבה מקצועית, ניתוח מסמך, קוד יומיומי)</w:t>
+      </w:r>
+      <w:r>
+        <w:rPr>
+          <w:rFonts w:hint="cs"/>
+          <w:rtl/>
+        </w:rPr>
+        <w:t>:</w:t>
+      </w:r>
+      <w:r>
+        <w:t xml:space="preserve"> GPT-4o, Claude Sonnet, Gemini Pro</w:t>
+      </w:r>
+    </w:p>
+    <w:p>
+      <w:pPr>
+        <w:numPr>
+          <w:ilvl w:val="0"/>
+          <w:numId w:val="26"/>
+        </w:numPr>
+      </w:pPr>
+      <w:r>
+        <w:rPr>
+          <w:rtl/>
+        </w:rPr>
+        <w:t>גבוהה (מחקר עמוק, ארכיטקטורת קוד, היגיון מורכב)</w:t>
+      </w:r>
+      <w:r>
+        <w:t xml:space="preserve"> Claude Opus, GPT-4.5, Gemini Ultra, o3</w:t>
+      </w:r>
+    </w:p>
+    <w:p>
+      <w:r>
+        <w:rPr>
+          <w:b/>
+          <w:bCs/>
+          <w:rtl/>
+        </w:rPr>
+        <w:t>שאלה 2 – האם נדרש היגיון מתמטי/לוגי מורכב</w:t>
+      </w:r>
+      <w:r>
+        <w:rPr>
+          <w:b/>
+          <w:bCs/>
+        </w:rPr>
+        <w:t xml:space="preserve"> (reasoning)</w:t>
+      </w:r>
+      <w:r>
+        <w:rPr>
+          <w:b/>
+          <w:bCs/>
+        </w:rPr>
+        <w:t xml:space="preserve"> </w:t>
+      </w:r>
+      <w:r>
+        <w:rPr>
+          <w:b/>
+          <w:bCs/>
+        </w:rPr>
+        <w:t>?</w:t>
+      </w:r>
+    </w:p>
+    <w:p>
+      <w:pPr>
+        <w:numPr>
+          <w:ilvl w:val="0"/>
+          <w:numId w:val="27"/>
+        </w:numPr>
+      </w:pPr>
+      <w:r>
+        <w:rPr>
+          <w:rtl/>
+        </w:rPr>
+        <w:t>כן</w:t>
+      </w:r>
+      <w:r>
+        <w:t xml:space="preserve">  o3, o4-mini (OpenAI), Claude Opus </w:t>
+      </w:r>
+      <w:r>
+        <w:t>:</w:t>
+      </w:r>
+      <w:r>
+        <w:rPr>
+          <w:rtl/>
+        </w:rPr>
+        <w:t>עם</w:t>
+      </w:r>
+      <w:r>
+        <w:t xml:space="preserve"> Extended Thinking, Gemini 2.0 Flash Thinking</w:t>
+      </w:r>
+    </w:p>
+    <w:p>
+      <w:pPr>
+        <w:numPr>
+          <w:ilvl w:val="0"/>
+          <w:numId w:val="27"/>
+        </w:numPr>
+      </w:pPr>
+      <w:r>
+        <w:rPr>
+          <w:rtl/>
+        </w:rPr>
+        <w:t>לא</w:t>
+      </w:r>
+      <w:r>
+        <w:rPr>
+          <w:rFonts w:hint="cs"/>
+          <w:rtl/>
+        </w:rPr>
+        <w:t>:</w:t>
+      </w:r>
+      <w:r>
+        <w:rPr>
+          <w:rtl/>
+        </w:rPr>
+        <w:t xml:space="preserve"> כל מודל סטנדרטי</w:t>
+      </w:r>
+    </w:p>
+    <w:p>
+      <w:r>
+        <w:rPr>
+          <w:b/>
+          <w:bCs/>
+          <w:rtl/>
+        </w:rPr>
+        <w:t>שאלה 3 – כמה ארוך הטקסט שאתה מזין</w:t>
+      </w:r>
+      <w:r>
+        <w:rPr>
+          <w:b/>
+          <w:bCs/>
+        </w:rPr>
+        <w:t>?</w:t>
+      </w:r>
+    </w:p>
+    <w:p>
+      <w:pPr>
+        <w:numPr>
+          <w:ilvl w:val="0"/>
+          <w:numId w:val="28"/>
+        </w:numPr>
+      </w:pPr>
+      <w:r>
+        <w:rPr>
+          <w:rtl/>
+        </w:rPr>
+        <w:t>עד ~10,000 מילה</w:t>
+      </w:r>
+      <w:r>
+        <w:rPr>
+          <w:rFonts w:hint="cs"/>
+          <w:rtl/>
+        </w:rPr>
+        <w:t>:</w:t>
+      </w:r>
+      <w:r>
+        <w:rPr>
+          <w:rtl/>
+        </w:rPr>
+        <w:t xml:space="preserve"> כל המודלים</w:t>
+      </w:r>
+    </w:p>
+    <w:p>
+      <w:pPr>
+        <w:numPr>
+          <w:ilvl w:val="0"/>
+          <w:numId w:val="28"/>
+        </w:numPr>
+      </w:pPr>
+      <w:r>
+        <w:rPr>
+          <w:rtl/>
+        </w:rPr>
+        <w:t>עד ~100,000 מילה</w:t>
+      </w:r>
+      <w:r>
+        <w:rPr>
+          <w:rFonts w:hint="cs"/>
+          <w:rtl/>
+        </w:rPr>
+        <w:t xml:space="preserve">: </w:t>
+      </w:r>
+      <w:r>
+        <w:t xml:space="preserve"> Claude Sonnet/Opus, GPT-4o (128K), Gemini 1.5 Pro</w:t>
+      </w:r>
+    </w:p>
+    <w:p>
+      <w:pPr>
+        <w:numPr>
+          <w:ilvl w:val="0"/>
+          <w:numId w:val="28"/>
+        </w:numPr>
+      </w:pPr>
+      <w:r>
+        <w:rPr>
+          <w:rtl/>
+        </w:rPr>
+        <w:t>מעל 200,000 מילה (ספר שלם, בסיס קוד גדול)</w:t>
+      </w:r>
+      <w:r>
+        <w:rPr>
+          <w:rFonts w:hint="cs"/>
+          <w:rtl/>
+        </w:rPr>
+        <w:t>:</w:t>
+      </w:r>
+      <w:r>
+        <w:t xml:space="preserve"> Claude Opus (1M), Gemini 1.5 Pro (1M), Gemini 2.0 (2M)</w:t>
+      </w:r>
+    </w:p>
+    <w:p>
+      <w:r>
+        <w:rPr>
+          <w:b/>
+          <w:bCs/>
+          <w:rtl/>
+        </w:rPr>
+        <w:t>שאלה 4 – האם המשימה כוללת תמונות</w:t>
+      </w:r>
+      <w:r>
+        <w:rPr>
+          <w:b/>
+          <w:bCs/>
+        </w:rPr>
+        <w:t xml:space="preserve">, PDF </w:t>
+      </w:r>
+      <w:r>
+        <w:rPr>
+          <w:b/>
+          <w:bCs/>
+          <w:rtl/>
+        </w:rPr>
+        <w:t>או קובץ</w:t>
+      </w:r>
+      <w:r>
+        <w:rPr>
+          <w:b/>
+          <w:bCs/>
+        </w:rPr>
+        <w:t>?</w:t>
+      </w:r>
+    </w:p>
+    <w:p>
+      <w:pPr>
+        <w:numPr>
+          <w:ilvl w:val="0"/>
+          <w:numId w:val="29"/>
+        </w:numPr>
+      </w:pPr>
+      <w:r>
+        <w:rPr>
+          <w:rtl/>
+        </w:rPr>
+        <w:t xml:space="preserve">כן </w:t>
+      </w:r>
+      <w:r>
+        <w:t>PDF)</w:t>
+      </w:r>
+      <w:r>
+        <w:rPr>
+          <w:rFonts w:hint="cs"/>
+          <w:rtl/>
+        </w:rPr>
+        <w:t xml:space="preserve">, </w:t>
+      </w:r>
+      <w:r>
+        <w:rPr>
+          <w:rtl/>
+        </w:rPr>
+        <w:t>תמונות</w:t>
+      </w:r>
+      <w:r>
+        <w:rPr>
+          <w:rFonts w:hint="cs"/>
+          <w:rtl/>
+        </w:rPr>
+        <w:t xml:space="preserve">): </w:t>
+      </w:r>
+      <w:r>
+        <w:t xml:space="preserve"> </w:t>
+      </w:r>
+      <w:r>
+        <w:t>GPT-4o, Claude Sonnet/Opus, Gemini Pro/Ultra</w:t>
+      </w:r>
+      <w:r>
+        <w:br/>
+      </w:r>
+      <w:r>
+        <w:t>(Built in multimodal)</w:t>
+      </w:r>
+    </w:p>
+    <w:p>
+      <w:pPr>
+        <w:numPr>
+          <w:ilvl w:val="0"/>
+          <w:numId w:val="29"/>
+        </w:numPr>
+      </w:pPr>
+      <w:r>
+        <w:rPr>
+          <w:rtl/>
+        </w:rPr>
+        <w:t xml:space="preserve">כן </w:t>
+      </w:r>
+      <w:r>
+        <w:rPr>
+          <w:rFonts w:hint="cs"/>
+          <w:rtl/>
+        </w:rPr>
+        <w:t>(</w:t>
+      </w:r>
+      <w:r>
+        <w:rPr>
+          <w:rtl/>
+        </w:rPr>
+        <w:t>אודיו/וידאו</w:t>
+      </w:r>
+      <w:r>
+        <w:rPr>
+          <w:rFonts w:hint="cs"/>
+          <w:rtl/>
+        </w:rPr>
+        <w:t xml:space="preserve">): </w:t>
+      </w:r>
+      <w:r>
+        <w:t xml:space="preserve"> Gemini 2.0 (native audio/video), GPT-4o Audio</w:t>
+      </w:r>
+    </w:p>
+    <w:p>
+      <w:pPr>
+        <w:numPr>
+          <w:ilvl w:val="0"/>
+          <w:numId w:val="29"/>
+        </w:numPr>
+      </w:pPr>
+      <w:r>
+        <w:rPr>
+          <w:rtl/>
+        </w:rPr>
+        <w:t xml:space="preserve">לא </w:t>
+      </w:r>
+      <w:r>
+        <w:rPr>
+          <w:rFonts w:hint="cs"/>
+          <w:rtl/>
+        </w:rPr>
+        <w:t>(</w:t>
+      </w:r>
+      <w:r>
+        <w:rPr>
+          <w:rtl/>
+        </w:rPr>
+        <w:t>טקסט בלבד</w:t>
+      </w:r>
+      <w:r>
+        <w:rPr>
+          <w:rFonts w:hint="cs"/>
+          <w:rtl/>
+        </w:rPr>
+        <w:t>):</w:t>
+      </w:r>
+      <w:r>
+        <w:rPr>
+          <w:rtl/>
+        </w:rPr>
+        <w:t xml:space="preserve"> כל המודלים</w:t>
+      </w:r>
+    </w:p>
+    <w:p>
+      <w:r>
+        <w:rPr>
+          <w:b/>
+          <w:bCs/>
+          <w:rtl/>
+        </w:rPr>
+        <w:t>שאלה 5 – כמה חשובה המהירות</w:t>
+      </w:r>
+      <w:r>
+        <w:rPr>
+          <w:b/>
+          <w:bCs/>
+        </w:rPr>
+        <w:t>?</w:t>
+      </w:r>
+    </w:p>
+    <w:p>
+      <w:pPr>
+        <w:numPr>
+          <w:ilvl w:val="0"/>
+          <w:numId w:val="30"/>
+        </w:numPr>
+      </w:pPr>
+      <w:r>
+        <w:rPr>
+          <w:rtl/>
+        </w:rPr>
+        <w:t>קריטית</w:t>
+      </w:r>
+      <w:r>
+        <w:rPr>
+          <w:rFonts w:hint="cs"/>
+          <w:rtl/>
+        </w:rPr>
+        <w:t xml:space="preserve"> (</w:t>
+      </w:r>
+      <w:r>
+        <w:t>chatbot</w:t>
+      </w:r>
+      <w:r>
+        <w:rPr>
+          <w:rFonts w:hint="cs"/>
+          <w:rtl/>
+        </w:rPr>
+        <w:t xml:space="preserve">, </w:t>
+      </w:r>
+      <w:r>
+        <w:rPr>
+          <w:rtl/>
+        </w:rPr>
+        <w:t>ממשק משתמש חי</w:t>
+      </w:r>
+      <w:r>
+        <w:rPr>
+          <w:rFonts w:hint="cs"/>
+          <w:rtl/>
+        </w:rPr>
+        <w:t>):</w:t>
+      </w:r>
+      <w:r>
+        <w:t xml:space="preserve"> Claude Haiku, GPT-4o mini, Gemini Flash, Llama 3.1 8B</w:t>
+      </w:r>
+    </w:p>
+    <w:p>
+      <w:pPr>
+        <w:numPr>
+          <w:ilvl w:val="0"/>
+          <w:numId w:val="30"/>
+        </w:numPr>
+      </w:pPr>
+      <w:r>
+        <w:rPr>
           <w:rtl/>
         </w:rPr>
         <w:lastRenderedPageBreak/>
-        <w:drawing>
-          <wp:inline distT="0" distB="0" distL="0" distR="0" wp14:anchorId="5D5628E1" wp14:editId="6E798BD6">
-            <wp:extent cx="5406230" cy="2557317"/>
-            <wp:effectExtent l="0" t="0" r="0" b="0"/>
-            <wp:docPr id="2142232253" name="תמונה 1"/>
-            <wp:cNvGraphicFramePr>
-              <a:graphicFrameLocks xmlns:a="http://schemas.openxmlformats.org/drawingml/2006/main" noChangeAspect="1"/>
-            </wp:cNvGraphicFramePr>
-            <a:graphic xmlns:a="http://schemas.openxmlformats.org/drawingml/2006/main">
-              <a:graphicData uri="http://schemas.openxmlformats.org/drawingml/2006/picture">
-                <pic:pic xmlns:pic="http://schemas.openxmlformats.org/drawingml/2006/picture">
-                  <pic:nvPicPr>
-                    <pic:cNvPr id="2142232253" name=""/>
-                    <pic:cNvPicPr/>
-                  </pic:nvPicPr>
-                  <pic:blipFill>
-                    <a:blip r:embed="rId15"/>
-                    <a:stretch>
-                      <a:fillRect/>
-                    </a:stretch>
-                  </pic:blipFill>
-                  <pic:spPr>
-                    <a:xfrm>
-                      <a:off x="0" y="0"/>
-                      <a:ext cx="5424929" cy="2566162"/>
-                    </a:xfrm>
-                    <a:prstGeom prst="rect">
-                      <a:avLst/>
-                    </a:prstGeom>
-                  </pic:spPr>
-                </pic:pic>
-              </a:graphicData>
-            </a:graphic>
-          </wp:inline>
-        </w:drawing>
+        <w:t>סבירה</w:t>
+      </w:r>
+      <w:r>
+        <w:rPr>
+          <w:rFonts w:hint="cs"/>
+          <w:rtl/>
+        </w:rPr>
+        <w:t xml:space="preserve">: </w:t>
+      </w:r>
+      <w:r>
+        <w:t xml:space="preserve">  Sonnet, GPT-4o, Gemini Pro</w:t>
+      </w:r>
+    </w:p>
+    <w:p>
+      <w:pPr>
+        <w:numPr>
+          <w:ilvl w:val="0"/>
+          <w:numId w:val="30"/>
+        </w:numPr>
+      </w:pPr>
+      <w:r>
+        <w:rPr>
+          <w:rtl/>
+        </w:rPr>
+        <w:t>לא קריטית</w:t>
+      </w:r>
+      <w:r>
+        <w:rPr>
+          <w:rFonts w:hint="cs"/>
+          <w:rtl/>
+        </w:rPr>
+        <w:t xml:space="preserve">: </w:t>
+      </w:r>
+      <w:r>
+        <w:t xml:space="preserve">  Opus, o3, GPT-4.5</w:t>
+      </w:r>
+    </w:p>
+    <w:p>
+      <w:pPr>
+        <w:rPr>
+          <w:rFonts w:hint="cs"/>
+          <w:rtl/>
+        </w:rPr>
+      </w:pPr>
+      <w:r>
+        <w:rPr>
+          <w:b/>
+          <w:bCs/>
+          <w:rtl/>
+        </w:rPr>
+        <w:t>שאלה 6 – מה מגבלת העלות</w:t>
+      </w:r>
+      <w:r>
+        <w:rPr>
+          <w:b/>
+          <w:bCs/>
+        </w:rPr>
+        <w:t>?</w:t>
+      </w:r>
+    </w:p>
+    <w:p>
+      <w:pPr>
+        <w:numPr>
+          <w:ilvl w:val="0"/>
+          <w:numId w:val="31"/>
+        </w:numPr>
+      </w:pPr>
+      <w:r>
+        <w:rPr>
+          <w:rtl/>
+        </w:rPr>
+        <w:t>חינמי / נמוך מאוד</w:t>
+      </w:r>
+      <w:r>
+        <w:rPr>
+          <w:rFonts w:hint="cs"/>
+          <w:rtl/>
+        </w:rPr>
+        <w:t>:</w:t>
+      </w:r>
+      <w:r>
+        <w:t xml:space="preserve">  Llama 3 (open source, self-hosted), Mistral Small, Gemini Flash</w:t>
+      </w:r>
+    </w:p>
+    <w:p>
+      <w:pPr>
+        <w:numPr>
+          <w:ilvl w:val="0"/>
+          <w:numId w:val="31"/>
+        </w:numPr>
+      </w:pPr>
+      <w:r>
+        <w:rPr>
+          <w:rtl/>
+        </w:rPr>
+        <w:t>תשלום סביר</w:t>
+      </w:r>
+      <w:r>
+        <w:rPr>
+          <w:rFonts w:hint="cs"/>
+          <w:rtl/>
+        </w:rPr>
+        <w:t xml:space="preserve">: </w:t>
+      </w:r>
+      <w:r>
+        <w:t xml:space="preserve">  Claude Sonnet, GPT-4o, Gemini Pro</w:t>
+      </w:r>
+    </w:p>
+    <w:p>
+      <w:pPr>
+        <w:numPr>
+          <w:ilvl w:val="0"/>
+          <w:numId w:val="31"/>
+        </w:numPr>
+      </w:pPr>
+      <w:r>
+        <w:rPr>
+          <w:rtl/>
+        </w:rPr>
+        <w:t>ללא מגבלה (איכות היא העיקר)</w:t>
+      </w:r>
+      <w:r>
+        <w:rPr>
+          <w:rFonts w:hint="cs"/>
+          <w:rtl/>
+        </w:rPr>
+        <w:t xml:space="preserve">: </w:t>
+      </w:r>
+      <w:r>
+        <w:t xml:space="preserve"> Claude Opus, GPT-4.5, o3</w:t>
+      </w:r>
+    </w:p>
+    <w:p>
+      <w:pPr>
+        <w:rPr>
+          <w:rFonts w:hint="cs"/>
+          <w:b/>
+          <w:bCs/>
+          <w:rtl/>
+        </w:rPr>
+      </w:pPr>
+      <w:r>
+        <w:rPr>
+          <w:b/>
+          <w:bCs/>
+          <w:rtl/>
+        </w:rPr>
+        <w:t>שאלה 7 – האם המודל צריך להיות מאורח אצלך</w:t>
+      </w:r>
+      <w:r>
+        <w:rPr>
+          <w:rFonts w:hint="cs"/>
+          <w:b/>
+          <w:bCs/>
+          <w:rtl/>
+        </w:rPr>
+        <w:t xml:space="preserve"> (</w:t>
+      </w:r>
+      <w:r>
+        <w:rPr>
+          <w:b/>
+          <w:bCs/>
+        </w:rPr>
+        <w:t>on-premise</w:t>
+      </w:r>
+      <w:r>
+        <w:rPr>
+          <w:rFonts w:hint="cs"/>
+          <w:b/>
+          <w:bCs/>
+          <w:rtl/>
+        </w:rPr>
+        <w:t>\פרטיות מלאה)?</w:t>
+      </w:r>
+    </w:p>
+    <w:p>
+      <w:pPr>
+        <w:numPr>
+          <w:ilvl w:val="0"/>
+          <w:numId w:val="32"/>
+        </w:numPr>
+      </w:pPr>
+      <w:r>
+        <w:rPr>
+          <w:rtl/>
+        </w:rPr>
+        <w:t>כן</w:t>
+      </w:r>
+      <w:r>
+        <w:rPr>
+          <w:rFonts w:hint="cs"/>
+          <w:rtl/>
+        </w:rPr>
+        <w:t xml:space="preserve">: </w:t>
+      </w:r>
+      <w:r>
+        <w:t xml:space="preserve">  Llama 3.1/3.3 (Meta, open source), Mistral, Phi-4 (Microsoft), Falcon</w:t>
+      </w:r>
+    </w:p>
+    <w:p>
+      <w:pPr>
+        <w:numPr>
+          <w:ilvl w:val="0"/>
+          <w:numId w:val="32"/>
+        </w:numPr>
+      </w:pPr>
+      <w:r>
+        <w:rPr>
+          <w:rtl/>
+        </w:rPr>
+        <w:t>לא</w:t>
+      </w:r>
+      <w:r>
+        <w:rPr>
+          <w:rFonts w:hint="cs"/>
+          <w:rtl/>
+        </w:rPr>
+        <w:t>:</w:t>
+      </w:r>
+      <w:r>
+        <w:rPr>
+          <w:rtl/>
+        </w:rPr>
+        <w:t xml:space="preserve"> כל המודלים </w:t>
+      </w:r>
+      <w:r>
+        <w:t>(OpenAI, Anthropic, Google)</w:t>
+      </w:r>
+    </w:p>
+    <w:p>
+      <w:pPr>
+        <w:rPr>
+          <w:rFonts w:hint="cs"/>
+          <w:rtl/>
+        </w:rPr>
+      </w:pPr>
+      <w:r>
+        <w:rPr>
+          <w:b/>
+          <w:bCs/>
+          <w:rtl/>
+        </w:rPr>
+        <w:t>שאלה 8 – האם נדרשת יכולת שימוש בכלים חיצוניים</w:t>
+      </w:r>
+      <w:r>
+        <w:rPr>
+          <w:b/>
+          <w:bCs/>
+        </w:rPr>
+        <w:t xml:space="preserve"> (tool use / function calling)</w:t>
+      </w:r>
+      <w:r>
+        <w:rPr>
+          <w:b/>
+          <w:bCs/>
+        </w:rPr>
+        <w:t xml:space="preserve"> </w:t>
+      </w:r>
+      <w:r>
+        <w:rPr>
+          <w:rFonts w:hint="cs"/>
+          <w:rtl/>
+        </w:rPr>
+        <w:t>?</w:t>
+      </w:r>
+    </w:p>
+    <w:p>
+      <w:pPr>
+        <w:numPr>
+          <w:ilvl w:val="0"/>
+          <w:numId w:val="33"/>
+        </w:numPr>
+      </w:pPr>
+      <w:r>
+        <w:rPr>
+          <w:rtl/>
+        </w:rPr>
+        <w:t>כן</w:t>
+      </w:r>
+      <w:r>
+        <w:rPr>
+          <w:rFonts w:hint="cs"/>
+          <w:rtl/>
+        </w:rPr>
+        <w:t xml:space="preserve">: </w:t>
+      </w:r>
+      <w:r>
+        <w:t xml:space="preserve"> GPT-4o, Claude Sonnet/Opus, Gemini Pro </w:t>
+      </w:r>
+      <w:r>
+        <w:t>(Strong built-in support)</w:t>
+      </w:r>
+    </w:p>
+    <w:p>
+      <w:pPr>
+        <w:numPr>
+          <w:ilvl w:val="0"/>
+          <w:numId w:val="33"/>
+        </w:numPr>
+        <w:rPr>
+          <w:rtl/>
+        </w:rPr>
+      </w:pPr>
+      <w:r>
+        <w:rPr>
+          <w:rtl/>
+        </w:rPr>
+        <w:t>לא חיוני</w:t>
+      </w:r>
+      <w:r>
+        <w:rPr>
+          <w:rFonts w:hint="cs"/>
+          <w:rtl/>
+        </w:rPr>
+        <w:t>:</w:t>
+      </w:r>
+      <w:r>
+        <w:rPr>
+          <w:rtl/>
+        </w:rPr>
+        <w:t xml:space="preserve"> כל המודלים</w:t>
       </w:r>
     </w:p>
     <w:p>
       <w:pPr>
         <w:pStyle w:val="3"/>
         <w:rPr>
-          <w:rFonts w:hint="cs"/>
-          <w:rtl/>
-        </w:rPr>
-      </w:pPr>
-      <w:bookmarkStart w:id="16" w:name="_Toc224480531"/>
+          <w:rtl/>
+        </w:rPr>
+      </w:pPr>
+      <w:bookmarkStart w:id="16" w:name="_Toc224567918"/>
       <w:r>
         <w:rPr>
           <w:rFonts w:hint="cs"/>
@@ -6617,23 +7687,7 @@
           <w:rFonts w:hint="cs"/>
           <w:rtl/>
         </w:rPr>
-        <w:t>כדי שלא בטעות תמחקו את כל המידע שיש לכם במחשב (</w:t>
-      </w:r>
-      <w:proofErr w:type="spellStart"/>
-      <w:r>
-        <w:rPr>
-          <w:rFonts w:hint="cs"/>
-          <w:rtl/>
-        </w:rPr>
-        <w:t>אופסי</w:t>
-      </w:r>
-      <w:proofErr w:type="spellEnd"/>
-      <w:r>
-        <w:rPr>
-          <w:rFonts w:hint="cs"/>
-          <w:rtl/>
-        </w:rPr>
-        <w:t xml:space="preserve"> </w:t>
+        <w:t xml:space="preserve">כדי שלא בטעות תמחקו את כל המידע שיש לכם במחשב (אופסי </w:t>
       </w:r>
       <w:r>
         <w:rPr>
@@ -6760,14 +7814,7 @@
           <w:rFonts w:hint="cs"/>
           <w:rtl/>
         </w:rPr>
-        <w:t xml:space="preserve"> - </w:t>
-      </w:r>
-      <w:r>
-        <w:rPr>
-          <w:rFonts w:hint="cs"/>
-          <w:rtl/>
-        </w:rPr>
-        <w:t xml:space="preserve">שבו אתם נותנים לו </w:t>
+        <w:t xml:space="preserve"> - שבו אתם נותנים לו </w:t>
       </w:r>
       <w:r>
         <w:t>prompt</w:t>
@@ -6777,14 +7824,7 @@
           <w:rFonts w:hint="cs"/>
           <w:rtl/>
         </w:rPr>
-        <w:t>, ואומרים לו:</w:t>
-      </w:r>
-      <w:r>
-        <w:rPr>
-          <w:rFonts w:hint="cs"/>
-          <w:rtl/>
-        </w:rPr>
-        <w:t xml:space="preserve"> "תבצע את השינויים בקוד"</w:t>
+        <w:t>, ואומרים לו: "תבצע את השינויים בקוד"</w:t>
       </w:r>
     </w:p>
     <w:p>
@@ -6827,7 +7867,6 @@
     <w:p>
       <w:pPr>
         <w:rPr>
-          <w:rFonts w:hint="cs"/>
           <w:rtl/>
         </w:rPr>
       </w:pPr>
@@ -6861,7 +7900,7 @@
           <w:rtl/>
         </w:rPr>
       </w:pPr>
-      <w:bookmarkStart w:id="17" w:name="_Toc224480532"/>
+      <w:bookmarkStart w:id="17" w:name="_Toc224567919"/>
       <w:r>
         <w:rPr>
           <w:rFonts w:hint="cs"/>
@@ -6894,11 +7933,9 @@
         </w:rPr>
         <w:t xml:space="preserve"> של </w:t>
       </w:r>
-      <w:proofErr w:type="spellStart"/>
       <w:r>
         <w:t>opencode</w:t>
       </w:r>
-      <w:proofErr w:type="spellEnd"/>
       <w:r>
         <w:rPr>
           <w:rFonts w:hint="cs"/>
@@ -6913,15 +7950,8 @@
         <w:bidi w:val="0"/>
       </w:pPr>
       <w:r>
-        <w:t>/</w:t>
-      </w:r>
-      <w:proofErr w:type="spellStart"/>
-      <w:proofErr w:type="gramStart"/>
-      <w:r>
-        <w:t>init</w:t>
-      </w:r>
-      <w:proofErr w:type="spellEnd"/>
-      <w:proofErr w:type="gramEnd"/>
+        <w:t>/init</w:t>
+      </w:r>
     </w:p>
     <w:p>
       <w:pPr>
@@ -7014,6 +8044,7 @@
           <w:rFonts w:hint="cs"/>
           <w:rtl/>
         </w:rPr>
+        <w:lastRenderedPageBreak/>
         <w:t xml:space="preserve">אם תבקשו ממנו ליצור את הקובץ, הקובץ שייווצר יהיה מאוד כללי (בתיקיית הפרויקט), ותוכלו לבקש ממנו לשנות אותו אחר כך (או לשנות ידנית את הקובץ) בהתאם לדרישות הפרויקט\הניסיון האישי </w:t>
       </w:r>
       <w:r>
@@ -7060,12 +8091,187 @@
     </w:p>
     <w:p>
       <w:pPr>
+        <w:rPr>
+          <w:rtl/>
+        </w:rPr>
+      </w:pPr>
+    </w:p>
+    <w:p>
+      <w:pPr>
+        <w:rPr>
+          <w:rtl/>
+        </w:rPr>
+      </w:pPr>
+    </w:p>
+    <w:p>
+      <w:pPr>
+        <w:rPr>
+          <w:rtl/>
+        </w:rPr>
+      </w:pPr>
+    </w:p>
+    <w:p>
+      <w:pPr>
+        <w:rPr>
+          <w:rtl/>
+        </w:rPr>
+      </w:pPr>
+    </w:p>
+    <w:p>
+      <w:pPr>
+        <w:rPr>
+          <w:rtl/>
+        </w:rPr>
+      </w:pPr>
+    </w:p>
+    <w:p>
+      <w:pPr>
+        <w:rPr>
+          <w:rtl/>
+        </w:rPr>
+      </w:pPr>
+    </w:p>
+    <w:p>
+      <w:pPr>
+        <w:rPr>
+          <w:rtl/>
+        </w:rPr>
+      </w:pPr>
+    </w:p>
+    <w:p>
+      <w:pPr>
+        <w:rPr>
+          <w:rtl/>
+        </w:rPr>
+      </w:pPr>
+    </w:p>
+    <w:p>
+      <w:pPr>
+        <w:rPr>
+          <w:rtl/>
+        </w:rPr>
+      </w:pPr>
+    </w:p>
+    <w:p>
+      <w:pPr>
+        <w:rPr>
+          <w:rtl/>
+        </w:rPr>
+      </w:pPr>
+    </w:p>
+    <w:p>
+      <w:pPr>
+        <w:rPr>
+          <w:rtl/>
+        </w:rPr>
+      </w:pPr>
+    </w:p>
+    <w:p>
+      <w:pPr>
+        <w:rPr>
+          <w:rtl/>
+        </w:rPr>
+      </w:pPr>
+    </w:p>
+    <w:p>
+      <w:pPr>
+        <w:rPr>
+          <w:rtl/>
+        </w:rPr>
+      </w:pPr>
+    </w:p>
+    <w:p>
+      <w:pPr>
+        <w:rPr>
+          <w:rtl/>
+        </w:rPr>
+      </w:pPr>
+    </w:p>
+    <w:p>
+      <w:pPr>
+        <w:rPr>
+          <w:rtl/>
+        </w:rPr>
+      </w:pPr>
+    </w:p>
+    <w:p>
+      <w:pPr>
+        <w:rPr>
+          <w:rtl/>
+        </w:rPr>
+      </w:pPr>
+    </w:p>
+    <w:p>
+      <w:pPr>
+        <w:rPr>
+          <w:rtl/>
+        </w:rPr>
+      </w:pPr>
+    </w:p>
+    <w:p>
+      <w:pPr>
+        <w:rPr>
+          <w:rtl/>
+        </w:rPr>
+      </w:pPr>
+    </w:p>
+    <w:p>
+      <w:pPr>
+        <w:rPr>
+          <w:rtl/>
+        </w:rPr>
+      </w:pPr>
+    </w:p>
+    <w:p>
+      <w:pPr>
+        <w:rPr>
+          <w:rtl/>
+        </w:rPr>
+      </w:pPr>
+    </w:p>
+    <w:p>
+      <w:pPr>
+        <w:rPr>
+          <w:rtl/>
+        </w:rPr>
+      </w:pPr>
+    </w:p>
+    <w:p>
+      <w:pPr>
+        <w:rPr>
+          <w:rtl/>
+        </w:rPr>
+      </w:pPr>
+    </w:p>
+    <w:p>
+      <w:pPr>
+        <w:rPr>
+          <w:rtl/>
+        </w:rPr>
+      </w:pPr>
+    </w:p>
+    <w:p>
+      <w:pPr>
+        <w:rPr>
+          <w:rtl/>
+        </w:rPr>
+      </w:pPr>
+    </w:p>
+    <w:p>
+      <w:pPr>
+        <w:rPr>
+          <w:rtl/>
+        </w:rPr>
+      </w:pPr>
+    </w:p>
+    <w:p>
+      <w:pPr>
         <w:pStyle w:val="3"/>
         <w:rPr>
           <w:rtl/>
         </w:rPr>
       </w:pPr>
-      <w:bookmarkStart w:id="18" w:name="_Toc224480533"/>
+      <w:bookmarkStart w:id="18" w:name="_Toc224567920"/>
       <w:r>
         <w:rPr>
           <w:rFonts w:hint="cs"/>
@@ -7200,7 +8406,70 @@
           <w:rFonts w:hint="cs"/>
           <w:rtl/>
         </w:rPr>
-        <w:t>וזה לא כזה אינטואיטיבי כמו שזה נראה.</w:t>
+        <w:t>וזה לא כזה אינטואיטיבי כמו שזה נראה</w:t>
+      </w:r>
+      <w:r>
+        <w:rPr>
+          <w:rFonts w:hint="cs"/>
+          <w:rtl/>
+        </w:rPr>
+        <w:t>...</w:t>
+      </w:r>
+    </w:p>
+    <w:p>
+      <w:pPr>
+        <w:rPr>
+          <w:rFonts w:hint="cs"/>
+          <w:rtl/>
+        </w:rPr>
+      </w:pPr>
+      <w:r>
+        <w:rPr>
+          <w:rFonts w:hint="cs"/>
+          <w:rtl/>
+        </w:rPr>
+        <w:t xml:space="preserve">מוזמנים </w:t>
+      </w:r>
+      <w:r>
+        <w:rPr>
+          <w:rFonts w:hint="cs"/>
+          <w:rtl/>
+        </w:rPr>
+        <w:t>לעיין</w:t>
+      </w:r>
+      <w:r>
+        <w:rPr>
+          <w:rFonts w:hint="cs"/>
+          <w:rtl/>
+        </w:rPr>
+        <w:t xml:space="preserve"> </w:t>
+      </w:r>
+      <w:hyperlink w:anchor="_דוגמא_לכתיבת_prompt" w:history="1">
+        <w:r>
+          <w:rPr>
+            <w:rStyle w:val="Hyperlink"/>
+            <w:rFonts w:hint="cs"/>
+            <w:rtl/>
+          </w:rPr>
+          <w:t>בנספח למטה</w:t>
+        </w:r>
+      </w:hyperlink>
+      <w:r>
+        <w:rPr>
+          <w:rFonts w:hint="cs"/>
+          <w:rtl/>
+        </w:rPr>
+        <w:t xml:space="preserve"> להבין איך לכתוב </w:t>
+      </w:r>
+      <w:r>
+        <w:t>Prompt</w:t>
+      </w:r>
+      <w:r>
+        <w:rPr>
+          <w:rFonts w:hint="cs"/>
+          <w:rtl/>
+        </w:rPr>
+        <w:t xml:space="preserve"> כמו שצריך</w:t>
       </w:r>
     </w:p>
     <w:p>
@@ -7239,7 +8508,7 @@
           <w:rtl/>
         </w:rPr>
       </w:pPr>
-      <w:hyperlink r:id="rId16" w:history="1">
+      <w:hyperlink r:id="rId15" w:history="1">
         <w:r>
           <w:rPr>
             <w:rStyle w:val="Hyperlink"/>
@@ -7304,11 +8573,9 @@
         </w:rPr>
         <w:t xml:space="preserve">הכנסו לדוקומנטציה של </w:t>
       </w:r>
-      <w:proofErr w:type="spellStart"/>
       <w:r>
         <w:t>opencode</w:t>
       </w:r>
-      <w:proofErr w:type="spellEnd"/>
       <w:r>
         <w:rPr>
           <w:rFonts w:hint="cs"/>
@@ -7321,7 +8588,7 @@
       <w:pPr>
         <w:bidi w:val="0"/>
       </w:pPr>
-      <w:hyperlink r:id="rId17" w:history="1">
+      <w:hyperlink r:id="rId16" w:history="1">
         <w:r>
           <w:rPr>
             <w:rStyle w:val="Hyperlink"/>
@@ -7420,7 +8687,7 @@
     </w:p>
     <w:p>
       <w:pPr>
-        <w:pStyle w:val="4"/>
+        <w:pStyle w:val="5"/>
         <w:rPr>
           <w:rtl/>
         </w:rPr>
@@ -7531,24 +8798,12 @@
         </w:rPr>
         <w:t xml:space="preserve"> </w:t>
       </w:r>
-      <w:hyperlink r:id="rId18" w:history="1">
+      <w:hyperlink r:id="rId17" w:history="1">
         <w:r>
           <w:rPr>
             <w:rStyle w:val="Hyperlink"/>
           </w:rPr>
-          <w:t>https://hub.testingtalks</w:t>
-        </w:r>
-        <w:r>
-          <w:rPr>
-            <w:rStyle w:val="Hyperlink"/>
-          </w:rPr>
-          <w:t>.</w:t>
-        </w:r>
-        <w:r>
-          <w:rPr>
-            <w:rStyle w:val="Hyperlink"/>
-          </w:rPr>
-          <w:t>com.au</w:t>
+          <w:t>https://hub.testingtalks.com.au</w:t>
         </w:r>
         <w:r>
           <w:rPr>
@@ -7609,6 +8864,39 @@
       </w:r>
     </w:p>
     <w:p>
+      <w:pPr>
+        <w:pStyle w:val="a9"/>
+        <w:numPr>
+          <w:ilvl w:val="0"/>
+          <w:numId w:val="9"/>
+        </w:numPr>
+      </w:pPr>
+      <w:r>
+        <w:rPr>
+          <w:rFonts w:hint="cs"/>
+          <w:rtl/>
+        </w:rPr>
+        <w:t xml:space="preserve">חובה שיהיו בדיקות </w:t>
+      </w:r>
+      <w:r>
+        <w:t>unit</w:t>
+      </w:r>
+      <w:r>
+        <w:rPr>
+          <w:rFonts w:hint="cs"/>
+          <w:rtl/>
+        </w:rPr>
+        <w:t xml:space="preserve"> עבור הקוד, לבדיקה שכל הפונקציות עובדו</w:t>
+      </w:r>
+      <w:r>
+        <w:rPr>
+          <w:rFonts w:hint="cs"/>
+          <w:rtl/>
+        </w:rPr>
+        <w:t>ת (בקרה אחרי הקוד של הסוכן)</w:t>
+      </w:r>
+    </w:p>
+    <w:p>
       <w:r>
         <w:rPr>
           <w:rFonts w:hint="cs"/>
@@ -7667,28 +8955,6 @@
     <w:p>
       <w:pPr>
         <w:rPr>
-          <w:rFonts w:hint="cs"/>
-          <w:rtl/>
-        </w:rPr>
-      </w:pPr>
-    </w:p>
-    <w:p>
-      <w:pPr>
-        <w:rPr>
-          <w:rtl/>
-        </w:rPr>
-      </w:pPr>
-    </w:p>
-    <w:p>
-      <w:pPr>
-        <w:rPr>
-          <w:rtl/>
-        </w:rPr>
-      </w:pPr>
-    </w:p>
-    <w:p>
-      <w:pPr>
-        <w:rPr>
           <w:rtl/>
         </w:rPr>
       </w:pPr>
@@ -7704,7 +8970,7 @@
       <w:pPr>
         <w:pStyle w:val="2"/>
       </w:pPr>
-      <w:bookmarkStart w:id="19" w:name="_Toc224480534"/>
+      <w:bookmarkStart w:id="19" w:name="_Toc224567921"/>
       <w:r>
         <w:lastRenderedPageBreak/>
         <w:t>Playwright Agents</w:t>
@@ -7746,14 +9012,21 @@
           <w:rFonts w:cs="Arial" w:hint="cs"/>
           <w:rtl/>
         </w:rPr>
-        <w:t xml:space="preserve">למעשה </w:t>
+        <w:t>למעשה סט</w:t>
+      </w:r>
+      <w:r>
+        <w:rPr>
+          <w:rFonts w:cs="Arial"/>
+          <w:rtl/>
+        </w:rPr>
+        <w:t xml:space="preserve"> </w:t>
       </w:r>
       <w:r>
         <w:rPr>
           <w:rFonts w:cs="Arial" w:hint="cs"/>
           <w:rtl/>
         </w:rPr>
-        <w:t>סט</w:t>
+        <w:t>של</w:t>
       </w:r>
       <w:r>
         <w:rPr>
@@ -7767,6 +9040,135 @@
           <w:rFonts w:cs="Arial" w:hint="cs"/>
           <w:rtl/>
         </w:rPr>
+        <w:t>שלושה</w:t>
+      </w:r>
+      <w:r>
+        <w:rPr>
+          <w:rFonts w:cs="Arial"/>
+          <w:rtl/>
+        </w:rPr>
+        <w:t xml:space="preserve"> </w:t>
+      </w:r>
+      <w:r>
+        <w:rPr>
+          <w:rFonts w:cs="Arial" w:hint="cs"/>
+          <w:rtl/>
+        </w:rPr>
+        <w:t>רכיבי</w:t>
+      </w:r>
+      <w:r>
+        <w:rPr>
+          <w:rFonts w:cs="Arial"/>
+          <w:rtl/>
+        </w:rPr>
+        <w:t xml:space="preserve"> </w:t>
+      </w:r>
+      <w:r>
+        <w:t>AI</w:t>
+      </w:r>
+      <w:r>
+        <w:rPr>
+          <w:rFonts w:cs="Arial"/>
+          <w:rtl/>
+        </w:rPr>
+        <w:t xml:space="preserve">, </w:t>
+      </w:r>
+      <w:r>
+        <w:rPr>
+          <w:rFonts w:cs="Arial" w:hint="cs"/>
+          <w:rtl/>
+        </w:rPr>
+        <w:t>הנועדו</w:t>
+      </w:r>
+      <w:r>
+        <w:rPr>
+          <w:rFonts w:cs="Arial" w:hint="cs"/>
+          <w:rtl/>
+        </w:rPr>
+        <w:t xml:space="preserve"> לבצע באופן אוטומטי</w:t>
+      </w:r>
+      <w:r>
+        <w:rPr>
+          <w:rFonts w:cs="Arial"/>
+          <w:rtl/>
+        </w:rPr>
+        <w:t xml:space="preserve"> </w:t>
+      </w:r>
+      <w:r>
+        <w:rPr>
+          <w:rFonts w:cs="Arial" w:hint="cs"/>
+          <w:rtl/>
+        </w:rPr>
+        <w:t>את</w:t>
+      </w:r>
+      <w:r>
+        <w:rPr>
+          <w:rFonts w:cs="Arial"/>
+          <w:rtl/>
+        </w:rPr>
+        <w:t xml:space="preserve"> </w:t>
+      </w:r>
+      <w:r>
+        <w:rPr>
+          <w:rFonts w:cs="Arial" w:hint="cs"/>
+          <w:rtl/>
+        </w:rPr>
+        <w:t>תהליך</w:t>
+      </w:r>
+      <w:r>
+        <w:rPr>
+          <w:rFonts w:cs="Arial"/>
+          <w:rtl/>
+        </w:rPr>
+        <w:t xml:space="preserve"> </w:t>
+      </w:r>
+      <w:r>
+        <w:rPr>
+          <w:rFonts w:cs="Arial" w:hint="cs"/>
+          <w:rtl/>
+        </w:rPr>
+        <w:t>התכנון</w:t>
+      </w:r>
+      <w:r>
+        <w:rPr>
+          <w:rFonts w:cs="Arial"/>
+          <w:rtl/>
+        </w:rPr>
+        <w:t xml:space="preserve">, </w:t>
+      </w:r>
+      <w:r>
+        <w:rPr>
+          <w:rFonts w:cs="Arial" w:hint="cs"/>
+          <w:rtl/>
+        </w:rPr>
+        <w:t>היצירה</w:t>
+      </w:r>
+      <w:r>
+        <w:rPr>
+          <w:rFonts w:cs="Arial"/>
+          <w:rtl/>
+        </w:rPr>
+        <w:t xml:space="preserve"> </w:t>
+      </w:r>
+      <w:r>
+        <w:rPr>
+          <w:rFonts w:cs="Arial" w:hint="cs"/>
+          <w:rtl/>
+        </w:rPr>
+        <w:t>והתחזוקה</w:t>
+      </w:r>
+      <w:r>
+        <w:rPr>
+          <w:rFonts w:cs="Arial"/>
+          <w:rtl/>
+        </w:rPr>
+        <w:t xml:space="preserve"> </w:t>
+      </w:r>
+      <w:r>
+        <w:rPr>
+          <w:rFonts w:cs="Arial" w:hint="cs"/>
+          <w:rtl/>
+        </w:rPr>
         <w:t>של</w:t>
       </w:r>
       <w:r>
@@ -7781,7 +9183,7 @@
           <w:rFonts w:cs="Arial" w:hint="cs"/>
           <w:rtl/>
         </w:rPr>
-        <w:t>שלושה</w:t>
+        <w:t>בדיקות</w:t>
       </w:r>
       <w:r>
         <w:rPr>
@@ -7791,170 +9193,19 @@
         <w:t xml:space="preserve"> </w:t>
       </w:r>
       <w:r>
-        <w:rPr>
-          <w:rFonts w:cs="Arial" w:hint="cs"/>
-          <w:rtl/>
-        </w:rPr>
-        <w:t>רכיבי</w:t>
+        <w:t>End-to-End</w:t>
       </w:r>
       <w:r>
         <w:rPr>
           <w:rFonts w:cs="Arial"/>
           <w:rtl/>
         </w:rPr>
-        <w:t xml:space="preserve"> </w:t>
-      </w:r>
-      <w:r>
-        <w:t>AI</w:t>
-      </w:r>
-      <w:r>
-        <w:rPr>
-          <w:rFonts w:cs="Arial"/>
-          <w:rtl/>
-        </w:rPr>
-        <w:t xml:space="preserve">, </w:t>
-      </w:r>
-      <w:r>
-        <w:rPr>
-          <w:rFonts w:cs="Arial" w:hint="cs"/>
-          <w:rtl/>
-        </w:rPr>
-        <w:t>ה</w:t>
-      </w:r>
-      <w:r>
-        <w:rPr>
-          <w:rFonts w:cs="Arial" w:hint="cs"/>
-          <w:rtl/>
-        </w:rPr>
-        <w:t>נועדו</w:t>
-      </w:r>
-      <w:r>
-        <w:rPr>
-          <w:rFonts w:cs="Arial" w:hint="cs"/>
-          <w:rtl/>
-        </w:rPr>
-        <w:t xml:space="preserve"> לבצע באופן אוטומטי</w:t>
-      </w:r>
-      <w:r>
-        <w:rPr>
-          <w:rFonts w:cs="Arial"/>
-          <w:rtl/>
-        </w:rPr>
-        <w:t xml:space="preserve"> </w:t>
-      </w:r>
-      <w:r>
-        <w:rPr>
-          <w:rFonts w:cs="Arial" w:hint="cs"/>
-          <w:rtl/>
-        </w:rPr>
-        <w:t>את</w:t>
-      </w:r>
-      <w:r>
-        <w:rPr>
-          <w:rFonts w:cs="Arial"/>
-          <w:rtl/>
-        </w:rPr>
-        <w:t xml:space="preserve"> </w:t>
-      </w:r>
-      <w:r>
-        <w:rPr>
-          <w:rFonts w:cs="Arial" w:hint="cs"/>
-          <w:rtl/>
-        </w:rPr>
-        <w:t>תהליך</w:t>
-      </w:r>
-      <w:r>
-        <w:rPr>
-          <w:rFonts w:cs="Arial"/>
-          <w:rtl/>
-        </w:rPr>
-        <w:t xml:space="preserve"> </w:t>
-      </w:r>
-      <w:r>
-        <w:rPr>
-          <w:rFonts w:cs="Arial" w:hint="cs"/>
-          <w:rtl/>
-        </w:rPr>
-        <w:t>התכנון</w:t>
-      </w:r>
-      <w:r>
-        <w:rPr>
-          <w:rFonts w:cs="Arial"/>
-          <w:rtl/>
-        </w:rPr>
-        <w:t xml:space="preserve">, </w:t>
-      </w:r>
-      <w:r>
-        <w:rPr>
-          <w:rFonts w:cs="Arial" w:hint="cs"/>
-          <w:rtl/>
-        </w:rPr>
-        <w:t>היצירה</w:t>
-      </w:r>
-      <w:r>
-        <w:rPr>
-          <w:rFonts w:cs="Arial"/>
-          <w:rtl/>
-        </w:rPr>
-        <w:t xml:space="preserve"> </w:t>
-      </w:r>
-      <w:r>
-        <w:rPr>
-          <w:rFonts w:cs="Arial" w:hint="cs"/>
-          <w:rtl/>
-        </w:rPr>
-        <w:t>והתחזוקה</w:t>
-      </w:r>
-      <w:r>
-        <w:rPr>
-          <w:rFonts w:cs="Arial"/>
-          <w:rtl/>
-        </w:rPr>
-        <w:t xml:space="preserve"> </w:t>
-      </w:r>
-      <w:r>
-        <w:rPr>
-          <w:rFonts w:cs="Arial" w:hint="cs"/>
-          <w:rtl/>
-        </w:rPr>
-        <w:t>של</w:t>
-      </w:r>
-      <w:r>
-        <w:rPr>
-          <w:rFonts w:cs="Arial"/>
-          <w:rtl/>
-        </w:rPr>
-        <w:t xml:space="preserve"> </w:t>
-      </w:r>
-      <w:r>
-        <w:rPr>
-          <w:rFonts w:cs="Arial" w:hint="cs"/>
-          <w:rtl/>
-        </w:rPr>
-        <w:t>בדיקות</w:t>
-      </w:r>
-      <w:r>
-        <w:rPr>
-          <w:rFonts w:cs="Arial"/>
-          <w:rtl/>
-        </w:rPr>
-        <w:t xml:space="preserve"> </w:t>
-      </w:r>
-      <w:r>
-        <w:t>End-to-End</w:t>
-      </w:r>
-      <w:r>
-        <w:rPr>
-          <w:rFonts w:cs="Arial"/>
-          <w:rtl/>
-        </w:rPr>
         <w:t>.</w:t>
       </w:r>
     </w:p>
     <w:p>
       <w:pPr>
         <w:rPr>
-          <w:rFonts w:hint="cs"/>
           <w:rtl/>
         </w:rPr>
       </w:pPr>
@@ -7963,11 +9214,10 @@
       <w:pPr>
         <w:pStyle w:val="3"/>
         <w:rPr>
-          <w:rFonts w:hint="cs"/>
-          <w:rtl/>
-        </w:rPr>
-      </w:pPr>
-      <w:bookmarkStart w:id="20" w:name="_Toc224480535"/>
+          <w:rtl/>
+        </w:rPr>
+      </w:pPr>
+      <w:bookmarkStart w:id="20" w:name="_Toc224567922"/>
       <w:r>
         <w:rPr>
           <w:rFonts w:hint="cs"/>
@@ -8041,14 +9291,7 @@
           <w:rFonts w:cs="Arial" w:hint="cs"/>
           <w:rtl/>
         </w:rPr>
-        <w:t>זה</w:t>
-      </w:r>
-      <w:r>
-        <w:rPr>
-          <w:rFonts w:cs="Arial" w:hint="cs"/>
-          <w:rtl/>
-        </w:rPr>
-        <w:t xml:space="preserve"> מקבל את כל המידע הנחוץ עבור התוכנה שאותה הוא נועד לבדוק</w:t>
+        <w:t>זה מקבל את כל המידע הנחוץ עבור התוכנה שאותה הוא נועד לבדוק</w:t>
       </w:r>
       <w:r>
         <w:rPr>
@@ -8170,11 +9413,9 @@
         </w:rPr>
         <w:t xml:space="preserve">קובץ </w:t>
       </w:r>
-      <w:proofErr w:type="spellStart"/>
       <w:r>
         <w:t>seed.spec.ts</w:t>
       </w:r>
-      <w:proofErr w:type="spellEnd"/>
       <w:r>
         <w:rPr>
           <w:rFonts w:hint="cs"/>
@@ -8199,7 +9440,6 @@
     <w:p>
       <w:pPr>
         <w:rPr>
-          <w:rFonts w:hint="cs"/>
           <w:rtl/>
         </w:rPr>
       </w:pPr>
@@ -8704,7 +9944,7 @@
       <w:pPr>
         <w:pStyle w:val="4"/>
         <w:rPr>
-          <w:rFonts w:cs="Arial" w:hint="cs"/>
+          <w:rFonts w:cs="Arial"/>
           <w:rtl/>
         </w:rPr>
       </w:pPr>
@@ -9287,7 +10527,6 @@
     <w:p>
       <w:pPr>
         <w:rPr>
-          <w:rFonts w:hint="cs"/>
           <w:rtl/>
         </w:rPr>
       </w:pPr>
@@ -9300,6 +10539,7 @@
         </w:rPr>
       </w:pPr>
       <w:r>
+        <w:lastRenderedPageBreak/>
         <w:t>Healer</w:t>
       </w:r>
       <w:r>
@@ -9531,7 +10771,6 @@
           <w:rFonts w:cs="Arial" w:hint="cs"/>
           <w:rtl/>
         </w:rPr>
-        <w:lastRenderedPageBreak/>
         <w:t>המידע שניתן להעביר לו:</w:t>
       </w:r>
     </w:p>
@@ -10373,7 +11612,6 @@
     <w:p>
       <w:pPr>
         <w:rPr>
-          <w:rFonts w:hint="cs"/>
           <w:rtl/>
         </w:rPr>
       </w:pPr>
@@ -10385,7 +11623,7 @@
           <w:rtl/>
         </w:rPr>
       </w:pPr>
-      <w:bookmarkStart w:id="21" w:name="_Toc224480536"/>
+      <w:bookmarkStart w:id="21" w:name="_Toc224567923"/>
       <w:r>
         <w:rPr>
           <w:rFonts w:hint="cs"/>
@@ -10423,7 +11661,7 @@
       <w:pPr>
         <w:bidi w:val="0"/>
       </w:pPr>
-      <w:hyperlink r:id="rId19" w:history="1">
+      <w:hyperlink r:id="rId18" w:history="1">
         <w:r>
           <w:rPr>
             <w:rStyle w:val="Hyperlink"/>
@@ -10457,17 +11695,15 @@
           <w:rFonts w:hint="cs"/>
           <w:rtl/>
         </w:rPr>
-        <w:t xml:space="preserve">עם הפקודה הבאה אנו נחבר את </w:t>
-      </w:r>
-      <w:proofErr w:type="spellStart"/>
-      <w:r>
-        <w:rPr>
-          <w:rFonts w:hint="cs"/>
-          <w:rtl/>
-        </w:rPr>
-        <w:t>הסוכני</w:t>
-      </w:r>
-      <w:proofErr w:type="spellEnd"/>
+        <w:t>עם הפקודה הבאה אנו נחבר את סוכני</w:t>
+      </w:r>
+      <w:r>
+        <w:rPr>
+          <w:rFonts w:hint="cs"/>
+          <w:rtl/>
+        </w:rPr>
+        <w:t xml:space="preserve"> ה -</w:t>
+      </w:r>
       <w:r>
         <w:rPr>
           <w:rFonts w:hint="cs"/>
@@ -10494,27 +11730,9 @@
           <w:rtl/>
         </w:rPr>
       </w:pPr>
-      <w:proofErr w:type="spellStart"/>
-      <w:r>
-        <w:t>npx</w:t>
-      </w:r>
-      <w:proofErr w:type="spellEnd"/>
-      <w:r>
-        <w:t xml:space="preserve"> playwright </w:t>
-      </w:r>
-      <w:proofErr w:type="spellStart"/>
-      <w:r>
-        <w:t>init</w:t>
-      </w:r>
-      <w:proofErr w:type="spellEnd"/>
-      <w:r>
-        <w:t>-agents --loop=</w:t>
-      </w:r>
-      <w:proofErr w:type="spellStart"/>
-      <w:r>
-        <w:t>opencode</w:t>
-      </w:r>
-      <w:proofErr w:type="spellEnd"/>
+      <w:r>
+        <w:t>npx playwright init-agents --loop=opencode</w:t>
+      </w:r>
     </w:p>
     <w:p>
       <w:pPr>
@@ -10576,26 +11794,18 @@
     <w:p>
       <w:pPr>
         <w:rPr>
-          <w:rFonts w:hint="cs"/>
-          <w:rtl/>
-        </w:rPr>
-      </w:pPr>
-    </w:p>
-    <w:p>
-      <w:pPr>
-        <w:rPr>
-          <w:rtl/>
-        </w:rPr>
-      </w:pPr>
-      <w:r>
-        <w:rPr>
-          <w:rFonts w:hint="cs"/>
           <w:highlight w:val="yellow"/>
           <w:u w:val="single"/>
           <w:rtl/>
         </w:rPr>
-        <w:t>תזכורת לפני התרגול</w:t>
-      </w:r>
+      </w:pPr>
+    </w:p>
+    <w:p>
+      <w:pPr>
+        <w:rPr>
+          <w:rtl/>
+        </w:rPr>
+      </w:pPr>
       <w:r>
         <w:rPr>
           <w:rFonts w:hint="cs"/>
@@ -10603,6 +11813,15 @@
           <w:u w:val="single"/>
           <w:rtl/>
         </w:rPr>
+        <w:t>תזכורת לפני התרגול</w:t>
+      </w:r>
+      <w:r>
+        <w:rPr>
+          <w:rFonts w:hint="cs"/>
+          <w:highlight w:val="yellow"/>
+          <w:u w:val="single"/>
+          <w:rtl/>
+        </w:rPr>
         <w:t>!</w:t>
       </w:r>
       <w:r>
@@ -10612,11 +11831,9 @@
         </w:rPr>
         <w:t xml:space="preserve"> אל תשכחו לאתחל את סוכן ה - </w:t>
       </w:r>
-      <w:proofErr w:type="spellStart"/>
       <w:r>
         <w:t>opencode</w:t>
       </w:r>
-      <w:proofErr w:type="spellEnd"/>
       <w:r>
         <w:rPr>
           <w:rFonts w:hint="cs"/>
@@ -10628,63 +11845,6 @@
     <w:p>
       <w:pPr>
         <w:rPr>
-          <w:rFonts w:hint="cs"/>
-          <w:rtl/>
-        </w:rPr>
-      </w:pPr>
-    </w:p>
-    <w:p>
-      <w:pPr>
-        <w:rPr>
-          <w:rtl/>
-        </w:rPr>
-      </w:pPr>
-    </w:p>
-    <w:p>
-      <w:pPr>
-        <w:rPr>
-          <w:rtl/>
-        </w:rPr>
-      </w:pPr>
-    </w:p>
-    <w:p>
-      <w:pPr>
-        <w:rPr>
-          <w:rtl/>
-        </w:rPr>
-      </w:pPr>
-    </w:p>
-    <w:p>
-      <w:pPr>
-        <w:rPr>
-          <w:rtl/>
-        </w:rPr>
-      </w:pPr>
-    </w:p>
-    <w:p>
-      <w:pPr>
-        <w:rPr>
-          <w:rtl/>
-        </w:rPr>
-      </w:pPr>
-    </w:p>
-    <w:p>
-      <w:pPr>
-        <w:rPr>
-          <w:rtl/>
-        </w:rPr>
-      </w:pPr>
-    </w:p>
-    <w:p>
-      <w:pPr>
-        <w:rPr>
-          <w:rtl/>
-        </w:rPr>
-      </w:pPr>
-    </w:p>
-    <w:p>
-      <w:pPr>
-        <w:rPr>
           <w:rtl/>
         </w:rPr>
       </w:pPr>
@@ -10696,7 +11856,99 @@
           <w:rtl/>
         </w:rPr>
       </w:pPr>
-      <w:bookmarkStart w:id="22" w:name="_Toc224480537"/>
+      <w:bookmarkStart w:id="22" w:name="_Toc224567924"/>
+      <w:r>
+        <w:rPr>
+          <w:rFonts w:hint="cs"/>
+          <w:rtl/>
+        </w:rPr>
+        <w:t>וידוא של חיבור הסוכנים</w:t>
+      </w:r>
+      <w:bookmarkEnd w:id="22"/>
+    </w:p>
+    <w:p>
+      <w:pPr>
+        <w:rPr>
+          <w:rtl/>
+        </w:rPr>
+      </w:pPr>
+      <w:r>
+        <w:rPr>
+          <w:rFonts w:hint="cs"/>
+          <w:rtl/>
+        </w:rPr>
+        <w:t xml:space="preserve">בשביל לוודא שהסוכנים באמת מחוברים ל - </w:t>
+      </w:r>
+      <w:r>
+        <w:t>opencode</w:t>
+      </w:r>
+      <w:r>
+        <w:rPr>
+          <w:rFonts w:hint="cs"/>
+          <w:rtl/>
+        </w:rPr>
+        <w:t xml:space="preserve">, כתבו את הפקודה הבאה ב - </w:t>
+      </w:r>
+      <w:r>
+        <w:t>TUI</w:t>
+      </w:r>
+      <w:r>
+        <w:rPr>
+          <w:rFonts w:hint="cs"/>
+          <w:rtl/>
+        </w:rPr>
+        <w:t>:</w:t>
+      </w:r>
+    </w:p>
+    <w:p>
+      <w:pPr>
+        <w:shd w:val="clear" w:color="auto" w:fill="000000" w:themeFill="text1"/>
+        <w:bidi w:val="0"/>
+        <w:rPr>
+          <w:rtl/>
+        </w:rPr>
+      </w:pPr>
+      <w:r>
+        <w:t>/status</w:t>
+      </w:r>
+    </w:p>
+    <w:p>
+      <w:r>
+        <w:rPr>
+          <w:rFonts w:hint="cs"/>
+          <w:rtl/>
+        </w:rPr>
+        <w:t xml:space="preserve">וודאו שמוצג לכם </w:t>
+      </w:r>
+      <w:r>
+        <w:t>MCP Server</w:t>
+      </w:r>
+      <w:r>
+        <w:rPr>
+          <w:rFonts w:hint="cs"/>
+          <w:rtl/>
+        </w:rPr>
+        <w:t xml:space="preserve"> של </w:t>
+      </w:r>
+      <w:r>
+        <w:t>Playwright</w:t>
+      </w:r>
+    </w:p>
+    <w:p>
+      <w:pPr>
+        <w:rPr>
+          <w:rtl/>
+        </w:rPr>
+      </w:pPr>
+    </w:p>
+    <w:p>
+      <w:pPr>
+        <w:pStyle w:val="3"/>
+        <w:rPr>
+          <w:rtl/>
+        </w:rPr>
+      </w:pPr>
+      <w:bookmarkStart w:id="23" w:name="_Toc224567925"/>
       <w:r>
         <w:rPr>
           <w:rFonts w:hint="cs"/>
@@ -10705,27 +11957,516 @@
         <w:lastRenderedPageBreak/>
         <w:t>תרגול</w:t>
       </w:r>
-      <w:bookmarkEnd w:id="22"/>
-    </w:p>
-    <w:p>
-      <w:pPr>
-        <w:rPr>
-          <w:rtl/>
-        </w:rPr>
-      </w:pPr>
-      <w:r>
-        <w:rPr>
-          <w:rFonts w:hint="cs"/>
-          <w:rtl/>
-        </w:rPr>
-        <w:t>בתרגיל הזה אנו הולכים, לכתוב בדיקות מלאות למערכת... ניחשתם את זה:</w:t>
-      </w:r>
-    </w:p>
-    <w:p>
-      <w:pPr>
+      <w:bookmarkEnd w:id="23"/>
+    </w:p>
+    <w:p>
+      <w:pPr>
+        <w:pStyle w:val="4"/>
+        <w:rPr>
+          <w:rtl/>
+        </w:rPr>
+      </w:pPr>
+      <w:r>
+        <w:rPr>
+          <w:rFonts w:hint="cs"/>
+          <w:rtl/>
+        </w:rPr>
+        <w:t xml:space="preserve">תרגיל חימום </w:t>
+      </w:r>
+      <w:r>
+        <w:rPr>
+          <w:rtl/>
+        </w:rPr>
+        <w:t>–</w:t>
+      </w:r>
+      <w:r>
+        <w:rPr>
+          <w:rFonts w:hint="cs"/>
+          <w:rtl/>
+        </w:rPr>
+        <w:t xml:space="preserve"> תחזוקה של בדיקות</w:t>
+      </w:r>
+    </w:p>
+    <w:p>
+      <w:pPr>
+        <w:rPr>
+          <w:rtl/>
+        </w:rPr>
+      </w:pPr>
+      <w:r>
+        <w:rPr>
+          <w:rFonts w:hint="cs"/>
+          <w:rtl/>
+        </w:rPr>
+        <w:t xml:space="preserve">בתרגיל זה, ניתן לכם להתנסות עם </w:t>
+      </w:r>
+      <w:r>
+        <w:rPr>
+          <w:rFonts w:hint="cs"/>
+          <w:rtl/>
+        </w:rPr>
+        <w:t xml:space="preserve">כתיבת בדיקה </w:t>
+      </w:r>
+      <w:r>
+        <w:rPr>
+          <w:rFonts w:hint="cs"/>
+          <w:rtl/>
+        </w:rPr>
+        <w:t>אח</w:t>
+      </w:r>
+      <w:r>
+        <w:rPr>
+          <w:rFonts w:hint="cs"/>
+          <w:rtl/>
+        </w:rPr>
+        <w:t>ת עם ה</w:t>
+      </w:r>
+      <w:r>
+        <w:rPr>
+          <w:rFonts w:hint="cs"/>
+          <w:rtl/>
+        </w:rPr>
+        <w:t>סוכנים</w:t>
+      </w:r>
+      <w:r>
+        <w:rPr>
+          <w:rFonts w:hint="cs"/>
+          <w:rtl/>
+        </w:rPr>
+        <w:t>, ולאחר מכן נזרוק אתכם למים.</w:t>
+      </w:r>
+    </w:p>
+    <w:p>
+      <w:pPr>
+        <w:rPr>
+          <w:rtl/>
+        </w:rPr>
+      </w:pPr>
+      <w:r>
+        <w:rPr>
+          <w:rFonts w:hint="cs"/>
+          <w:rtl/>
+        </w:rPr>
+        <w:t>בקשו מהסוכנים את הדברים הבאים:</w:t>
+      </w:r>
+    </w:p>
+    <w:p>
+      <w:pPr>
+        <w:pStyle w:val="a9"/>
+        <w:numPr>
+          <w:ilvl w:val="0"/>
+          <w:numId w:val="22"/>
+        </w:numPr>
+      </w:pPr>
+      <w:r>
+        <w:rPr>
+          <w:rFonts w:hint="cs"/>
+          <w:rtl/>
+        </w:rPr>
+        <w:t>סוכן ה</w:t>
+      </w:r>
+      <w:r>
+        <w:rPr>
+          <w:rFonts w:hint="cs"/>
+          <w:rtl/>
+        </w:rPr>
+        <w:t xml:space="preserve"> -</w:t>
+      </w:r>
+      <w:r>
+        <w:rPr>
+          <w:rFonts w:hint="cs"/>
+          <w:rtl/>
+        </w:rPr>
+        <w:t xml:space="preserve"> </w:t>
+      </w:r>
+      <w:r>
+        <w:t>P</w:t>
+      </w:r>
+      <w:r>
+        <w:t>lanner</w:t>
+      </w:r>
+      <w:r>
+        <w:rPr>
+          <w:rFonts w:hint="cs"/>
+          <w:rtl/>
+        </w:rPr>
+        <w:t>:</w:t>
+      </w:r>
+      <w:r>
+        <w:rPr>
+          <w:rFonts w:hint="cs"/>
+          <w:rtl/>
+        </w:rPr>
+        <w:t xml:space="preserve"> בקשו</w:t>
+      </w:r>
+      <w:r>
+        <w:rPr>
+          <w:rFonts w:hint="cs"/>
+          <w:rtl/>
+        </w:rPr>
+        <w:t xml:space="preserve"> שיכתוב רק תרחיש בדיקה אחת, של יצירת איש קשר חדש</w:t>
+      </w:r>
+    </w:p>
+    <w:p>
+      <w:pPr>
+        <w:pStyle w:val="a9"/>
+        <w:numPr>
+          <w:ilvl w:val="0"/>
+          <w:numId w:val="22"/>
+        </w:numPr>
+      </w:pPr>
+      <w:r>
+        <w:rPr>
+          <w:rFonts w:hint="cs"/>
+          <w:rtl/>
+        </w:rPr>
+        <w:t>סוכן ה</w:t>
+      </w:r>
+      <w:r>
+        <w:rPr>
+          <w:rFonts w:hint="cs"/>
+          <w:rtl/>
+        </w:rPr>
+        <w:t xml:space="preserve"> -</w:t>
+      </w:r>
+      <w:r>
+        <w:rPr>
+          <w:rFonts w:hint="cs"/>
+          <w:rtl/>
+        </w:rPr>
+        <w:t xml:space="preserve"> </w:t>
+      </w:r>
+      <w:r>
+        <w:t>G</w:t>
+      </w:r>
+      <w:r>
+        <w:t>enerator</w:t>
+      </w:r>
+      <w:r>
+        <w:rPr>
+          <w:rFonts w:hint="cs"/>
+          <w:rtl/>
+        </w:rPr>
+        <w:t>:</w:t>
+      </w:r>
+      <w:r>
+        <w:rPr>
+          <w:rFonts w:hint="cs"/>
+          <w:rtl/>
+        </w:rPr>
+        <w:t xml:space="preserve"> בקשו שייצר את הבדיקה שה </w:t>
+      </w:r>
+      <w:r>
+        <w:rPr>
+          <w:rFonts w:hint="cs"/>
+          <w:rtl/>
+        </w:rPr>
+        <w:t>-</w:t>
+      </w:r>
+      <w:r>
+        <w:rPr>
+          <w:rFonts w:hint="cs"/>
+          <w:rtl/>
+        </w:rPr>
+        <w:t xml:space="preserve"> </w:t>
+      </w:r>
+      <w:r>
+        <w:t>planner</w:t>
+      </w:r>
+      <w:r>
+        <w:rPr>
+          <w:rFonts w:hint="cs"/>
+          <w:rtl/>
+        </w:rPr>
+        <w:t xml:space="preserve"> כתב</w:t>
+      </w:r>
+    </w:p>
+    <w:p>
+      <w:pPr>
+        <w:rPr>
+          <w:rtl/>
+        </w:rPr>
+      </w:pPr>
+      <w:r>
+        <w:rPr>
+          <w:rFonts w:hint="cs"/>
+          <w:rtl/>
+        </w:rPr>
+        <w:t>וודאו שהוא כתב את תרחיש הבדיקה כמו שצריך, ושהוא המיר אותה לקוד כמו שצריך.</w:t>
+      </w:r>
+    </w:p>
+    <w:p>
+      <w:pPr>
+        <w:rPr>
+          <w:rtl/>
+        </w:rPr>
+      </w:pPr>
+      <w:r>
+        <w:rPr>
+          <w:rFonts w:hint="cs"/>
+          <w:rtl/>
+        </w:rPr>
+        <w:t xml:space="preserve">עכשיו, שנו בבדיקה משהו </w:t>
+      </w:r>
+      <w:r>
+        <w:rPr>
+          <w:rFonts w:hint="cs"/>
+          <w:highlight w:val="red"/>
+          <w:rtl/>
+        </w:rPr>
+        <w:t>שיכשיל</w:t>
+      </w:r>
+      <w:r>
+        <w:rPr>
+          <w:rFonts w:hint="cs"/>
+          <w:rtl/>
+        </w:rPr>
+        <w:t xml:space="preserve"> אותה</w:t>
+      </w:r>
+      <w:r>
+        <w:rPr>
+          <w:rFonts w:hint="cs"/>
+          <w:rtl/>
+        </w:rPr>
+        <w:t xml:space="preserve"> (הוספת לחיצה לא נחוצה, שינוי בוידוא של טקסט,</w:t>
+      </w:r>
+      <w:r>
+        <w:rPr>
+          <w:rFonts w:hint="cs"/>
+          <w:rtl/>
+        </w:rPr>
+        <w:t xml:space="preserve"> שינוי של זיהוי,</w:t>
+      </w:r>
+      <w:r>
+        <w:rPr>
+          <w:rFonts w:hint="cs"/>
+          <w:rtl/>
+        </w:rPr>
+        <w:t xml:space="preserve"> וכדומה)</w:t>
+      </w:r>
+      <w:r>
+        <w:rPr>
+          <w:rFonts w:hint="cs"/>
+          <w:rtl/>
+        </w:rPr>
+        <w:t>.</w:t>
+      </w:r>
+    </w:p>
+    <w:p>
+      <w:pPr>
+        <w:pStyle w:val="a9"/>
+        <w:numPr>
+          <w:ilvl w:val="0"/>
+          <w:numId w:val="22"/>
+        </w:numPr>
+      </w:pPr>
+      <w:r>
+        <w:rPr>
+          <w:rFonts w:hint="cs"/>
+          <w:rtl/>
+        </w:rPr>
+        <w:t xml:space="preserve">סוכן ה - </w:t>
+      </w:r>
+      <w:r>
+        <w:t>Healer</w:t>
+      </w:r>
+      <w:r>
+        <w:rPr>
+          <w:rFonts w:hint="cs"/>
+          <w:rtl/>
+        </w:rPr>
+        <w:t>:</w:t>
+      </w:r>
+      <w:r>
+        <w:rPr>
+          <w:rFonts w:hint="cs"/>
+          <w:rtl/>
+        </w:rPr>
+        <w:t xml:space="preserve"> בקשו </w:t>
+      </w:r>
+      <w:r>
+        <w:rPr>
+          <w:rFonts w:hint="cs"/>
+          <w:rtl/>
+        </w:rPr>
+        <w:t>שיבדוק את הבדיקה, כמובן תחשבו איך לבקש ממנו</w:t>
+      </w:r>
+      <w:r>
+        <w:rPr>
+          <w:rFonts w:hint="cs"/>
+          <w:rtl/>
+        </w:rPr>
+        <w:t xml:space="preserve"> לבדוק</w:t>
+      </w:r>
+    </w:p>
+    <w:p>
+      <w:pPr>
+        <w:rPr>
+          <w:rtl/>
+        </w:rPr>
+      </w:pPr>
+      <w:r>
+        <w:rPr>
+          <w:rFonts w:hint="cs"/>
+          <w:b/>
+          <w:bCs/>
+          <w:u w:val="single"/>
+          <w:rtl/>
+        </w:rPr>
+        <w:t>חשוב!</w:t>
+      </w:r>
+      <w:r>
+        <w:rPr>
+          <w:rFonts w:hint="cs"/>
+          <w:rtl/>
+        </w:rPr>
+        <w:t xml:space="preserve"> </w:t>
+      </w:r>
+      <w:r>
+        <w:rPr>
+          <w:rFonts w:hint="cs"/>
+          <w:rtl/>
+        </w:rPr>
+        <w:t>לוודא שהסוכן באמת מרפא את הבדיקה, ולא מוחק דברים בבדיקה או מתחיל "להזות"</w:t>
+      </w:r>
+    </w:p>
+    <w:p>
+      <w:pPr>
+        <w:rPr>
+          <w:rFonts w:hint="cs"/>
+          <w:rtl/>
+        </w:rPr>
+      </w:pPr>
+    </w:p>
+    <w:p>
+      <w:pPr>
+        <w:rPr>
+          <w:rtl/>
+        </w:rPr>
+      </w:pPr>
+      <w:r>
+        <w:rPr>
+          <w:rFonts w:hint="cs"/>
+          <w:b/>
+          <w:bCs/>
+          <w:highlight w:val="yellow"/>
+          <w:u w:val="single"/>
+          <w:rtl/>
+        </w:rPr>
+        <w:t>טיפ</w:t>
+      </w:r>
+      <w:r>
+        <w:rPr>
+          <w:rFonts w:hint="cs"/>
+          <w:rtl/>
+        </w:rPr>
+        <w:t xml:space="preserve"> על מנת לכתוב ל - </w:t>
+      </w:r>
+      <w:r>
+        <w:t>opencode</w:t>
+      </w:r>
+      <w:r>
+        <w:rPr>
+          <w:rFonts w:hint="cs"/>
+          <w:rtl/>
+        </w:rPr>
+        <w:t xml:space="preserve"> איזה סוכן </w:t>
+      </w:r>
+      <w:r>
+        <w:t>Playwright</w:t>
+      </w:r>
+      <w:r>
+        <w:rPr>
+          <w:rFonts w:hint="cs"/>
+          <w:rtl/>
+        </w:rPr>
+        <w:t xml:space="preserve"> אנו רוצים לממש, אנו נכתוב:</w:t>
+      </w:r>
+    </w:p>
+    <w:p>
+      <w:pPr>
+        <w:shd w:val="clear" w:color="auto" w:fill="000000" w:themeFill="text1"/>
         <w:bidi w:val="0"/>
       </w:pPr>
-      <w:hyperlink r:id="rId20" w:history="1">
+      <w:r>
+        <w:t>Use the Playwright Planner …</w:t>
+      </w:r>
+    </w:p>
+    <w:p>
+      <w:pPr>
+        <w:rPr>
+          <w:rFonts w:hint="cs"/>
+          <w:rtl/>
+        </w:rPr>
+      </w:pPr>
+    </w:p>
+    <w:p>
+      <w:pPr>
+        <w:pStyle w:val="4"/>
+        <w:rPr>
+          <w:rtl/>
+        </w:rPr>
+      </w:pPr>
+      <w:r>
+        <w:rPr>
+          <w:rFonts w:hint="cs"/>
+          <w:rtl/>
+        </w:rPr>
+        <w:t>תרגיל</w:t>
+      </w:r>
+      <w:r>
+        <w:t xml:space="preserve"> </w:t>
+      </w:r>
+      <w:r>
+        <w:rPr>
+          <w:rtl/>
+        </w:rPr>
+        <w:t>–</w:t>
+      </w:r>
+      <w:r>
+        <w:t xml:space="preserve"> </w:t>
+      </w:r>
+      <w:r>
+        <w:rPr>
+          <w:rFonts w:hint="cs"/>
+          <w:rtl/>
+        </w:rPr>
+        <w:t>הבדיקות המלאות</w:t>
+      </w:r>
+    </w:p>
+    <w:p>
+      <w:pPr>
+        <w:rPr>
+          <w:rtl/>
+        </w:rPr>
+      </w:pPr>
+      <w:r>
+        <w:rPr>
+          <w:rFonts w:hint="cs"/>
+          <w:rtl/>
+        </w:rPr>
+        <w:t xml:space="preserve">בתרגיל </w:t>
+      </w:r>
+      <w:r>
+        <w:rPr>
+          <w:rFonts w:hint="cs"/>
+          <w:rtl/>
+        </w:rPr>
+        <w:t>של שילוב הסוכנים,</w:t>
+      </w:r>
+      <w:r>
+        <w:rPr>
+          <w:rFonts w:hint="cs"/>
+          <w:rtl/>
+        </w:rPr>
+        <w:t xml:space="preserve"> אנו הולכים לכתוב בדיקות מלאות למערכת... ניחשתם את זה:</w:t>
+      </w:r>
+    </w:p>
+    <w:p>
+      <w:pPr>
+        <w:bidi w:val="0"/>
+      </w:pPr>
+      <w:hyperlink r:id="rId19" w:history="1">
         <w:r>
           <w:rPr>
             <w:rStyle w:val="Hyperlink"/>
@@ -10735,23 +12476,75 @@
       </w:hyperlink>
     </w:p>
     <w:p>
-      <w:pPr>
-        <w:rPr>
-          <w:rtl/>
-        </w:rPr>
-      </w:pPr>
-      <w:r>
-        <w:rPr>
-          <w:rFonts w:hint="cs"/>
-          <w:rtl/>
-        </w:rPr>
-        <w:t xml:space="preserve">זאת החלטה שלכם אם אתם רוצים לכתוב בדיקות למערכת הזאת, או למערכת שכתבתם מ - 0 עם ה - </w:t>
-      </w:r>
-      <w:proofErr w:type="spellStart"/>
+      <w:r>
+        <w:rPr>
+          <w:rFonts w:hint="cs"/>
+          <w:b/>
+          <w:bCs/>
+          <w:u w:val="single"/>
+          <w:rtl/>
+        </w:rPr>
+        <w:t>אבל!</w:t>
+      </w:r>
+      <w:r>
+        <w:rPr>
+          <w:rFonts w:hint="cs"/>
+          <w:rtl/>
+        </w:rPr>
+        <w:t xml:space="preserve"> ע</w:t>
+      </w:r>
+      <w:r>
+        <w:rPr>
+          <w:rFonts w:hint="cs"/>
+          <w:rtl/>
+        </w:rPr>
+        <w:t xml:space="preserve">בור </w:t>
+      </w:r>
+      <w:r>
+        <w:rPr>
+          <w:rFonts w:hint="cs"/>
+          <w:rtl/>
+        </w:rPr>
+        <w:t>המערכת שאתם כתבתם</w:t>
+      </w:r>
+      <w:r>
+        <w:rPr>
+          <w:rFonts w:hint="cs"/>
+          <w:rtl/>
+        </w:rPr>
+        <w:t xml:space="preserve"> עם הסוכן </w:t>
+      </w:r>
       <w:r>
         <w:t>opencode</w:t>
       </w:r>
-      <w:proofErr w:type="spellEnd"/>
+    </w:p>
+    <w:p>
+      <w:pPr>
+        <w:rPr>
+          <w:rtl/>
+        </w:rPr>
+      </w:pPr>
+      <w:r>
+        <w:rPr>
+          <w:rFonts w:hint="cs"/>
+          <w:rtl/>
+        </w:rPr>
+        <w:t>קראו את דרישות התרגיל</w:t>
+      </w:r>
+      <w:r>
+        <w:rPr>
+          <w:rFonts w:hint="cs"/>
+          <w:rtl/>
+        </w:rPr>
+        <w:t xml:space="preserve"> ונקודות חשובות</w:t>
+      </w:r>
+      <w:r>
+        <w:rPr>
+          <w:rFonts w:hint="cs"/>
+          <w:rtl/>
+        </w:rPr>
+        <w:t>, ולאחר מכן התחילו את התרגול</w:t>
+      </w:r>
       <w:r>
         <w:rPr>
           <w:rFonts w:hint="cs"/>
@@ -10769,24 +12562,26 @@
       <w:r>
         <w:rPr>
           <w:rFonts w:hint="cs"/>
-          <w:rtl/>
-        </w:rPr>
-        <w:t>קראו את דרישות התרגיל, ולאחר מכן התחילו את התרגול</w:t>
-      </w:r>
-    </w:p>
-    <w:p>
-      <w:pPr>
-        <w:rPr>
-          <w:rtl/>
-        </w:rPr>
-      </w:pPr>
-      <w:r>
-        <w:rPr>
-          <w:rFonts w:hint="cs"/>
           <w:highlight w:val="yellow"/>
           <w:rtl/>
         </w:rPr>
-        <w:t>לרשותכם 4 ימים לכתיבת כל הבדיקות + סקר קוד</w:t>
+        <w:t>לרשותכם 4 ימים לכתיבת כל הבדיקות</w:t>
+      </w:r>
+      <w:r>
+        <w:rPr>
+          <w:rFonts w:hint="cs"/>
+          <w:highlight w:val="yellow"/>
+          <w:rtl/>
+        </w:rPr>
+        <w:t xml:space="preserve"> האפשריות של המערכת</w:t>
+      </w:r>
+      <w:r>
+        <w:rPr>
+          <w:rFonts w:hint="cs"/>
+          <w:highlight w:val="yellow"/>
+          <w:rtl/>
+        </w:rPr>
+        <w:t xml:space="preserve"> + סקר קוד</w:t>
       </w:r>
     </w:p>
     <w:p>
@@ -10826,7 +12621,14 @@
     </w:p>
     <w:p>
       <w:pPr>
-        <w:pStyle w:val="4"/>
+        <w:rPr>
+          <w:rtl/>
+        </w:rPr>
+      </w:pPr>
+    </w:p>
+    <w:p>
+      <w:pPr>
+        <w:pStyle w:val="5"/>
         <w:rPr>
           <w:rtl/>
         </w:rPr>
@@ -10850,41 +12652,102 @@
       <w:r>
         <w:rPr>
           <w:rFonts w:hint="cs"/>
+          <w:rtl/>
+        </w:rPr>
+        <w:t xml:space="preserve">כתבו </w:t>
+      </w:r>
+      <w:r>
+        <w:rPr>
+          <w:rFonts w:hint="cs"/>
           <w:b/>
           <w:bCs/>
           <w:rtl/>
         </w:rPr>
-        <w:t>חובה</w:t>
-      </w:r>
-      <w:r>
-        <w:rPr>
-          <w:rFonts w:hint="cs"/>
-          <w:rtl/>
-        </w:rPr>
-        <w:t xml:space="preserve"> לממש את תבנית העיצוב </w:t>
-      </w:r>
-      <w:r>
-        <w:t>POM</w:t>
-      </w:r>
-      <w:r>
-        <w:rPr>
-          <w:rFonts w:hint="cs"/>
-          <w:rtl/>
-        </w:rPr>
-        <w:t xml:space="preserve">, בדיוק כמו בהכשרת הבדיקות האוטומטיות, עם </w:t>
-      </w:r>
-      <w:r>
-        <w:t>pages</w:t>
-      </w:r>
-      <w:r>
-        <w:rPr>
-          <w:rFonts w:hint="cs"/>
-          <w:rtl/>
-        </w:rPr>
-        <w:t xml:space="preserve"> ו - </w:t>
-      </w:r>
-      <w:r>
-        <w:t>components</w:t>
+        <w:t>בדיקות מלאות</w:t>
+      </w:r>
+      <w:r>
+        <w:rPr>
+          <w:rFonts w:hint="cs"/>
+          <w:rtl/>
+        </w:rPr>
+        <w:t xml:space="preserve"> עבור המערכת, כלומר, בדיקות </w:t>
+      </w:r>
+      <w:r>
+        <w:rPr>
+          <w:rFonts w:hint="cs"/>
+          <w:rtl/>
+        </w:rPr>
+        <w:t>ה</w:t>
+      </w:r>
+      <w:r>
+        <w:rPr>
+          <w:rFonts w:hint="cs"/>
+          <w:rtl/>
+        </w:rPr>
+        <w:t>מכסות כל חלק במערכת</w:t>
+      </w:r>
+      <w:r>
+        <w:rPr>
+          <w:rtl/>
+        </w:rPr>
+        <w:br/>
+      </w:r>
+      <w:r>
+        <w:rPr>
+          <w:rFonts w:hint="cs"/>
+          <w:u w:val="single"/>
+          <w:rtl/>
+        </w:rPr>
+        <w:t xml:space="preserve">שימו </w:t>
+      </w:r>
+      <w:r>
+        <w:rPr>
+          <mc:AlternateContent>
+            <mc:Choice Requires="w16se">
+              <w:rFonts w:hint="cs"/>
+            </mc:Choice>
+            <mc:Fallback>
+              <w:rFonts w:ascii="Segoe UI Emoji" w:eastAsia="Segoe UI Emoji" w:hAnsi="Segoe UI Emoji" w:cs="Segoe UI Emoji"/>
+            </mc:Fallback>
+          </mc:AlternateContent>
+          <w:u w:val="single"/>
+        </w:rPr>
+        <mc:AlternateContent>
+          <mc:Choice Requires="w16se">
+            <w16se:symEx w16se:font="Segoe UI Emoji" w16se:char="2764"/>
+          </mc:Choice>
+          <mc:Fallback>
+            <w:t>❤</w:t>
+          </mc:Fallback>
+        </mc:AlternateContent>
+      </w:r>
+      <w:r>
+        <w:rPr>
+          <w:rFonts w:hint="cs"/>
+          <w:u w:val="single"/>
+        </w:rPr>
+        <w:t>️</w:t>
+      </w:r>
+      <w:r>
+        <w:rPr>
+          <w:rFonts w:hint="cs"/>
+          <w:rtl/>
+        </w:rPr>
+        <w:t xml:space="preserve"> להשתמש בכל סוגי הבדיקות האפשריים (מקרי קצה, </w:t>
+      </w:r>
+      <w:r>
+        <w:rPr>
+          <w:rFonts w:hint="cs"/>
+          <w:rtl/>
+        </w:rPr>
+        <w:t xml:space="preserve">שליליות, עומסים </w:t>
+      </w:r>
+      <w:r>
+        <w:rPr>
+          <w:rFonts w:hint="cs"/>
+          <w:rtl/>
+        </w:rPr>
+        <w:t>וכדומה)</w:t>
       </w:r>
     </w:p>
     <w:p>
@@ -10898,22 +12761,79 @@
       <w:r>
         <w:rPr>
           <w:rFonts w:hint="cs"/>
-          <w:rtl/>
-        </w:rPr>
-        <w:t>העברת ה -</w:t>
-      </w:r>
-      <w:r>
-        <w:t xml:space="preserve">Pages </w:t>
-      </w:r>
-      <w:r>
-        <w:rPr>
-          <w:rFonts w:hint="cs"/>
-          <w:rtl/>
-        </w:rPr>
-        <w:t xml:space="preserve"> בין בלוקי בדיקות יתבצע עם </w:t>
-      </w:r>
-      <w:r>
-        <w:t>fixtures</w:t>
+          <w:b/>
+          <w:bCs/>
+          <w:rtl/>
+        </w:rPr>
+        <w:t>רצוי, אך לא חובה,</w:t>
+      </w:r>
+      <w:r>
+        <w:rPr>
+          <w:rFonts w:hint="cs"/>
+          <w:rtl/>
+        </w:rPr>
+        <w:t xml:space="preserve"> לממש את תבנית העיצוב </w:t>
+      </w:r>
+      <w:r>
+        <w:t>POM</w:t>
+      </w:r>
+      <w:r>
+        <w:rPr>
+          <w:rFonts w:hint="cs"/>
+          <w:rtl/>
+        </w:rPr>
+        <w:t xml:space="preserve">, בדיוק כמו בהכשרת הבדיקות האוטומטיות, עם </w:t>
+      </w:r>
+      <w:r>
+        <w:t>pages</w:t>
+      </w:r>
+      <w:r>
+        <w:rPr>
+          <w:rFonts w:hint="cs"/>
+          <w:rtl/>
+        </w:rPr>
+        <w:t xml:space="preserve"> ו - </w:t>
+      </w:r>
+      <w:r>
+        <w:t>components</w:t>
+      </w:r>
+      <w:r>
+        <w:br/>
+      </w:r>
+      <w:r>
+        <w:rPr>
+          <w:rFonts w:hint="cs"/>
+          <w:rtl/>
+        </w:rPr>
+        <w:t>(אין זה חובה</w:t>
+      </w:r>
+      <w:r>
+        <w:rPr>
+          <w:rFonts w:hint="cs"/>
+          <w:rtl/>
+        </w:rPr>
+        <w:t xml:space="preserve">, </w:t>
+      </w:r>
+      <w:r>
+        <w:rPr>
+          <w:rFonts w:hint="cs"/>
+          <w:rtl/>
+        </w:rPr>
+        <w:t xml:space="preserve">כי בגרסה הנוכחית והמודלים שיש היום, אין מודל שהוא מספיק חזק בשביל </w:t>
+      </w:r>
+      <w:r>
+        <w:rPr>
+          <w:rFonts w:hint="cs"/>
+          <w:rtl/>
+        </w:rPr>
+        <w:t>שכל הסוכנים יבינו תשתית מסובכת באופן מושלם, אם סוכן אחד יבין, השני יסתבך וימציא דברים</w:t>
+      </w:r>
+      <w:r>
+        <w:rPr>
+          <w:rFonts w:hint="cs"/>
+          <w:rtl/>
+        </w:rPr>
+        <w:t>)</w:t>
       </w:r>
     </w:p>
     <w:p>
@@ -10929,6 +12849,35 @@
           <w:rFonts w:hint="cs"/>
           <w:rtl/>
         </w:rPr>
+        <w:t>העברת ה -</w:t>
+      </w:r>
+      <w:r>
+        <w:t xml:space="preserve">Pages </w:t>
+      </w:r>
+      <w:r>
+        <w:rPr>
+          <w:rFonts w:hint="cs"/>
+          <w:rtl/>
+        </w:rPr>
+        <w:t xml:space="preserve"> בין בלוקי בדיקות יתבצע עם </w:t>
+      </w:r>
+      <w:r>
+        <w:t>fixtures</w:t>
+      </w:r>
+    </w:p>
+    <w:p>
+      <w:pPr>
+        <w:pStyle w:val="a9"/>
+        <w:numPr>
+          <w:ilvl w:val="0"/>
+          <w:numId w:val="15"/>
+        </w:numPr>
+      </w:pPr>
+      <w:r>
+        <w:rPr>
+          <w:rFonts w:hint="cs"/>
+          <w:rtl/>
+        </w:rPr>
         <w:t xml:space="preserve">שימוש ב - </w:t>
       </w:r>
       <w:r>
@@ -10941,11 +12890,9 @@
         </w:rPr>
         <w:t xml:space="preserve"> ו - </w:t>
       </w:r>
-      <w:proofErr w:type="spellStart"/>
       <w:r>
         <w:t>eslint</w:t>
       </w:r>
-      <w:proofErr w:type="spellEnd"/>
       <w:r>
         <w:rPr>
           <w:rFonts w:hint="cs"/>
@@ -10956,11 +12903,1517 @@
     </w:p>
     <w:p>
       <w:pPr>
-        <w:rPr>
-          <w:rFonts w:hint="cs"/>
-          <w:rtl/>
-        </w:rPr>
-      </w:pPr>
+        <w:pStyle w:val="a9"/>
+        <w:numPr>
+          <w:ilvl w:val="0"/>
+          <w:numId w:val="15"/>
+        </w:numPr>
+      </w:pPr>
+      <w:r>
+        <w:rPr>
+          <w:rFonts w:hint="cs"/>
+          <w:rtl/>
+        </w:rPr>
+        <w:t>לכתוב לכל בדיקה את התגיות הבאות: סוג הבדיקה</w:t>
+      </w:r>
+      <w:r>
+        <w:rPr>
+          <w:rFonts w:hint="cs"/>
+          <w:rtl/>
+        </w:rPr>
+        <w:t>,</w:t>
+      </w:r>
+      <w:r>
+        <w:rPr>
+          <w:rFonts w:hint="cs"/>
+          <w:rtl/>
+        </w:rPr>
+        <w:t xml:space="preserve"> ומספר הבדיקה</w:t>
+      </w:r>
+    </w:p>
+    <w:p/>
+    <w:p>
+      <w:pPr>
+        <w:pStyle w:val="5"/>
+      </w:pPr>
+      <w:r>
+        <w:rPr>
+          <w:rFonts w:hint="cs"/>
+          <w:rtl/>
+        </w:rPr>
+        <w:lastRenderedPageBreak/>
+        <w:t xml:space="preserve">נקודות </w:t>
+      </w:r>
+      <w:r>
+        <w:rPr>
+          <w:rFonts w:hint="cs"/>
+          <w:rtl/>
+        </w:rPr>
+        <w:t>חשובות</w:t>
+      </w:r>
+    </w:p>
+    <w:p>
+      <w:pPr>
+        <w:pStyle w:val="a9"/>
+        <w:numPr>
+          <w:ilvl w:val="0"/>
+          <w:numId w:val="20"/>
+        </w:numPr>
+      </w:pPr>
+      <w:r>
+        <w:rPr>
+          <w:rFonts w:hint="cs"/>
+          <w:rtl/>
+        </w:rPr>
+        <w:t>כמו שכתוב בעשרת הדיברות</w:t>
+      </w:r>
+      <w:r>
+        <w:rPr>
+          <w:rFonts w:hint="cs"/>
+          <w:rtl/>
+        </w:rPr>
+        <w:t>,</w:t>
+      </w:r>
+      <w:r>
+        <w:rPr>
+          <w:rFonts w:hint="cs"/>
+          <w:rtl/>
+        </w:rPr>
+        <w:t xml:space="preserve"> ככל שה - </w:t>
+      </w:r>
+      <w:r>
+        <w:t>prompt</w:t>
+      </w:r>
+      <w:r>
+        <w:rPr>
+          <w:rFonts w:hint="cs"/>
+          <w:rtl/>
+        </w:rPr>
+        <w:t xml:space="preserve"> שלכם</w:t>
+      </w:r>
+      <w:r>
+        <w:rPr>
+          <w:rFonts w:hint="cs"/>
+          <w:rtl/>
+        </w:rPr>
+        <w:t>:</w:t>
+      </w:r>
+    </w:p>
+    <w:p>
+      <w:pPr>
+        <w:pStyle w:val="a9"/>
+        <w:numPr>
+          <w:ilvl w:val="0"/>
+          <w:numId w:val="21"/>
+        </w:numPr>
+      </w:pPr>
+      <w:r>
+        <w:rPr>
+          <w:rFonts w:hint="cs"/>
+          <w:rtl/>
+        </w:rPr>
+        <w:t xml:space="preserve">יהיה יותר מדויק </w:t>
+      </w:r>
+      <w:r>
+        <w:rPr>
+          <w:rtl/>
+        </w:rPr>
+        <w:t>–</w:t>
+      </w:r>
+      <w:r>
+        <w:rPr>
+          <w:rFonts w:hint="cs"/>
+          <w:rtl/>
+        </w:rPr>
+        <w:t xml:space="preserve"> תנו </w:t>
+      </w:r>
+      <w:r>
+        <w:rPr>
+          <w:rFonts w:hint="cs"/>
+          <w:rtl/>
+        </w:rPr>
+        <w:t>לו בדיוק את מה שאתם רוצים שהוא יבדוק</w:t>
+      </w:r>
+    </w:p>
+    <w:p>
+      <w:pPr>
+        <w:pStyle w:val="a9"/>
+        <w:numPr>
+          <w:ilvl w:val="0"/>
+          <w:numId w:val="21"/>
+        </w:numPr>
+      </w:pPr>
+      <w:r>
+        <w:rPr>
+          <w:rFonts w:hint="cs"/>
+          <w:rtl/>
+        </w:rPr>
+        <w:t xml:space="preserve">יכיל קבצים </w:t>
+      </w:r>
+      <w:r>
+        <w:rPr>
+          <w:rtl/>
+        </w:rPr>
+        <w:t>–</w:t>
+      </w:r>
+      <w:r>
+        <w:rPr>
+          <w:rFonts w:hint="cs"/>
+          <w:rtl/>
+        </w:rPr>
+        <w:t xml:space="preserve"> </w:t>
+      </w:r>
+      <w:r>
+        <w:rPr>
+          <w:rFonts w:hint="cs"/>
+          <w:rtl/>
+        </w:rPr>
+        <w:t>צירוף של מסמכים רלוונטים</w:t>
+      </w:r>
+    </w:p>
+    <w:p>
+      <w:pPr>
+        <w:pStyle w:val="a9"/>
+        <w:numPr>
+          <w:ilvl w:val="0"/>
+          <w:numId w:val="21"/>
+        </w:numPr>
+      </w:pPr>
+      <w:r>
+        <w:rPr>
+          <w:rFonts w:hint="cs"/>
+          <w:rtl/>
+        </w:rPr>
+        <w:t xml:space="preserve">יהיה מפורק למשימות קטנות </w:t>
+      </w:r>
+      <w:r>
+        <w:rPr>
+          <w:rtl/>
+        </w:rPr>
+        <w:t>–</w:t>
+      </w:r>
+      <w:r>
+        <w:rPr>
+          <w:rFonts w:hint="cs"/>
+          <w:rtl/>
+        </w:rPr>
+        <w:t xml:space="preserve"> לא לכתוב לו שיבצע משימה גדולה, הוא יתחיל "להזות"</w:t>
+      </w:r>
+    </w:p>
+    <w:p>
+      <w:pPr>
+        <w:ind w:left="720"/>
+        <w:rPr>
+          <w:rtl/>
+        </w:rPr>
+      </w:pPr>
+      <w:r>
+        <w:rPr>
+          <w:rFonts w:hint="cs"/>
+          <w:rtl/>
+        </w:rPr>
+        <w:t xml:space="preserve">וגם, אם הסוכנים יכילו </w:t>
+      </w:r>
+      <w:r>
+        <w:rPr>
+          <w:rFonts w:hint="cs"/>
+          <w:rtl/>
+        </w:rPr>
+        <w:t>סט חוקים מדויק</w:t>
+      </w:r>
+      <w:r>
+        <w:rPr>
+          <w:rtl/>
+        </w:rPr>
+        <w:br/>
+      </w:r>
+      <w:r>
+        <w:rPr>
+          <w:rFonts w:hint="cs"/>
+          <w:rtl/>
+        </w:rPr>
+        <w:t xml:space="preserve">ככה </w:t>
+      </w:r>
+      <w:r>
+        <w:rPr>
+          <w:rFonts w:hint="cs"/>
+          <w:rtl/>
+        </w:rPr>
+        <w:t>הם</w:t>
+      </w:r>
+      <w:r>
+        <w:rPr>
+          <w:rFonts w:hint="cs"/>
+          <w:rtl/>
+        </w:rPr>
+        <w:t xml:space="preserve"> יפיקו תוצאות יותר מדויקות</w:t>
+      </w:r>
+    </w:p>
+    <w:p>
+      <w:pPr>
+        <w:pStyle w:val="a9"/>
+        <w:numPr>
+          <w:ilvl w:val="0"/>
+          <w:numId w:val="20"/>
+        </w:numPr>
+      </w:pPr>
+      <w:r>
+        <w:rPr>
+          <w:rFonts w:hint="cs"/>
+          <w:rtl/>
+        </w:rPr>
+        <w:t xml:space="preserve">שימו לב שהסוכנים </w:t>
+      </w:r>
+      <w:r>
+        <w:rPr>
+          <w:rFonts w:hint="cs"/>
+          <w:b/>
+          <w:bCs/>
+          <w:u w:val="single"/>
+          <w:rtl/>
+        </w:rPr>
+        <w:t>לא</w:t>
+      </w:r>
+      <w:r>
+        <w:rPr>
+          <w:rFonts w:hint="cs"/>
+          <w:rtl/>
+        </w:rPr>
+        <w:t xml:space="preserve"> מבצעים את הפעולות הנ</w:t>
+      </w:r>
+      <w:r>
+        <w:rPr>
+          <w:rFonts w:hint="cs"/>
+          <w:rtl/>
+        </w:rPr>
+        <w:t>"</w:t>
+      </w:r>
+      <w:r>
+        <w:rPr>
+          <w:rFonts w:hint="cs"/>
+          <w:rtl/>
+        </w:rPr>
+        <w:t>ל:</w:t>
+      </w:r>
+    </w:p>
+    <w:p>
+      <w:pPr>
+        <w:pStyle w:val="a9"/>
+        <w:numPr>
+          <w:ilvl w:val="0"/>
+          <w:numId w:val="21"/>
+        </w:numPr>
+      </w:pPr>
+      <w:r>
+        <w:t>Planner</w:t>
+      </w:r>
+      <w:r>
+        <w:rPr>
+          <w:rFonts w:hint="cs"/>
+          <w:rtl/>
+        </w:rPr>
+        <w:t xml:space="preserve">: </w:t>
+      </w:r>
+      <w:r>
+        <w:rPr>
+          <w:rFonts w:hint="cs"/>
+          <w:rtl/>
+        </w:rPr>
+        <w:t>הסוכן עשוי ל</w:t>
+      </w:r>
+      <w:r>
+        <w:rPr>
+          <w:rFonts w:hint="cs"/>
+          <w:rtl/>
+        </w:rPr>
+        <w:t>ייצר יותר</w:t>
+      </w:r>
+      <w:r>
+        <w:rPr>
+          <w:rFonts w:hint="cs"/>
+          <w:rtl/>
+        </w:rPr>
+        <w:t xml:space="preserve"> בדיקות</w:t>
+      </w:r>
+      <w:r>
+        <w:rPr>
+          <w:rFonts w:hint="cs"/>
+          <w:rtl/>
+        </w:rPr>
+        <w:t xml:space="preserve"> ממה שצריך, עבור תכולות פשוטות יחסית</w:t>
+      </w:r>
+      <w:r>
+        <w:rPr>
+          <w:rFonts w:hint="cs"/>
+          <w:rtl/>
+        </w:rPr>
+        <w:t>, או שהוא יכול ליצור כמה בדיקות שהן דומות אחת לשנייה</w:t>
+      </w:r>
+      <w:r>
+        <w:rPr>
+          <w:rFonts w:hint="cs"/>
+          <w:rtl/>
+        </w:rPr>
+        <w:t xml:space="preserve"> </w:t>
+      </w:r>
+      <w:r>
+        <w:rPr>
+          <w:rtl/>
+        </w:rPr>
+        <w:t>–</w:t>
+      </w:r>
+      <w:r>
+        <w:rPr>
+          <w:rFonts w:hint="cs"/>
+          <w:rtl/>
+        </w:rPr>
+        <w:t xml:space="preserve"> מה שסתם י</w:t>
+      </w:r>
+      <w:r>
+        <w:rPr>
+          <w:rFonts w:hint="cs"/>
+          <w:rtl/>
+        </w:rPr>
+        <w:t>י</w:t>
+      </w:r>
+      <w:r>
+        <w:rPr>
+          <w:rFonts w:hint="cs"/>
+          <w:rtl/>
+        </w:rPr>
+        <w:t>קח יותר מדי זמן בהרצה עצמה של הבדיקות</w:t>
+      </w:r>
+    </w:p>
+    <w:p>
+      <w:pPr>
+        <w:pStyle w:val="a9"/>
+        <w:numPr>
+          <w:ilvl w:val="0"/>
+          <w:numId w:val="21"/>
+        </w:numPr>
+      </w:pPr>
+      <w:r>
+        <w:t>Generator</w:t>
+      </w:r>
+      <w:r>
+        <w:rPr>
+          <w:rFonts w:hint="cs"/>
+          <w:rtl/>
+        </w:rPr>
+        <w:t xml:space="preserve">: </w:t>
+      </w:r>
+      <w:r>
+        <w:rPr>
+          <w:rFonts w:hint="cs"/>
+          <w:rtl/>
+        </w:rPr>
+        <w:t xml:space="preserve">הסוכן </w:t>
+      </w:r>
+      <w:r>
+        <w:rPr>
+          <w:rFonts w:hint="cs"/>
+          <w:rtl/>
+        </w:rPr>
+        <w:t>לוקח זיהויים יותר מדי מורכבים</w:t>
+      </w:r>
+      <w:r>
+        <w:rPr>
+          <w:rFonts w:hint="cs"/>
+          <w:rtl/>
+        </w:rPr>
+        <w:t xml:space="preserve"> (לא משתמש בפעולות של </w:t>
+      </w:r>
+      <w:r>
+        <w:t>getby</w:t>
+      </w:r>
+      <w:r>
+        <w:rPr>
+          <w:rFonts w:hint="cs"/>
+          <w:rtl/>
+        </w:rPr>
+        <w:t>)</w:t>
+      </w:r>
+    </w:p>
+    <w:p>
+      <w:pPr>
+        <w:pStyle w:val="a9"/>
+        <w:numPr>
+          <w:ilvl w:val="0"/>
+          <w:numId w:val="21"/>
+        </w:numPr>
+      </w:pPr>
+      <w:r>
+        <w:t>Healer</w:t>
+      </w:r>
+      <w:r>
+        <w:rPr>
+          <w:rFonts w:hint="cs"/>
+          <w:rtl/>
+        </w:rPr>
+        <w:t xml:space="preserve">: </w:t>
+      </w:r>
+      <w:r>
+        <w:rPr>
+          <w:rFonts w:hint="cs"/>
+          <w:rtl/>
+        </w:rPr>
+        <w:t xml:space="preserve">הסוכן עשוי למחוק </w:t>
+      </w:r>
+      <w:r>
+        <w:t>expect</w:t>
+      </w:r>
+      <w:r>
+        <w:rPr>
+          <w:rFonts w:hint="cs"/>
+          <w:rtl/>
+        </w:rPr>
+        <w:t xml:space="preserve">-ים כדי שהבדיקה תעבור </w:t>
+      </w:r>
+      <w:r>
+        <w:rPr>
+          <w:rtl/>
+        </w:rPr>
+        <w:t>–</w:t>
+      </w:r>
+      <w:r>
+        <w:rPr>
+          <w:rFonts w:hint="cs"/>
+          <w:rtl/>
+        </w:rPr>
+        <w:t xml:space="preserve"> חובה עליכם לעבור ולראות מה הוא תיקן, ולשאול אותו מה הוא עשה</w:t>
+      </w:r>
+    </w:p>
+    <w:p>
+      <w:pPr>
+        <w:rPr>
+          <w:rtl/>
+        </w:rPr>
+      </w:pPr>
+    </w:p>
+    <w:p>
+      <w:pPr>
+        <w:rPr>
+          <w:rtl/>
+        </w:rPr>
+      </w:pPr>
+    </w:p>
+    <w:p>
+      <w:pPr>
+        <w:rPr>
+          <w:rtl/>
+        </w:rPr>
+      </w:pPr>
+    </w:p>
+    <w:p>
+      <w:pPr>
+        <w:rPr>
+          <w:rtl/>
+        </w:rPr>
+      </w:pPr>
+    </w:p>
+    <w:p>
+      <w:pPr>
+        <w:rPr>
+          <w:rtl/>
+        </w:rPr>
+      </w:pPr>
+    </w:p>
+    <w:p>
+      <w:pPr>
+        <w:rPr>
+          <w:rtl/>
+        </w:rPr>
+      </w:pPr>
+    </w:p>
+    <w:p>
+      <w:pPr>
+        <w:rPr>
+          <w:rtl/>
+        </w:rPr>
+      </w:pPr>
+    </w:p>
+    <w:p>
+      <w:pPr>
+        <w:rPr>
+          <w:rtl/>
+        </w:rPr>
+      </w:pPr>
+    </w:p>
+    <w:p>
+      <w:pPr>
+        <w:rPr>
+          <w:rtl/>
+        </w:rPr>
+      </w:pPr>
+    </w:p>
+    <w:p>
+      <w:pPr>
+        <w:rPr>
+          <w:rtl/>
+        </w:rPr>
+      </w:pPr>
+    </w:p>
+    <w:p>
+      <w:pPr>
+        <w:rPr>
+          <w:rtl/>
+        </w:rPr>
+      </w:pPr>
+    </w:p>
+    <w:p>
+      <w:pPr>
+        <w:rPr>
+          <w:rtl/>
+        </w:rPr>
+      </w:pPr>
+    </w:p>
+    <w:p>
+      <w:pPr>
+        <w:rPr>
+          <w:rtl/>
+        </w:rPr>
+      </w:pPr>
+    </w:p>
+    <w:p>
+      <w:pPr>
+        <w:rPr>
+          <w:rtl/>
+        </w:rPr>
+      </w:pPr>
+    </w:p>
+    <w:p>
+      <w:pPr>
+        <w:rPr>
+          <w:rtl/>
+        </w:rPr>
+      </w:pPr>
+    </w:p>
+    <w:p>
+      <w:pPr>
+        <w:rPr>
+          <w:rtl/>
+        </w:rPr>
+      </w:pPr>
+    </w:p>
+    <w:p>
+      <w:pPr>
+        <w:rPr>
+          <w:rtl/>
+        </w:rPr>
+      </w:pPr>
+    </w:p>
+    <w:p>
+      <w:pPr>
+        <w:rPr>
+          <w:rtl/>
+        </w:rPr>
+      </w:pPr>
+    </w:p>
+    <w:p>
+      <w:pPr>
+        <w:rPr>
+          <w:rtl/>
+        </w:rPr>
+      </w:pPr>
+    </w:p>
+    <w:p>
+      <w:pPr>
+        <w:rPr>
+          <w:rtl/>
+        </w:rPr>
+      </w:pPr>
+    </w:p>
+    <w:p>
+      <w:pPr>
+        <w:rPr>
+          <w:rtl/>
+        </w:rPr>
+      </w:pPr>
+    </w:p>
+    <w:p>
+      <w:pPr>
+        <w:pStyle w:val="1"/>
+        <w:rPr>
+          <w:rtl/>
+        </w:rPr>
+      </w:pPr>
+      <w:bookmarkStart w:id="24" w:name="_Toc224567926"/>
+      <w:bookmarkStart w:id="25" w:name="_דוגמא_לכתיבת_prompt"/>
+      <w:bookmarkEnd w:id="25"/>
+      <w:r>
+        <w:rPr>
+          <w:rFonts w:hint="cs"/>
+          <w:rtl/>
+        </w:rPr>
+        <w:lastRenderedPageBreak/>
+        <w:t xml:space="preserve">דוגמא לכתיבת </w:t>
+      </w:r>
+      <w:r>
+        <w:t>prompt</w:t>
+      </w:r>
+      <w:bookmarkEnd w:id="24"/>
+    </w:p>
+    <w:p>
+      <w:pPr>
+        <w:rPr>
+          <w:rtl/>
+        </w:rPr>
+      </w:pPr>
+      <w:r>
+        <w:rPr>
+          <w:rFonts w:hint="cs"/>
+          <w:rtl/>
+        </w:rPr>
+        <w:t xml:space="preserve">נניח שאנחנו רוצים לבקש מהסוכן שייצור לנו אתר </w:t>
+      </w:r>
+      <w:r>
+        <w:rPr>
+          <w:rFonts w:hint="cs"/>
+          <w:rtl/>
+        </w:rPr>
+        <w:t>קניות של בגדים, קצת כמו האתר הבא:</w:t>
+      </w:r>
+    </w:p>
+    <w:p>
+      <w:pPr>
+        <w:bidi w:val="0"/>
+      </w:pPr>
+      <w:hyperlink r:id="rId20" w:history="1">
+        <w:r>
+          <w:rPr>
+            <w:rStyle w:val="Hyperlink"/>
+          </w:rPr>
+          <w:t>https://www.saucedemo.com/</w:t>
+        </w:r>
+      </w:hyperlink>
+    </w:p>
+    <w:p>
+      <w:pPr>
+        <w:rPr>
+          <w:rFonts w:hint="cs"/>
+          <w:rtl/>
+        </w:rPr>
+      </w:pPr>
+      <w:r>
+        <w:rPr>
+          <w:rFonts w:hint="cs"/>
+          <w:rtl/>
+        </w:rPr>
+        <w:t xml:space="preserve">זה </w:t>
+      </w:r>
+      <w:r>
+        <w:rPr>
+          <w:rFonts w:hint="cs"/>
+          <w:rtl/>
+        </w:rPr>
+        <w:t xml:space="preserve">ה - </w:t>
+      </w:r>
+      <w:r>
+        <w:t>prompt</w:t>
+      </w:r>
+      <w:r>
+        <w:rPr>
+          <w:rFonts w:hint="cs"/>
+          <w:rtl/>
+        </w:rPr>
+        <w:t xml:space="preserve"> שיביא רק את </w:t>
+      </w:r>
+      <w:r>
+        <w:rPr>
+          <w:rFonts w:hint="cs"/>
+          <w:b/>
+          <w:bCs/>
+          <w:rtl/>
+        </w:rPr>
+        <w:t>דף ההתחברות</w:t>
+      </w:r>
+      <w:r>
+        <w:rPr>
+          <w:rFonts w:hint="cs"/>
+          <w:rtl/>
+        </w:rPr>
+        <w:t xml:space="preserve"> אחד לאחד</w:t>
+      </w:r>
+      <w:r>
+        <w:rPr>
+          <w:rFonts w:hint="cs"/>
+          <w:rtl/>
+        </w:rPr>
+        <w:t>, מוזמנים להעתיק את ה</w:t>
+      </w:r>
+      <w:r>
+        <w:rPr>
+          <w:rFonts w:hint="cs"/>
+          <w:rtl/>
+        </w:rPr>
+        <w:t xml:space="preserve"> - </w:t>
+      </w:r>
+      <w:r>
+        <w:t>prompt</w:t>
+      </w:r>
+      <w:r>
+        <w:rPr>
+          <w:rFonts w:hint="cs"/>
+          <w:rtl/>
+        </w:rPr>
+        <w:t xml:space="preserve"> </w:t>
+      </w:r>
+      <w:r>
+        <w:rPr>
+          <w:rFonts w:hint="cs"/>
+          <w:rtl/>
+        </w:rPr>
+        <w:t xml:space="preserve">הזה לתוך ה </w:t>
+      </w:r>
+      <w:r>
+        <w:rPr>
+          <w:rFonts w:hint="cs"/>
+          <w:rtl/>
+        </w:rPr>
+        <w:t>-</w:t>
+      </w:r>
+      <w:r>
+        <w:rPr>
+          <w:rFonts w:hint="cs"/>
+          <w:rtl/>
+        </w:rPr>
+        <w:t xml:space="preserve"> </w:t>
+      </w:r>
+      <w:r>
+        <w:t>opencode</w:t>
+      </w:r>
+      <w:r>
+        <w:rPr>
+          <w:rFonts w:hint="cs"/>
+          <w:rtl/>
+        </w:rPr>
+        <w:t xml:space="preserve"> ולראות בעצמכם (מומלץ על תיקייה ריקה)</w:t>
+      </w:r>
+      <w:r>
+        <w:rPr>
+          <w:rFonts w:hint="cs"/>
+          <w:rtl/>
+        </w:rPr>
+        <w:t>:</w:t>
+      </w:r>
+    </w:p>
+    <w:p>
+      <w:pPr>
+        <w:bidi w:val="0"/>
+      </w:pPr>
+      <w:r>
+        <w:t># Goal</w:t>
+      </w:r>
+    </w:p>
+    <w:p>
+      <w:pPr>
+        <w:bidi w:val="0"/>
+      </w:pPr>
+      <w:r>
+        <w:t xml:space="preserve">As part of my training, I am recreating the SauceDemo website (https://www.saucedemo.com/) </w:t>
+      </w:r>
+    </w:p>
+    <w:p>
+      <w:pPr>
+        <w:bidi w:val="0"/>
+        <w:rPr>
+          <w:rtl/>
+        </w:rPr>
+      </w:pPr>
+      <w:r>
+        <w:t>page by page as a static offline site. This is the first task: recreate the **login page**.</w:t>
+      </w:r>
+    </w:p>
+    <w:p>
+      <w:pPr>
+        <w:bidi w:val="0"/>
+      </w:pPr>
+      <w:r>
+        <w:t>---</w:t>
+      </w:r>
+    </w:p>
+    <w:p>
+      <w:pPr>
+        <w:bidi w:val="0"/>
+      </w:pPr>
+      <w:r>
+        <w:t># Agent Capabilities</w:t>
+      </w:r>
+    </w:p>
+    <w:p>
+      <w:pPr>
+        <w:bidi w:val="0"/>
+      </w:pPr>
+      <w:r>
+        <w:t>You have access to:</w:t>
+      </w:r>
+    </w:p>
+    <w:p>
+      <w:pPr>
+        <w:bidi w:val="0"/>
+      </w:pPr>
+      <w:r>
+        <w:t>- A bash terminal (to create files, folders, and download assets)</w:t>
+      </w:r>
+    </w:p>
+    <w:p>
+      <w:pPr>
+        <w:bidi w:val="0"/>
+      </w:pPr>
+      <w:r>
+        <w:t>- A browser / web fetch tool (to inspect the live site at https://www.saucedemo.com/)</w:t>
+      </w:r>
+    </w:p>
+    <w:p>
+      <w:pPr>
+        <w:bidi w:val="0"/>
+        <w:rPr>
+          <w:rtl/>
+        </w:rPr>
+      </w:pPr>
+    </w:p>
+    <w:p>
+      <w:pPr>
+        <w:bidi w:val="0"/>
+      </w:pPr>
+      <w:r>
+        <w:t>Before writing any code, visit the live URL and inspect the page to extract:</w:t>
+      </w:r>
+    </w:p>
+    <w:p>
+      <w:pPr>
+        <w:bidi w:val="0"/>
+      </w:pPr>
+      <w:r>
+        <w:t>- Exact colors (hex values)</w:t>
+      </w:r>
+    </w:p>
+    <w:p>
+      <w:pPr>
+        <w:bidi w:val="0"/>
+      </w:pPr>
+      <w:r>
+        <w:t>- Font family and sizes</w:t>
+      </w:r>
+    </w:p>
+    <w:p>
+      <w:pPr>
+        <w:bidi w:val="0"/>
+      </w:pPr>
+      <w:r>
+        <w:t>- Layout structure</w:t>
+      </w:r>
+    </w:p>
+    <w:p>
+      <w:pPr>
+        <w:bidi w:val="0"/>
+      </w:pPr>
+      <w:r>
+        <w:t>- Images and icons (download them locally)</w:t>
+      </w:r>
+    </w:p>
+    <w:p>
+      <w:pPr>
+        <w:bidi w:val="0"/>
+        <w:rPr>
+          <w:rtl/>
+        </w:rPr>
+      </w:pPr>
+    </w:p>
+    <w:p>
+      <w:pPr>
+        <w:bidi w:val="0"/>
+      </w:pPr>
+      <w:r>
+        <w:t>If you cannot access the URL, notify me and wait for further instructions or screenshots.</w:t>
+      </w:r>
+    </w:p>
+    <w:p>
+      <w:pPr>
+        <w:bidi w:val="0"/>
+        <w:rPr>
+          <w:rtl/>
+        </w:rPr>
+      </w:pPr>
+    </w:p>
+    <w:p>
+      <w:pPr>
+        <w:bidi w:val="0"/>
+      </w:pPr>
+      <w:r>
+        <w:t>**Restrictions:**</w:t>
+      </w:r>
+    </w:p>
+    <w:p>
+      <w:pPr>
+        <w:bidi w:val="0"/>
+      </w:pPr>
+      <w:r>
+        <w:t>- Do NOT delete any files or folders without explicitly asking for my permission first</w:t>
+      </w:r>
+    </w:p>
+    <w:p>
+      <w:pPr>
+        <w:bidi w:val="0"/>
+        <w:rPr>
+          <w:rtl/>
+        </w:rPr>
+      </w:pPr>
+      <w:r>
+        <w:t>- If you think something needs to be removed or replaced, pause and ask before proceeding</w:t>
+      </w:r>
+    </w:p>
+    <w:p>
+      <w:pPr>
+        <w:bidi w:val="0"/>
+      </w:pPr>
+      <w:r>
+        <w:t>---</w:t>
+      </w:r>
+    </w:p>
+    <w:p>
+      <w:pPr>
+        <w:bidi w:val="0"/>
+      </w:pPr>
+      <w:r>
+        <w:t># Project Requirements</w:t>
+      </w:r>
+    </w:p>
+    <w:p>
+      <w:pPr>
+        <w:bidi w:val="0"/>
+      </w:pPr>
+      <w:r>
+        <w:t>- Static HTML + CSS + JS only (no frameworks)</w:t>
+      </w:r>
+    </w:p>
+    <w:p>
+      <w:pPr>
+        <w:bidi w:val="0"/>
+      </w:pPr>
+      <w:r>
+        <w:t>- Fully offline: no external links, CDN imports, or remote images</w:t>
+      </w:r>
+    </w:p>
+    <w:p>
+      <w:pPr>
+        <w:bidi w:val="0"/>
+      </w:pPr>
+      <w:r>
+        <w:lastRenderedPageBreak/>
+        <w:t>- All external assets (fonts, images, icons) must be downloaded into the project folder</w:t>
+      </w:r>
+    </w:p>
+    <w:p>
+      <w:pPr>
+        <w:bidi w:val="0"/>
+      </w:pPr>
+      <w:r>
+        <w:t>- Follow best practices for project structure, formatting, and linting</w:t>
+      </w:r>
+    </w:p>
+    <w:p>
+      <w:pPr>
+        <w:bidi w:val="0"/>
+        <w:rPr>
+          <w:rtl/>
+        </w:rPr>
+      </w:pPr>
+    </w:p>
+    <w:p>
+      <w:pPr>
+        <w:bidi w:val="0"/>
+      </w:pPr>
+      <w:r>
+        <w:t>## Folder Structure</w:t>
+      </w:r>
+    </w:p>
+    <w:p>
+      <w:pPr>
+        <w:bidi w:val="0"/>
+      </w:pPr>
+      <w:r>
+        <w:t>Use the following structure:</w:t>
+      </w:r>
+    </w:p>
+    <w:p>
+      <w:pPr>
+        <w:bidi w:val="0"/>
+      </w:pPr>
+      <w:r>
+        <w:t>project-root/</w:t>
+      </w:r>
+    </w:p>
+    <w:p>
+      <w:pPr>
+        <w:bidi w:val="0"/>
+      </w:pPr>
+      <w:r>
+        <w:rPr>
+          <w:rFonts w:ascii="MS Gothic" w:eastAsia="MS Gothic" w:hAnsi="MS Gothic" w:cs="MS Gothic" w:hint="eastAsia"/>
+        </w:rPr>
+        <w:t>├</w:t>
+      </w:r>
+      <w:r>
+        <w:rPr>
+          <w:rFonts w:ascii="Aptos" w:hAnsi="Aptos" w:cs="Aptos"/>
+        </w:rPr>
+        <w:t>──</w:t>
+      </w:r>
+      <w:r>
+        <w:t xml:space="preserve"> index.html          # Login page</w:t>
+      </w:r>
+    </w:p>
+    <w:p>
+      <w:pPr>
+        <w:bidi w:val="0"/>
+      </w:pPr>
+      <w:r>
+        <w:rPr>
+          <w:rFonts w:ascii="MS Gothic" w:eastAsia="MS Gothic" w:hAnsi="MS Gothic" w:cs="MS Gothic" w:hint="eastAsia"/>
+        </w:rPr>
+        <w:t>├</w:t>
+      </w:r>
+      <w:r>
+        <w:rPr>
+          <w:rFonts w:ascii="Aptos" w:hAnsi="Aptos" w:cs="Aptos"/>
+        </w:rPr>
+        <w:t>──</w:t>
+      </w:r>
+      <w:r>
+        <w:t xml:space="preserve"> css/</w:t>
+      </w:r>
+    </w:p>
+    <w:p>
+      <w:pPr>
+        <w:bidi w:val="0"/>
+      </w:pPr>
+      <w:r>
+        <w:t>│   └── style.css</w:t>
+      </w:r>
+    </w:p>
+    <w:p>
+      <w:pPr>
+        <w:bidi w:val="0"/>
+      </w:pPr>
+      <w:r>
+        <w:rPr>
+          <w:rFonts w:ascii="MS Gothic" w:eastAsia="MS Gothic" w:hAnsi="MS Gothic" w:cs="MS Gothic" w:hint="eastAsia"/>
+        </w:rPr>
+        <w:t>├</w:t>
+      </w:r>
+      <w:r>
+        <w:rPr>
+          <w:rFonts w:ascii="Aptos" w:hAnsi="Aptos" w:cs="Aptos"/>
+        </w:rPr>
+        <w:t>──</w:t>
+      </w:r>
+      <w:r>
+        <w:t xml:space="preserve"> js/</w:t>
+      </w:r>
+    </w:p>
+    <w:p>
+      <w:pPr>
+        <w:bidi w:val="0"/>
+      </w:pPr>
+      <w:r>
+        <w:t>│   └── main.js</w:t>
+      </w:r>
+    </w:p>
+    <w:p>
+      <w:pPr>
+        <w:bidi w:val="0"/>
+      </w:pPr>
+      <w:r>
+        <w:rPr>
+          <w:rFonts w:ascii="MS Gothic" w:eastAsia="MS Gothic" w:hAnsi="MS Gothic" w:cs="MS Gothic" w:hint="eastAsia"/>
+        </w:rPr>
+        <w:t>├</w:t>
+      </w:r>
+      <w:r>
+        <w:rPr>
+          <w:rFonts w:ascii="Aptos" w:hAnsi="Aptos" w:cs="Aptos"/>
+        </w:rPr>
+        <w:t>──</w:t>
+      </w:r>
+      <w:r>
+        <w:t xml:space="preserve"> pages/</w:t>
+      </w:r>
+    </w:p>
+    <w:p>
+      <w:pPr>
+        <w:bidi w:val="0"/>
+      </w:pPr>
+      <w:r>
+        <w:t>│   └── inventory.html  # Empty placeholder page</w:t>
+      </w:r>
+    </w:p>
+    <w:p>
+      <w:pPr>
+        <w:bidi w:val="0"/>
+      </w:pPr>
+      <w:r>
+        <w:t>└── assets/</w:t>
+      </w:r>
+    </w:p>
+    <w:p>
+      <w:pPr>
+        <w:bidi w:val="0"/>
+      </w:pPr>
+      <w:r>
+        <w:t xml:space="preserve">    </w:t>
+      </w:r>
+      <w:r>
+        <w:rPr>
+          <w:rFonts w:ascii="MS Gothic" w:eastAsia="MS Gothic" w:hAnsi="MS Gothic" w:cs="MS Gothic" w:hint="eastAsia"/>
+        </w:rPr>
+        <w:t>├</w:t>
+      </w:r>
+      <w:r>
+        <w:rPr>
+          <w:rFonts w:ascii="Aptos" w:hAnsi="Aptos" w:cs="Aptos"/>
+        </w:rPr>
+        <w:t>──</w:t>
+      </w:r>
+      <w:r>
+        <w:t xml:space="preserve"> fonts/</w:t>
+      </w:r>
+    </w:p>
+    <w:p>
+      <w:pPr>
+        <w:bidi w:val="0"/>
+        <w:rPr>
+          <w:rtl/>
+        </w:rPr>
+      </w:pPr>
+      <w:r>
+        <w:t xml:space="preserve">    └── images/</w:t>
+      </w:r>
+    </w:p>
+    <w:p>
+      <w:pPr>
+        <w:bidi w:val="0"/>
+      </w:pPr>
+      <w:r>
+        <w:t>---</w:t>
+      </w:r>
+    </w:p>
+    <w:p>
+      <w:pPr>
+        <w:bidi w:val="0"/>
+      </w:pPr>
+      <w:r>
+        <w:t># Login Page — Functional Requirements</w:t>
+      </w:r>
+    </w:p>
+    <w:p>
+      <w:pPr>
+        <w:bidi w:val="0"/>
+        <w:rPr>
+          <w:rtl/>
+        </w:rPr>
+      </w:pPr>
+    </w:p>
+    <w:p>
+      <w:pPr>
+        <w:bidi w:val="0"/>
+      </w:pPr>
+      <w:r>
+        <w:t>## Credentials &amp; Validation</w:t>
+      </w:r>
+    </w:p>
+    <w:p>
+      <w:pPr>
+        <w:bidi w:val="0"/>
+      </w:pPr>
+      <w:r>
+        <w:t>The login form must support the following hardcoded users:</w:t>
+      </w:r>
+    </w:p>
+    <w:p>
+      <w:pPr>
+        <w:bidi w:val="0"/>
+        <w:rPr>
+          <w:rtl/>
+        </w:rPr>
+      </w:pPr>
+    </w:p>
+    <w:p>
+      <w:pPr>
+        <w:bidi w:val="0"/>
+      </w:pPr>
+      <w:r>
+        <w:t>| Username                | Password       | Behavior                                        |</w:t>
+      </w:r>
+    </w:p>
+    <w:p>
+      <w:pPr>
+        <w:bidi w:val="0"/>
+        <w:rPr>
+          <w:rtl/>
+        </w:rPr>
+      </w:pPr>
+      <w:r>
+        <w:t>|-------------------------|----------------|-------------------------------------------------|</w:t>
+      </w:r>
+    </w:p>
+    <w:p>
+      <w:pPr>
+        <w:bidi w:val="0"/>
+      </w:pPr>
+      <w:r>
+        <w:t>| standard_user           | secret_sauce   | Redirect to inventory.html                      |</w:t>
+      </w:r>
+    </w:p>
+    <w:p>
+      <w:pPr>
+        <w:bidi w:val="0"/>
+      </w:pPr>
+      <w:r>
+        <w:t>| locked_out_user         | secret_sauce   | Show error: "Sorry, this user has been locked out." |</w:t>
+      </w:r>
+    </w:p>
+    <w:p>
+      <w:pPr>
+        <w:bidi w:val="0"/>
+      </w:pPr>
+      <w:r>
+        <w:t>| problem_user            | secret_sauce   | Redirect to inventory.html (has bugs on that page, handled later) |</w:t>
+      </w:r>
+    </w:p>
+    <w:p>
+      <w:pPr>
+        <w:bidi w:val="0"/>
+      </w:pPr>
+      <w:r>
+        <w:t>| performance_glitch_user | secret_sauce   | Redirect to inventory.html, but with a simulated delay of ~5 seconds before the redirect |</w:t>
+      </w:r>
+    </w:p>
+    <w:p>
+      <w:pPr>
+        <w:bidi w:val="0"/>
+      </w:pPr>
+      <w:r>
+        <w:lastRenderedPageBreak/>
+        <w:t>| error_user              | secret_sauce   | Redirect to inventory.html (will trigger API errors on that page, handled later) |</w:t>
+      </w:r>
+    </w:p>
+    <w:p>
+      <w:pPr>
+        <w:bidi w:val="0"/>
+      </w:pPr>
+      <w:r>
+        <w:t>| visual_user             | secret_sauce   | Redirect to inventory.html (will have visual bugs on that page, handled later) |</w:t>
+      </w:r>
+    </w:p>
+    <w:p>
+      <w:pPr>
+        <w:bidi w:val="0"/>
+      </w:pPr>
+      <w:r>
+        <w:t>| Any other combination   | —              | Show error: "Username and password do not match any user in this service." |</w:t>
+      </w:r>
+    </w:p>
+    <w:p>
+      <w:pPr>
+        <w:bidi w:val="0"/>
+        <w:rPr>
+          <w:rtl/>
+        </w:rPr>
+      </w:pPr>
+    </w:p>
+    <w:p>
+      <w:pPr>
+        <w:bidi w:val="0"/>
+      </w:pPr>
+      <w:r>
+        <w:t xml:space="preserve">**Important:** The malfunctions for `problem_user`, `error_user`, and `visual_user` are </w:t>
+      </w:r>
+    </w:p>
+    <w:p>
+      <w:pPr>
+        <w:bidi w:val="0"/>
+      </w:pPr>
+      <w:r>
+        <w:t xml:space="preserve">out of scope for the login page and will be implemented when those pages are built. </w:t>
+      </w:r>
+    </w:p>
+    <w:p>
+      <w:pPr>
+        <w:bidi w:val="0"/>
+      </w:pPr>
+      <w:r>
+        <w:t>For now, they simply redirect to inventory.html like standard_user.</w:t>
+      </w:r>
+    </w:p>
+    <w:p>
+      <w:pPr>
+        <w:bidi w:val="0"/>
+      </w:pPr>
+      <w:r>
+        <w:t>The only login-level behavior difference is:</w:t>
+      </w:r>
+    </w:p>
+    <w:p>
+      <w:pPr>
+        <w:bidi w:val="0"/>
+      </w:pPr>
+      <w:r>
+        <w:t>- `locked_out_user` → blocked at login</w:t>
+      </w:r>
+    </w:p>
+    <w:p>
+      <w:pPr>
+        <w:bidi w:val="0"/>
+      </w:pPr>
+      <w:r>
+        <w:t>- `performance_glitch_user` → 5 second delay before redirect</w:t>
+      </w:r>
+    </w:p>
+    <w:p>
+      <w:pPr>
+        <w:bidi w:val="0"/>
+        <w:rPr>
+          <w:rtl/>
+        </w:rPr>
+      </w:pPr>
+      <w:r>
+        <w:t>- All others (valid) → immediate redirect</w:t>
+      </w:r>
+    </w:p>
+    <w:p>
+      <w:pPr>
+        <w:bidi w:val="0"/>
+      </w:pPr>
+      <w:r>
+        <w:t>---</w:t>
+      </w:r>
+    </w:p>
+    <w:p>
+      <w:pPr>
+        <w:bidi w:val="0"/>
+      </w:pPr>
+      <w:r>
+        <w:t># Login Page — Visual Requirements</w:t>
+      </w:r>
+    </w:p>
+    <w:p>
+      <w:pPr>
+        <w:bidi w:val="0"/>
+      </w:pPr>
+      <w:r>
+        <w:t>The login page must closely match the original in:</w:t>
+      </w:r>
+    </w:p>
+    <w:p>
+      <w:pPr>
+        <w:bidi w:val="0"/>
+      </w:pPr>
+      <w:r>
+        <w:t>- Layout and spacing (structure should be identical, pixel-perfect is not required)</w:t>
+      </w:r>
+    </w:p>
+    <w:p>
+      <w:pPr>
+        <w:bidi w:val="0"/>
+      </w:pPr>
+      <w:r>
+        <w:t>- Color palette (use exact hex values extracted from the live site)</w:t>
+      </w:r>
+    </w:p>
+    <w:p>
+      <w:pPr>
+        <w:bidi w:val="0"/>
+      </w:pPr>
+      <w:r>
+        <w:t>- Font family and weight (download and self-host the fonts)</w:t>
+      </w:r>
+    </w:p>
+    <w:p>
+      <w:pPr>
+        <w:bidi w:val="0"/>
+      </w:pPr>
+      <w:r>
+        <w:t>- Images (logo, background, icons — all saved locally under assets/)</w:t>
+      </w:r>
+    </w:p>
+    <w:p>
+      <w:pPr>
+        <w:bidi w:val="0"/>
+        <w:rPr>
+          <w:rtl/>
+        </w:rPr>
+      </w:pPr>
+      <w:r>
+        <w:t>- Desktop-first design; no responsive/mobile layout needed</w:t>
+      </w:r>
+    </w:p>
+    <w:p>
+      <w:pPr>
+        <w:bidi w:val="0"/>
+      </w:pPr>
+      <w:r>
+        <w:t>---</w:t>
+      </w:r>
+    </w:p>
+    <w:p>
+      <w:pPr>
+        <w:bidi w:val="0"/>
+      </w:pPr>
+      <w:r>
+        <w:t># Deliverable</w:t>
+      </w:r>
+    </w:p>
+    <w:p>
+      <w:pPr>
+        <w:bidi w:val="0"/>
+      </w:pPr>
+      <w:r>
+        <w:t>A static site rooted at index.html that:</w:t>
+      </w:r>
+    </w:p>
+    <w:p>
+      <w:pPr>
+        <w:bidi w:val="0"/>
+      </w:pPr>
+      <w:r>
+        <w:t>1. Opens locally in a browser without an internet connection</w:t>
+      </w:r>
+    </w:p>
+    <w:p>
+      <w:pPr>
+        <w:bidi w:val="0"/>
+      </w:pPr>
+      <w:r>
+        <w:t>2. Displays the login page styled to match the original</w:t>
+      </w:r>
+    </w:p>
+    <w:p>
+      <w:pPr>
+        <w:bidi w:val="0"/>
+      </w:pPr>
+      <w:r>
+        <w:t>3. Redirects standard_user to inventory.html on successful login</w:t>
+      </w:r>
+    </w:p>
+    <w:p>
+      <w:pPr>
+        <w:bidi w:val="0"/>
+      </w:pPr>
+      <w:r>
+        <w:t>4. Shows appropriate error messages for all other login attempts</w:t>
+      </w:r>
+    </w:p>
+    <w:p>
+      <w:pPr>
+        <w:bidi w:val="0"/>
+        <w:rPr>
+          <w:rFonts w:hint="cs"/>
+        </w:rPr>
+      </w:pPr>
+      <w:r>
+        <w:t>5. inventory.html can be a blank HTML page with just a &lt;h1&gt;Inventory Page&lt;/h1&gt; placeholder</w:t>
+      </w:r>
     </w:p>
     <w:sectPr>
       <w:headerReference w:type="even" r:id="rId21"/>
@@ -11060,6 +14513,244 @@
 <file path=word/numbering.xml><?xml version="1.0" encoding="utf-8"?>
 <w:numbering xmlns:wpc="http://schemas.microsoft.com/office/word/2010/wordprocessingCanvas" xmlns:cx="http://schemas.microsoft.com/office/drawing/2014/chartex" xmlns:cx1="http://schemas.microsoft.com/office/drawing/2015/9/8/chartex" xmlns:cx2="http://schemas.microsoft.com/office/drawing/2015/10/21/chartex" xmlns:cx3="http://schemas.microsoft.com/office/drawing/2016/5/9/chartex" xmlns:cx4="http://schemas.microsoft.com/office/drawing/2016/5/10/chartex" xmlns:cx5="http://schemas.microsoft.com/office/drawing/2016/5/11/chartex" xmlns:cx6="http://schemas.microsoft.com/office/drawing/2016/5/12/chartex" xmlns:cx7="http://schemas.microsoft.com/office/drawing/2016/5/13/chartex" xmlns:cx8="http://schemas.microsoft.com/office/drawing/2016/5/14/chartex" xmlns:mc="http://schemas.openxmlformats.org/markup-compatibility/2006" xmlns:aink="http://schemas.microsoft.com/office/drawing/2016/ink" xmlns:am3d="http://schemas.microsoft.com/office/drawing/2017/model3d" xmlns:o="urn:schemas-microsoft-com:office:office" xmlns:oel="http://schemas.microsoft.com/office/2019/extlst" xmlns:r="http://schemas.openxmlformats.org/officeDocument/2006/relationships" xmlns:m="http://schemas.openxmlformats.org/officeDocument/2006/math" xmlns:v="urn:schemas-microsoft-com:vml" xmlns:wp14="http://schemas.microsoft.com/office/word/2010/wordprocessingDrawing" xmlns:wp="http://schemas.openxmlformats.org/drawingml/2006/wordprocessingDrawing" xmlns:w10="urn:schemas-microsoft-com:office:word" xmlns:w="http://schemas.openxmlformats.org/wordprocessingml/2006/main" xmlns:w14="http://schemas.microsoft.com/office/word/2010/wordml" xmlns:w15="http://schemas.microsoft.com/office/word/2012/wordml" xmlns:w16cex="http://schemas.microsoft.com/office/word/2018/wordml/cex" xmlns:w16cid="http://schemas.microsoft.com/office/word/2016/wordml/cid" xmlns:w16="http://schemas.microsoft.com/office/word/2018/wordml" xmlns:w16du="http://schemas.microsoft.com/office/word/2023/wordml/word16du" xmlns:w16sdtdh="http://schemas.microsoft.com/office/word/2020/wordml/sdtdatahash" xmlns:w16sdtfl="http://schemas.microsoft.com/office/word/2024/wordml/sdtformatlock" xmlns:w16se="http://schemas.microsoft.com/office/word/2015/wordml/symex" xmlns:wpg="http://schemas.microsoft.com/office/word/2010/wordprocessingGroup" xmlns:wpi="http://schemas.microsoft.com/office/word/2010/wordprocessingInk" xmlns:wne="http://schemas.microsoft.com/office/word/2006/wordml" xmlns:wps="http://schemas.microsoft.com/office/word/2010/wordprocessingShape" mc:Ignorable="w14 w15 w16se w16cid w16 w16cex w16sdtdh w16sdtfl w16du wp14">
   <w:abstractNum w:abstractNumId="0" w15:restartNumberingAfterBreak="0">
+    <w:nsid w:val="00C669BE"/>
+    <w:multiLevelType w:val="multilevel"/>
+    <w:tmpl w:val="B2E81946"/>
+    <w:lvl w:ilvl="0">
+      <w:start w:val="1"/>
+      <w:numFmt w:val="bullet"/>
+      <w:lvlText w:val=""/>
+      <w:lvlJc w:val="left"/>
+      <w:pPr>
+        <w:tabs>
+          <w:tab w:val="num" w:pos="720"/>
+        </w:tabs>
+        <w:ind w:left="720" w:hanging="360"/>
+      </w:pPr>
+      <w:rPr>
+        <w:rFonts w:ascii="Symbol" w:hAnsi="Symbol" w:hint="default"/>
+        <w:sz w:val="20"/>
+      </w:rPr>
+    </w:lvl>
+    <w:lvl w:ilvl="1" w:tentative="1">
+      <w:start w:val="1"/>
+      <w:numFmt w:val="bullet"/>
+      <w:lvlText w:val="o"/>
+      <w:lvlJc w:val="left"/>
+      <w:pPr>
+        <w:tabs>
+          <w:tab w:val="num" w:pos="1440"/>
+        </w:tabs>
+        <w:ind w:left="1440" w:hanging="360"/>
+      </w:pPr>
+      <w:rPr>
+        <w:rFonts w:ascii="Courier New" w:hAnsi="Courier New" w:hint="default"/>
+        <w:sz w:val="20"/>
+      </w:rPr>
+    </w:lvl>
+    <w:lvl w:ilvl="2" w:tentative="1">
+      <w:start w:val="1"/>
+      <w:numFmt w:val="bullet"/>
+      <w:lvlText w:val=""/>
+      <w:lvlJc w:val="left"/>
+      <w:pPr>
+        <w:tabs>
+          <w:tab w:val="num" w:pos="2160"/>
+        </w:tabs>
+        <w:ind w:left="2160" w:hanging="360"/>
+      </w:pPr>
+      <w:rPr>
+        <w:rFonts w:ascii="Wingdings" w:hAnsi="Wingdings" w:hint="default"/>
+        <w:sz w:val="20"/>
+      </w:rPr>
+    </w:lvl>
+    <w:lvl w:ilvl="3" w:tentative="1">
+      <w:start w:val="1"/>
+      <w:numFmt w:val="bullet"/>
+      <w:lvlText w:val=""/>
+      <w:lvlJc w:val="left"/>
+      <w:pPr>
+        <w:tabs>
+          <w:tab w:val="num" w:pos="2880"/>
+        </w:tabs>
+        <w:ind w:left="2880" w:hanging="360"/>
+      </w:pPr>
+      <w:rPr>
+        <w:rFonts w:ascii="Wingdings" w:hAnsi="Wingdings" w:hint="default"/>
+        <w:sz w:val="20"/>
+      </w:rPr>
+    </w:lvl>
+    <w:lvl w:ilvl="4" w:tentative="1">
+      <w:start w:val="1"/>
+      <w:numFmt w:val="bullet"/>
+      <w:lvlText w:val=""/>
+      <w:lvlJc w:val="left"/>
+      <w:pPr>
+        <w:tabs>
+          <w:tab w:val="num" w:pos="3600"/>
+        </w:tabs>
+        <w:ind w:left="3600" w:hanging="360"/>
+      </w:pPr>
+      <w:rPr>
+        <w:rFonts w:ascii="Wingdings" w:hAnsi="Wingdings" w:hint="default"/>
+        <w:sz w:val="20"/>
+      </w:rPr>
+    </w:lvl>
+    <w:lvl w:ilvl="5" w:tentative="1">
+      <w:start w:val="1"/>
+      <w:numFmt w:val="bullet"/>
+      <w:lvlText w:val=""/>
+      <w:lvlJc w:val="left"/>
+      <w:pPr>
+        <w:tabs>
+          <w:tab w:val="num" w:pos="4320"/>
+        </w:tabs>
+        <w:ind w:left="4320" w:hanging="360"/>
+      </w:pPr>
+      <w:rPr>
+        <w:rFonts w:ascii="Wingdings" w:hAnsi="Wingdings" w:hint="default"/>
+        <w:sz w:val="20"/>
+      </w:rPr>
+    </w:lvl>
+    <w:lvl w:ilvl="6" w:tentative="1">
+      <w:start w:val="1"/>
+      <w:numFmt w:val="bullet"/>
+      <w:lvlText w:val=""/>
+      <w:lvlJc w:val="left"/>
+      <w:pPr>
+        <w:tabs>
+          <w:tab w:val="num" w:pos="5040"/>
+        </w:tabs>
+        <w:ind w:left="5040" w:hanging="360"/>
+      </w:pPr>
+      <w:rPr>
+        <w:rFonts w:ascii="Wingdings" w:hAnsi="Wingdings" w:hint="default"/>
+        <w:sz w:val="20"/>
+      </w:rPr>
+    </w:lvl>
+    <w:lvl w:ilvl="7" w:tentative="1">
+      <w:start w:val="1"/>
+      <w:numFmt w:val="bullet"/>
+      <w:lvlText w:val=""/>
+      <w:lvlJc w:val="left"/>
+      <w:pPr>
+        <w:tabs>
+          <w:tab w:val="num" w:pos="5760"/>
+        </w:tabs>
+        <w:ind w:left="5760" w:hanging="360"/>
+      </w:pPr>
+      <w:rPr>
+        <w:rFonts w:ascii="Wingdings" w:hAnsi="Wingdings" w:hint="default"/>
+        <w:sz w:val="20"/>
+      </w:rPr>
+    </w:lvl>
+    <w:lvl w:ilvl="8" w:tentative="1">
+      <w:start w:val="1"/>
+      <w:numFmt w:val="bullet"/>
+      <w:lvlText w:val=""/>
+      <w:lvlJc w:val="left"/>
+      <w:pPr>
+        <w:tabs>
+          <w:tab w:val="num" w:pos="6480"/>
+        </w:tabs>
+        <w:ind w:left="6480" w:hanging="360"/>
+      </w:pPr>
+      <w:rPr>
+        <w:rFonts w:ascii="Wingdings" w:hAnsi="Wingdings" w:hint="default"/>
+        <w:sz w:val="20"/>
+      </w:rPr>
+    </w:lvl>
+  </w:abstractNum>
+  <w:abstractNum w:abstractNumId="1" w15:restartNumberingAfterBreak="0">
+    <w:nsid w:val="02B51BE5"/>
+    <w:multiLevelType w:val="hybridMultilevel"/>
+    <w:tmpl w:val="78C835F6"/>
+    <w:lvl w:ilvl="0" w:tplc="0409000F">
+      <w:start w:val="1"/>
+      <w:numFmt w:val="decimal"/>
+      <w:lvlText w:val="%1."/>
+      <w:lvlJc w:val="left"/>
+      <w:pPr>
+        <w:ind w:left="720" w:hanging="360"/>
+      </w:pPr>
+      <w:rPr>
+        <w:rFonts w:hint="default"/>
+      </w:rPr>
+    </w:lvl>
+    <w:lvl w:ilvl="1" w:tplc="04090019" w:tentative="1">
+      <w:start w:val="1"/>
+      <w:numFmt w:val="lowerLetter"/>
+      <w:lvlText w:val="%2."/>
+      <w:lvlJc w:val="left"/>
+      <w:pPr>
+        <w:ind w:left="1440" w:hanging="360"/>
+      </w:pPr>
+    </w:lvl>
+    <w:lvl w:ilvl="2" w:tplc="0409001B" w:tentative="1">
+      <w:start w:val="1"/>
+      <w:numFmt w:val="lowerRoman"/>
+      <w:lvlText w:val="%3."/>
+      <w:lvlJc w:val="right"/>
+      <w:pPr>
+        <w:ind w:left="2160" w:hanging="180"/>
+      </w:pPr>
+    </w:lvl>
+    <w:lvl w:ilvl="3" w:tplc="0409000F" w:tentative="1">
+      <w:start w:val="1"/>
+      <w:numFmt w:val="decimal"/>
+      <w:lvlText w:val="%4."/>
+      <w:lvlJc w:val="left"/>
+      <w:pPr>
+        <w:ind w:left="2880" w:hanging="360"/>
+      </w:pPr>
+    </w:lvl>
+    <w:lvl w:ilvl="4" w:tplc="04090019" w:tentative="1">
+      <w:start w:val="1"/>
+      <w:numFmt w:val="lowerLetter"/>
+      <w:lvlText w:val="%5."/>
+      <w:lvlJc w:val="left"/>
+      <w:pPr>
+        <w:ind w:left="3600" w:hanging="360"/>
+      </w:pPr>
+    </w:lvl>
+    <w:lvl w:ilvl="5" w:tplc="0409001B" w:tentative="1">
+      <w:start w:val="1"/>
+      <w:numFmt w:val="lowerRoman"/>
+      <w:lvlText w:val="%6."/>
+      <w:lvlJc w:val="right"/>
+      <w:pPr>
+        <w:ind w:left="4320" w:hanging="180"/>
+      </w:pPr>
+    </w:lvl>
+    <w:lvl w:ilvl="6" w:tplc="0409000F" w:tentative="1">
+      <w:start w:val="1"/>
+      <w:numFmt w:val="decimal"/>
+      <w:lvlText w:val="%7."/>
+      <w:lvlJc w:val="left"/>
+      <w:pPr>
+        <w:ind w:left="5040" w:hanging="360"/>
+      </w:pPr>
+    </w:lvl>
+    <w:lvl w:ilvl="7" w:tplc="04090019" w:tentative="1">
+      <w:start w:val="1"/>
+      <w:numFmt w:val="lowerLetter"/>
+      <w:lvlText w:val="%8."/>
+      <w:lvlJc w:val="left"/>
+      <w:pPr>
+        <w:ind w:left="5760" w:hanging="360"/>
+      </w:pPr>
+    </w:lvl>
+    <w:lvl w:ilvl="8" w:tplc="0409001B" w:tentative="1">
+      <w:start w:val="1"/>
+      <w:numFmt w:val="lowerRoman"/>
+      <w:lvlText w:val="%9."/>
+      <w:lvlJc w:val="right"/>
+      <w:pPr>
+        <w:ind w:left="6480" w:hanging="180"/>
+      </w:pPr>
+    </w:lvl>
+  </w:abstractNum>
+  <w:abstractNum w:abstractNumId="2" w15:restartNumberingAfterBreak="0">
     <w:nsid w:val="0DF1771B"/>
     <w:multiLevelType w:val="hybridMultilevel"/>
     <w:tmpl w:val="5060C99C"/>
@@ -11148,7 +14839,7 @@
       </w:pPr>
     </w:lvl>
   </w:abstractNum>
-  <w:abstractNum w:abstractNumId="1" w15:restartNumberingAfterBreak="0">
+  <w:abstractNum w:abstractNumId="3" w15:restartNumberingAfterBreak="0">
     <w:nsid w:val="135A22A0"/>
     <w:multiLevelType w:val="hybridMultilevel"/>
     <w:tmpl w:val="38E40EF4"/>
@@ -11261,7 +14952,382 @@
       </w:rPr>
     </w:lvl>
   </w:abstractNum>
-  <w:abstractNum w:abstractNumId="2" w15:restartNumberingAfterBreak="0">
+  <w:abstractNum w:abstractNumId="4" w15:restartNumberingAfterBreak="0">
+    <w:nsid w:val="142A3745"/>
+    <w:multiLevelType w:val="hybridMultilevel"/>
+    <w:tmpl w:val="6002A4D2"/>
+    <w:lvl w:ilvl="0" w:tplc="AE76863E">
+      <w:start w:val="1"/>
+      <w:numFmt w:val="bullet"/>
+      <w:lvlText w:val=""/>
+      <w:lvlJc w:val="left"/>
+      <w:pPr>
+        <w:ind w:left="1080" w:hanging="360"/>
+      </w:pPr>
+      <w:rPr>
+        <w:rFonts w:ascii="Symbol" w:eastAsiaTheme="minorHAnsi" w:hAnsi="Symbol" w:cstheme="minorBidi" w:hint="default"/>
+      </w:rPr>
+    </w:lvl>
+    <w:lvl w:ilvl="1" w:tplc="04090003" w:tentative="1">
+      <w:start w:val="1"/>
+      <w:numFmt w:val="bullet"/>
+      <w:lvlText w:val="o"/>
+      <w:lvlJc w:val="left"/>
+      <w:pPr>
+        <w:ind w:left="1800" w:hanging="360"/>
+      </w:pPr>
+      <w:rPr>
+        <w:rFonts w:ascii="Courier New" w:hAnsi="Courier New" w:cs="Courier New" w:hint="default"/>
+      </w:rPr>
+    </w:lvl>
+    <w:lvl w:ilvl="2" w:tplc="04090005" w:tentative="1">
+      <w:start w:val="1"/>
+      <w:numFmt w:val="bullet"/>
+      <w:lvlText w:val=""/>
+      <w:lvlJc w:val="left"/>
+      <w:pPr>
+        <w:ind w:left="2520" w:hanging="360"/>
+      </w:pPr>
+      <w:rPr>
+        <w:rFonts w:ascii="Wingdings" w:hAnsi="Wingdings" w:hint="default"/>
+      </w:rPr>
+    </w:lvl>
+    <w:lvl w:ilvl="3" w:tplc="04090001" w:tentative="1">
+      <w:start w:val="1"/>
+      <w:numFmt w:val="bullet"/>
+      <w:lvlText w:val=""/>
+      <w:lvlJc w:val="left"/>
+      <w:pPr>
+        <w:ind w:left="3240" w:hanging="360"/>
+      </w:pPr>
+      <w:rPr>
+        <w:rFonts w:ascii="Symbol" w:hAnsi="Symbol" w:hint="default"/>
+      </w:rPr>
+    </w:lvl>
+    <w:lvl w:ilvl="4" w:tplc="04090003" w:tentative="1">
+      <w:start w:val="1"/>
+      <w:numFmt w:val="bullet"/>
+      <w:lvlText w:val="o"/>
+      <w:lvlJc w:val="left"/>
+      <w:pPr>
+        <w:ind w:left="3960" w:hanging="360"/>
+      </w:pPr>
+      <w:rPr>
+        <w:rFonts w:ascii="Courier New" w:hAnsi="Courier New" w:cs="Courier New" w:hint="default"/>
+      </w:rPr>
+    </w:lvl>
+    <w:lvl w:ilvl="5" w:tplc="04090005" w:tentative="1">
+      <w:start w:val="1"/>
+      <w:numFmt w:val="bullet"/>
+      <w:lvlText w:val=""/>
+      <w:lvlJc w:val="left"/>
+      <w:pPr>
+        <w:ind w:left="4680" w:hanging="360"/>
+      </w:pPr>
+      <w:rPr>
+        <w:rFonts w:ascii="Wingdings" w:hAnsi="Wingdings" w:hint="default"/>
+      </w:rPr>
+    </w:lvl>
+    <w:lvl w:ilvl="6" w:tplc="04090001" w:tentative="1">
+      <w:start w:val="1"/>
+      <w:numFmt w:val="bullet"/>
+      <w:lvlText w:val=""/>
+      <w:lvlJc w:val="left"/>
+      <w:pPr>
+        <w:ind w:left="5400" w:hanging="360"/>
+      </w:pPr>
+      <w:rPr>
+        <w:rFonts w:ascii="Symbol" w:hAnsi="Symbol" w:hint="default"/>
+      </w:rPr>
+    </w:lvl>
+    <w:lvl w:ilvl="7" w:tplc="04090003" w:tentative="1">
+      <w:start w:val="1"/>
+      <w:numFmt w:val="bullet"/>
+      <w:lvlText w:val="o"/>
+      <w:lvlJc w:val="left"/>
+      <w:pPr>
+        <w:ind w:left="6120" w:hanging="360"/>
+      </w:pPr>
+      <w:rPr>
+        <w:rFonts w:ascii="Courier New" w:hAnsi="Courier New" w:cs="Courier New" w:hint="default"/>
+      </w:rPr>
+    </w:lvl>
+    <w:lvl w:ilvl="8" w:tplc="04090005" w:tentative="1">
+      <w:start w:val="1"/>
+      <w:numFmt w:val="bullet"/>
+      <w:lvlText w:val=""/>
+      <w:lvlJc w:val="left"/>
+      <w:pPr>
+        <w:ind w:left="6840" w:hanging="360"/>
+      </w:pPr>
+      <w:rPr>
+        <w:rFonts w:ascii="Wingdings" w:hAnsi="Wingdings" w:hint="default"/>
+      </w:rPr>
+    </w:lvl>
+  </w:abstractNum>
+  <w:abstractNum w:abstractNumId="5" w15:restartNumberingAfterBreak="0">
+    <w:nsid w:val="14537767"/>
+    <w:multiLevelType w:val="multilevel"/>
+    <w:tmpl w:val="1B1EB5FC"/>
+    <w:lvl w:ilvl="0">
+      <w:start w:val="1"/>
+      <w:numFmt w:val="bullet"/>
+      <w:lvlText w:val=""/>
+      <w:lvlJc w:val="left"/>
+      <w:pPr>
+        <w:tabs>
+          <w:tab w:val="num" w:pos="720"/>
+        </w:tabs>
+        <w:ind w:left="720" w:hanging="360"/>
+      </w:pPr>
+      <w:rPr>
+        <w:rFonts w:ascii="Symbol" w:hAnsi="Symbol" w:hint="default"/>
+        <w:sz w:val="20"/>
+      </w:rPr>
+    </w:lvl>
+    <w:lvl w:ilvl="1" w:tentative="1">
+      <w:start w:val="1"/>
+      <w:numFmt w:val="bullet"/>
+      <w:lvlText w:val="o"/>
+      <w:lvlJc w:val="left"/>
+      <w:pPr>
+        <w:tabs>
+          <w:tab w:val="num" w:pos="1440"/>
+        </w:tabs>
+        <w:ind w:left="1440" w:hanging="360"/>
+      </w:pPr>
+      <w:rPr>
+        <w:rFonts w:ascii="Courier New" w:hAnsi="Courier New" w:hint="default"/>
+        <w:sz w:val="20"/>
+      </w:rPr>
+    </w:lvl>
+    <w:lvl w:ilvl="2" w:tentative="1">
+      <w:start w:val="1"/>
+      <w:numFmt w:val="bullet"/>
+      <w:lvlText w:val=""/>
+      <w:lvlJc w:val="left"/>
+      <w:pPr>
+        <w:tabs>
+          <w:tab w:val="num" w:pos="2160"/>
+        </w:tabs>
+        <w:ind w:left="2160" w:hanging="360"/>
+      </w:pPr>
+      <w:rPr>
+        <w:rFonts w:ascii="Wingdings" w:hAnsi="Wingdings" w:hint="default"/>
+        <w:sz w:val="20"/>
+      </w:rPr>
+    </w:lvl>
+    <w:lvl w:ilvl="3" w:tentative="1">
+      <w:start w:val="1"/>
+      <w:numFmt w:val="bullet"/>
+      <w:lvlText w:val=""/>
+      <w:lvlJc w:val="left"/>
+      <w:pPr>
+        <w:tabs>
+          <w:tab w:val="num" w:pos="2880"/>
+        </w:tabs>
+        <w:ind w:left="2880" w:hanging="360"/>
+      </w:pPr>
+      <w:rPr>
+        <w:rFonts w:ascii="Wingdings" w:hAnsi="Wingdings" w:hint="default"/>
+        <w:sz w:val="20"/>
+      </w:rPr>
+    </w:lvl>
+    <w:lvl w:ilvl="4" w:tentative="1">
+      <w:start w:val="1"/>
+      <w:numFmt w:val="bullet"/>
+      <w:lvlText w:val=""/>
+      <w:lvlJc w:val="left"/>
+      <w:pPr>
+        <w:tabs>
+          <w:tab w:val="num" w:pos="3600"/>
+        </w:tabs>
+        <w:ind w:left="3600" w:hanging="360"/>
+      </w:pPr>
+      <w:rPr>
+        <w:rFonts w:ascii="Wingdings" w:hAnsi="Wingdings" w:hint="default"/>
+        <w:sz w:val="20"/>
+      </w:rPr>
+    </w:lvl>
+    <w:lvl w:ilvl="5" w:tentative="1">
+      <w:start w:val="1"/>
+      <w:numFmt w:val="bullet"/>
+      <w:lvlText w:val=""/>
+      <w:lvlJc w:val="left"/>
+      <w:pPr>
+        <w:tabs>
+          <w:tab w:val="num" w:pos="4320"/>
+        </w:tabs>
+        <w:ind w:left="4320" w:hanging="360"/>
+      </w:pPr>
+      <w:rPr>
+        <w:rFonts w:ascii="Wingdings" w:hAnsi="Wingdings" w:hint="default"/>
+        <w:sz w:val="20"/>
+      </w:rPr>
+    </w:lvl>
+    <w:lvl w:ilvl="6" w:tentative="1">
+      <w:start w:val="1"/>
+      <w:numFmt w:val="bullet"/>
+      <w:lvlText w:val=""/>
+      <w:lvlJc w:val="left"/>
+      <w:pPr>
+        <w:tabs>
+          <w:tab w:val="num" w:pos="5040"/>
+        </w:tabs>
+        <w:ind w:left="5040" w:hanging="360"/>
+      </w:pPr>
+      <w:rPr>
+        <w:rFonts w:ascii="Wingdings" w:hAnsi="Wingdings" w:hint="default"/>
+        <w:sz w:val="20"/>
+      </w:rPr>
+    </w:lvl>
+    <w:lvl w:ilvl="7" w:tentative="1">
+      <w:start w:val="1"/>
+      <w:numFmt w:val="bullet"/>
+      <w:lvlText w:val=""/>
+      <w:lvlJc w:val="left"/>
+      <w:pPr>
+        <w:tabs>
+          <w:tab w:val="num" w:pos="5760"/>
+        </w:tabs>
+        <w:ind w:left="5760" w:hanging="360"/>
+      </w:pPr>
+      <w:rPr>
+        <w:rFonts w:ascii="Wingdings" w:hAnsi="Wingdings" w:hint="default"/>
+        <w:sz w:val="20"/>
+      </w:rPr>
+    </w:lvl>
+    <w:lvl w:ilvl="8" w:tentative="1">
+      <w:start w:val="1"/>
+      <w:numFmt w:val="bullet"/>
+      <w:lvlText w:val=""/>
+      <w:lvlJc w:val="left"/>
+      <w:pPr>
+        <w:tabs>
+          <w:tab w:val="num" w:pos="6480"/>
+        </w:tabs>
+        <w:ind w:left="6480" w:hanging="360"/>
+      </w:pPr>
+      <w:rPr>
+        <w:rFonts w:ascii="Wingdings" w:hAnsi="Wingdings" w:hint="default"/>
+        <w:sz w:val="20"/>
+      </w:rPr>
+    </w:lvl>
+  </w:abstractNum>
+  <w:abstractNum w:abstractNumId="6" w15:restartNumberingAfterBreak="0">
+    <w:nsid w:val="16AD2F6F"/>
+    <w:multiLevelType w:val="hybridMultilevel"/>
+    <w:tmpl w:val="2E76F538"/>
+    <w:lvl w:ilvl="0" w:tplc="4F26C00C">
+      <w:start w:val="1"/>
+      <w:numFmt w:val="bullet"/>
+      <w:lvlText w:val=""/>
+      <w:lvlJc w:val="left"/>
+      <w:pPr>
+        <w:ind w:left="1080" w:hanging="360"/>
+      </w:pPr>
+      <w:rPr>
+        <w:rFonts w:ascii="Symbol" w:eastAsiaTheme="minorHAnsi" w:hAnsi="Symbol" w:cstheme="minorBidi" w:hint="default"/>
+      </w:rPr>
+    </w:lvl>
+    <w:lvl w:ilvl="1" w:tplc="04090003" w:tentative="1">
+      <w:start w:val="1"/>
+      <w:numFmt w:val="bullet"/>
+      <w:lvlText w:val="o"/>
+      <w:lvlJc w:val="left"/>
+      <w:pPr>
+        <w:ind w:left="1800" w:hanging="360"/>
+      </w:pPr>
+      <w:rPr>
+        <w:rFonts w:ascii="Courier New" w:hAnsi="Courier New" w:cs="Courier New" w:hint="default"/>
+      </w:rPr>
+    </w:lvl>
+    <w:lvl w:ilvl="2" w:tplc="04090005" w:tentative="1">
+      <w:start w:val="1"/>
+      <w:numFmt w:val="bullet"/>
+      <w:lvlText w:val=""/>
+      <w:lvlJc w:val="left"/>
+      <w:pPr>
+        <w:ind w:left="2520" w:hanging="360"/>
+      </w:pPr>
+      <w:rPr>
+        <w:rFonts w:ascii="Wingdings" w:hAnsi="Wingdings" w:hint="default"/>
+      </w:rPr>
+    </w:lvl>
+    <w:lvl w:ilvl="3" w:tplc="04090001" w:tentative="1">
+      <w:start w:val="1"/>
+      <w:numFmt w:val="bullet"/>
+      <w:lvlText w:val=""/>
+      <w:lvlJc w:val="left"/>
+      <w:pPr>
+        <w:ind w:left="3240" w:hanging="360"/>
+      </w:pPr>
+      <w:rPr>
+        <w:rFonts w:ascii="Symbol" w:hAnsi="Symbol" w:hint="default"/>
+      </w:rPr>
+    </w:lvl>
+    <w:lvl w:ilvl="4" w:tplc="04090003" w:tentative="1">
+      <w:start w:val="1"/>
+      <w:numFmt w:val="bullet"/>
+      <w:lvlText w:val="o"/>
+      <w:lvlJc w:val="left"/>
+      <w:pPr>
+        <w:ind w:left="3960" w:hanging="360"/>
+      </w:pPr>
+      <w:rPr>
+        <w:rFonts w:ascii="Courier New" w:hAnsi="Courier New" w:cs="Courier New" w:hint="default"/>
+      </w:rPr>
+    </w:lvl>
+    <w:lvl w:ilvl="5" w:tplc="04090005" w:tentative="1">
+      <w:start w:val="1"/>
+      <w:numFmt w:val="bullet"/>
+      <w:lvlText w:val=""/>
+      <w:lvlJc w:val="left"/>
+      <w:pPr>
+        <w:ind w:left="4680" w:hanging="360"/>
+      </w:pPr>
+      <w:rPr>
+        <w:rFonts w:ascii="Wingdings" w:hAnsi="Wingdings" w:hint="default"/>
+      </w:rPr>
+    </w:lvl>
+    <w:lvl w:ilvl="6" w:tplc="04090001" w:tentative="1">
+      <w:start w:val="1"/>
+      <w:numFmt w:val="bullet"/>
+      <w:lvlText w:val=""/>
+      <w:lvlJc w:val="left"/>
+      <w:pPr>
+        <w:ind w:left="5400" w:hanging="360"/>
+      </w:pPr>
+      <w:rPr>
+        <w:rFonts w:ascii="Symbol" w:hAnsi="Symbol" w:hint="default"/>
+      </w:rPr>
+    </w:lvl>
+    <w:lvl w:ilvl="7" w:tplc="04090003" w:tentative="1">
+      <w:start w:val="1"/>
+      <w:numFmt w:val="bullet"/>
+      <w:lvlText w:val="o"/>
+      <w:lvlJc w:val="left"/>
+      <w:pPr>
+        <w:ind w:left="6120" w:hanging="360"/>
+      </w:pPr>
+      <w:rPr>
+        <w:rFonts w:ascii="Courier New" w:hAnsi="Courier New" w:cs="Courier New" w:hint="default"/>
+      </w:rPr>
+    </w:lvl>
+    <w:lvl w:ilvl="8" w:tplc="04090005" w:tentative="1">
+      <w:start w:val="1"/>
+      <w:numFmt w:val="bullet"/>
+      <w:lvlText w:val=""/>
+      <w:lvlJc w:val="left"/>
+      <w:pPr>
+        <w:ind w:left="6840" w:hanging="360"/>
+      </w:pPr>
+      <w:rPr>
+        <w:rFonts w:ascii="Wingdings" w:hAnsi="Wingdings" w:hint="default"/>
+      </w:rPr>
+    </w:lvl>
+  </w:abstractNum>
+  <w:abstractNum w:abstractNumId="7" w15:restartNumberingAfterBreak="0">
     <w:nsid w:val="17E85189"/>
     <w:multiLevelType w:val="hybridMultilevel"/>
     <w:tmpl w:val="86BEB2F4"/>
@@ -11374,7 +15440,209 @@
       </w:rPr>
     </w:lvl>
   </w:abstractNum>
-  <w:abstractNum w:abstractNumId="3" w15:restartNumberingAfterBreak="0">
+  <w:abstractNum w:abstractNumId="8" w15:restartNumberingAfterBreak="0">
+    <w:nsid w:val="189A753E"/>
+    <w:multiLevelType w:val="hybridMultilevel"/>
+    <w:tmpl w:val="07B0460E"/>
+    <w:lvl w:ilvl="0" w:tplc="0409000F">
+      <w:start w:val="1"/>
+      <w:numFmt w:val="decimal"/>
+      <w:lvlText w:val="%1."/>
+      <w:lvlJc w:val="left"/>
+      <w:pPr>
+        <w:ind w:left="720" w:hanging="360"/>
+      </w:pPr>
+      <w:rPr>
+        <w:rFonts w:hint="default"/>
+      </w:rPr>
+    </w:lvl>
+    <w:lvl w:ilvl="1" w:tplc="04090019" w:tentative="1">
+      <w:start w:val="1"/>
+      <w:numFmt w:val="lowerLetter"/>
+      <w:lvlText w:val="%2."/>
+      <w:lvlJc w:val="left"/>
+      <w:pPr>
+        <w:ind w:left="1440" w:hanging="360"/>
+      </w:pPr>
+    </w:lvl>
+    <w:lvl w:ilvl="2" w:tplc="0409001B" w:tentative="1">
+      <w:start w:val="1"/>
+      <w:numFmt w:val="lowerRoman"/>
+      <w:lvlText w:val="%3."/>
+      <w:lvlJc w:val="right"/>
+      <w:pPr>
+        <w:ind w:left="2160" w:hanging="180"/>
+      </w:pPr>
+    </w:lvl>
+    <w:lvl w:ilvl="3" w:tplc="0409000F" w:tentative="1">
+      <w:start w:val="1"/>
+      <w:numFmt w:val="decimal"/>
+      <w:lvlText w:val="%4."/>
+      <w:lvlJc w:val="left"/>
+      <w:pPr>
+        <w:ind w:left="2880" w:hanging="360"/>
+      </w:pPr>
+    </w:lvl>
+    <w:lvl w:ilvl="4" w:tplc="04090019" w:tentative="1">
+      <w:start w:val="1"/>
+      <w:numFmt w:val="lowerLetter"/>
+      <w:lvlText w:val="%5."/>
+      <w:lvlJc w:val="left"/>
+      <w:pPr>
+        <w:ind w:left="3600" w:hanging="360"/>
+      </w:pPr>
+    </w:lvl>
+    <w:lvl w:ilvl="5" w:tplc="0409001B" w:tentative="1">
+      <w:start w:val="1"/>
+      <w:numFmt w:val="lowerRoman"/>
+      <w:lvlText w:val="%6."/>
+      <w:lvlJc w:val="right"/>
+      <w:pPr>
+        <w:ind w:left="4320" w:hanging="180"/>
+      </w:pPr>
+    </w:lvl>
+    <w:lvl w:ilvl="6" w:tplc="0409000F" w:tentative="1">
+      <w:start w:val="1"/>
+      <w:numFmt w:val="decimal"/>
+      <w:lvlText w:val="%7."/>
+      <w:lvlJc w:val="left"/>
+      <w:pPr>
+        <w:ind w:left="5040" w:hanging="360"/>
+      </w:pPr>
+    </w:lvl>
+    <w:lvl w:ilvl="7" w:tplc="04090019" w:tentative="1">
+      <w:start w:val="1"/>
+      <w:numFmt w:val="lowerLetter"/>
+      <w:lvlText w:val="%8."/>
+      <w:lvlJc w:val="left"/>
+      <w:pPr>
+        <w:ind w:left="5760" w:hanging="360"/>
+      </w:pPr>
+    </w:lvl>
+    <w:lvl w:ilvl="8" w:tplc="0409001B" w:tentative="1">
+      <w:start w:val="1"/>
+      <w:numFmt w:val="lowerRoman"/>
+      <w:lvlText w:val="%9."/>
+      <w:lvlJc w:val="right"/>
+      <w:pPr>
+        <w:ind w:left="6480" w:hanging="180"/>
+      </w:pPr>
+    </w:lvl>
+  </w:abstractNum>
+  <w:abstractNum w:abstractNumId="9" w15:restartNumberingAfterBreak="0">
+    <w:nsid w:val="1AD10AC1"/>
+    <w:multiLevelType w:val="hybridMultilevel"/>
+    <w:tmpl w:val="88E078F8"/>
+    <w:lvl w:ilvl="0" w:tplc="BF2692FE">
+      <w:start w:val="1"/>
+      <w:numFmt w:val="bullet"/>
+      <w:lvlText w:val=""/>
+      <w:lvlJc w:val="left"/>
+      <w:pPr>
+        <w:ind w:left="1080" w:hanging="360"/>
+      </w:pPr>
+      <w:rPr>
+        <w:rFonts w:ascii="Symbol" w:eastAsiaTheme="minorHAnsi" w:hAnsi="Symbol" w:cstheme="minorBidi" w:hint="default"/>
+      </w:rPr>
+    </w:lvl>
+    <w:lvl w:ilvl="1" w:tplc="04090003" w:tentative="1">
+      <w:start w:val="1"/>
+      <w:numFmt w:val="bullet"/>
+      <w:lvlText w:val="o"/>
+      <w:lvlJc w:val="left"/>
+      <w:pPr>
+        <w:ind w:left="1800" w:hanging="360"/>
+      </w:pPr>
+      <w:rPr>
+        <w:rFonts w:ascii="Courier New" w:hAnsi="Courier New" w:cs="Courier New" w:hint="default"/>
+      </w:rPr>
+    </w:lvl>
+    <w:lvl w:ilvl="2" w:tplc="04090005" w:tentative="1">
+      <w:start w:val="1"/>
+      <w:numFmt w:val="bullet"/>
+      <w:lvlText w:val=""/>
+      <w:lvlJc w:val="left"/>
+      <w:pPr>
+        <w:ind w:left="2520" w:hanging="360"/>
+      </w:pPr>
+      <w:rPr>
+        <w:rFonts w:ascii="Wingdings" w:hAnsi="Wingdings" w:hint="default"/>
+      </w:rPr>
+    </w:lvl>
+    <w:lvl w:ilvl="3" w:tplc="04090001" w:tentative="1">
+      <w:start w:val="1"/>
+      <w:numFmt w:val="bullet"/>
+      <w:lvlText w:val=""/>
+      <w:lvlJc w:val="left"/>
+      <w:pPr>
+        <w:ind w:left="3240" w:hanging="360"/>
+      </w:pPr>
+      <w:rPr>
+        <w:rFonts w:ascii="Symbol" w:hAnsi="Symbol" w:hint="default"/>
+      </w:rPr>
+    </w:lvl>
+    <w:lvl w:ilvl="4" w:tplc="04090003" w:tentative="1">
+      <w:start w:val="1"/>
+      <w:numFmt w:val="bullet"/>
+      <w:lvlText w:val="o"/>
+      <w:lvlJc w:val="left"/>
+      <w:pPr>
+        <w:ind w:left="3960" w:hanging="360"/>
+      </w:pPr>
+      <w:rPr>
+        <w:rFonts w:ascii="Courier New" w:hAnsi="Courier New" w:cs="Courier New" w:hint="default"/>
+      </w:rPr>
+    </w:lvl>
+    <w:lvl w:ilvl="5" w:tplc="04090005" w:tentative="1">
+      <w:start w:val="1"/>
+      <w:numFmt w:val="bullet"/>
+      <w:lvlText w:val=""/>
+      <w:lvlJc w:val="left"/>
+      <w:pPr>
+        <w:ind w:left="4680" w:hanging="360"/>
+      </w:pPr>
+      <w:rPr>
+        <w:rFonts w:ascii="Wingdings" w:hAnsi="Wingdings" w:hint="default"/>
+      </w:rPr>
+    </w:lvl>
+    <w:lvl w:ilvl="6" w:tplc="04090001" w:tentative="1">
+      <w:start w:val="1"/>
+      <w:numFmt w:val="bullet"/>
+      <w:lvlText w:val=""/>
+      <w:lvlJc w:val="left"/>
+      <w:pPr>
+        <w:ind w:left="5400" w:hanging="360"/>
+      </w:pPr>
+      <w:rPr>
+        <w:rFonts w:ascii="Symbol" w:hAnsi="Symbol" w:hint="default"/>
+      </w:rPr>
+    </w:lvl>
+    <w:lvl w:ilvl="7" w:tplc="04090003" w:tentative="1">
+      <w:start w:val="1"/>
+      <w:numFmt w:val="bullet"/>
+      <w:lvlText w:val="o"/>
+      <w:lvlJc w:val="left"/>
+      <w:pPr>
+        <w:ind w:left="6120" w:hanging="360"/>
+      </w:pPr>
+      <w:rPr>
+        <w:rFonts w:ascii="Courier New" w:hAnsi="Courier New" w:cs="Courier New" w:hint="default"/>
+      </w:rPr>
+    </w:lvl>
+    <w:lvl w:ilvl="8" w:tplc="04090005" w:tentative="1">
+      <w:start w:val="1"/>
+      <w:numFmt w:val="bullet"/>
+      <w:lvlText w:val=""/>
+      <w:lvlJc w:val="left"/>
+      <w:pPr>
+        <w:ind w:left="6840" w:hanging="360"/>
+      </w:pPr>
+      <w:rPr>
+        <w:rFonts w:ascii="Wingdings" w:hAnsi="Wingdings" w:hint="default"/>
+      </w:rPr>
+    </w:lvl>
+  </w:abstractNum>
+  <w:abstractNum w:abstractNumId="10" w15:restartNumberingAfterBreak="0">
     <w:nsid w:val="1B2E7758"/>
     <w:multiLevelType w:val="hybridMultilevel"/>
     <w:tmpl w:val="1C2E656C"/>
@@ -11463,7 +15731,156 @@
       </w:pPr>
     </w:lvl>
   </w:abstractNum>
-  <w:abstractNum w:abstractNumId="4" w15:restartNumberingAfterBreak="0">
+  <w:abstractNum w:abstractNumId="11" w15:restartNumberingAfterBreak="0">
+    <w:nsid w:val="1D865D34"/>
+    <w:multiLevelType w:val="multilevel"/>
+    <w:tmpl w:val="E168FEB2"/>
+    <w:lvl w:ilvl="0">
+      <w:start w:val="1"/>
+      <w:numFmt w:val="bullet"/>
+      <w:lvlText w:val=""/>
+      <w:lvlJc w:val="left"/>
+      <w:pPr>
+        <w:tabs>
+          <w:tab w:val="num" w:pos="720"/>
+        </w:tabs>
+        <w:ind w:left="720" w:hanging="360"/>
+      </w:pPr>
+      <w:rPr>
+        <w:rFonts w:ascii="Symbol" w:hAnsi="Symbol" w:hint="default"/>
+        <w:sz w:val="20"/>
+      </w:rPr>
+    </w:lvl>
+    <w:lvl w:ilvl="1" w:tentative="1">
+      <w:start w:val="1"/>
+      <w:numFmt w:val="bullet"/>
+      <w:lvlText w:val="o"/>
+      <w:lvlJc w:val="left"/>
+      <w:pPr>
+        <w:tabs>
+          <w:tab w:val="num" w:pos="1440"/>
+        </w:tabs>
+        <w:ind w:left="1440" w:hanging="360"/>
+      </w:pPr>
+      <w:rPr>
+        <w:rFonts w:ascii="Courier New" w:hAnsi="Courier New" w:hint="default"/>
+        <w:sz w:val="20"/>
+      </w:rPr>
+    </w:lvl>
+    <w:lvl w:ilvl="2" w:tentative="1">
+      <w:start w:val="1"/>
+      <w:numFmt w:val="bullet"/>
+      <w:lvlText w:val=""/>
+      <w:lvlJc w:val="left"/>
+      <w:pPr>
+        <w:tabs>
+          <w:tab w:val="num" w:pos="2160"/>
+        </w:tabs>
+        <w:ind w:left="2160" w:hanging="360"/>
+      </w:pPr>
+      <w:rPr>
+        <w:rFonts w:ascii="Wingdings" w:hAnsi="Wingdings" w:hint="default"/>
+        <w:sz w:val="20"/>
+      </w:rPr>
+    </w:lvl>
+    <w:lvl w:ilvl="3" w:tentative="1">
+      <w:start w:val="1"/>
+      <w:numFmt w:val="bullet"/>
+      <w:lvlText w:val=""/>
+      <w:lvlJc w:val="left"/>
+      <w:pPr>
+        <w:tabs>
+          <w:tab w:val="num" w:pos="2880"/>
+        </w:tabs>
+        <w:ind w:left="2880" w:hanging="360"/>
+      </w:pPr>
+      <w:rPr>
+        <w:rFonts w:ascii="Wingdings" w:hAnsi="Wingdings" w:hint="default"/>
+        <w:sz w:val="20"/>
+      </w:rPr>
+    </w:lvl>
+    <w:lvl w:ilvl="4" w:tentative="1">
+      <w:start w:val="1"/>
+      <w:numFmt w:val="bullet"/>
+      <w:lvlText w:val=""/>
+      <w:lvlJc w:val="left"/>
+      <w:pPr>
+        <w:tabs>
+          <w:tab w:val="num" w:pos="3600"/>
+        </w:tabs>
+        <w:ind w:left="3600" w:hanging="360"/>
+      </w:pPr>
+      <w:rPr>
+        <w:rFonts w:ascii="Wingdings" w:hAnsi="Wingdings" w:hint="default"/>
+        <w:sz w:val="20"/>
+      </w:rPr>
+    </w:lvl>
+    <w:lvl w:ilvl="5" w:tentative="1">
+      <w:start w:val="1"/>
+      <w:numFmt w:val="bullet"/>
+      <w:lvlText w:val=""/>
+      <w:lvlJc w:val="left"/>
+      <w:pPr>
+        <w:tabs>
+          <w:tab w:val="num" w:pos="4320"/>
+        </w:tabs>
+        <w:ind w:left="4320" w:hanging="360"/>
+      </w:pPr>
+      <w:rPr>
+        <w:rFonts w:ascii="Wingdings" w:hAnsi="Wingdings" w:hint="default"/>
+        <w:sz w:val="20"/>
+      </w:rPr>
+    </w:lvl>
+    <w:lvl w:ilvl="6" w:tentative="1">
+      <w:start w:val="1"/>
+      <w:numFmt w:val="bullet"/>
+      <w:lvlText w:val=""/>
+      <w:lvlJc w:val="left"/>
+      <w:pPr>
+        <w:tabs>
+          <w:tab w:val="num" w:pos="5040"/>
+        </w:tabs>
+        <w:ind w:left="5040" w:hanging="360"/>
+      </w:pPr>
+      <w:rPr>
+        <w:rFonts w:ascii="Wingdings" w:hAnsi="Wingdings" w:hint="default"/>
+        <w:sz w:val="20"/>
+      </w:rPr>
+    </w:lvl>
+    <w:lvl w:ilvl="7" w:tentative="1">
+      <w:start w:val="1"/>
+      <w:numFmt w:val="bullet"/>
+      <w:lvlText w:val=""/>
+      <w:lvlJc w:val="left"/>
+      <w:pPr>
+        <w:tabs>
+          <w:tab w:val="num" w:pos="5760"/>
+        </w:tabs>
+        <w:ind w:left="5760" w:hanging="360"/>
+      </w:pPr>
+      <w:rPr>
+        <w:rFonts w:ascii="Wingdings" w:hAnsi="Wingdings" w:hint="default"/>
+        <w:sz w:val="20"/>
+      </w:rPr>
+    </w:lvl>
+    <w:lvl w:ilvl="8" w:tentative="1">
+      <w:start w:val="1"/>
+      <w:numFmt w:val="bullet"/>
+      <w:lvlText w:val=""/>
+      <w:lvlJc w:val="left"/>
+      <w:pPr>
+        <w:tabs>
+          <w:tab w:val="num" w:pos="6480"/>
+        </w:tabs>
+        <w:ind w:left="6480" w:hanging="360"/>
+      </w:pPr>
+      <w:rPr>
+        <w:rFonts w:ascii="Wingdings" w:hAnsi="Wingdings" w:hint="default"/>
+        <w:sz w:val="20"/>
+      </w:rPr>
+    </w:lvl>
+  </w:abstractNum>
+  <w:abstractNum w:abstractNumId="12" w15:restartNumberingAfterBreak="0">
     <w:nsid w:val="241572EC"/>
     <w:multiLevelType w:val="hybridMultilevel"/>
     <w:tmpl w:val="E14CA304"/>
@@ -11552,7 +15969,156 @@
       </w:pPr>
     </w:lvl>
   </w:abstractNum>
-  <w:abstractNum w:abstractNumId="5" w15:restartNumberingAfterBreak="0">
+  <w:abstractNum w:abstractNumId="13" w15:restartNumberingAfterBreak="0">
+    <w:nsid w:val="278C650E"/>
+    <w:multiLevelType w:val="multilevel"/>
+    <w:tmpl w:val="12FA6462"/>
+    <w:lvl w:ilvl="0">
+      <w:start w:val="1"/>
+      <w:numFmt w:val="bullet"/>
+      <w:lvlText w:val=""/>
+      <w:lvlJc w:val="left"/>
+      <w:pPr>
+        <w:tabs>
+          <w:tab w:val="num" w:pos="720"/>
+        </w:tabs>
+        <w:ind w:left="720" w:hanging="360"/>
+      </w:pPr>
+      <w:rPr>
+        <w:rFonts w:ascii="Symbol" w:hAnsi="Symbol" w:hint="default"/>
+        <w:sz w:val="20"/>
+      </w:rPr>
+    </w:lvl>
+    <w:lvl w:ilvl="1" w:tentative="1">
+      <w:start w:val="1"/>
+      <w:numFmt w:val="bullet"/>
+      <w:lvlText w:val="o"/>
+      <w:lvlJc w:val="left"/>
+      <w:pPr>
+        <w:tabs>
+          <w:tab w:val="num" w:pos="1440"/>
+        </w:tabs>
+        <w:ind w:left="1440" w:hanging="360"/>
+      </w:pPr>
+      <w:rPr>
+        <w:rFonts w:ascii="Courier New" w:hAnsi="Courier New" w:hint="default"/>
+        <w:sz w:val="20"/>
+      </w:rPr>
+    </w:lvl>
+    <w:lvl w:ilvl="2" w:tentative="1">
+      <w:start w:val="1"/>
+      <w:numFmt w:val="bullet"/>
+      <w:lvlText w:val=""/>
+      <w:lvlJc w:val="left"/>
+      <w:pPr>
+        <w:tabs>
+          <w:tab w:val="num" w:pos="2160"/>
+        </w:tabs>
+        <w:ind w:left="2160" w:hanging="360"/>
+      </w:pPr>
+      <w:rPr>
+        <w:rFonts w:ascii="Wingdings" w:hAnsi="Wingdings" w:hint="default"/>
+        <w:sz w:val="20"/>
+      </w:rPr>
+    </w:lvl>
+    <w:lvl w:ilvl="3" w:tentative="1">
+      <w:start w:val="1"/>
+      <w:numFmt w:val="bullet"/>
+      <w:lvlText w:val=""/>
+      <w:lvlJc w:val="left"/>
+      <w:pPr>
+        <w:tabs>
+          <w:tab w:val="num" w:pos="2880"/>
+        </w:tabs>
+        <w:ind w:left="2880" w:hanging="360"/>
+      </w:pPr>
+      <w:rPr>
+        <w:rFonts w:ascii="Wingdings" w:hAnsi="Wingdings" w:hint="default"/>
+        <w:sz w:val="20"/>
+      </w:rPr>
+    </w:lvl>
+    <w:lvl w:ilvl="4" w:tentative="1">
+      <w:start w:val="1"/>
+      <w:numFmt w:val="bullet"/>
+      <w:lvlText w:val=""/>
+      <w:lvlJc w:val="left"/>
+      <w:pPr>
+        <w:tabs>
+          <w:tab w:val="num" w:pos="3600"/>
+        </w:tabs>
+        <w:ind w:left="3600" w:hanging="360"/>
+      </w:pPr>
+      <w:rPr>
+        <w:rFonts w:ascii="Wingdings" w:hAnsi="Wingdings" w:hint="default"/>
+        <w:sz w:val="20"/>
+      </w:rPr>
+    </w:lvl>
+    <w:lvl w:ilvl="5" w:tentative="1">
+      <w:start w:val="1"/>
+      <w:numFmt w:val="bullet"/>
+      <w:lvlText w:val=""/>
+      <w:lvlJc w:val="left"/>
+      <w:pPr>
+        <w:tabs>
+          <w:tab w:val="num" w:pos="4320"/>
+        </w:tabs>
+        <w:ind w:left="4320" w:hanging="360"/>
+      </w:pPr>
+      <w:rPr>
+        <w:rFonts w:ascii="Wingdings" w:hAnsi="Wingdings" w:hint="default"/>
+        <w:sz w:val="20"/>
+      </w:rPr>
+    </w:lvl>
+    <w:lvl w:ilvl="6" w:tentative="1">
+      <w:start w:val="1"/>
+      <w:numFmt w:val="bullet"/>
+      <w:lvlText w:val=""/>
+      <w:lvlJc w:val="left"/>
+      <w:pPr>
+        <w:tabs>
+          <w:tab w:val="num" w:pos="5040"/>
+        </w:tabs>
+        <w:ind w:left="5040" w:hanging="360"/>
+      </w:pPr>
+      <w:rPr>
+        <w:rFonts w:ascii="Wingdings" w:hAnsi="Wingdings" w:hint="default"/>
+        <w:sz w:val="20"/>
+      </w:rPr>
+    </w:lvl>
+    <w:lvl w:ilvl="7" w:tentative="1">
+      <w:start w:val="1"/>
+      <w:numFmt w:val="bullet"/>
+      <w:lvlText w:val=""/>
+      <w:lvlJc w:val="left"/>
+      <w:pPr>
+        <w:tabs>
+          <w:tab w:val="num" w:pos="5760"/>
+        </w:tabs>
+        <w:ind w:left="5760" w:hanging="360"/>
+      </w:pPr>
+      <w:rPr>
+        <w:rFonts w:ascii="Wingdings" w:hAnsi="Wingdings" w:hint="default"/>
+        <w:sz w:val="20"/>
+      </w:rPr>
+    </w:lvl>
+    <w:lvl w:ilvl="8" w:tentative="1">
+      <w:start w:val="1"/>
+      <w:numFmt w:val="bullet"/>
+      <w:lvlText w:val=""/>
+      <w:lvlJc w:val="left"/>
+      <w:pPr>
+        <w:tabs>
+          <w:tab w:val="num" w:pos="6480"/>
+        </w:tabs>
+        <w:ind w:left="6480" w:hanging="360"/>
+      </w:pPr>
+      <w:rPr>
+        <w:rFonts w:ascii="Wingdings" w:hAnsi="Wingdings" w:hint="default"/>
+        <w:sz w:val="20"/>
+      </w:rPr>
+    </w:lvl>
+  </w:abstractNum>
+  <w:abstractNum w:abstractNumId="14" w15:restartNumberingAfterBreak="0">
     <w:nsid w:val="2DFF592D"/>
     <w:multiLevelType w:val="hybridMultilevel"/>
     <w:tmpl w:val="05CE1BA2"/>
@@ -11641,7 +16207,269 @@
       </w:pPr>
     </w:lvl>
   </w:abstractNum>
-  <w:abstractNum w:abstractNumId="6" w15:restartNumberingAfterBreak="0">
+  <w:abstractNum w:abstractNumId="15" w15:restartNumberingAfterBreak="0">
+    <w:nsid w:val="30561682"/>
+    <w:multiLevelType w:val="hybridMultilevel"/>
+    <w:tmpl w:val="FF96B28A"/>
+    <w:lvl w:ilvl="0" w:tplc="1BDE86C0">
+      <w:start w:val="3"/>
+      <w:numFmt w:val="bullet"/>
+      <w:lvlText w:val=""/>
+      <w:lvlJc w:val="left"/>
+      <w:pPr>
+        <w:ind w:left="1080" w:hanging="360"/>
+      </w:pPr>
+      <w:rPr>
+        <w:rFonts w:ascii="Symbol" w:eastAsiaTheme="minorHAnsi" w:hAnsi="Symbol" w:cstheme="minorBidi" w:hint="default"/>
+      </w:rPr>
+    </w:lvl>
+    <w:lvl w:ilvl="1" w:tplc="04090003" w:tentative="1">
+      <w:start w:val="1"/>
+      <w:numFmt w:val="bullet"/>
+      <w:lvlText w:val="o"/>
+      <w:lvlJc w:val="left"/>
+      <w:pPr>
+        <w:ind w:left="1800" w:hanging="360"/>
+      </w:pPr>
+      <w:rPr>
+        <w:rFonts w:ascii="Courier New" w:hAnsi="Courier New" w:cs="Courier New" w:hint="default"/>
+      </w:rPr>
+    </w:lvl>
+    <w:lvl w:ilvl="2" w:tplc="04090005" w:tentative="1">
+      <w:start w:val="1"/>
+      <w:numFmt w:val="bullet"/>
+      <w:lvlText w:val=""/>
+      <w:lvlJc w:val="left"/>
+      <w:pPr>
+        <w:ind w:left="2520" w:hanging="360"/>
+      </w:pPr>
+      <w:rPr>
+        <w:rFonts w:ascii="Wingdings" w:hAnsi="Wingdings" w:hint="default"/>
+      </w:rPr>
+    </w:lvl>
+    <w:lvl w:ilvl="3" w:tplc="04090001" w:tentative="1">
+      <w:start w:val="1"/>
+      <w:numFmt w:val="bullet"/>
+      <w:lvlText w:val=""/>
+      <w:lvlJc w:val="left"/>
+      <w:pPr>
+        <w:ind w:left="3240" w:hanging="360"/>
+      </w:pPr>
+      <w:rPr>
+        <w:rFonts w:ascii="Symbol" w:hAnsi="Symbol" w:hint="default"/>
+      </w:rPr>
+    </w:lvl>
+    <w:lvl w:ilvl="4" w:tplc="04090003" w:tentative="1">
+      <w:start w:val="1"/>
+      <w:numFmt w:val="bullet"/>
+      <w:lvlText w:val="o"/>
+      <w:lvlJc w:val="left"/>
+      <w:pPr>
+        <w:ind w:left="3960" w:hanging="360"/>
+      </w:pPr>
+      <w:rPr>
+        <w:rFonts w:ascii="Courier New" w:hAnsi="Courier New" w:cs="Courier New" w:hint="default"/>
+      </w:rPr>
+    </w:lvl>
+    <w:lvl w:ilvl="5" w:tplc="04090005" w:tentative="1">
+      <w:start w:val="1"/>
+      <w:numFmt w:val="bullet"/>
+      <w:lvlText w:val=""/>
+      <w:lvlJc w:val="left"/>
+      <w:pPr>
+        <w:ind w:left="4680" w:hanging="360"/>
+      </w:pPr>
+      <w:rPr>
+        <w:rFonts w:ascii="Wingdings" w:hAnsi="Wingdings" w:hint="default"/>
+      </w:rPr>
+    </w:lvl>
+    <w:lvl w:ilvl="6" w:tplc="04090001" w:tentative="1">
+      <w:start w:val="1"/>
+      <w:numFmt w:val="bullet"/>
+      <w:lvlText w:val=""/>
+      <w:lvlJc w:val="left"/>
+      <w:pPr>
+        <w:ind w:left="5400" w:hanging="360"/>
+      </w:pPr>
+      <w:rPr>
+        <w:rFonts w:ascii="Symbol" w:hAnsi="Symbol" w:hint="default"/>
+      </w:rPr>
+    </w:lvl>
+    <w:lvl w:ilvl="7" w:tplc="04090003" w:tentative="1">
+      <w:start w:val="1"/>
+      <w:numFmt w:val="bullet"/>
+      <w:lvlText w:val="o"/>
+      <w:lvlJc w:val="left"/>
+      <w:pPr>
+        <w:ind w:left="6120" w:hanging="360"/>
+      </w:pPr>
+      <w:rPr>
+        <w:rFonts w:ascii="Courier New" w:hAnsi="Courier New" w:cs="Courier New" w:hint="default"/>
+      </w:rPr>
+    </w:lvl>
+    <w:lvl w:ilvl="8" w:tplc="04090005" w:tentative="1">
+      <w:start w:val="1"/>
+      <w:numFmt w:val="bullet"/>
+      <w:lvlText w:val=""/>
+      <w:lvlJc w:val="left"/>
+      <w:pPr>
+        <w:ind w:left="6840" w:hanging="360"/>
+      </w:pPr>
+      <w:rPr>
+        <w:rFonts w:ascii="Wingdings" w:hAnsi="Wingdings" w:hint="default"/>
+      </w:rPr>
+    </w:lvl>
+  </w:abstractNum>
+  <w:abstractNum w:abstractNumId="16" w15:restartNumberingAfterBreak="0">
+    <w:nsid w:val="31B7716C"/>
+    <w:multiLevelType w:val="multilevel"/>
+    <w:tmpl w:val="3E7A5DBC"/>
+    <w:lvl w:ilvl="0">
+      <w:start w:val="1"/>
+      <w:numFmt w:val="bullet"/>
+      <w:lvlText w:val=""/>
+      <w:lvlJc w:val="left"/>
+      <w:pPr>
+        <w:tabs>
+          <w:tab w:val="num" w:pos="720"/>
+        </w:tabs>
+        <w:ind w:left="720" w:hanging="360"/>
+      </w:pPr>
+      <w:rPr>
+        <w:rFonts w:ascii="Symbol" w:hAnsi="Symbol" w:hint="default"/>
+        <w:sz w:val="20"/>
+      </w:rPr>
+    </w:lvl>
+    <w:lvl w:ilvl="1" w:tentative="1">
+      <w:start w:val="1"/>
+      <w:numFmt w:val="bullet"/>
+      <w:lvlText w:val="o"/>
+      <w:lvlJc w:val="left"/>
+      <w:pPr>
+        <w:tabs>
+          <w:tab w:val="num" w:pos="1440"/>
+        </w:tabs>
+        <w:ind w:left="1440" w:hanging="360"/>
+      </w:pPr>
+      <w:rPr>
+        <w:rFonts w:ascii="Courier New" w:hAnsi="Courier New" w:hint="default"/>
+        <w:sz w:val="20"/>
+      </w:rPr>
+    </w:lvl>
+    <w:lvl w:ilvl="2" w:tentative="1">
+      <w:start w:val="1"/>
+      <w:numFmt w:val="bullet"/>
+      <w:lvlText w:val=""/>
+      <w:lvlJc w:val="left"/>
+      <w:pPr>
+        <w:tabs>
+          <w:tab w:val="num" w:pos="2160"/>
+        </w:tabs>
+        <w:ind w:left="2160" w:hanging="360"/>
+      </w:pPr>
+      <w:rPr>
+        <w:rFonts w:ascii="Wingdings" w:hAnsi="Wingdings" w:hint="default"/>
+        <w:sz w:val="20"/>
+      </w:rPr>
+    </w:lvl>
+    <w:lvl w:ilvl="3" w:tentative="1">
+      <w:start w:val="1"/>
+      <w:numFmt w:val="bullet"/>
+      <w:lvlText w:val=""/>
+      <w:lvlJc w:val="left"/>
+      <w:pPr>
+        <w:tabs>
+          <w:tab w:val="num" w:pos="2880"/>
+        </w:tabs>
+        <w:ind w:left="2880" w:hanging="360"/>
+      </w:pPr>
+      <w:rPr>
+        <w:rFonts w:ascii="Wingdings" w:hAnsi="Wingdings" w:hint="default"/>
+        <w:sz w:val="20"/>
+      </w:rPr>
+    </w:lvl>
+    <w:lvl w:ilvl="4" w:tentative="1">
+      <w:start w:val="1"/>
+      <w:numFmt w:val="bullet"/>
+      <w:lvlText w:val=""/>
+      <w:lvlJc w:val="left"/>
+      <w:pPr>
+        <w:tabs>
+          <w:tab w:val="num" w:pos="3600"/>
+        </w:tabs>
+        <w:ind w:left="3600" w:hanging="360"/>
+      </w:pPr>
+      <w:rPr>
+        <w:rFonts w:ascii="Wingdings" w:hAnsi="Wingdings" w:hint="default"/>
+        <w:sz w:val="20"/>
+      </w:rPr>
+    </w:lvl>
+    <w:lvl w:ilvl="5" w:tentative="1">
+      <w:start w:val="1"/>
+      <w:numFmt w:val="bullet"/>
+      <w:lvlText w:val=""/>
+      <w:lvlJc w:val="left"/>
+      <w:pPr>
+        <w:tabs>
+          <w:tab w:val="num" w:pos="4320"/>
+        </w:tabs>
+        <w:ind w:left="4320" w:hanging="360"/>
+      </w:pPr>
+      <w:rPr>
+        <w:rFonts w:ascii="Wingdings" w:hAnsi="Wingdings" w:hint="default"/>
+        <w:sz w:val="20"/>
+      </w:rPr>
+    </w:lvl>
+    <w:lvl w:ilvl="6" w:tentative="1">
+      <w:start w:val="1"/>
+      <w:numFmt w:val="bullet"/>
+      <w:lvlText w:val=""/>
+      <w:lvlJc w:val="left"/>
+      <w:pPr>
+        <w:tabs>
+          <w:tab w:val="num" w:pos="5040"/>
+        </w:tabs>
+        <w:ind w:left="5040" w:hanging="360"/>
+      </w:pPr>
+      <w:rPr>
+        <w:rFonts w:ascii="Wingdings" w:hAnsi="Wingdings" w:hint="default"/>
+        <w:sz w:val="20"/>
+      </w:rPr>
+    </w:lvl>
+    <w:lvl w:ilvl="7" w:tentative="1">
+      <w:start w:val="1"/>
+      <w:numFmt w:val="bullet"/>
+      <w:lvlText w:val=""/>
+      <w:lvlJc w:val="left"/>
+      <w:pPr>
+        <w:tabs>
+          <w:tab w:val="num" w:pos="5760"/>
+        </w:tabs>
+        <w:ind w:left="5760" w:hanging="360"/>
+      </w:pPr>
+      <w:rPr>
+        <w:rFonts w:ascii="Wingdings" w:hAnsi="Wingdings" w:hint="default"/>
+        <w:sz w:val="20"/>
+      </w:rPr>
+    </w:lvl>
+    <w:lvl w:ilvl="8" w:tentative="1">
+      <w:start w:val="1"/>
+      <w:numFmt w:val="bullet"/>
+      <w:lvlText w:val=""/>
+      <w:lvlJc w:val="left"/>
+      <w:pPr>
+        <w:tabs>
+          <w:tab w:val="num" w:pos="6480"/>
+        </w:tabs>
+        <w:ind w:left="6480" w:hanging="360"/>
+      </w:pPr>
+      <w:rPr>
+        <w:rFonts w:ascii="Wingdings" w:hAnsi="Wingdings" w:hint="default"/>
+        <w:sz w:val="20"/>
+      </w:rPr>
+    </w:lvl>
+  </w:abstractNum>
+  <w:abstractNum w:abstractNumId="17" w15:restartNumberingAfterBreak="0">
     <w:nsid w:val="34F9643C"/>
     <w:multiLevelType w:val="multilevel"/>
     <w:tmpl w:val="55E22066"/>
@@ -11754,7 +16582,7 @@
       </w:pPr>
     </w:lvl>
   </w:abstractNum>
-  <w:abstractNum w:abstractNumId="7" w15:restartNumberingAfterBreak="0">
+  <w:abstractNum w:abstractNumId="18" w15:restartNumberingAfterBreak="0">
     <w:nsid w:val="39A64942"/>
     <w:multiLevelType w:val="hybridMultilevel"/>
     <w:tmpl w:val="EEDAB692"/>
@@ -11843,7 +16671,128 @@
       </w:pPr>
     </w:lvl>
   </w:abstractNum>
-  <w:abstractNum w:abstractNumId="8" w15:restartNumberingAfterBreak="0">
+  <w:abstractNum w:abstractNumId="19" w15:restartNumberingAfterBreak="0">
+    <w:nsid w:val="3B7C5685"/>
+    <w:multiLevelType w:val="multilevel"/>
+    <w:tmpl w:val="23D6522C"/>
+    <w:lvl w:ilvl="0">
+      <w:start w:val="1"/>
+      <w:numFmt w:val="decimal"/>
+      <w:lvlText w:val="%1."/>
+      <w:lvlJc w:val="left"/>
+      <w:pPr>
+        <w:ind w:left="720" w:hanging="360"/>
+      </w:pPr>
+      <w:rPr>
+        <w:rFonts w:hint="default"/>
+      </w:rPr>
+    </w:lvl>
+    <w:lvl w:ilvl="1">
+      <w:start w:val="1"/>
+      <w:numFmt w:val="decimal"/>
+      <w:isLgl/>
+      <w:lvlText w:val="%1.%2."/>
+      <w:lvlJc w:val="left"/>
+      <w:pPr>
+        <w:ind w:left="1440" w:hanging="720"/>
+      </w:pPr>
+      <w:rPr>
+        <w:rFonts w:hint="default"/>
+      </w:rPr>
+    </w:lvl>
+    <w:lvl w:ilvl="2">
+      <w:start w:val="1"/>
+      <w:numFmt w:val="decimal"/>
+      <w:isLgl/>
+      <w:lvlText w:val="%1.%2.%3."/>
+      <w:lvlJc w:val="left"/>
+      <w:pPr>
+        <w:ind w:left="1800" w:hanging="720"/>
+      </w:pPr>
+      <w:rPr>
+        <w:rFonts w:hint="default"/>
+      </w:rPr>
+    </w:lvl>
+    <w:lvl w:ilvl="3">
+      <w:start w:val="1"/>
+      <w:numFmt w:val="decimal"/>
+      <w:isLgl/>
+      <w:lvlText w:val="%1.%2.%3.%4."/>
+      <w:lvlJc w:val="left"/>
+      <w:pPr>
+        <w:ind w:left="2520" w:hanging="1080"/>
+      </w:pPr>
+      <w:rPr>
+        <w:rFonts w:hint="default"/>
+      </w:rPr>
+    </w:lvl>
+    <w:lvl w:ilvl="4">
+      <w:start w:val="1"/>
+      <w:numFmt w:val="decimal"/>
+      <w:isLgl/>
+      <w:lvlText w:val="%1.%2.%3.%4.%5."/>
+      <w:lvlJc w:val="left"/>
+      <w:pPr>
+        <w:ind w:left="2880" w:hanging="1080"/>
+      </w:pPr>
+      <w:rPr>
+        <w:rFonts w:hint="default"/>
+      </w:rPr>
+    </w:lvl>
+    <w:lvl w:ilvl="5">
+      <w:start w:val="1"/>
+      <w:numFmt w:val="decimal"/>
+      <w:isLgl/>
+      <w:lvlText w:val="%1.%2.%3.%4.%5.%6."/>
+      <w:lvlJc w:val="left"/>
+      <w:pPr>
+        <w:ind w:left="3600" w:hanging="1440"/>
+      </w:pPr>
+      <w:rPr>
+        <w:rFonts w:hint="default"/>
+      </w:rPr>
+    </w:lvl>
+    <w:lvl w:ilvl="6">
+      <w:start w:val="1"/>
+      <w:numFmt w:val="decimal"/>
+      <w:isLgl/>
+      <w:lvlText w:val="%1.%2.%3.%4.%5.%6.%7."/>
+      <w:lvlJc w:val="left"/>
+      <w:pPr>
+        <w:ind w:left="3960" w:hanging="1440"/>
+      </w:pPr>
+      <w:rPr>
+        <w:rFonts w:hint="default"/>
+      </w:rPr>
+    </w:lvl>
+    <w:lvl w:ilvl="7">
+      <w:start w:val="1"/>
+      <w:numFmt w:val="decimal"/>
+      <w:isLgl/>
+      <w:lvlText w:val="%1.%2.%3.%4.%5.%6.%7.%8."/>
+      <w:lvlJc w:val="left"/>
+      <w:pPr>
+        <w:ind w:left="4680" w:hanging="1800"/>
+      </w:pPr>
+      <w:rPr>
+        <w:rFonts w:hint="default"/>
+      </w:rPr>
+    </w:lvl>
+    <w:lvl w:ilvl="8">
+      <w:start w:val="1"/>
+      <w:numFmt w:val="decimal"/>
+      <w:isLgl/>
+      <w:lvlText w:val="%1.%2.%3.%4.%5.%6.%7.%8.%9."/>
+      <w:lvlJc w:val="left"/>
+      <w:pPr>
+        <w:ind w:left="5040" w:hanging="1800"/>
+      </w:pPr>
+      <w:rPr>
+        <w:rFonts w:hint="default"/>
+      </w:rPr>
+    </w:lvl>
+  </w:abstractNum>
+  <w:abstractNum w:abstractNumId="20" w15:restartNumberingAfterBreak="0">
     <w:nsid w:val="450107E2"/>
     <w:multiLevelType w:val="hybridMultilevel"/>
     <w:tmpl w:val="66F07FCE"/>
@@ -11932,7 +16881,7 @@
       </w:pPr>
     </w:lvl>
   </w:abstractNum>
-  <w:abstractNum w:abstractNumId="9" w15:restartNumberingAfterBreak="0">
+  <w:abstractNum w:abstractNumId="21" w15:restartNumberingAfterBreak="0">
     <w:nsid w:val="4B3D1BE2"/>
     <w:multiLevelType w:val="hybridMultilevel"/>
     <w:tmpl w:val="E62EF3E0"/>
@@ -12044,7 +16993,96 @@
       </w:rPr>
     </w:lvl>
   </w:abstractNum>
-  <w:abstractNum w:abstractNumId="10" w15:restartNumberingAfterBreak="0">
+  <w:abstractNum w:abstractNumId="22" w15:restartNumberingAfterBreak="0">
+    <w:nsid w:val="5B504721"/>
+    <w:multiLevelType w:val="hybridMultilevel"/>
+    <w:tmpl w:val="8722B104"/>
+    <w:lvl w:ilvl="0" w:tplc="0409000F">
+      <w:start w:val="1"/>
+      <w:numFmt w:val="decimal"/>
+      <w:lvlText w:val="%1."/>
+      <w:lvlJc w:val="left"/>
+      <w:pPr>
+        <w:ind w:left="720" w:hanging="360"/>
+      </w:pPr>
+      <w:rPr>
+        <w:rFonts w:hint="default"/>
+      </w:rPr>
+    </w:lvl>
+    <w:lvl w:ilvl="1" w:tplc="04090019" w:tentative="1">
+      <w:start w:val="1"/>
+      <w:numFmt w:val="lowerLetter"/>
+      <w:lvlText w:val="%2."/>
+      <w:lvlJc w:val="left"/>
+      <w:pPr>
+        <w:ind w:left="1440" w:hanging="360"/>
+      </w:pPr>
+    </w:lvl>
+    <w:lvl w:ilvl="2" w:tplc="0409001B" w:tentative="1">
+      <w:start w:val="1"/>
+      <w:numFmt w:val="lowerRoman"/>
+      <w:lvlText w:val="%3."/>
+      <w:lvlJc w:val="right"/>
+      <w:pPr>
+        <w:ind w:left="2160" w:hanging="180"/>
+      </w:pPr>
+    </w:lvl>
+    <w:lvl w:ilvl="3" w:tplc="0409000F" w:tentative="1">
+      <w:start w:val="1"/>
+      <w:numFmt w:val="decimal"/>
+      <w:lvlText w:val="%4."/>
+      <w:lvlJc w:val="left"/>
+      <w:pPr>
+        <w:ind w:left="2880" w:hanging="360"/>
+      </w:pPr>
+    </w:lvl>
+    <w:lvl w:ilvl="4" w:tplc="04090019" w:tentative="1">
+      <w:start w:val="1"/>
+      <w:numFmt w:val="lowerLetter"/>
+      <w:lvlText w:val="%5."/>
+      <w:lvlJc w:val="left"/>
+      <w:pPr>
+        <w:ind w:left="3600" w:hanging="360"/>
+      </w:pPr>
+    </w:lvl>
+    <w:lvl w:ilvl="5" w:tplc="0409001B" w:tentative="1">
+      <w:start w:val="1"/>
+      <w:numFmt w:val="lowerRoman"/>
+      <w:lvlText w:val="%6."/>
+      <w:lvlJc w:val="right"/>
+      <w:pPr>
+        <w:ind w:left="4320" w:hanging="180"/>
+      </w:pPr>
+    </w:lvl>
+    <w:lvl w:ilvl="6" w:tplc="0409000F" w:tentative="1">
+      <w:start w:val="1"/>
+      <w:numFmt w:val="decimal"/>
+      <w:lvlText w:val="%7."/>
+      <w:lvlJc w:val="left"/>
+      <w:pPr>
+        <w:ind w:left="5040" w:hanging="360"/>
+      </w:pPr>
+    </w:lvl>
+    <w:lvl w:ilvl="7" w:tplc="04090019" w:tentative="1">
+      <w:start w:val="1"/>
+      <w:numFmt w:val="lowerLetter"/>
+      <w:lvlText w:val="%8."/>
+      <w:lvlJc w:val="left"/>
+      <w:pPr>
+        <w:ind w:left="5760" w:hanging="360"/>
+      </w:pPr>
+    </w:lvl>
+    <w:lvl w:ilvl="8" w:tplc="0409001B" w:tentative="1">
+      <w:start w:val="1"/>
+      <w:numFmt w:val="lowerRoman"/>
+      <w:lvlText w:val="%9."/>
+      <w:lvlJc w:val="right"/>
+      <w:pPr>
+        <w:ind w:left="6480" w:hanging="180"/>
+      </w:pPr>
+    </w:lvl>
+  </w:abstractNum>
+  <w:abstractNum w:abstractNumId="23" w15:restartNumberingAfterBreak="0">
     <w:nsid w:val="659F6454"/>
     <w:multiLevelType w:val="hybridMultilevel"/>
     <w:tmpl w:val="544EAC20"/>
@@ -12157,7 +17195,454 @@
       </w:rPr>
     </w:lvl>
   </w:abstractNum>
-  <w:abstractNum w:abstractNumId="11" w15:restartNumberingAfterBreak="0">
+  <w:abstractNum w:abstractNumId="24" w15:restartNumberingAfterBreak="0">
+    <w:nsid w:val="66953E41"/>
+    <w:multiLevelType w:val="multilevel"/>
+    <w:tmpl w:val="F8BA9AA6"/>
+    <w:lvl w:ilvl="0">
+      <w:start w:val="1"/>
+      <w:numFmt w:val="bullet"/>
+      <w:lvlText w:val=""/>
+      <w:lvlJc w:val="left"/>
+      <w:pPr>
+        <w:tabs>
+          <w:tab w:val="num" w:pos="720"/>
+        </w:tabs>
+        <w:ind w:left="720" w:hanging="360"/>
+      </w:pPr>
+      <w:rPr>
+        <w:rFonts w:ascii="Symbol" w:hAnsi="Symbol" w:hint="default"/>
+        <w:sz w:val="20"/>
+      </w:rPr>
+    </w:lvl>
+    <w:lvl w:ilvl="1" w:tentative="1">
+      <w:start w:val="1"/>
+      <w:numFmt w:val="bullet"/>
+      <w:lvlText w:val="o"/>
+      <w:lvlJc w:val="left"/>
+      <w:pPr>
+        <w:tabs>
+          <w:tab w:val="num" w:pos="1440"/>
+        </w:tabs>
+        <w:ind w:left="1440" w:hanging="360"/>
+      </w:pPr>
+      <w:rPr>
+        <w:rFonts w:ascii="Courier New" w:hAnsi="Courier New" w:hint="default"/>
+        <w:sz w:val="20"/>
+      </w:rPr>
+    </w:lvl>
+    <w:lvl w:ilvl="2" w:tentative="1">
+      <w:start w:val="1"/>
+      <w:numFmt w:val="bullet"/>
+      <w:lvlText w:val=""/>
+      <w:lvlJc w:val="left"/>
+      <w:pPr>
+        <w:tabs>
+          <w:tab w:val="num" w:pos="2160"/>
+        </w:tabs>
+        <w:ind w:left="2160" w:hanging="360"/>
+      </w:pPr>
+      <w:rPr>
+        <w:rFonts w:ascii="Wingdings" w:hAnsi="Wingdings" w:hint="default"/>
+        <w:sz w:val="20"/>
+      </w:rPr>
+    </w:lvl>
+    <w:lvl w:ilvl="3" w:tentative="1">
+      <w:start w:val="1"/>
+      <w:numFmt w:val="bullet"/>
+      <w:lvlText w:val=""/>
+      <w:lvlJc w:val="left"/>
+      <w:pPr>
+        <w:tabs>
+          <w:tab w:val="num" w:pos="2880"/>
+        </w:tabs>
+        <w:ind w:left="2880" w:hanging="360"/>
+      </w:pPr>
+      <w:rPr>
+        <w:rFonts w:ascii="Wingdings" w:hAnsi="Wingdings" w:hint="default"/>
+        <w:sz w:val="20"/>
+      </w:rPr>
+    </w:lvl>
+    <w:lvl w:ilvl="4" w:tentative="1">
+      <w:start w:val="1"/>
+      <w:numFmt w:val="bullet"/>
+      <w:lvlText w:val=""/>
+      <w:lvlJc w:val="left"/>
+      <w:pPr>
+        <w:tabs>
+          <w:tab w:val="num" w:pos="3600"/>
+        </w:tabs>
+        <w:ind w:left="3600" w:hanging="360"/>
+      </w:pPr>
+      <w:rPr>
+        <w:rFonts w:ascii="Wingdings" w:hAnsi="Wingdings" w:hint="default"/>
+        <w:sz w:val="20"/>
+      </w:rPr>
+    </w:lvl>
+    <w:lvl w:ilvl="5" w:tentative="1">
+      <w:start w:val="1"/>
+      <w:numFmt w:val="bullet"/>
+      <w:lvlText w:val=""/>
+      <w:lvlJc w:val="left"/>
+      <w:pPr>
+        <w:tabs>
+          <w:tab w:val="num" w:pos="4320"/>
+        </w:tabs>
+        <w:ind w:left="4320" w:hanging="360"/>
+      </w:pPr>
+      <w:rPr>
+        <w:rFonts w:ascii="Wingdings" w:hAnsi="Wingdings" w:hint="default"/>
+        <w:sz w:val="20"/>
+      </w:rPr>
+    </w:lvl>
+    <w:lvl w:ilvl="6" w:tentative="1">
+      <w:start w:val="1"/>
+      <w:numFmt w:val="bullet"/>
+      <w:lvlText w:val=""/>
+      <w:lvlJc w:val="left"/>
+      <w:pPr>
+        <w:tabs>
+          <w:tab w:val="num" w:pos="5040"/>
+        </w:tabs>
+        <w:ind w:left="5040" w:hanging="360"/>
+      </w:pPr>
+      <w:rPr>
+        <w:rFonts w:ascii="Wingdings" w:hAnsi="Wingdings" w:hint="default"/>
+        <w:sz w:val="20"/>
+      </w:rPr>
+    </w:lvl>
+    <w:lvl w:ilvl="7" w:tentative="1">
+      <w:start w:val="1"/>
+      <w:numFmt w:val="bullet"/>
+      <w:lvlText w:val=""/>
+      <w:lvlJc w:val="left"/>
+      <w:pPr>
+        <w:tabs>
+          <w:tab w:val="num" w:pos="5760"/>
+        </w:tabs>
+        <w:ind w:left="5760" w:hanging="360"/>
+      </w:pPr>
+      <w:rPr>
+        <w:rFonts w:ascii="Wingdings" w:hAnsi="Wingdings" w:hint="default"/>
+        <w:sz w:val="20"/>
+      </w:rPr>
+    </w:lvl>
+    <w:lvl w:ilvl="8" w:tentative="1">
+      <w:start w:val="1"/>
+      <w:numFmt w:val="bullet"/>
+      <w:lvlText w:val=""/>
+      <w:lvlJc w:val="left"/>
+      <w:pPr>
+        <w:tabs>
+          <w:tab w:val="num" w:pos="6480"/>
+        </w:tabs>
+        <w:ind w:left="6480" w:hanging="360"/>
+      </w:pPr>
+      <w:rPr>
+        <w:rFonts w:ascii="Wingdings" w:hAnsi="Wingdings" w:hint="default"/>
+        <w:sz w:val="20"/>
+      </w:rPr>
+    </w:lvl>
+  </w:abstractNum>
+  <w:abstractNum w:abstractNumId="25" w15:restartNumberingAfterBreak="0">
+    <w:nsid w:val="66D4120D"/>
+    <w:multiLevelType w:val="multilevel"/>
+    <w:tmpl w:val="3AD8D5BC"/>
+    <w:lvl w:ilvl="0">
+      <w:start w:val="1"/>
+      <w:numFmt w:val="bullet"/>
+      <w:lvlText w:val=""/>
+      <w:lvlJc w:val="left"/>
+      <w:pPr>
+        <w:tabs>
+          <w:tab w:val="num" w:pos="720"/>
+        </w:tabs>
+        <w:ind w:left="720" w:hanging="360"/>
+      </w:pPr>
+      <w:rPr>
+        <w:rFonts w:ascii="Symbol" w:hAnsi="Symbol" w:hint="default"/>
+        <w:sz w:val="20"/>
+      </w:rPr>
+    </w:lvl>
+    <w:lvl w:ilvl="1" w:tentative="1">
+      <w:start w:val="1"/>
+      <w:numFmt w:val="bullet"/>
+      <w:lvlText w:val="o"/>
+      <w:lvlJc w:val="left"/>
+      <w:pPr>
+        <w:tabs>
+          <w:tab w:val="num" w:pos="1440"/>
+        </w:tabs>
+        <w:ind w:left="1440" w:hanging="360"/>
+      </w:pPr>
+      <w:rPr>
+        <w:rFonts w:ascii="Courier New" w:hAnsi="Courier New" w:hint="default"/>
+        <w:sz w:val="20"/>
+      </w:rPr>
+    </w:lvl>
+    <w:lvl w:ilvl="2" w:tentative="1">
+      <w:start w:val="1"/>
+      <w:numFmt w:val="bullet"/>
+      <w:lvlText w:val=""/>
+      <w:lvlJc w:val="left"/>
+      <w:pPr>
+        <w:tabs>
+          <w:tab w:val="num" w:pos="2160"/>
+        </w:tabs>
+        <w:ind w:left="2160" w:hanging="360"/>
+      </w:pPr>
+      <w:rPr>
+        <w:rFonts w:ascii="Wingdings" w:hAnsi="Wingdings" w:hint="default"/>
+        <w:sz w:val="20"/>
+      </w:rPr>
+    </w:lvl>
+    <w:lvl w:ilvl="3" w:tentative="1">
+      <w:start w:val="1"/>
+      <w:numFmt w:val="bullet"/>
+      <w:lvlText w:val=""/>
+      <w:lvlJc w:val="left"/>
+      <w:pPr>
+        <w:tabs>
+          <w:tab w:val="num" w:pos="2880"/>
+        </w:tabs>
+        <w:ind w:left="2880" w:hanging="360"/>
+      </w:pPr>
+      <w:rPr>
+        <w:rFonts w:ascii="Wingdings" w:hAnsi="Wingdings" w:hint="default"/>
+        <w:sz w:val="20"/>
+      </w:rPr>
+    </w:lvl>
+    <w:lvl w:ilvl="4" w:tentative="1">
+      <w:start w:val="1"/>
+      <w:numFmt w:val="bullet"/>
+      <w:lvlText w:val=""/>
+      <w:lvlJc w:val="left"/>
+      <w:pPr>
+        <w:tabs>
+          <w:tab w:val="num" w:pos="3600"/>
+        </w:tabs>
+        <w:ind w:left="3600" w:hanging="360"/>
+      </w:pPr>
+      <w:rPr>
+        <w:rFonts w:ascii="Wingdings" w:hAnsi="Wingdings" w:hint="default"/>
+        <w:sz w:val="20"/>
+      </w:rPr>
+    </w:lvl>
+    <w:lvl w:ilvl="5" w:tentative="1">
+      <w:start w:val="1"/>
+      <w:numFmt w:val="bullet"/>
+      <w:lvlText w:val=""/>
+      <w:lvlJc w:val="left"/>
+      <w:pPr>
+        <w:tabs>
+          <w:tab w:val="num" w:pos="4320"/>
+        </w:tabs>
+        <w:ind w:left="4320" w:hanging="360"/>
+      </w:pPr>
+      <w:rPr>
+        <w:rFonts w:ascii="Wingdings" w:hAnsi="Wingdings" w:hint="default"/>
+        <w:sz w:val="20"/>
+      </w:rPr>
+    </w:lvl>
+    <w:lvl w:ilvl="6" w:tentative="1">
+      <w:start w:val="1"/>
+      <w:numFmt w:val="bullet"/>
+      <w:lvlText w:val=""/>
+      <w:lvlJc w:val="left"/>
+      <w:pPr>
+        <w:tabs>
+          <w:tab w:val="num" w:pos="5040"/>
+        </w:tabs>
+        <w:ind w:left="5040" w:hanging="360"/>
+      </w:pPr>
+      <w:rPr>
+        <w:rFonts w:ascii="Wingdings" w:hAnsi="Wingdings" w:hint="default"/>
+        <w:sz w:val="20"/>
+      </w:rPr>
+    </w:lvl>
+    <w:lvl w:ilvl="7" w:tentative="1">
+      <w:start w:val="1"/>
+      <w:numFmt w:val="bullet"/>
+      <w:lvlText w:val=""/>
+      <w:lvlJc w:val="left"/>
+      <w:pPr>
+        <w:tabs>
+          <w:tab w:val="num" w:pos="5760"/>
+        </w:tabs>
+        <w:ind w:left="5760" w:hanging="360"/>
+      </w:pPr>
+      <w:rPr>
+        <w:rFonts w:ascii="Wingdings" w:hAnsi="Wingdings" w:hint="default"/>
+        <w:sz w:val="20"/>
+      </w:rPr>
+    </w:lvl>
+    <w:lvl w:ilvl="8" w:tentative="1">
+      <w:start w:val="1"/>
+      <w:numFmt w:val="bullet"/>
+      <w:lvlText w:val=""/>
+      <w:lvlJc w:val="left"/>
+      <w:pPr>
+        <w:tabs>
+          <w:tab w:val="num" w:pos="6480"/>
+        </w:tabs>
+        <w:ind w:left="6480" w:hanging="360"/>
+      </w:pPr>
+      <w:rPr>
+        <w:rFonts w:ascii="Wingdings" w:hAnsi="Wingdings" w:hint="default"/>
+        <w:sz w:val="20"/>
+      </w:rPr>
+    </w:lvl>
+  </w:abstractNum>
+  <w:abstractNum w:abstractNumId="26" w15:restartNumberingAfterBreak="0">
+    <w:nsid w:val="6ECB2D92"/>
+    <w:multiLevelType w:val="multilevel"/>
+    <w:tmpl w:val="FB3CBA28"/>
+    <w:lvl w:ilvl="0">
+      <w:start w:val="1"/>
+      <w:numFmt w:val="bullet"/>
+      <w:lvlText w:val=""/>
+      <w:lvlJc w:val="left"/>
+      <w:pPr>
+        <w:tabs>
+          <w:tab w:val="num" w:pos="720"/>
+        </w:tabs>
+        <w:ind w:left="720" w:hanging="360"/>
+      </w:pPr>
+      <w:rPr>
+        <w:rFonts w:ascii="Symbol" w:hAnsi="Symbol" w:hint="default"/>
+        <w:sz w:val="20"/>
+      </w:rPr>
+    </w:lvl>
+    <w:lvl w:ilvl="1" w:tentative="1">
+      <w:start w:val="1"/>
+      <w:numFmt w:val="bullet"/>
+      <w:lvlText w:val="o"/>
+      <w:lvlJc w:val="left"/>
+      <w:pPr>
+        <w:tabs>
+          <w:tab w:val="num" w:pos="1440"/>
+        </w:tabs>
+        <w:ind w:left="1440" w:hanging="360"/>
+      </w:pPr>
+      <w:rPr>
+        <w:rFonts w:ascii="Courier New" w:hAnsi="Courier New" w:hint="default"/>
+        <w:sz w:val="20"/>
+      </w:rPr>
+    </w:lvl>
+    <w:lvl w:ilvl="2" w:tentative="1">
+      <w:start w:val="1"/>
+      <w:numFmt w:val="bullet"/>
+      <w:lvlText w:val=""/>
+      <w:lvlJc w:val="left"/>
+      <w:pPr>
+        <w:tabs>
+          <w:tab w:val="num" w:pos="2160"/>
+        </w:tabs>
+        <w:ind w:left="2160" w:hanging="360"/>
+      </w:pPr>
+      <w:rPr>
+        <w:rFonts w:ascii="Wingdings" w:hAnsi="Wingdings" w:hint="default"/>
+        <w:sz w:val="20"/>
+      </w:rPr>
+    </w:lvl>
+    <w:lvl w:ilvl="3" w:tentative="1">
+      <w:start w:val="1"/>
+      <w:numFmt w:val="bullet"/>
+      <w:lvlText w:val=""/>
+      <w:lvlJc w:val="left"/>
+      <w:pPr>
+        <w:tabs>
+          <w:tab w:val="num" w:pos="2880"/>
+        </w:tabs>
+        <w:ind w:left="2880" w:hanging="360"/>
+      </w:pPr>
+      <w:rPr>
+        <w:rFonts w:ascii="Wingdings" w:hAnsi="Wingdings" w:hint="default"/>
+        <w:sz w:val="20"/>
+      </w:rPr>
+    </w:lvl>
+    <w:lvl w:ilvl="4" w:tentative="1">
+      <w:start w:val="1"/>
+      <w:numFmt w:val="bullet"/>
+      <w:lvlText w:val=""/>
+      <w:lvlJc w:val="left"/>
+      <w:pPr>
+        <w:tabs>
+          <w:tab w:val="num" w:pos="3600"/>
+        </w:tabs>
+        <w:ind w:left="3600" w:hanging="360"/>
+      </w:pPr>
+      <w:rPr>
+        <w:rFonts w:ascii="Wingdings" w:hAnsi="Wingdings" w:hint="default"/>
+        <w:sz w:val="20"/>
+      </w:rPr>
+    </w:lvl>
+    <w:lvl w:ilvl="5" w:tentative="1">
+      <w:start w:val="1"/>
+      <w:numFmt w:val="bullet"/>
+      <w:lvlText w:val=""/>
+      <w:lvlJc w:val="left"/>
+      <w:pPr>
+        <w:tabs>
+          <w:tab w:val="num" w:pos="4320"/>
+        </w:tabs>
+        <w:ind w:left="4320" w:hanging="360"/>
+      </w:pPr>
+      <w:rPr>
+        <w:rFonts w:ascii="Wingdings" w:hAnsi="Wingdings" w:hint="default"/>
+        <w:sz w:val="20"/>
+      </w:rPr>
+    </w:lvl>
+    <w:lvl w:ilvl="6" w:tentative="1">
+      <w:start w:val="1"/>
+      <w:numFmt w:val="bullet"/>
+      <w:lvlText w:val=""/>
+      <w:lvlJc w:val="left"/>
+      <w:pPr>
+        <w:tabs>
+          <w:tab w:val="num" w:pos="5040"/>
+        </w:tabs>
+        <w:ind w:left="5040" w:hanging="360"/>
+      </w:pPr>
+      <w:rPr>
+        <w:rFonts w:ascii="Wingdings" w:hAnsi="Wingdings" w:hint="default"/>
+        <w:sz w:val="20"/>
+      </w:rPr>
+    </w:lvl>
+    <w:lvl w:ilvl="7" w:tentative="1">
+      <w:start w:val="1"/>
+      <w:numFmt w:val="bullet"/>
+      <w:lvlText w:val=""/>
+      <w:lvlJc w:val="left"/>
+      <w:pPr>
+        <w:tabs>
+          <w:tab w:val="num" w:pos="5760"/>
+        </w:tabs>
+        <w:ind w:left="5760" w:hanging="360"/>
+      </w:pPr>
+      <w:rPr>
+        <w:rFonts w:ascii="Wingdings" w:hAnsi="Wingdings" w:hint="default"/>
+        <w:sz w:val="20"/>
+      </w:rPr>
+    </w:lvl>
+    <w:lvl w:ilvl="8" w:tentative="1">
+      <w:start w:val="1"/>
+      <w:numFmt w:val="bullet"/>
+      <w:lvlText w:val=""/>
+      <w:lvlJc w:val="left"/>
+      <w:pPr>
+        <w:tabs>
+          <w:tab w:val="num" w:pos="6480"/>
+        </w:tabs>
+        <w:ind w:left="6480" w:hanging="360"/>
+      </w:pPr>
+      <w:rPr>
+        <w:rFonts w:ascii="Wingdings" w:hAnsi="Wingdings" w:hint="default"/>
+        <w:sz w:val="20"/>
+      </w:rPr>
+    </w:lvl>
+  </w:abstractNum>
+  <w:abstractNum w:abstractNumId="27" w15:restartNumberingAfterBreak="0">
     <w:nsid w:val="6F8C1B92"/>
     <w:multiLevelType w:val="hybridMultilevel"/>
     <w:tmpl w:val="19ECD138"/>
@@ -12246,7 +17731,7 @@
       </w:pPr>
     </w:lvl>
   </w:abstractNum>
-  <w:abstractNum w:abstractNumId="12" w15:restartNumberingAfterBreak="0">
+  <w:abstractNum w:abstractNumId="28" w15:restartNumberingAfterBreak="0">
     <w:nsid w:val="70596183"/>
     <w:multiLevelType w:val="hybridMultilevel"/>
     <w:tmpl w:val="94B8C8F8"/>
@@ -12335,7 +17820,120 @@
       </w:pPr>
     </w:lvl>
   </w:abstractNum>
-  <w:abstractNum w:abstractNumId="13" w15:restartNumberingAfterBreak="0">
+  <w:abstractNum w:abstractNumId="29" w15:restartNumberingAfterBreak="0">
+    <w:nsid w:val="72420C2F"/>
+    <w:multiLevelType w:val="hybridMultilevel"/>
+    <w:tmpl w:val="68AC2E7A"/>
+    <w:lvl w:ilvl="0" w:tplc="7408BCEE">
+      <w:start w:val="1"/>
+      <w:numFmt w:val="bullet"/>
+      <w:lvlText w:val=""/>
+      <w:lvlJc w:val="left"/>
+      <w:pPr>
+        <w:ind w:left="1080" w:hanging="360"/>
+      </w:pPr>
+      <w:rPr>
+        <w:rFonts w:ascii="Symbol" w:eastAsiaTheme="minorHAnsi" w:hAnsi="Symbol" w:cs="Arial" w:hint="default"/>
+      </w:rPr>
+    </w:lvl>
+    <w:lvl w:ilvl="1" w:tplc="04090003" w:tentative="1">
+      <w:start w:val="1"/>
+      <w:numFmt w:val="bullet"/>
+      <w:lvlText w:val="o"/>
+      <w:lvlJc w:val="left"/>
+      <w:pPr>
+        <w:ind w:left="1800" w:hanging="360"/>
+      </w:pPr>
+      <w:rPr>
+        <w:rFonts w:ascii="Courier New" w:hAnsi="Courier New" w:cs="Courier New" w:hint="default"/>
+      </w:rPr>
+    </w:lvl>
+    <w:lvl w:ilvl="2" w:tplc="04090005" w:tentative="1">
+      <w:start w:val="1"/>
+      <w:numFmt w:val="bullet"/>
+      <w:lvlText w:val=""/>
+      <w:lvlJc w:val="left"/>
+      <w:pPr>
+        <w:ind w:left="2520" w:hanging="360"/>
+      </w:pPr>
+      <w:rPr>
+        <w:rFonts w:ascii="Wingdings" w:hAnsi="Wingdings" w:hint="default"/>
+      </w:rPr>
+    </w:lvl>
+    <w:lvl w:ilvl="3" w:tplc="04090001" w:tentative="1">
+      <w:start w:val="1"/>
+      <w:numFmt w:val="bullet"/>
+      <w:lvlText w:val=""/>
+      <w:lvlJc w:val="left"/>
+      <w:pPr>
+        <w:ind w:left="3240" w:hanging="360"/>
+      </w:pPr>
+      <w:rPr>
+        <w:rFonts w:ascii="Symbol" w:hAnsi="Symbol" w:hint="default"/>
+      </w:rPr>
+    </w:lvl>
+    <w:lvl w:ilvl="4" w:tplc="04090003" w:tentative="1">
+      <w:start w:val="1"/>
+      <w:numFmt w:val="bullet"/>
+      <w:lvlText w:val="o"/>
+      <w:lvlJc w:val="left"/>
+      <w:pPr>
+        <w:ind w:left="3960" w:hanging="360"/>
+      </w:pPr>
+      <w:rPr>
+        <w:rFonts w:ascii="Courier New" w:hAnsi="Courier New" w:cs="Courier New" w:hint="default"/>
+      </w:rPr>
+    </w:lvl>
+    <w:lvl w:ilvl="5" w:tplc="04090005" w:tentative="1">
+      <w:start w:val="1"/>
+      <w:numFmt w:val="bullet"/>
+      <w:lvlText w:val=""/>
+      <w:lvlJc w:val="left"/>
+      <w:pPr>
+        <w:ind w:left="4680" w:hanging="360"/>
+      </w:pPr>
+      <w:rPr>
+        <w:rFonts w:ascii="Wingdings" w:hAnsi="Wingdings" w:hint="default"/>
+      </w:rPr>
+    </w:lvl>
+    <w:lvl w:ilvl="6" w:tplc="04090001" w:tentative="1">
+      <w:start w:val="1"/>
+      <w:numFmt w:val="bullet"/>
+      <w:lvlText w:val=""/>
+      <w:lvlJc w:val="left"/>
+      <w:pPr>
+        <w:ind w:left="5400" w:hanging="360"/>
+      </w:pPr>
+      <w:rPr>
+        <w:rFonts w:ascii="Symbol" w:hAnsi="Symbol" w:hint="default"/>
+      </w:rPr>
+    </w:lvl>
+    <w:lvl w:ilvl="7" w:tplc="04090003" w:tentative="1">
+      <w:start w:val="1"/>
+      <w:numFmt w:val="bullet"/>
+      <w:lvlText w:val="o"/>
+      <w:lvlJc w:val="left"/>
+      <w:pPr>
+        <w:ind w:left="6120" w:hanging="360"/>
+      </w:pPr>
+      <w:rPr>
+        <w:rFonts w:ascii="Courier New" w:hAnsi="Courier New" w:cs="Courier New" w:hint="default"/>
+      </w:rPr>
+    </w:lvl>
+    <w:lvl w:ilvl="8" w:tplc="04090005" w:tentative="1">
+      <w:start w:val="1"/>
+      <w:numFmt w:val="bullet"/>
+      <w:lvlText w:val=""/>
+      <w:lvlJc w:val="left"/>
+      <w:pPr>
+        <w:ind w:left="6840" w:hanging="360"/>
+      </w:pPr>
+      <w:rPr>
+        <w:rFonts w:ascii="Wingdings" w:hAnsi="Wingdings" w:hint="default"/>
+      </w:rPr>
+    </w:lvl>
+  </w:abstractNum>
+  <w:abstractNum w:abstractNumId="30" w15:restartNumberingAfterBreak="0">
     <w:nsid w:val="73677E1A"/>
     <w:multiLevelType w:val="hybridMultilevel"/>
     <w:tmpl w:val="46DCB508"/>
@@ -12424,10 +18022,10 @@
       </w:pPr>
     </w:lvl>
   </w:abstractNum>
-  <w:abstractNum w:abstractNumId="14" w15:restartNumberingAfterBreak="0">
-    <w:nsid w:val="7F123ADD"/>
+  <w:abstractNum w:abstractNumId="31" w15:restartNumberingAfterBreak="0">
+    <w:nsid w:val="77D61249"/>
     <w:multiLevelType w:val="hybridMultilevel"/>
-    <w:tmpl w:val="542697AE"/>
+    <w:tmpl w:val="320C6A0C"/>
     <w:lvl w:ilvl="0" w:tplc="0409000F">
       <w:start w:val="1"/>
       <w:numFmt w:val="decimal"/>
@@ -12513,50 +18111,317 @@
       </w:pPr>
     </w:lvl>
   </w:abstractNum>
+  <w:abstractNum w:abstractNumId="32" w15:restartNumberingAfterBreak="0">
+    <w:nsid w:val="7BDF6AD9"/>
+    <w:multiLevelType w:val="hybridMultilevel"/>
+    <w:tmpl w:val="5F96742A"/>
+    <w:lvl w:ilvl="0" w:tplc="0409000F">
+      <w:start w:val="1"/>
+      <w:numFmt w:val="decimal"/>
+      <w:lvlText w:val="%1."/>
+      <w:lvlJc w:val="left"/>
+      <w:pPr>
+        <w:ind w:left="720" w:hanging="360"/>
+      </w:pPr>
+      <w:rPr>
+        <w:rFonts w:hint="default"/>
+      </w:rPr>
+    </w:lvl>
+    <w:lvl w:ilvl="1" w:tplc="04090019" w:tentative="1">
+      <w:start w:val="1"/>
+      <w:numFmt w:val="lowerLetter"/>
+      <w:lvlText w:val="%2."/>
+      <w:lvlJc w:val="left"/>
+      <w:pPr>
+        <w:ind w:left="1440" w:hanging="360"/>
+      </w:pPr>
+    </w:lvl>
+    <w:lvl w:ilvl="2" w:tplc="0409001B" w:tentative="1">
+      <w:start w:val="1"/>
+      <w:numFmt w:val="lowerRoman"/>
+      <w:lvlText w:val="%3."/>
+      <w:lvlJc w:val="right"/>
+      <w:pPr>
+        <w:ind w:left="2160" w:hanging="180"/>
+      </w:pPr>
+    </w:lvl>
+    <w:lvl w:ilvl="3" w:tplc="0409000F" w:tentative="1">
+      <w:start w:val="1"/>
+      <w:numFmt w:val="decimal"/>
+      <w:lvlText w:val="%4."/>
+      <w:lvlJc w:val="left"/>
+      <w:pPr>
+        <w:ind w:left="2880" w:hanging="360"/>
+      </w:pPr>
+    </w:lvl>
+    <w:lvl w:ilvl="4" w:tplc="04090019" w:tentative="1">
+      <w:start w:val="1"/>
+      <w:numFmt w:val="lowerLetter"/>
+      <w:lvlText w:val="%5."/>
+      <w:lvlJc w:val="left"/>
+      <w:pPr>
+        <w:ind w:left="3600" w:hanging="360"/>
+      </w:pPr>
+    </w:lvl>
+    <w:lvl w:ilvl="5" w:tplc="0409001B" w:tentative="1">
+      <w:start w:val="1"/>
+      <w:numFmt w:val="lowerRoman"/>
+      <w:lvlText w:val="%6."/>
+      <w:lvlJc w:val="right"/>
+      <w:pPr>
+        <w:ind w:left="4320" w:hanging="180"/>
+      </w:pPr>
+    </w:lvl>
+    <w:lvl w:ilvl="6" w:tplc="0409000F" w:tentative="1">
+      <w:start w:val="1"/>
+      <w:numFmt w:val="decimal"/>
+      <w:lvlText w:val="%7."/>
+      <w:lvlJc w:val="left"/>
+      <w:pPr>
+        <w:ind w:left="5040" w:hanging="360"/>
+      </w:pPr>
+    </w:lvl>
+    <w:lvl w:ilvl="7" w:tplc="04090019" w:tentative="1">
+      <w:start w:val="1"/>
+      <w:numFmt w:val="lowerLetter"/>
+      <w:lvlText w:val="%8."/>
+      <w:lvlJc w:val="left"/>
+      <w:pPr>
+        <w:ind w:left="5760" w:hanging="360"/>
+      </w:pPr>
+    </w:lvl>
+    <w:lvl w:ilvl="8" w:tplc="0409001B" w:tentative="1">
+      <w:start w:val="1"/>
+      <w:numFmt w:val="lowerRoman"/>
+      <w:lvlText w:val="%9."/>
+      <w:lvlJc w:val="right"/>
+      <w:pPr>
+        <w:ind w:left="6480" w:hanging="180"/>
+      </w:pPr>
+    </w:lvl>
+  </w:abstractNum>
+  <w:abstractNum w:abstractNumId="33" w15:restartNumberingAfterBreak="0">
+    <w:nsid w:val="7F123ADD"/>
+    <w:multiLevelType w:val="multilevel"/>
+    <w:tmpl w:val="23D6522C"/>
+    <w:lvl w:ilvl="0">
+      <w:start w:val="1"/>
+      <w:numFmt w:val="decimal"/>
+      <w:lvlText w:val="%1."/>
+      <w:lvlJc w:val="left"/>
+      <w:pPr>
+        <w:ind w:left="720" w:hanging="360"/>
+      </w:pPr>
+      <w:rPr>
+        <w:rFonts w:hint="default"/>
+      </w:rPr>
+    </w:lvl>
+    <w:lvl w:ilvl="1">
+      <w:start w:val="1"/>
+      <w:numFmt w:val="decimal"/>
+      <w:isLgl/>
+      <w:lvlText w:val="%1.%2."/>
+      <w:lvlJc w:val="left"/>
+      <w:pPr>
+        <w:ind w:left="1440" w:hanging="720"/>
+      </w:pPr>
+      <w:rPr>
+        <w:rFonts w:hint="default"/>
+      </w:rPr>
+    </w:lvl>
+    <w:lvl w:ilvl="2">
+      <w:start w:val="1"/>
+      <w:numFmt w:val="decimal"/>
+      <w:isLgl/>
+      <w:lvlText w:val="%1.%2.%3."/>
+      <w:lvlJc w:val="left"/>
+      <w:pPr>
+        <w:ind w:left="1800" w:hanging="720"/>
+      </w:pPr>
+      <w:rPr>
+        <w:rFonts w:hint="default"/>
+      </w:rPr>
+    </w:lvl>
+    <w:lvl w:ilvl="3">
+      <w:start w:val="1"/>
+      <w:numFmt w:val="decimal"/>
+      <w:isLgl/>
+      <w:lvlText w:val="%1.%2.%3.%4."/>
+      <w:lvlJc w:val="left"/>
+      <w:pPr>
+        <w:ind w:left="2520" w:hanging="1080"/>
+      </w:pPr>
+      <w:rPr>
+        <w:rFonts w:hint="default"/>
+      </w:rPr>
+    </w:lvl>
+    <w:lvl w:ilvl="4">
+      <w:start w:val="1"/>
+      <w:numFmt w:val="decimal"/>
+      <w:isLgl/>
+      <w:lvlText w:val="%1.%2.%3.%4.%5."/>
+      <w:lvlJc w:val="left"/>
+      <w:pPr>
+        <w:ind w:left="2880" w:hanging="1080"/>
+      </w:pPr>
+      <w:rPr>
+        <w:rFonts w:hint="default"/>
+      </w:rPr>
+    </w:lvl>
+    <w:lvl w:ilvl="5">
+      <w:start w:val="1"/>
+      <w:numFmt w:val="decimal"/>
+      <w:isLgl/>
+      <w:lvlText w:val="%1.%2.%3.%4.%5.%6."/>
+      <w:lvlJc w:val="left"/>
+      <w:pPr>
+        <w:ind w:left="3600" w:hanging="1440"/>
+      </w:pPr>
+      <w:rPr>
+        <w:rFonts w:hint="default"/>
+      </w:rPr>
+    </w:lvl>
+    <w:lvl w:ilvl="6">
+      <w:start w:val="1"/>
+      <w:numFmt w:val="decimal"/>
+      <w:isLgl/>
+      <w:lvlText w:val="%1.%2.%3.%4.%5.%6.%7."/>
+      <w:lvlJc w:val="left"/>
+      <w:pPr>
+        <w:ind w:left="3960" w:hanging="1440"/>
+      </w:pPr>
+      <w:rPr>
+        <w:rFonts w:hint="default"/>
+      </w:rPr>
+    </w:lvl>
+    <w:lvl w:ilvl="7">
+      <w:start w:val="1"/>
+      <w:numFmt w:val="decimal"/>
+      <w:isLgl/>
+      <w:lvlText w:val="%1.%2.%3.%4.%5.%6.%7.%8."/>
+      <w:lvlJc w:val="left"/>
+      <w:pPr>
+        <w:ind w:left="4680" w:hanging="1800"/>
+      </w:pPr>
+      <w:rPr>
+        <w:rFonts w:hint="default"/>
+      </w:rPr>
+    </w:lvl>
+    <w:lvl w:ilvl="8">
+      <w:start w:val="1"/>
+      <w:numFmt w:val="decimal"/>
+      <w:isLgl/>
+      <w:lvlText w:val="%1.%2.%3.%4.%5.%6.%7.%8.%9."/>
+      <w:lvlJc w:val="left"/>
+      <w:pPr>
+        <w:ind w:left="5040" w:hanging="1800"/>
+      </w:pPr>
+      <w:rPr>
+        <w:rFonts w:hint="default"/>
+      </w:rPr>
+    </w:lvl>
+  </w:abstractNum>
   <w:num w:numId="1" w16cid:durableId="1999535080">
+    <w:abstractNumId w:val="20"/>
+  </w:num>
+  <w:num w:numId="2" w16cid:durableId="1367020402">
+    <w:abstractNumId w:val="23"/>
+  </w:num>
+  <w:num w:numId="3" w16cid:durableId="1377851601">
+    <w:abstractNumId w:val="3"/>
+  </w:num>
+  <w:num w:numId="4" w16cid:durableId="297029523">
+    <w:abstractNumId w:val="7"/>
+  </w:num>
+  <w:num w:numId="5" w16cid:durableId="402682602">
+    <w:abstractNumId w:val="17"/>
+  </w:num>
+  <w:num w:numId="6" w16cid:durableId="1975015115">
+    <w:abstractNumId w:val="21"/>
+  </w:num>
+  <w:num w:numId="7" w16cid:durableId="149294308">
+    <w:abstractNumId w:val="28"/>
+  </w:num>
+  <w:num w:numId="8" w16cid:durableId="1344742075">
+    <w:abstractNumId w:val="10"/>
+  </w:num>
+  <w:num w:numId="9" w16cid:durableId="216206309">
+    <w:abstractNumId w:val="14"/>
+  </w:num>
+  <w:num w:numId="10" w16cid:durableId="121316490">
+    <w:abstractNumId w:val="12"/>
+  </w:num>
+  <w:num w:numId="11" w16cid:durableId="1303273051">
+    <w:abstractNumId w:val="30"/>
+  </w:num>
+  <w:num w:numId="12" w16cid:durableId="131756448">
+    <w:abstractNumId w:val="2"/>
+  </w:num>
+  <w:num w:numId="13" w16cid:durableId="1946309526">
+    <w:abstractNumId w:val="18"/>
+  </w:num>
+  <w:num w:numId="14" w16cid:durableId="1882938231">
+    <w:abstractNumId w:val="27"/>
+  </w:num>
+  <w:num w:numId="15" w16cid:durableId="266273098">
+    <w:abstractNumId w:val="33"/>
+  </w:num>
+  <w:num w:numId="16" w16cid:durableId="1769227409">
+    <w:abstractNumId w:val="1"/>
+  </w:num>
+  <w:num w:numId="17" w16cid:durableId="682056463">
+    <w:abstractNumId w:val="31"/>
+  </w:num>
+  <w:num w:numId="18" w16cid:durableId="2077127713">
+    <w:abstractNumId w:val="4"/>
+  </w:num>
+  <w:num w:numId="19" w16cid:durableId="1687751182">
+    <w:abstractNumId w:val="9"/>
+  </w:num>
+  <w:num w:numId="20" w16cid:durableId="2024084060">
+    <w:abstractNumId w:val="19"/>
+  </w:num>
+  <w:num w:numId="21" w16cid:durableId="1850095016">
+    <w:abstractNumId w:val="6"/>
+  </w:num>
+  <w:num w:numId="22" w16cid:durableId="1248617688">
     <w:abstractNumId w:val="8"/>
   </w:num>
-  <w:num w:numId="2" w16cid:durableId="1367020402">
-    <w:abstractNumId w:val="10"/>
+  <w:num w:numId="23" w16cid:durableId="1856383332">
+    <w:abstractNumId w:val="15"/>
   </w:num>
-  <w:num w:numId="3" w16cid:durableId="1377851601">
-    <w:abstractNumId w:val="1"/>
+  <w:num w:numId="24" w16cid:durableId="626743866">
+    <w:abstractNumId w:val="32"/>
   </w:num>
-  <w:num w:numId="4" w16cid:durableId="297029523">
-    <w:abstractNumId w:val="2"/>
+  <w:num w:numId="25" w16cid:durableId="677661481">
+    <w:abstractNumId w:val="29"/>
   </w:num>
-  <w:num w:numId="5" w16cid:durableId="402682602">
-    <w:abstractNumId w:val="6"/>
+  <w:num w:numId="26" w16cid:durableId="1354569986">
+    <w:abstractNumId w:val="13"/>
   </w:num>
-  <w:num w:numId="6" w16cid:durableId="1975015115">
-    <w:abstractNumId w:val="9"/>
-  </w:num>
-  <w:num w:numId="7" w16cid:durableId="149294308">
-    <w:abstractNumId w:val="12"/>
-  </w:num>
-  <w:num w:numId="8" w16cid:durableId="1344742075">
-    <w:abstractNumId w:val="3"/>
-  </w:num>
-  <w:num w:numId="9" w16cid:durableId="216206309">
+  <w:num w:numId="27" w16cid:durableId="300187526">
     <w:abstractNumId w:val="5"/>
   </w:num>
-  <w:num w:numId="10" w16cid:durableId="121316490">
-    <w:abstractNumId w:val="4"/>
+  <w:num w:numId="28" w16cid:durableId="1600914935">
+    <w:abstractNumId w:val="11"/>
   </w:num>
-  <w:num w:numId="11" w16cid:durableId="1303273051">
-    <w:abstractNumId w:val="13"/>
-  </w:num>
-  <w:num w:numId="12" w16cid:durableId="131756448">
+  <w:num w:numId="29" w16cid:durableId="99686453">
     <w:abstractNumId w:val="0"/>
   </w:num>
-  <w:num w:numId="13" w16cid:durableId="1946309526">
-    <w:abstractNumId w:val="7"/>
+  <w:num w:numId="30" w16cid:durableId="143283189">
+    <w:abstractNumId w:val="25"/>
   </w:num>
-  <w:num w:numId="14" w16cid:durableId="1882938231">
-    <w:abstractNumId w:val="11"/>
+  <w:num w:numId="31" w16cid:durableId="779107604">
+    <w:abstractNumId w:val="16"/>
   </w:num>
-  <w:num w:numId="15" w16cid:durableId="266273098">
-    <w:abstractNumId w:val="14"/>
+  <w:num w:numId="32" w16cid:durableId="1064066757">
+    <w:abstractNumId w:val="24"/>
+  </w:num>
+  <w:num w:numId="33" w16cid:durableId="450906241">
+    <w:abstractNumId w:val="26"/>
+  </w:num>
+  <w:num w:numId="34" w16cid:durableId="576982725">
+    <w:abstractNumId w:val="22"/>
   </w:num>
 </w:numbering>
 </file>
@@ -12972,7 +18837,7 @@
     <w:link w:val="10"/>
     <w:uiPriority w:val="9"/>
     <w:qFormat/>
-    <w:rsid w:val="00B65711"/>
+    <w:rsid w:val="00B16106"/>
     <w:pPr>
       <w:keepNext/>
       <w:keepLines/>
@@ -12982,8 +18847,8 @@
     <w:rPr>
       <w:rFonts w:asciiTheme="majorHAnsi" w:eastAsiaTheme="majorEastAsia" w:hAnsiTheme="majorHAnsi" w:cstheme="majorBidi"/>
       <w:color w:val="0F4761" w:themeColor="accent1" w:themeShade="BF"/>
-      <w:sz w:val="40"/>
-      <w:szCs w:val="40"/>
+      <w:sz w:val="52"/>
+      <w:szCs w:val="52"/>
     </w:rPr>
   </w:style>
   <w:style w:type="paragraph" w:styleId="2">
@@ -12994,7 +18859,7 @@
     <w:uiPriority w:val="9"/>
     <w:unhideWhenUsed/>
     <w:qFormat/>
-    <w:rsid w:val="00881671"/>
+    <w:rsid w:val="00B16106"/>
     <w:pPr>
       <w:keepNext/>
       <w:keepLines/>
@@ -13004,8 +18869,8 @@
     <w:rPr>
       <w:rFonts w:asciiTheme="majorHAnsi" w:eastAsiaTheme="majorEastAsia" w:hAnsiTheme="majorHAnsi" w:cstheme="majorBidi"/>
       <w:color w:val="0F4761" w:themeColor="accent1" w:themeShade="BF"/>
-      <w:sz w:val="32"/>
-      <w:szCs w:val="32"/>
+      <w:sz w:val="40"/>
+      <w:szCs w:val="40"/>
     </w:rPr>
   </w:style>
   <w:style w:type="paragraph" w:styleId="3">
@@ -13016,7 +18881,7 @@
     <w:uiPriority w:val="9"/>
     <w:unhideWhenUsed/>
     <w:qFormat/>
-    <w:rsid w:val="006613B3"/>
+    <w:rsid w:val="00B16106"/>
     <w:pPr>
       <w:keepNext/>
       <w:keepLines/>
@@ -13026,8 +18891,8 @@
     <w:rPr>
       <w:rFonts w:eastAsiaTheme="majorEastAsia" w:cstheme="majorBidi"/>
       <w:color w:val="0F4761" w:themeColor="accent1" w:themeShade="BF"/>
-      <w:sz w:val="28"/>
-      <w:szCs w:val="28"/>
+      <w:sz w:val="32"/>
+      <w:szCs w:val="32"/>
     </w:rPr>
   </w:style>
   <w:style w:type="paragraph" w:styleId="4">
@@ -13038,7 +18903,7 @@
     <w:uiPriority w:val="9"/>
     <w:unhideWhenUsed/>
     <w:qFormat/>
-    <w:rsid w:val="00332C59"/>
+    <w:rsid w:val="00B16106"/>
     <w:pPr>
       <w:keepNext/>
       <w:keepLines/>
@@ -13050,8 +18915,8 @@
       <w:i/>
       <w:iCs/>
       <w:color w:val="0F4761" w:themeColor="accent1" w:themeShade="BF"/>
-      <w:sz w:val="24"/>
-      <w:szCs w:val="24"/>
+      <w:sz w:val="28"/>
+      <w:szCs w:val="28"/>
     </w:rPr>
   </w:style>
   <w:style w:type="paragraph" w:styleId="5">
@@ -13062,7 +18927,7 @@
     <w:uiPriority w:val="9"/>
     <w:unhideWhenUsed/>
     <w:qFormat/>
-    <w:rsid w:val="00332C59"/>
+    <w:rsid w:val="00B16106"/>
     <w:pPr>
       <w:keepNext/>
       <w:keepLines/>
@@ -13072,6 +18937,8 @@
     <w:rPr>
       <w:rFonts w:eastAsiaTheme="majorEastAsia" w:cstheme="majorBidi"/>
       <w:color w:val="0F4761" w:themeColor="accent1" w:themeShade="BF"/>
+      <w:sz w:val="24"/>
+      <w:szCs w:val="24"/>
     </w:rPr>
   </w:style>
   <w:style w:type="paragraph" w:styleId="6">
@@ -13165,7 +19032,6 @@
   <w:style w:type="character" w:default="1" w:styleId="a0">
     <w:name w:val="Default Paragraph Font"/>
     <w:uiPriority w:val="1"/>
-    <w:semiHidden/>
     <w:unhideWhenUsed/>
   </w:style>
   <w:style w:type="table" w:default="1" w:styleId="a1">
@@ -13194,7 +19060,20 @@
     <w:basedOn w:val="a0"/>
     <w:link w:val="1"/>
     <w:uiPriority w:val="9"/>
-    <w:rsid w:val="00B65711"/>
+    <w:rsid w:val="00B16106"/>
+    <w:rPr>
+      <w:rFonts w:asciiTheme="majorHAnsi" w:eastAsiaTheme="majorEastAsia" w:hAnsiTheme="majorHAnsi" w:cstheme="majorBidi"/>
+      <w:color w:val="0F4761" w:themeColor="accent1" w:themeShade="BF"/>
+      <w:sz w:val="52"/>
+      <w:szCs w:val="52"/>
+    </w:rPr>
+  </w:style>
+  <w:style w:type="character" w:customStyle="1" w:styleId="20">
+    <w:name w:val="כותרת 2 תו"/>
+    <w:basedOn w:val="a0"/>
+    <w:link w:val="2"/>
+    <w:uiPriority w:val="9"/>
+    <w:rsid w:val="00B16106"/>
     <w:rPr>
       <w:rFonts w:asciiTheme="majorHAnsi" w:eastAsiaTheme="majorEastAsia" w:hAnsiTheme="majorHAnsi" w:cstheme="majorBidi"/>
       <w:color w:val="0F4761" w:themeColor="accent1" w:themeShade="BF"/>
@@ -13202,30 +19081,17 @@
       <w:szCs w:val="40"/>
     </w:rPr>
   </w:style>
-  <w:style w:type="character" w:customStyle="1" w:styleId="20">
-    <w:name w:val="כותרת 2 תו"/>
-    <w:basedOn w:val="a0"/>
-    <w:link w:val="2"/>
-    <w:uiPriority w:val="9"/>
-    <w:rsid w:val="00881671"/>
-    <w:rPr>
-      <w:rFonts w:asciiTheme="majorHAnsi" w:eastAsiaTheme="majorEastAsia" w:hAnsiTheme="majorHAnsi" w:cstheme="majorBidi"/>
-      <w:color w:val="0F4761" w:themeColor="accent1" w:themeShade="BF"/>
-      <w:sz w:val="32"/>
-      <w:szCs w:val="32"/>
-    </w:rPr>
-  </w:style>
   <w:style w:type="character" w:customStyle="1" w:styleId="30">
     <w:name w:val="כותרת 3 תו"/>
     <w:basedOn w:val="a0"/>
     <w:link w:val="3"/>
     <w:uiPriority w:val="9"/>
-    <w:rsid w:val="006613B3"/>
+    <w:rsid w:val="00B16106"/>
     <w:rPr>
       <w:rFonts w:eastAsiaTheme="majorEastAsia" w:cstheme="majorBidi"/>
       <w:color w:val="0F4761" w:themeColor="accent1" w:themeShade="BF"/>
-      <w:sz w:val="28"/>
-      <w:szCs w:val="28"/>
+      <w:sz w:val="32"/>
+      <w:szCs w:val="32"/>
     </w:rPr>
   </w:style>
   <w:style w:type="character" w:customStyle="1" w:styleId="40">
@@ -13233,14 +19099,14 @@
     <w:basedOn w:val="a0"/>
     <w:link w:val="4"/>
     <w:uiPriority w:val="9"/>
-    <w:rsid w:val="00332C59"/>
+    <w:rsid w:val="00B16106"/>
     <w:rPr>
       <w:rFonts w:eastAsiaTheme="majorEastAsia" w:cstheme="majorBidi"/>
       <w:i/>
       <w:iCs/>
       <w:color w:val="0F4761" w:themeColor="accent1" w:themeShade="BF"/>
-      <w:sz w:val="24"/>
-      <w:szCs w:val="24"/>
+      <w:sz w:val="28"/>
+      <w:szCs w:val="28"/>
     </w:rPr>
   </w:style>
   <w:style w:type="character" w:customStyle="1" w:styleId="50">
@@ -13248,10 +19114,12 @@
     <w:basedOn w:val="a0"/>
     <w:link w:val="5"/>
     <w:uiPriority w:val="9"/>
-    <w:rsid w:val="00332C59"/>
+    <w:rsid w:val="00B16106"/>
     <w:rPr>
       <w:rFonts w:eastAsiaTheme="majorEastAsia" w:cstheme="majorBidi"/>
       <w:color w:val="0F4761" w:themeColor="accent1" w:themeShade="BF"/>
+      <w:sz w:val="24"/>
+      <w:szCs w:val="24"/>
     </w:rPr>
   </w:style>
   <w:style w:type="character" w:customStyle="1" w:styleId="60">

--- a/הכשרת Playwright Agents.docx
+++ b/הכשרת Playwright Agents.docx
@@ -518,7 +518,7 @@
           <w:rtl/>
         </w:rPr>
       </w:pPr>
-      <w:bookmarkStart w:id="0" w:name="_Toc224653107"/>
+      <w:bookmarkStart w:id="0" w:name="_Toc224718578"/>
       <w:r>
         <w:rPr>
           <w:rFonts w:hint="cs"/>
@@ -586,7 +586,7 @@
           <w:r>
             <w:fldChar w:fldCharType="separate"/>
           </w:r>
-          <w:hyperlink w:anchor="_Toc224653107" w:history="1">
+          <w:hyperlink w:anchor="_Toc224718578" w:history="1">
             <w:r>
               <w:rPr>
                 <w:rStyle w:val="Hyperlink"/>
@@ -657,7 +657,7 @@
                 <w:noProof/>
                 <w:webHidden/>
               </w:rPr>
-              <w:instrText>Toc224653107 \h</w:instrText>
+              <w:instrText>Toc224718578 \h</w:instrText>
             </w:r>
             <w:r>
               <w:rPr>
@@ -714,7 +714,7 @@
               <w:rtl/>
             </w:rPr>
           </w:pPr>
-          <w:hyperlink w:anchor="_Toc224653108" w:history="1">
+          <w:hyperlink w:anchor="_Toc224718579" w:history="1">
             <w:r>
               <w:rPr>
                 <w:rStyle w:val="Hyperlink"/>
@@ -768,7 +768,7 @@
                 <w:noProof/>
                 <w:webHidden/>
               </w:rPr>
-              <w:instrText>Toc224653108 \h</w:instrText>
+              <w:instrText>Toc224718579 \h</w:instrText>
             </w:r>
             <w:r>
               <w:rPr>
@@ -825,7 +825,7 @@
               <w:rtl/>
             </w:rPr>
           </w:pPr>
-          <w:hyperlink w:anchor="_Toc224653109" w:history="1">
+          <w:hyperlink w:anchor="_Toc224718580" w:history="1">
             <w:r>
               <w:rPr>
                 <w:rStyle w:val="Hyperlink"/>
@@ -945,7 +945,7 @@
                 <w:noProof/>
                 <w:webHidden/>
               </w:rPr>
-              <w:instrText>Toc224653109 \h</w:instrText>
+              <w:instrText>Toc224718580 \h</w:instrText>
             </w:r>
             <w:r>
               <w:rPr>
@@ -1002,7 +1002,7 @@
               <w:rtl/>
             </w:rPr>
           </w:pPr>
-          <w:hyperlink w:anchor="_Toc224653110" w:history="1">
+          <w:hyperlink w:anchor="_Toc224718581" w:history="1">
             <w:r>
               <w:rPr>
                 <w:rStyle w:val="Hyperlink"/>
@@ -1056,7 +1056,7 @@
                 <w:noProof/>
                 <w:webHidden/>
               </w:rPr>
-              <w:instrText>Toc224653110 \h</w:instrText>
+              <w:instrText>Toc224718581 \h</w:instrText>
             </w:r>
             <w:r>
               <w:rPr>
@@ -1113,7 +1113,7 @@
               <w:rtl/>
             </w:rPr>
           </w:pPr>
-          <w:hyperlink w:anchor="_Toc224653111" w:history="1">
+          <w:hyperlink w:anchor="_Toc224718582" w:history="1">
             <w:r>
               <w:rPr>
                 <w:rStyle w:val="Hyperlink"/>
@@ -1165,7 +1165,7 @@
                 <w:noProof/>
                 <w:webHidden/>
               </w:rPr>
-              <w:instrText>Toc224653111 \h</w:instrText>
+              <w:instrText>Toc224718582 \h</w:instrText>
             </w:r>
             <w:r>
               <w:rPr>
@@ -1222,7 +1222,7 @@
               <w:rtl/>
             </w:rPr>
           </w:pPr>
-          <w:hyperlink w:anchor="_Toc224653112" w:history="1">
+          <w:hyperlink w:anchor="_Toc224718583" w:history="1">
             <w:r>
               <w:rPr>
                 <w:rStyle w:val="Hyperlink"/>
@@ -1274,7 +1274,7 @@
                 <w:noProof/>
                 <w:webHidden/>
               </w:rPr>
-              <w:instrText>Toc224653112 \h</w:instrText>
+              <w:instrText>Toc224718583 \h</w:instrText>
             </w:r>
             <w:r>
               <w:rPr>
@@ -1331,7 +1331,7 @@
               <w:rtl/>
             </w:rPr>
           </w:pPr>
-          <w:hyperlink w:anchor="_Toc224653113" w:history="1">
+          <w:hyperlink w:anchor="_Toc224718584" w:history="1">
             <w:r>
               <w:rPr>
                 <w:rStyle w:val="Hyperlink"/>
@@ -1383,7 +1383,7 @@
                 <w:noProof/>
                 <w:webHidden/>
               </w:rPr>
-              <w:instrText>Toc224653113 \h</w:instrText>
+              <w:instrText>Toc224718584 \h</w:instrText>
             </w:r>
             <w:r>
               <w:rPr>
@@ -1440,7 +1440,7 @@
               <w:rtl/>
             </w:rPr>
           </w:pPr>
-          <w:hyperlink w:anchor="_Toc224653114" w:history="1">
+          <w:hyperlink w:anchor="_Toc224718585" w:history="1">
             <w:r>
               <w:rPr>
                 <w:rStyle w:val="Hyperlink"/>
@@ -1511,7 +1511,7 @@
                 <w:noProof/>
                 <w:webHidden/>
               </w:rPr>
-              <w:instrText>Toc224653114 \h</w:instrText>
+              <w:instrText>Toc224718585 \h</w:instrText>
             </w:r>
             <w:r>
               <w:rPr>
@@ -1568,7 +1568,7 @@
               <w:rtl/>
             </w:rPr>
           </w:pPr>
-          <w:hyperlink w:anchor="_Toc224653115" w:history="1">
+          <w:hyperlink w:anchor="_Toc224718586" w:history="1">
             <w:r>
               <w:rPr>
                 <w:rStyle w:val="Hyperlink"/>
@@ -1622,7 +1622,7 @@
                 <w:noProof/>
                 <w:webHidden/>
               </w:rPr>
-              <w:instrText>Toc224653115 \h</w:instrText>
+              <w:instrText>Toc224718586 \h</w:instrText>
             </w:r>
             <w:r>
               <w:rPr>
@@ -1679,7 +1679,7 @@
               <w:rtl/>
             </w:rPr>
           </w:pPr>
-          <w:hyperlink w:anchor="_Toc224653116" w:history="1">
+          <w:hyperlink w:anchor="_Toc224718587" w:history="1">
             <w:r>
               <w:rPr>
                 <w:rStyle w:val="Hyperlink"/>
@@ -1731,7 +1731,7 @@
                 <w:noProof/>
                 <w:webHidden/>
               </w:rPr>
-              <w:instrText>Toc224653116 \h</w:instrText>
+              <w:instrText>Toc224718587 \h</w:instrText>
             </w:r>
             <w:r>
               <w:rPr>
@@ -1788,7 +1788,7 @@
               <w:rtl/>
             </w:rPr>
           </w:pPr>
-          <w:hyperlink w:anchor="_Toc224653117" w:history="1">
+          <w:hyperlink w:anchor="_Toc224718588" w:history="1">
             <w:r>
               <w:rPr>
                 <w:rStyle w:val="Hyperlink"/>
@@ -1908,7 +1908,7 @@
                 <w:noProof/>
                 <w:webHidden/>
               </w:rPr>
-              <w:instrText>Toc224653117 \h</w:instrText>
+              <w:instrText>Toc224718588 \h</w:instrText>
             </w:r>
             <w:r>
               <w:rPr>
@@ -1965,7 +1965,7 @@
               <w:rtl/>
             </w:rPr>
           </w:pPr>
-          <w:hyperlink w:anchor="_Toc224653118" w:history="1">
+          <w:hyperlink w:anchor="_Toc224718589" w:history="1">
             <w:r>
               <w:rPr>
                 <w:rStyle w:val="Hyperlink"/>
@@ -2087,7 +2087,7 @@
                 <w:noProof/>
                 <w:webHidden/>
               </w:rPr>
-              <w:instrText>Toc224653118 \h</w:instrText>
+              <w:instrText>Toc224718589 \h</w:instrText>
             </w:r>
             <w:r>
               <w:rPr>
@@ -2144,7 +2144,7 @@
               <w:rtl/>
             </w:rPr>
           </w:pPr>
-          <w:hyperlink w:anchor="_Toc224653119" w:history="1">
+          <w:hyperlink w:anchor="_Toc224718590" w:history="1">
             <w:r>
               <w:rPr>
                 <w:rStyle w:val="Hyperlink"/>
@@ -2232,7 +2232,7 @@
                 <w:noProof/>
                 <w:webHidden/>
               </w:rPr>
-              <w:instrText>Toc224653119 \h</w:instrText>
+              <w:instrText>Toc224718590 \h</w:instrText>
             </w:r>
             <w:r>
               <w:rPr>
@@ -2289,7 +2289,7 @@
               <w:rtl/>
             </w:rPr>
           </w:pPr>
-          <w:hyperlink w:anchor="_Toc224653120" w:history="1">
+          <w:hyperlink w:anchor="_Toc224718591" w:history="1">
             <w:r>
               <w:rPr>
                 <w:rStyle w:val="Hyperlink"/>
@@ -2377,7 +2377,7 @@
                 <w:noProof/>
                 <w:webHidden/>
               </w:rPr>
-              <w:instrText>Toc224653120 \h</w:instrText>
+              <w:instrText>Toc224718591 \h</w:instrText>
             </w:r>
             <w:r>
               <w:rPr>
@@ -2434,7 +2434,7 @@
               <w:rtl/>
             </w:rPr>
           </w:pPr>
-          <w:hyperlink w:anchor="_Toc224653121" w:history="1">
+          <w:hyperlink w:anchor="_Toc224718592" w:history="1">
             <w:r>
               <w:rPr>
                 <w:rStyle w:val="Hyperlink"/>
@@ -2488,7 +2488,7 @@
                 <w:noProof/>
                 <w:webHidden/>
               </w:rPr>
-              <w:instrText>Toc224653121 \h</w:instrText>
+              <w:instrText>Toc224718592 \h</w:instrText>
             </w:r>
             <w:r>
               <w:rPr>
@@ -2545,7 +2545,7 @@
               <w:rtl/>
             </w:rPr>
           </w:pPr>
-          <w:hyperlink w:anchor="_Toc224653122" w:history="1">
+          <w:hyperlink w:anchor="_Toc224718593" w:history="1">
             <w:r>
               <w:rPr>
                 <w:rStyle w:val="Hyperlink"/>
@@ -2597,7 +2597,7 @@
                 <w:noProof/>
                 <w:webHidden/>
               </w:rPr>
-              <w:instrText>Toc224653122 \h</w:instrText>
+              <w:instrText>Toc224718593 \h</w:instrText>
             </w:r>
             <w:r>
               <w:rPr>
@@ -2654,7 +2654,7 @@
               <w:rtl/>
             </w:rPr>
           </w:pPr>
-          <w:hyperlink w:anchor="_Toc224653123" w:history="1">
+          <w:hyperlink w:anchor="_Toc224718594" w:history="1">
             <w:r>
               <w:rPr>
                 <w:rStyle w:val="Hyperlink"/>
@@ -2708,7 +2708,7 @@
                 <w:noProof/>
                 <w:webHidden/>
               </w:rPr>
-              <w:instrText>Toc224653123 \h</w:instrText>
+              <w:instrText>Toc224718594 \h</w:instrText>
             </w:r>
             <w:r>
               <w:rPr>
@@ -2765,7 +2765,7 @@
               <w:rtl/>
             </w:rPr>
           </w:pPr>
-          <w:hyperlink w:anchor="_Toc224653124" w:history="1">
+          <w:hyperlink w:anchor="_Toc224718595" w:history="1">
             <w:r>
               <w:rPr>
                 <w:rStyle w:val="Hyperlink"/>
@@ -2853,7 +2853,7 @@
                 <w:noProof/>
                 <w:webHidden/>
               </w:rPr>
-              <w:instrText>Toc224653124 \h</w:instrText>
+              <w:instrText>Toc224718595 \h</w:instrText>
             </w:r>
             <w:r>
               <w:rPr>
@@ -2884,7 +2884,7 @@
                 <w:webHidden/>
                 <w:rtl/>
               </w:rPr>
-              <w:t>14</w:t>
+              <w:t>13</w:t>
             </w:r>
             <w:r>
               <w:rPr>
@@ -2910,7 +2910,7 @@
               <w:rtl/>
             </w:rPr>
           </w:pPr>
-          <w:hyperlink w:anchor="_Toc224653125" w:history="1">
+          <w:hyperlink w:anchor="_Toc224718596" w:history="1">
             <w:r>
               <w:rPr>
                 <w:rStyle w:val="Hyperlink"/>
@@ -3015,7 +3015,7 @@
                 <w:noProof/>
                 <w:webHidden/>
               </w:rPr>
-              <w:instrText>Toc224653125 \h</w:instrText>
+              <w:instrText>Toc224718596 \h</w:instrText>
             </w:r>
             <w:r>
               <w:rPr>
@@ -3072,7 +3072,7 @@
               <w:rtl/>
             </w:rPr>
           </w:pPr>
-          <w:hyperlink w:anchor="_Toc224653126" w:history="1">
+          <w:hyperlink w:anchor="_Toc224718597" w:history="1">
             <w:r>
               <w:rPr>
                 <w:rStyle w:val="Hyperlink"/>
@@ -3158,7 +3158,7 @@
                 <w:noProof/>
                 <w:webHidden/>
               </w:rPr>
-              <w:instrText>Toc224653126 \h</w:instrText>
+              <w:instrText>Toc224718597 \h</w:instrText>
             </w:r>
             <w:r>
               <w:rPr>
@@ -3215,7 +3215,7 @@
               <w:rtl/>
             </w:rPr>
           </w:pPr>
-          <w:hyperlink w:anchor="_Toc224653127" w:history="1">
+          <w:hyperlink w:anchor="_Toc224718598" w:history="1">
             <w:r>
               <w:rPr>
                 <w:rStyle w:val="Hyperlink"/>
@@ -3269,7 +3269,7 @@
                 <w:noProof/>
                 <w:webHidden/>
               </w:rPr>
-              <w:instrText>Toc224653127 \h</w:instrText>
+              <w:instrText>Toc224718598 \h</w:instrText>
             </w:r>
             <w:r>
               <w:rPr>
@@ -3300,7 +3300,7 @@
                 <w:webHidden/>
                 <w:rtl/>
               </w:rPr>
-              <w:t>16</w:t>
+              <w:t>15</w:t>
             </w:r>
             <w:r>
               <w:rPr>
@@ -3326,7 +3326,7 @@
               <w:rtl/>
             </w:rPr>
           </w:pPr>
-          <w:hyperlink w:anchor="_Toc224653128" w:history="1">
+          <w:hyperlink w:anchor="_Toc224718599" w:history="1">
             <w:r>
               <w:rPr>
                 <w:rStyle w:val="Hyperlink"/>
@@ -3412,7 +3412,7 @@
                 <w:noProof/>
                 <w:webHidden/>
               </w:rPr>
-              <w:instrText>Toc224653128 \h</w:instrText>
+              <w:instrText>Toc224718599 \h</w:instrText>
             </w:r>
             <w:r>
               <w:rPr>
@@ -3443,7 +3443,7 @@
                 <w:webHidden/>
                 <w:rtl/>
               </w:rPr>
-              <w:t>18</w:t>
+              <w:t>17</w:t>
             </w:r>
             <w:r>
               <w:rPr>
@@ -3517,7 +3517,7 @@
         </w:rPr>
       </w:pPr>
       <w:bookmarkStart w:id="1" w:name="_מבוא"/>
-      <w:bookmarkStart w:id="2" w:name="_Toc224653108"/>
+      <w:bookmarkStart w:id="2" w:name="_Toc224718579"/>
       <w:bookmarkEnd w:id="1"/>
       <w:r>
         <w:rPr>
@@ -4098,7 +4098,7 @@
         </w:rPr>
       </w:pPr>
       <w:bookmarkStart w:id="3" w:name="_עשרת_הדיברות_ל"/>
-      <w:bookmarkStart w:id="4" w:name="_Toc224653109"/>
+      <w:bookmarkStart w:id="4" w:name="_Toc224718580"/>
       <w:bookmarkEnd w:id="3"/>
       <w:r>
         <w:rPr>
@@ -5127,15 +5127,13 @@
     <w:p>
       <w:pPr>
         <w:rPr>
-          <w:rFonts w:hint="cs"/>
-          <w:rtl/>
-        </w:rPr>
-      </w:pPr>
-    </w:p>
-    <w:p>
-      <w:pPr>
-        <w:rPr>
-          <w:rFonts w:hint="cs"/>
+          <w:rtl/>
+        </w:rPr>
+      </w:pPr>
+    </w:p>
+    <w:p>
+      <w:pPr>
+        <w:rPr>
           <w:rtl/>
         </w:rPr>
       </w:pPr>
@@ -5240,7 +5238,7 @@
           <w:rtl/>
         </w:rPr>
       </w:pPr>
-      <w:bookmarkStart w:id="5" w:name="_Toc224653110"/>
+      <w:bookmarkStart w:id="5" w:name="_Toc224718581"/>
       <w:r>
         <w:rPr>
           <w:rFonts w:hint="cs"/>
@@ -5279,7 +5277,7 @@
       <w:pPr>
         <w:pStyle w:val="2"/>
       </w:pPr>
-      <w:bookmarkStart w:id="6" w:name="_Toc224653111"/>
+      <w:bookmarkStart w:id="6" w:name="_Toc224718582"/>
       <w:proofErr w:type="spellStart"/>
       <w:r>
         <w:t>VSCode</w:t>
@@ -5342,7 +5340,7 @@
       <w:pPr>
         <w:pStyle w:val="2"/>
       </w:pPr>
-      <w:bookmarkStart w:id="7" w:name="_Toc224653112"/>
+      <w:bookmarkStart w:id="7" w:name="_Toc224718583"/>
       <w:r>
         <w:t>Node.js</w:t>
       </w:r>
@@ -5387,7 +5385,7 @@
           <w:rtl/>
         </w:rPr>
       </w:pPr>
-      <w:bookmarkStart w:id="8" w:name="_Toc224653113"/>
+      <w:bookmarkStart w:id="8" w:name="_Toc224718584"/>
       <w:proofErr w:type="spellStart"/>
       <w:r>
         <w:t>OpenCode</w:t>
@@ -5491,15 +5489,7 @@
       </w:r>
       <w:proofErr w:type="spellEnd"/>
       <w:r>
-        <w:t xml:space="preserve"> </w:t>
-      </w:r>
-      <w:proofErr w:type="spellStart"/>
-      <w:r>
-        <w:t>i</w:t>
-      </w:r>
-      <w:proofErr w:type="spellEnd"/>
-      <w:r>
-        <w:t xml:space="preserve"> -g </w:t>
+        <w:t xml:space="preserve"> i -g </w:t>
       </w:r>
       <w:proofErr w:type="spellStart"/>
       <w:r>
@@ -5568,7 +5558,6 @@
     <w:p>
       <w:pPr>
         <w:rPr>
-          <w:rFonts w:hint="cs"/>
           <w:rtl/>
         </w:rPr>
       </w:pPr>
@@ -5605,7 +5594,7 @@
       <w:pPr>
         <w:pStyle w:val="1"/>
       </w:pPr>
-      <w:bookmarkStart w:id="10" w:name="_Toc224653114"/>
+      <w:bookmarkStart w:id="10" w:name="_Toc224718585"/>
       <w:r>
         <w:rPr>
           <w:rFonts w:hint="cs"/>
@@ -5624,7 +5613,7 @@
         </w:rPr>
       </w:pPr>
       <w:bookmarkStart w:id="11" w:name="_מבוא_1"/>
-      <w:bookmarkStart w:id="12" w:name="_Toc224653115"/>
+      <w:bookmarkStart w:id="12" w:name="_Toc224718586"/>
       <w:bookmarkEnd w:id="11"/>
       <w:r>
         <w:rPr>
@@ -5680,7 +5669,28 @@
           <w:rFonts w:hint="cs"/>
           <w:rtl/>
         </w:rPr>
-        <w:t xml:space="preserve"> (על פי ויקיפדיה) הוא למעשה </w:t>
+        <w:t xml:space="preserve">, </w:t>
+      </w:r>
+      <w:r>
+        <w:rPr>
+          <w:rFonts w:hint="cs"/>
+          <w:rtl/>
+        </w:rPr>
+        <w:t>על פי ויקיפדיה</w:t>
+      </w:r>
+      <w:r>
+        <w:rPr>
+          <w:rFonts w:hint="cs"/>
+          <w:rtl/>
+        </w:rPr>
+        <w:t xml:space="preserve">, </w:t>
+      </w:r>
+      <w:r>
+        <w:rPr>
+          <w:rFonts w:hint="cs"/>
+          <w:rtl/>
+        </w:rPr>
+        <w:t xml:space="preserve">הוא למעשה </w:t>
       </w:r>
       <w:r>
         <w:rPr>
@@ -6200,7 +6210,7 @@
       <w:pPr>
         <w:pStyle w:val="2"/>
       </w:pPr>
-      <w:bookmarkStart w:id="13" w:name="_Toc224653116"/>
+      <w:bookmarkStart w:id="13" w:name="_Toc224718587"/>
       <w:proofErr w:type="spellStart"/>
       <w:r>
         <w:lastRenderedPageBreak/>
@@ -6220,7 +6230,21 @@
           <w:rFonts w:hint="cs"/>
           <w:rtl/>
         </w:rPr>
-        <w:t>סוכן זה הוא בין הסוכנים העוצמתיים הקיימים היום ליצירת קוד על המחשב האישי שלנו, הפופולריות שלו נובעת מהשימוש הרחב שלו במגוון המודלים הקיימים היום בשוק (בניגוד לסוכנים שהם מתוך חברה מסוימת, המספקים רק את המודלים של החברה).</w:t>
+        <w:t>סוכן זה הוא בין הסוכנים העוצמתיים הקיימים היום ליצירת קוד על המחשב האישי שלנו, הפופולריות שלו נובעת מהשימוש הרחב שלו במגוון המודלים הקיימים היום בשוק</w:t>
+      </w:r>
+      <w:r>
+        <w:rPr>
+          <w:rFonts w:hint="cs"/>
+          <w:rtl/>
+        </w:rPr>
+        <w:t xml:space="preserve">, </w:t>
+      </w:r>
+      <w:r>
+        <w:rPr>
+          <w:rFonts w:hint="cs"/>
+          <w:rtl/>
+        </w:rPr>
+        <w:t>בניגוד לסוכנים שהם מתוך חברה מסוימת, המספקים רק את המודלים של החברה.</w:t>
       </w:r>
     </w:p>
     <w:p>
@@ -6335,7 +6359,7 @@
           <w:rtl/>
         </w:rPr>
       </w:pPr>
-      <w:bookmarkStart w:id="14" w:name="_Toc224653117"/>
+      <w:bookmarkStart w:id="14" w:name="_Toc224718588"/>
       <w:r>
         <w:rPr>
           <w:rFonts w:hint="cs"/>
@@ -6469,7 +6493,7 @@
           <w:rtl/>
         </w:rPr>
       </w:pPr>
-      <w:bookmarkStart w:id="15" w:name="_Toc224653118"/>
+      <w:bookmarkStart w:id="15" w:name="_Toc224718589"/>
       <w:r>
         <w:rPr>
           <w:rFonts w:hint="cs"/>
@@ -6654,7 +6678,14 @@
           <w:rFonts w:hint="cs"/>
           <w:rtl/>
         </w:rPr>
-        <w:t xml:space="preserve"> שיש היום (</w:t>
+        <w:t xml:space="preserve"> שיש היום</w:t>
+      </w:r>
+      <w:r>
+        <w:rPr>
+          <w:rFonts w:hint="cs"/>
+          <w:rtl/>
+        </w:rPr>
+        <w:t xml:space="preserve">, למשל כמו ל: </w:t>
       </w:r>
       <w:r>
         <w:t>Anthropic, OpenAI</w:t>
@@ -6664,7 +6695,27 @@
           <w:rFonts w:hint="cs"/>
           <w:rtl/>
         </w:rPr>
-        <w:t xml:space="preserve"> ועוד), יכול להתחבר עם המשתמש שלו על מנת </w:t>
+        <w:t xml:space="preserve"> ועוד</w:t>
+      </w:r>
+      <w:r>
+        <w:rPr>
+          <w:rFonts w:hint="cs"/>
+          <w:rtl/>
+        </w:rPr>
+        <w:t>...</w:t>
+      </w:r>
+      <w:r>
+        <w:rPr>
+          <w:rtl/>
+        </w:rPr>
+        <w:br/>
+      </w:r>
+      <w:r>
+        <w:rPr>
+          <w:rFonts w:hint="cs"/>
+          <w:rtl/>
+        </w:rPr>
+        <w:t xml:space="preserve">יכול להתחבר עם המשתמש שלו על מנת </w:t>
       </w:r>
       <w:r>
         <w:rPr>
@@ -7978,7 +8029,7 @@
           <w:rtl/>
         </w:rPr>
       </w:pPr>
-      <w:bookmarkStart w:id="16" w:name="_Toc224653119"/>
+      <w:bookmarkStart w:id="16" w:name="_Toc224718590"/>
       <w:r>
         <w:rPr>
           <w:rFonts w:hint="cs"/>
@@ -8266,7 +8317,7 @@
           <w:rtl/>
         </w:rPr>
       </w:pPr>
-      <w:bookmarkStart w:id="17" w:name="_Toc224653120"/>
+      <w:bookmarkStart w:id="17" w:name="_Toc224718591"/>
       <w:r>
         <w:rPr>
           <w:rFonts w:hint="cs"/>
@@ -8646,7 +8697,7 @@
           <w:rtl/>
         </w:rPr>
       </w:pPr>
-      <w:bookmarkStart w:id="18" w:name="_Toc224653121"/>
+      <w:bookmarkStart w:id="18" w:name="_Toc224718592"/>
       <w:r>
         <w:rPr>
           <w:rFonts w:hint="cs"/>
@@ -9346,7 +9397,7 @@
       <w:pPr>
         <w:pStyle w:val="2"/>
       </w:pPr>
-      <w:bookmarkStart w:id="19" w:name="_Toc224653122"/>
+      <w:bookmarkStart w:id="19" w:name="_Toc224718593"/>
       <w:r>
         <w:lastRenderedPageBreak/>
         <w:t>Playwright Agents</w:t>
@@ -9593,7 +9644,7 @@
           <w:rtl/>
         </w:rPr>
       </w:pPr>
-      <w:bookmarkStart w:id="20" w:name="_Toc224653123"/>
+      <w:bookmarkStart w:id="20" w:name="_Toc224718594"/>
       <w:r>
         <w:rPr>
           <w:rFonts w:hint="cs"/>
@@ -9812,63 +9863,28 @@
           <w:rFonts w:hint="cs"/>
           <w:rtl/>
         </w:rPr>
-        <w:t xml:space="preserve"> במידה ויש לכם תשתית קיימת, אתם מעבירים לקובץ הזה בדיקות קיימות</w:t>
-      </w:r>
-      <w:r>
-        <w:rPr>
-          <w:rFonts w:hint="cs"/>
-          <w:rtl/>
-        </w:rPr>
-        <w:t>, בהתאם למה שאתם רוצים לבדוק</w:t>
-      </w:r>
-      <w:r>
-        <w:rPr>
-          <w:rFonts w:hint="cs"/>
-          <w:rtl/>
-        </w:rPr>
-        <w:t xml:space="preserve">, </w:t>
-      </w:r>
-      <w:r>
-        <w:rPr>
-          <w:rFonts w:hint="cs"/>
-          <w:rtl/>
-        </w:rPr>
-        <w:t xml:space="preserve">הסוכן </w:t>
-      </w:r>
-      <w:r>
-        <w:rPr>
-          <w:rFonts w:hint="cs"/>
-          <w:rtl/>
-        </w:rPr>
-        <w:t>יריץ</w:t>
-      </w:r>
-      <w:r>
-        <w:rPr>
-          <w:rFonts w:hint="cs"/>
-          <w:rtl/>
-        </w:rPr>
-        <w:t xml:space="preserve"> את הבדיקות האלו</w:t>
-      </w:r>
-      <w:r>
-        <w:rPr>
-          <w:rFonts w:hint="cs"/>
-          <w:rtl/>
-        </w:rPr>
-        <w:t>, על מנת</w:t>
-      </w:r>
-      <w:r>
-        <w:rPr>
-          <w:rFonts w:hint="cs"/>
-          <w:rtl/>
-        </w:rPr>
-        <w:t xml:space="preserve"> להיכנס למערכת ולחקור אותה</w:t>
-      </w:r>
-      <w:r>
-        <w:rPr>
-          <w:rFonts w:hint="cs"/>
-          <w:rtl/>
-        </w:rPr>
-        <w:t xml:space="preserve">, פירוט של קובץ זה יהיה </w:t>
+        <w:t xml:space="preserve"> </w:t>
+      </w:r>
+      <w:r>
+        <w:rPr>
+          <w:rFonts w:hint="cs"/>
+          <w:rtl/>
+        </w:rPr>
+        <w:t xml:space="preserve">פירוט על קובץ </w:t>
+      </w:r>
+      <w:r>
+        <w:rPr>
+          <w:rFonts w:hint="cs"/>
+          <w:rtl/>
+        </w:rPr>
+        <w:t xml:space="preserve">זה </w:t>
+      </w:r>
+      <w:r>
+        <w:rPr>
+          <w:rFonts w:hint="cs"/>
+          <w:rtl/>
+        </w:rPr>
+        <w:t xml:space="preserve">יהיה </w:t>
       </w:r>
       <w:hyperlink w:anchor="_קובץ_ה_-" w:history="1">
         <w:r>
@@ -9877,23 +9893,7 @@
             <w:rFonts w:hint="cs"/>
             <w:rtl/>
           </w:rPr>
-          <w:t>כ</w:t>
-        </w:r>
-        <w:r>
-          <w:rPr>
-            <w:rStyle w:val="Hyperlink"/>
-            <w:rFonts w:hint="cs"/>
-            <w:rtl/>
-          </w:rPr>
-          <w:t>א</w:t>
-        </w:r>
-        <w:r>
-          <w:rPr>
-            <w:rStyle w:val="Hyperlink"/>
-            <w:rFonts w:hint="cs"/>
-            <w:rtl/>
-          </w:rPr>
-          <w:t>ן</w:t>
+          <w:t>כאן</w:t>
         </w:r>
       </w:hyperlink>
     </w:p>
@@ -10396,7 +10396,6 @@
     <w:p>
       <w:pPr>
         <w:rPr>
-          <w:rFonts w:hint="cs"/>
           <w:rtl/>
         </w:rPr>
       </w:pPr>
@@ -10502,7 +10501,6 @@
     <w:p>
       <w:pPr>
         <w:rPr>
-          <w:rFonts w:hint="cs"/>
           <w:rtl/>
         </w:rPr>
       </w:pPr>
@@ -10673,7 +10671,7 @@
       <w:pPr>
         <w:pStyle w:val="4"/>
         <w:rPr>
-          <w:rFonts w:cs="Arial" w:hint="cs"/>
+          <w:rFonts w:cs="Arial"/>
           <w:rtl/>
         </w:rPr>
       </w:pPr>
@@ -10941,7 +10939,6 @@
           <w:rFonts w:hint="cs"/>
           <w:rtl/>
         </w:rPr>
-        <w:lastRenderedPageBreak/>
         <w:t>מה הוא יבצע:</w:t>
       </w:r>
     </w:p>
@@ -10958,6 +10955,7 @@
           <w:rFonts w:hint="cs"/>
           <w:rtl/>
         </w:rPr>
+        <w:lastRenderedPageBreak/>
         <w:t>סורק את קובץ החוקים שניתן לו בתשתית</w:t>
       </w:r>
     </w:p>
@@ -11260,7 +11258,6 @@
     <w:p>
       <w:pPr>
         <w:rPr>
-          <w:rFonts w:hint="cs"/>
           <w:rtl/>
         </w:rPr>
       </w:pPr>
@@ -11315,13 +11312,7 @@
         </w:rPr>
       </w:pPr>
       <w:r>
-        <w:t xml:space="preserve">You are a Playwright Test </w:t>
-      </w:r>
-      <w:r>
-        <w:t>Generator</w:t>
-      </w:r>
-      <w:r>
-        <w:t xml:space="preserve"> Agent</w:t>
+        <w:t>You are a Playwright Test Generator Agent</w:t>
       </w:r>
       <w:r>
         <w:rPr>
@@ -11346,7 +11337,6 @@
     <w:p>
       <w:pPr>
         <w:rPr>
-          <w:rFonts w:hint="cs"/>
           <w:rtl/>
         </w:rPr>
       </w:pPr>
@@ -12036,7 +12026,6 @@
     <w:p>
       <w:pPr>
         <w:rPr>
-          <w:rFonts w:hint="cs"/>
           <w:rtl/>
         </w:rPr>
       </w:pPr>
@@ -12093,13 +12082,7 @@
         </w:rPr>
       </w:pPr>
       <w:r>
-        <w:t xml:space="preserve">You are a Playwright Test </w:t>
-      </w:r>
-      <w:r>
-        <w:t>Maintainer</w:t>
-      </w:r>
-      <w:r>
-        <w:t xml:space="preserve"> Agent</w:t>
+        <w:t>You are a Playwright Test Maintainer Agent</w:t>
       </w:r>
       <w:r>
         <w:rPr>
@@ -12536,32 +12519,17 @@
     </w:p>
     <w:p>
       <w:pPr>
-        <w:rPr>
-          <w:rtl/>
-        </w:rPr>
-      </w:pPr>
-    </w:p>
-    <w:p>
-      <w:pPr>
-        <w:rPr>
-          <w:rtl/>
-        </w:rPr>
-      </w:pPr>
-    </w:p>
-    <w:p>
-      <w:pPr>
         <w:pStyle w:val="3"/>
         <w:rPr>
           <w:rtl/>
         </w:rPr>
       </w:pPr>
-      <w:bookmarkStart w:id="21" w:name="_Toc224653124"/>
-      <w:r>
-        <w:rPr>
-          <w:rFonts w:hint="cs"/>
-          <w:rtl/>
-        </w:rPr>
-        <w:lastRenderedPageBreak/>
+      <w:bookmarkStart w:id="21" w:name="_Toc224718595"/>
+      <w:r>
+        <w:rPr>
+          <w:rFonts w:hint="cs"/>
+          <w:rtl/>
+        </w:rPr>
         <w:t>חיבור הסוכנים לתשתית</w:t>
       </w:r>
       <w:bookmarkEnd w:id="21"/>
@@ -12628,6 +12596,7 @@
           <w:rFonts w:hint="cs"/>
           <w:rtl/>
         </w:rPr>
+        <w:lastRenderedPageBreak/>
         <w:t>עם הפקודה הבאה אנו נחבר את סוכני</w:t>
       </w:r>
       <w:r>
@@ -12809,7 +12778,7 @@
           <w:rtl/>
         </w:rPr>
       </w:pPr>
-      <w:bookmarkStart w:id="22" w:name="_Toc224653125"/>
+      <w:bookmarkStart w:id="22" w:name="_Toc224718596"/>
       <w:r>
         <w:rPr>
           <w:rFonts w:hint="cs"/>
@@ -12914,7 +12883,7 @@
         </w:rPr>
       </w:pPr>
       <w:bookmarkStart w:id="23" w:name="_קובץ_ה_-"/>
-      <w:bookmarkStart w:id="24" w:name="_Toc224653126"/>
+      <w:bookmarkStart w:id="24" w:name="_Toc224718597"/>
       <w:bookmarkEnd w:id="23"/>
       <w:r>
         <w:rPr>
@@ -12933,14 +12902,24 @@
     <w:p>
       <w:pPr>
         <w:rPr>
-          <w:rtl/>
-        </w:rPr>
-      </w:pPr>
-      <w:proofErr w:type="spellStart"/>
-      <w:r>
-        <w:t>seed.spec.ts</w:t>
-      </w:r>
-      <w:proofErr w:type="spellEnd"/>
+          <w:rFonts w:hint="cs"/>
+          <w:rtl/>
+        </w:rPr>
+      </w:pPr>
+      <w:r>
+        <w:rPr>
+          <w:rFonts w:hint="cs"/>
+          <w:rtl/>
+        </w:rPr>
+        <w:t xml:space="preserve">קובץ זה </w:t>
+      </w:r>
+      <w:r>
+        <w:rPr>
+          <w:rFonts w:cs="Arial" w:hint="cs"/>
+          <w:rtl/>
+        </w:rPr>
+        <w:t>הוא</w:t>
+      </w:r>
       <w:r>
         <w:rPr>
           <w:rFonts w:cs="Arial"/>
@@ -12953,7 +12932,7 @@
           <w:rFonts w:cs="Arial" w:hint="cs"/>
           <w:rtl/>
         </w:rPr>
-        <w:t>הוא</w:t>
+        <w:t>קובץ</w:t>
       </w:r>
       <w:r>
         <w:rPr>
@@ -12967,173 +12946,250 @@
           <w:rFonts w:cs="Arial" w:hint="cs"/>
           <w:rtl/>
         </w:rPr>
-        <w:t>קובץ</w:t>
+        <w:t>בדיקות</w:t>
+      </w:r>
+      <w:r>
+        <w:rPr>
+          <w:rFonts w:cs="Arial" w:hint="cs"/>
+          <w:rtl/>
+        </w:rPr>
+        <w:t xml:space="preserve">, </w:t>
+      </w:r>
+      <w:r>
+        <w:rPr>
+          <w:rFonts w:cs="Arial" w:hint="cs"/>
+          <w:rtl/>
+        </w:rPr>
+        <w:t xml:space="preserve">שנועד בשביל </w:t>
+      </w:r>
+      <w:r>
+        <w:rPr>
+          <w:rFonts w:cs="Arial" w:hint="cs"/>
+          <w:rtl/>
+        </w:rPr>
+        <w:t xml:space="preserve">הסוכנים של </w:t>
       </w:r>
       <w:r>
         <w:rPr>
           <w:rFonts w:cs="Arial"/>
-          <w:rtl/>
-        </w:rPr>
-        <w:t xml:space="preserve"> </w:t>
+        </w:rPr>
+        <w:t>Playwright</w:t>
       </w:r>
       <w:r>
         <w:rPr>
           <w:rFonts w:cs="Arial" w:hint="cs"/>
           <w:rtl/>
         </w:rPr>
-        <w:t>בדיקות</w:t>
+        <w:t xml:space="preserve"> (על אף שהסיומת </w:t>
       </w:r>
       <w:r>
         <w:rPr>
           <w:rFonts w:cs="Arial"/>
-          <w:rtl/>
-        </w:rPr>
-        <w:t xml:space="preserve"> </w:t>
+        </w:rPr>
+        <w:t>spec</w:t>
       </w:r>
       <w:r>
         <w:rPr>
           <w:rFonts w:cs="Arial" w:hint="cs"/>
           <w:rtl/>
         </w:rPr>
-        <w:t>מיוחד</w:t>
+        <w:t xml:space="preserve"> עלולה לחשוב </w:t>
+      </w:r>
+      <w:r>
+        <w:rPr>
+          <w:rFonts w:cs="Arial" w:hint="cs"/>
+          <w:rtl/>
+        </w:rPr>
+        <w:t>שזה קובץ בדיקות רגיל, הוא נועד רק עבור הסוכנים</w:t>
+      </w:r>
+      <w:r>
+        <w:rPr>
+          <w:rFonts w:cs="Arial" w:hint="cs"/>
+          <w:rtl/>
+        </w:rPr>
+        <w:t>)</w:t>
+      </w:r>
+      <w:r>
+        <w:rPr>
+          <w:rFonts w:hint="cs"/>
+          <w:rtl/>
+        </w:rPr>
+        <w:t>.</w:t>
+      </w:r>
+    </w:p>
+    <w:p>
+      <w:pPr>
+        <w:rPr>
+          <w:rtl/>
+        </w:rPr>
+      </w:pPr>
+      <w:r>
+        <w:rPr>
+          <w:rFonts w:hint="cs"/>
+          <w:rtl/>
+        </w:rPr>
+        <w:t xml:space="preserve">למעשה, אנחנו </w:t>
+      </w:r>
+      <w:r>
+        <w:rPr>
+          <w:rFonts w:hint="cs"/>
+          <w:rtl/>
+        </w:rPr>
+        <w:t xml:space="preserve">מעתיקים אליו </w:t>
+      </w:r>
+      <w:r>
+        <w:rPr>
+          <w:rFonts w:hint="cs"/>
+          <w:rtl/>
+        </w:rPr>
+        <w:t>סט בדיקות</w:t>
+      </w:r>
+      <w:r>
+        <w:rPr>
+          <w:rFonts w:hint="cs"/>
+          <w:rtl/>
+        </w:rPr>
+        <w:t>, שהמטרה שלהם זה להכין את הקרקע לסוכנים, לתת להם נקודת התחלה במערכת, שממנה הם ממשיכים לבצע את הפעולות לכתיבת הבדיקות.</w:t>
+      </w:r>
+    </w:p>
+    <w:p>
+      <w:pPr>
+        <w:rPr>
+          <w:rtl/>
+        </w:rPr>
+      </w:pPr>
+      <w:r>
+        <w:rPr>
+          <w:rFonts w:hint="cs"/>
+          <w:rtl/>
+        </w:rPr>
+        <w:t>ניתן להגיד שזה כמו צעדים מקדימים לבדיקות</w:t>
+      </w:r>
+      <w:r>
+        <w:rPr>
+          <w:rFonts w:hint="cs"/>
+          <w:rtl/>
+        </w:rPr>
+        <w:t xml:space="preserve"> בשביל הסוכנים.</w:t>
+      </w:r>
+    </w:p>
+    <w:p>
+      <w:pPr>
+        <w:rPr>
+          <w:rtl/>
+        </w:rPr>
+      </w:pPr>
+      <w:r>
+        <w:rPr>
+          <w:rFonts w:hint="cs"/>
+          <w:rtl/>
+        </w:rPr>
+        <w:t>למשל:</w:t>
+      </w:r>
+    </w:p>
+    <w:p>
+      <w:pPr>
+        <w:rPr>
+          <w:rFonts w:cs="Arial" w:hint="cs"/>
+          <w:rtl/>
+        </w:rPr>
+      </w:pPr>
+      <w:r>
+        <w:rPr>
+          <w:rFonts w:cs="Arial" w:hint="cs"/>
+          <w:rtl/>
+        </w:rPr>
+        <w:t>נניח שיש לכם במערכת דף התחברות</w:t>
+      </w:r>
+      <w:r>
+        <w:rPr>
+          <w:rFonts w:cs="Arial" w:hint="cs"/>
+          <w:rtl/>
+        </w:rPr>
+        <w:t xml:space="preserve"> (</w:t>
       </w:r>
       <w:r>
         <w:rPr>
           <w:rFonts w:cs="Arial"/>
-          <w:rtl/>
-        </w:rPr>
-        <w:t xml:space="preserve"> </w:t>
+        </w:rPr>
+        <w:t>Login Page</w:t>
       </w:r>
       <w:r>
         <w:rPr>
           <w:rFonts w:cs="Arial" w:hint="cs"/>
           <w:rtl/>
         </w:rPr>
-        <w:t>שמשמש</w:t>
-      </w:r>
-      <w:r>
+        <w:t>)</w:t>
+      </w:r>
+      <w:r>
+        <w:rPr>
+          <w:rFonts w:cs="Arial" w:hint="cs"/>
+          <w:rtl/>
+        </w:rPr>
+        <w:t>, אבל אתם לא רוצים שהסוכן יבדוק את דף ההתחברות, אלא רק את הדף שאחריו</w:t>
+      </w:r>
+      <w:r>
+        <w:rPr>
+          <w:rFonts w:cs="Arial" w:hint="cs"/>
+          <w:rtl/>
+        </w:rPr>
+        <w:t>.</w:t>
+      </w:r>
+    </w:p>
+    <w:p>
+      <w:pPr>
         <w:rPr>
           <w:rFonts w:cs="Arial"/>
           <w:rtl/>
         </w:rPr>
-        <w:t xml:space="preserve"> </w:t>
-      </w:r>
+      </w:pPr>
       <w:r>
         <w:rPr>
           <w:rFonts w:cs="Arial" w:hint="cs"/>
           <w:rtl/>
         </w:rPr>
-        <w:t>כנקודת</w:t>
-      </w:r>
-      <w:r>
-        <w:rPr>
-          <w:rFonts w:cs="Arial"/>
-          <w:rtl/>
-        </w:rPr>
-        <w:t xml:space="preserve"> </w:t>
+        <w:t>לכן, אתם מעתיקים אליו בדיקה שמבצעת התחברות למערכת</w:t>
       </w:r>
       <w:r>
         <w:rPr>
           <w:rFonts w:cs="Arial" w:hint="cs"/>
           <w:rtl/>
         </w:rPr>
-        <w:t>התחלה</w:t>
-      </w:r>
-      <w:r>
-        <w:rPr>
-          <w:rFonts w:cs="Arial"/>
-          <w:rtl/>
-        </w:rPr>
-        <w:t xml:space="preserve"> </w:t>
+        <w:t>. ואז, הוא מדלג על בדיקות של דף</w:t>
       </w:r>
       <w:r>
         <w:rPr>
           <w:rFonts w:cs="Arial" w:hint="cs"/>
           <w:rtl/>
         </w:rPr>
-        <w:t>עבור</w:t>
-      </w:r>
-      <w:r>
-        <w:rPr>
-          <w:rFonts w:cs="Arial"/>
-          <w:rtl/>
-        </w:rPr>
-        <w:t xml:space="preserve"> </w:t>
+        <w:t xml:space="preserve"> ההתחברות, </w:t>
       </w:r>
       <w:r>
         <w:rPr>
           <w:rFonts w:cs="Arial" w:hint="cs"/>
           <w:rtl/>
         </w:rPr>
-        <w:t>סוכני</w:t>
-      </w:r>
-      <w:r>
-        <w:rPr>
-          <w:rFonts w:cs="Arial"/>
-          <w:rtl/>
-        </w:rPr>
-        <w:t xml:space="preserve"> </w:t>
+        <w:t>ו</w:t>
       </w:r>
       <w:r>
         <w:rPr>
           <w:rFonts w:cs="Arial" w:hint="cs"/>
           <w:rtl/>
         </w:rPr>
-        <w:t>ה</w:t>
+        <w:t xml:space="preserve">ממשיך לבדוק את </w:t>
       </w:r>
       <w:r>
         <w:rPr>
           <w:rFonts w:cs="Arial" w:hint="cs"/>
           <w:rtl/>
         </w:rPr>
-        <w:t xml:space="preserve"> </w:t>
-      </w:r>
-      <w:r>
-        <w:rPr>
-          <w:rFonts w:cs="Arial"/>
-          <w:rtl/>
-        </w:rPr>
-        <w:t>-</w:t>
+        <w:t>הדפים שאחריו</w:t>
       </w:r>
       <w:r>
         <w:rPr>
           <w:rFonts w:cs="Arial" w:hint="cs"/>
           <w:rtl/>
         </w:rPr>
-        <w:t xml:space="preserve"> </w:t>
-      </w:r>
-      <w:r>
-        <w:t>AI</w:t>
-      </w:r>
-      <w:r>
-        <w:rPr>
-          <w:rFonts w:cs="Arial"/>
-          <w:rtl/>
-        </w:rPr>
-        <w:t xml:space="preserve"> </w:t>
-      </w:r>
-      <w:r>
-        <w:rPr>
-          <w:rFonts w:cs="Arial" w:hint="cs"/>
-          <w:rtl/>
-        </w:rPr>
-        <w:t>של</w:t>
-      </w:r>
-      <w:r>
-        <w:rPr>
-          <w:rFonts w:cs="Arial"/>
-          <w:rtl/>
-        </w:rPr>
-        <w:t xml:space="preserve"> </w:t>
-      </w:r>
-      <w:r>
-        <w:t>Playwright</w:t>
-      </w:r>
-      <w:r>
-        <w:rPr>
-          <w:rFonts w:cs="Arial"/>
-          <w:rtl/>
-        </w:rPr>
         <w:t>.</w:t>
       </w:r>
     </w:p>
@@ -13143,2130 +13199,52 @@
           <w:rtl/>
         </w:rPr>
       </w:pPr>
-      <w:r>
-        <w:rPr>
-          <w:rFonts w:cs="Arial" w:hint="cs"/>
-          <w:rtl/>
-        </w:rPr>
-        <w:t>במקום</w:t>
-      </w:r>
-      <w:r>
-        <w:rPr>
-          <w:rFonts w:cs="Arial"/>
-          <w:rtl/>
-        </w:rPr>
-        <w:t xml:space="preserve"> </w:t>
-      </w:r>
-      <w:r>
-        <w:rPr>
-          <w:rFonts w:cs="Arial" w:hint="cs"/>
-          <w:rtl/>
-        </w:rPr>
-        <w:t>לשמש כ -</w:t>
-      </w:r>
-      <w:r>
-        <w:rPr>
-          <w:rFonts w:cs="Arial"/>
-          <w:rtl/>
-        </w:rPr>
-        <w:t xml:space="preserve"> “</w:t>
-      </w:r>
-      <w:r>
-        <w:rPr>
-          <w:rFonts w:cs="Arial" w:hint="cs"/>
-          <w:rtl/>
-        </w:rPr>
-        <w:t>בדיקה</w:t>
-      </w:r>
-      <w:r>
-        <w:rPr>
-          <w:rFonts w:cs="Arial"/>
-          <w:rtl/>
-        </w:rPr>
-        <w:t xml:space="preserve"> </w:t>
-      </w:r>
-      <w:r>
-        <w:rPr>
-          <w:rFonts w:cs="Arial" w:hint="cs"/>
-          <w:rtl/>
-        </w:rPr>
-        <w:t>רגילה</w:t>
-      </w:r>
-      <w:r>
-        <w:rPr>
-          <w:rFonts w:cs="Arial" w:hint="eastAsia"/>
-          <w:rtl/>
-        </w:rPr>
-        <w:t>”</w:t>
-      </w:r>
-      <w:r>
-        <w:rPr>
-          <w:rFonts w:cs="Arial" w:hint="cs"/>
-          <w:rtl/>
-        </w:rPr>
-        <w:t xml:space="preserve"> (כי יש לו את הסיומת </w:t>
-      </w:r>
-      <w:r>
-        <w:rPr>
-          <w:rFonts w:cs="Arial"/>
-        </w:rPr>
-        <w:t>spec</w:t>
-      </w:r>
-      <w:r>
-        <w:rPr>
-          <w:rFonts w:cs="Arial" w:hint="cs"/>
-          <w:rtl/>
-        </w:rPr>
-        <w:t xml:space="preserve"> מה שעלול ליצור בלבול)</w:t>
-      </w:r>
-      <w:r>
-        <w:rPr>
-          <w:rFonts w:cs="Arial"/>
-          <w:rtl/>
-        </w:rPr>
-        <w:t>,</w:t>
-      </w:r>
-      <w:r>
-        <w:rPr>
-          <w:rFonts w:cs="Arial"/>
-          <w:rtl/>
-        </w:rPr>
-        <w:br/>
-      </w:r>
-      <w:r>
-        <w:rPr>
-          <w:rFonts w:cs="Arial" w:hint="cs"/>
-          <w:rtl/>
-        </w:rPr>
-        <w:t>הוא</w:t>
-      </w:r>
-      <w:r>
-        <w:rPr>
-          <w:rFonts w:cs="Arial"/>
-          <w:rtl/>
-        </w:rPr>
-        <w:t xml:space="preserve"> </w:t>
-      </w:r>
-      <w:r>
-        <w:rPr>
-          <w:rFonts w:cs="Arial" w:hint="cs"/>
-          <w:rtl/>
-        </w:rPr>
-        <w:t>משמש</w:t>
-      </w:r>
-      <w:r>
-        <w:rPr>
-          <w:rFonts w:cs="Arial"/>
-          <w:rtl/>
-        </w:rPr>
-        <w:t xml:space="preserve"> </w:t>
-      </w:r>
-      <w:r>
-        <w:rPr>
-          <w:rFonts w:cs="Arial" w:hint="cs"/>
-          <w:rtl/>
-        </w:rPr>
-        <w:t>כדוגמה</w:t>
-      </w:r>
-      <w:r>
-        <w:rPr>
-          <w:rFonts w:cs="Arial"/>
-          <w:rtl/>
-        </w:rPr>
-        <w:t xml:space="preserve"> </w:t>
-      </w:r>
-      <w:r>
-        <w:rPr>
-          <w:rFonts w:cs="Arial" w:hint="cs"/>
-          <w:rtl/>
-        </w:rPr>
-        <w:t>חיה</w:t>
-      </w:r>
-      <w:r>
-        <w:rPr>
-          <w:rFonts w:cs="Arial"/>
-          <w:rtl/>
-        </w:rPr>
-        <w:t>/</w:t>
-      </w:r>
-      <w:r>
-        <w:rPr>
-          <w:rFonts w:cs="Arial" w:hint="cs"/>
-          <w:rtl/>
-        </w:rPr>
-        <w:t>קונטקסט</w:t>
-      </w:r>
-      <w:r>
-        <w:rPr>
-          <w:rFonts w:cs="Arial" w:hint="cs"/>
-          <w:rtl/>
-        </w:rPr>
-        <w:t>,</w:t>
-      </w:r>
-      <w:r>
-        <w:rPr>
-          <w:rFonts w:cs="Arial"/>
-          <w:rtl/>
-        </w:rPr>
-        <w:t xml:space="preserve"> </w:t>
-      </w:r>
-      <w:r>
-        <w:rPr>
-          <w:rFonts w:cs="Arial" w:hint="cs"/>
-          <w:rtl/>
-        </w:rPr>
-        <w:t>שממנה</w:t>
-      </w:r>
-      <w:r>
-        <w:rPr>
-          <w:rFonts w:cs="Arial"/>
-          <w:rtl/>
-        </w:rPr>
-        <w:t xml:space="preserve"> </w:t>
-      </w:r>
-      <w:r>
-        <w:rPr>
-          <w:rFonts w:cs="Arial" w:hint="cs"/>
-          <w:rtl/>
-        </w:rPr>
-        <w:t>הסוכנים</w:t>
-      </w:r>
-      <w:r>
-        <w:rPr>
-          <w:rFonts w:cs="Arial"/>
-          <w:rtl/>
-        </w:rPr>
-        <w:t xml:space="preserve"> </w:t>
-      </w:r>
-      <w:r>
-        <w:rPr>
-          <w:rFonts w:cs="Arial" w:hint="cs"/>
-          <w:rtl/>
-        </w:rPr>
-        <w:t>לומדים</w:t>
-      </w:r>
-      <w:r>
-        <w:rPr>
-          <w:rFonts w:cs="Arial"/>
-          <w:rtl/>
-        </w:rPr>
-        <w:t>:</w:t>
-      </w:r>
-    </w:p>
-    <w:p>
-      <w:pPr>
-        <w:pStyle w:val="a9"/>
-        <w:numPr>
-          <w:ilvl w:val="0"/>
-          <w:numId w:val="6"/>
-        </w:numPr>
-        <w:rPr>
-          <w:rtl/>
-        </w:rPr>
-      </w:pPr>
-      <w:r>
-        <w:rPr>
-          <w:rFonts w:cs="Arial" w:hint="cs"/>
-          <w:rtl/>
-        </w:rPr>
-        <w:t>איך</w:t>
-      </w:r>
-      <w:r>
-        <w:rPr>
-          <w:rFonts w:cs="Arial"/>
-          <w:rtl/>
-        </w:rPr>
-        <w:t xml:space="preserve"> </w:t>
-      </w:r>
-      <w:r>
-        <w:rPr>
-          <w:rFonts w:cs="Arial" w:hint="cs"/>
-          <w:rtl/>
-        </w:rPr>
-        <w:t>האפליקציה</w:t>
-      </w:r>
-      <w:r>
-        <w:rPr>
-          <w:rFonts w:cs="Arial"/>
-          <w:rtl/>
-        </w:rPr>
-        <w:t xml:space="preserve"> </w:t>
-      </w:r>
-      <w:r>
-        <w:rPr>
-          <w:rFonts w:cs="Arial" w:hint="cs"/>
-          <w:rtl/>
-        </w:rPr>
-        <w:t>עובדת</w:t>
-      </w:r>
-    </w:p>
-    <w:p>
-      <w:pPr>
-        <w:pStyle w:val="a9"/>
-        <w:numPr>
-          <w:ilvl w:val="0"/>
-          <w:numId w:val="6"/>
-        </w:numPr>
-      </w:pPr>
-      <w:r>
-        <w:rPr>
-          <w:rFonts w:cs="Arial" w:hint="cs"/>
-          <w:rtl/>
-        </w:rPr>
-        <w:t>איך</w:t>
-      </w:r>
-      <w:r>
-        <w:rPr>
-          <w:rFonts w:cs="Arial"/>
-          <w:rtl/>
-        </w:rPr>
-        <w:t xml:space="preserve"> </w:t>
-      </w:r>
-      <w:r>
-        <w:rPr>
-          <w:rFonts w:cs="Arial" w:hint="cs"/>
-          <w:rtl/>
-        </w:rPr>
-        <w:t>ניגשים</w:t>
-      </w:r>
-      <w:r>
-        <w:rPr>
-          <w:rFonts w:cs="Arial"/>
-          <w:rtl/>
-        </w:rPr>
-        <w:t xml:space="preserve"> </w:t>
-      </w:r>
-      <w:r>
-        <w:rPr>
-          <w:rFonts w:cs="Arial" w:hint="cs"/>
-          <w:rtl/>
-        </w:rPr>
-        <w:t>אליה</w:t>
-      </w:r>
-    </w:p>
-    <w:p>
-      <w:pPr>
-        <w:pStyle w:val="a9"/>
-        <w:numPr>
-          <w:ilvl w:val="0"/>
-          <w:numId w:val="6"/>
-        </w:numPr>
-      </w:pPr>
-      <w:r>
-        <w:rPr>
-          <w:rFonts w:cs="Arial" w:hint="cs"/>
-          <w:rtl/>
-        </w:rPr>
-        <w:t>איך</w:t>
-      </w:r>
-      <w:r>
-        <w:rPr>
-          <w:rFonts w:cs="Arial"/>
-          <w:rtl/>
-        </w:rPr>
-        <w:t xml:space="preserve"> </w:t>
-      </w:r>
-      <w:r>
-        <w:rPr>
-          <w:rFonts w:cs="Arial" w:hint="cs"/>
-          <w:rtl/>
-        </w:rPr>
-        <w:t>נראה</w:t>
-      </w:r>
-      <w:r>
-        <w:rPr>
-          <w:rFonts w:cs="Arial"/>
-          <w:rtl/>
-        </w:rPr>
-        <w:t xml:space="preserve"> </w:t>
-      </w:r>
-      <w:r>
-        <w:rPr>
-          <w:rFonts w:hint="cs"/>
-          <w:rtl/>
-        </w:rPr>
-        <w:t>תהליך זרימת מערכת</w:t>
-      </w:r>
-      <w:r>
-        <w:rPr>
-          <w:rFonts w:cs="Arial"/>
-          <w:rtl/>
-        </w:rPr>
-        <w:t xml:space="preserve"> </w:t>
-      </w:r>
-      <w:r>
-        <w:rPr>
-          <w:rFonts w:cs="Arial" w:hint="cs"/>
-          <w:rtl/>
-        </w:rPr>
-        <w:t>תקין</w:t>
-      </w:r>
-    </w:p>
-    <w:p>
-      <w:pPr>
-        <w:pStyle w:val="a9"/>
-        <w:numPr>
-          <w:ilvl w:val="0"/>
-          <w:numId w:val="6"/>
-        </w:numPr>
-        <w:rPr>
-          <w:rtl/>
-        </w:rPr>
-      </w:pPr>
-      <w:r>
-        <w:rPr>
-          <w:rFonts w:cs="Arial" w:hint="cs"/>
-          <w:rtl/>
-        </w:rPr>
-        <w:t>אילו</w:t>
-      </w:r>
-      <w:r>
-        <w:rPr>
-          <w:rFonts w:cs="Arial"/>
-          <w:rtl/>
-        </w:rPr>
-        <w:t xml:space="preserve"> </w:t>
-      </w:r>
-      <w:r>
-        <w:t>patterns</w:t>
-      </w:r>
-      <w:r>
-        <w:rPr>
-          <w:rFonts w:cs="Arial"/>
-          <w:rtl/>
-        </w:rPr>
-        <w:t xml:space="preserve"> </w:t>
-      </w:r>
-      <w:r>
-        <w:rPr>
-          <w:rFonts w:cs="Arial" w:hint="cs"/>
-          <w:rtl/>
-        </w:rPr>
-        <w:t>א</w:t>
-      </w:r>
-      <w:r>
-        <w:rPr>
-          <w:rFonts w:cs="Arial" w:hint="cs"/>
-          <w:rtl/>
-        </w:rPr>
-        <w:t>נו נרצה</w:t>
-      </w:r>
-      <w:r>
-        <w:rPr>
-          <w:rFonts w:cs="Arial"/>
-          <w:rtl/>
-        </w:rPr>
-        <w:t xml:space="preserve"> </w:t>
-      </w:r>
-      <w:r>
-        <w:rPr>
-          <w:rFonts w:cs="Arial" w:hint="cs"/>
-          <w:rtl/>
-        </w:rPr>
-        <w:t>שייווצרו</w:t>
-      </w:r>
-      <w:r>
-        <w:rPr>
-          <w:rFonts w:cs="Arial"/>
-          <w:rtl/>
-        </w:rPr>
-        <w:t xml:space="preserve"> </w:t>
-      </w:r>
-      <w:r>
-        <w:rPr>
-          <w:rFonts w:cs="Arial" w:hint="cs"/>
-          <w:rtl/>
-        </w:rPr>
-        <w:t>בבדיקות</w:t>
-      </w:r>
-    </w:p>
-    <w:p>
-      <w:pPr>
-        <w:pStyle w:val="4"/>
-        <w:rPr>
-          <w:rFonts w:hint="cs"/>
-          <w:rtl/>
-        </w:rPr>
-      </w:pPr>
-      <w:r>
-        <w:rPr>
-          <w:rFonts w:hint="cs"/>
-          <w:rtl/>
-        </w:rPr>
-        <w:t>למה</w:t>
-      </w:r>
-      <w:r>
-        <w:rPr>
-          <w:rtl/>
-        </w:rPr>
-        <w:t xml:space="preserve"> </w:t>
-      </w:r>
-      <w:r>
-        <w:rPr>
-          <w:rFonts w:hint="cs"/>
-          <w:rtl/>
-        </w:rPr>
-        <w:t>בכלל</w:t>
-      </w:r>
-      <w:r>
-        <w:rPr>
-          <w:rtl/>
-        </w:rPr>
-        <w:t xml:space="preserve"> </w:t>
-      </w:r>
-      <w:r>
-        <w:rPr>
-          <w:rFonts w:hint="cs"/>
-          <w:rtl/>
-        </w:rPr>
-        <w:t>צריך</w:t>
-      </w:r>
-      <w:r>
-        <w:rPr>
-          <w:rtl/>
-        </w:rPr>
-        <w:t xml:space="preserve"> </w:t>
-      </w:r>
-      <w:r>
-        <w:t>seed</w:t>
-      </w:r>
-    </w:p>
-    <w:p>
-      <w:pPr>
-        <w:rPr>
-          <w:rtl/>
-        </w:rPr>
-      </w:pPr>
-      <w:r>
-        <w:rPr>
-          <w:rFonts w:cs="Arial" w:hint="cs"/>
-          <w:rtl/>
-        </w:rPr>
-        <w:t>כאשר מתעסקים עם סוכני</w:t>
-      </w:r>
-      <w:r>
-        <w:t xml:space="preserve">Playwright </w:t>
-      </w:r>
-      <w:r>
-        <w:rPr>
-          <w:rFonts w:cs="Arial" w:hint="cs"/>
-          <w:rtl/>
-        </w:rPr>
-        <w:t xml:space="preserve">, </w:t>
-      </w:r>
-      <w:r>
-        <w:rPr>
-          <w:rFonts w:cs="Arial" w:hint="cs"/>
-          <w:rtl/>
-        </w:rPr>
-        <w:t>יש</w:t>
-      </w:r>
-      <w:r>
-        <w:rPr>
-          <w:rFonts w:cs="Arial"/>
-          <w:rtl/>
-        </w:rPr>
-        <w:t xml:space="preserve"> </w:t>
-      </w:r>
-      <w:r>
-        <w:rPr>
-          <w:rFonts w:cs="Arial" w:hint="cs"/>
-          <w:highlight w:val="red"/>
-          <w:rtl/>
-        </w:rPr>
-        <w:t>בעיה</w:t>
-      </w:r>
-      <w:r>
-        <w:rPr>
-          <w:rFonts w:cs="Arial"/>
-          <w:rtl/>
-        </w:rPr>
-        <w:t xml:space="preserve"> </w:t>
-      </w:r>
-      <w:r>
-        <w:rPr>
-          <w:rFonts w:cs="Arial" w:hint="cs"/>
-          <w:rtl/>
-        </w:rPr>
-        <w:t>בסיסית</w:t>
-      </w:r>
-      <w:r>
-        <w:rPr>
-          <w:rFonts w:cs="Arial"/>
-          <w:rtl/>
-        </w:rPr>
-        <w:t>:</w:t>
-      </w:r>
-      <w:r>
-        <w:rPr>
-          <w:rFonts w:hint="cs"/>
-          <w:rtl/>
-        </w:rPr>
-        <w:t xml:space="preserve"> </w:t>
-      </w:r>
-      <w:r>
-        <w:rPr>
-          <w:rFonts w:cs="Arial" w:hint="cs"/>
-          <w:rtl/>
-        </w:rPr>
-        <w:t>ה</w:t>
-      </w:r>
-      <w:r>
-        <w:rPr>
-          <w:rFonts w:cs="Arial" w:hint="cs"/>
-          <w:rtl/>
-        </w:rPr>
-        <w:t xml:space="preserve"> </w:t>
-      </w:r>
-      <w:r>
-        <w:rPr>
-          <w:rFonts w:cs="Arial"/>
-          <w:rtl/>
-        </w:rPr>
-        <w:t>-</w:t>
-      </w:r>
-      <w:r>
-        <w:rPr>
-          <w:rFonts w:cs="Arial" w:hint="cs"/>
-          <w:rtl/>
-        </w:rPr>
-        <w:t xml:space="preserve"> </w:t>
-      </w:r>
-      <w:r>
-        <w:t>AI</w:t>
-      </w:r>
-      <w:r>
-        <w:rPr>
-          <w:rFonts w:cs="Arial"/>
-          <w:rtl/>
-        </w:rPr>
-        <w:t xml:space="preserve"> </w:t>
-      </w:r>
-      <w:r>
-        <w:rPr>
-          <w:rFonts w:cs="Arial" w:hint="cs"/>
-          <w:rtl/>
-        </w:rPr>
-        <w:t>לא</w:t>
-      </w:r>
-      <w:r>
-        <w:rPr>
-          <w:rFonts w:cs="Arial"/>
-          <w:rtl/>
-        </w:rPr>
-        <w:t xml:space="preserve"> </w:t>
-      </w:r>
-      <w:r>
-        <w:rPr>
-          <w:rFonts w:cs="Arial" w:hint="cs"/>
-          <w:rtl/>
-        </w:rPr>
-        <w:t>מכיר</w:t>
-      </w:r>
-      <w:r>
-        <w:rPr>
-          <w:rFonts w:cs="Arial"/>
-          <w:rtl/>
-        </w:rPr>
-        <w:t xml:space="preserve"> </w:t>
-      </w:r>
-      <w:r>
-        <w:rPr>
-          <w:rFonts w:cs="Arial" w:hint="cs"/>
-          <w:rtl/>
-        </w:rPr>
-        <w:t>את</w:t>
-      </w:r>
-      <w:r>
-        <w:rPr>
-          <w:rFonts w:cs="Arial"/>
-          <w:rtl/>
-        </w:rPr>
-        <w:t xml:space="preserve"> </w:t>
-      </w:r>
-      <w:r>
-        <w:rPr>
-          <w:rFonts w:cs="Arial" w:hint="cs"/>
-          <w:rtl/>
-        </w:rPr>
-        <w:t>המערכת</w:t>
-      </w:r>
-      <w:r>
-        <w:rPr>
-          <w:rFonts w:cs="Arial"/>
-          <w:rtl/>
-        </w:rPr>
-        <w:t xml:space="preserve"> </w:t>
-      </w:r>
-      <w:r>
-        <w:rPr>
-          <w:rFonts w:cs="Arial" w:hint="cs"/>
-          <w:rtl/>
-        </w:rPr>
-        <w:t>שלך</w:t>
-      </w:r>
-      <w:r>
-        <w:rPr>
-          <w:rFonts w:cs="Arial"/>
-          <w:rtl/>
-        </w:rPr>
-        <w:t>.</w:t>
-      </w:r>
-    </w:p>
-    <w:p>
-      <w:pPr>
-        <w:rPr>
-          <w:rtl/>
-        </w:rPr>
-      </w:pPr>
-      <w:r>
-        <w:rPr>
-          <w:rFonts w:hint="cs"/>
-          <w:rtl/>
-        </w:rPr>
-        <w:t xml:space="preserve">המערכת שלך היא לא מרכז העולם... </w:t>
-      </w:r>
-      <w:r>
-        <w:rPr>
-          <w:rFonts w:ascii="Segoe UI Emoji" w:hAnsi="Segoe UI Emoji" w:cs="Times New Roman" w:hint="cs"/>
-          <w:rtl/>
-        </w:rPr>
-        <w:t>🫣</w:t>
-      </w:r>
-    </w:p>
-    <w:p>
-      <w:pPr>
-        <w:rPr>
-          <w:rFonts w:cs="Arial"/>
-          <w:rtl/>
-        </w:rPr>
-      </w:pPr>
-      <w:r>
-        <w:rPr>
-          <w:rFonts w:cs="Arial" w:hint="cs"/>
-          <w:rtl/>
-        </w:rPr>
-        <w:t>אז</w:t>
-      </w:r>
-      <w:r>
-        <w:rPr>
-          <w:rFonts w:cs="Arial"/>
-          <w:rtl/>
-        </w:rPr>
-        <w:t xml:space="preserve"> </w:t>
-      </w:r>
-      <w:r>
-        <w:rPr>
-          <w:rFonts w:cs="Arial" w:hint="cs"/>
-          <w:rtl/>
-        </w:rPr>
-        <w:t>במקום</w:t>
-      </w:r>
-      <w:r>
-        <w:rPr>
-          <w:rFonts w:cs="Arial"/>
-          <w:rtl/>
-        </w:rPr>
-        <w:t xml:space="preserve"> </w:t>
-      </w:r>
-      <w:r>
-        <w:rPr>
-          <w:rFonts w:cs="Arial" w:hint="cs"/>
-          <w:rtl/>
-        </w:rPr>
-        <w:t>לתת</w:t>
-      </w:r>
-      <w:r>
-        <w:rPr>
-          <w:rFonts w:cs="Arial"/>
-          <w:rtl/>
-        </w:rPr>
-        <w:t xml:space="preserve"> </w:t>
-      </w:r>
-      <w:r>
-        <w:rPr>
-          <w:rFonts w:cs="Arial" w:hint="cs"/>
-          <w:rtl/>
-        </w:rPr>
-        <w:t>לו</w:t>
-      </w:r>
-      <w:r>
-        <w:rPr>
-          <w:rFonts w:cs="Arial"/>
-          <w:rtl/>
-        </w:rPr>
-        <w:t xml:space="preserve"> </w:t>
-      </w:r>
-      <w:r>
-        <w:rPr>
-          <w:rFonts w:cs="Arial" w:hint="cs"/>
-          <w:rtl/>
-        </w:rPr>
-        <w:t>לנחש</w:t>
-      </w:r>
-      <w:r>
-        <w:rPr>
-          <w:rFonts w:cs="Arial"/>
-          <w:rtl/>
-        </w:rPr>
-        <w:t xml:space="preserve">, </w:t>
-      </w:r>
-      <w:r>
-        <w:rPr>
-          <w:rFonts w:cs="Arial" w:hint="cs"/>
-          <w:rtl/>
-        </w:rPr>
-        <w:t>נותנים</w:t>
-      </w:r>
-      <w:r>
-        <w:rPr>
-          <w:rFonts w:cs="Arial"/>
-          <w:rtl/>
-        </w:rPr>
-        <w:t xml:space="preserve"> </w:t>
-      </w:r>
-      <w:r>
-        <w:rPr>
-          <w:rFonts w:cs="Arial" w:hint="cs"/>
-          <w:rtl/>
-        </w:rPr>
-        <w:t>לו</w:t>
-      </w:r>
-      <w:r>
-        <w:rPr>
-          <w:rFonts w:cs="Arial"/>
-          <w:rtl/>
-        </w:rPr>
-        <w:t xml:space="preserve"> “</w:t>
-      </w:r>
-      <w:r>
-        <w:t>seed</w:t>
-      </w:r>
-      <w:r>
-        <w:rPr>
-          <w:rFonts w:cs="Arial"/>
-          <w:rtl/>
-        </w:rPr>
-        <w:t>”</w:t>
-      </w:r>
-      <w:r>
-        <w:rPr>
-          <w:rFonts w:cs="Arial" w:hint="cs"/>
-          <w:rtl/>
-        </w:rPr>
-        <w:t>,</w:t>
-      </w:r>
-    </w:p>
-    <w:p>
-      <w:pPr>
-        <w:rPr>
-          <w:rtl/>
-        </w:rPr>
-      </w:pPr>
-      <w:r>
-        <w:rPr>
-          <w:rFonts w:cs="Arial" w:hint="cs"/>
-          <w:rtl/>
-        </w:rPr>
-        <w:t>שזה אומר</w:t>
-      </w:r>
-      <w:r>
-        <w:rPr>
-          <w:rFonts w:cs="Arial"/>
-          <w:rtl/>
-        </w:rPr>
-        <w:t>:</w:t>
-      </w:r>
-      <w:r>
-        <w:rPr>
-          <w:rFonts w:hint="cs"/>
-          <w:rtl/>
-        </w:rPr>
-        <w:t xml:space="preserve"> </w:t>
-      </w:r>
-      <w:r>
-        <w:rPr>
-          <w:rFonts w:cs="Arial" w:hint="eastAsia"/>
-          <w:rtl/>
-        </w:rPr>
-        <w:t>“</w:t>
-      </w:r>
-      <w:r>
-        <w:rPr>
-          <w:rFonts w:cs="Arial" w:hint="cs"/>
-          <w:rtl/>
-        </w:rPr>
-        <w:t>הנה</w:t>
-      </w:r>
-      <w:r>
-        <w:rPr>
-          <w:rFonts w:cs="Arial"/>
-          <w:rtl/>
-        </w:rPr>
-        <w:t xml:space="preserve"> </w:t>
-      </w:r>
-      <w:r>
-        <w:rPr>
-          <w:rFonts w:cs="Arial" w:hint="cs"/>
-          <w:rtl/>
-        </w:rPr>
-        <w:t xml:space="preserve">כמה בדיקות </w:t>
-      </w:r>
-      <w:r>
-        <w:rPr>
-          <w:rFonts w:cs="Arial" w:hint="cs"/>
-          <w:rtl/>
-        </w:rPr>
-        <w:t>טוב</w:t>
-      </w:r>
-      <w:r>
-        <w:rPr>
-          <w:rFonts w:cs="Arial" w:hint="cs"/>
-          <w:rtl/>
-        </w:rPr>
-        <w:t>ות</w:t>
-      </w:r>
-      <w:r>
-        <w:rPr>
-          <w:rFonts w:cs="Arial"/>
-          <w:rtl/>
-        </w:rPr>
-        <w:t xml:space="preserve">, </w:t>
-      </w:r>
-      <w:r>
-        <w:rPr>
-          <w:rFonts w:cs="Arial" w:hint="cs"/>
-          <w:rtl/>
-        </w:rPr>
-        <w:t>תלמד</w:t>
-      </w:r>
-      <w:r>
-        <w:rPr>
-          <w:rFonts w:cs="Arial"/>
-          <w:rtl/>
-        </w:rPr>
-        <w:t xml:space="preserve"> </w:t>
-      </w:r>
-      <w:r>
-        <w:rPr>
-          <w:rFonts w:cs="Arial" w:hint="cs"/>
-          <w:rtl/>
-        </w:rPr>
-        <w:t xml:space="preserve">מהם </w:t>
-      </w:r>
-      <w:r>
-        <w:rPr>
-          <w:rFonts w:cs="Arial" w:hint="cs"/>
-          <w:rtl/>
-        </w:rPr>
-        <w:t>ותבנה</w:t>
-      </w:r>
-      <w:r>
-        <w:rPr>
-          <w:rFonts w:cs="Arial"/>
-          <w:rtl/>
-        </w:rPr>
-        <w:t xml:space="preserve"> </w:t>
-      </w:r>
-      <w:r>
-        <w:rPr>
-          <w:rFonts w:cs="Arial" w:hint="cs"/>
-          <w:rtl/>
-        </w:rPr>
-        <w:t>עוד</w:t>
-      </w:r>
-      <w:r>
-        <w:rPr>
-          <w:rFonts w:cs="Arial" w:hint="eastAsia"/>
-          <w:rtl/>
-        </w:rPr>
-        <w:t>”</w:t>
-      </w:r>
-    </w:p>
-    <w:p>
-      <w:pPr>
-        <w:rPr>
-          <w:rFonts w:hint="cs"/>
-          <w:rtl/>
-        </w:rPr>
-      </w:pPr>
-      <w:r>
-        <w:rPr>
-          <w:rFonts w:cs="Arial" w:hint="cs"/>
-          <w:rtl/>
-        </w:rPr>
-        <w:t>זה</w:t>
-      </w:r>
-      <w:r>
-        <w:rPr>
-          <w:rFonts w:cs="Arial"/>
-          <w:rtl/>
-        </w:rPr>
-        <w:t xml:space="preserve"> </w:t>
-      </w:r>
-      <w:r>
-        <w:rPr>
-          <w:rFonts w:cs="Arial" w:hint="cs"/>
-          <w:rtl/>
-        </w:rPr>
-        <w:t>עוזר</w:t>
-      </w:r>
-      <w:r>
-        <w:rPr>
-          <w:rFonts w:cs="Arial"/>
-          <w:rtl/>
-        </w:rPr>
-        <w:t xml:space="preserve"> </w:t>
-      </w:r>
-      <w:r>
-        <w:rPr>
-          <w:rFonts w:cs="Arial" w:hint="cs"/>
-          <w:rtl/>
-        </w:rPr>
-        <w:t>לו</w:t>
-      </w:r>
-      <w:r>
-        <w:rPr>
-          <w:rFonts w:cs="Arial"/>
-          <w:rtl/>
-        </w:rPr>
-        <w:t xml:space="preserve"> </w:t>
-      </w:r>
-      <w:r>
-        <w:rPr>
-          <w:rFonts w:cs="Arial" w:hint="cs"/>
-          <w:rtl/>
-        </w:rPr>
-        <w:t>להבין</w:t>
-      </w:r>
-      <w:r>
-        <w:rPr>
-          <w:rFonts w:cs="Arial"/>
-          <w:rtl/>
-        </w:rPr>
-        <w:t>:</w:t>
-      </w:r>
-    </w:p>
-    <w:p>
-      <w:pPr>
-        <w:pStyle w:val="a9"/>
-        <w:numPr>
-          <w:ilvl w:val="0"/>
-          <w:numId w:val="6"/>
-        </w:numPr>
-      </w:pPr>
-      <w:r>
-        <w:rPr>
-          <w:rFonts w:hint="cs"/>
-          <w:rtl/>
-        </w:rPr>
-        <w:lastRenderedPageBreak/>
-        <w:t>את ה</w:t>
-      </w:r>
-      <w:r>
-        <w:rPr>
-          <w:rFonts w:hint="cs"/>
-          <w:rtl/>
-        </w:rPr>
-        <w:t>זיהויים</w:t>
-      </w:r>
-      <w:r>
-        <w:rPr>
-          <w:rFonts w:cs="Arial"/>
-          <w:rtl/>
-        </w:rPr>
-        <w:t xml:space="preserve"> </w:t>
-      </w:r>
-      <w:r>
-        <w:rPr>
-          <w:rFonts w:cs="Arial" w:hint="cs"/>
-          <w:rtl/>
-        </w:rPr>
-        <w:t>שיש במערכת</w:t>
-      </w:r>
-      <w:r>
-        <w:rPr>
-          <w:rFonts w:hint="cs"/>
-          <w:rtl/>
-        </w:rPr>
-        <w:t xml:space="preserve"> (</w:t>
-      </w:r>
-      <w:r>
-        <w:rPr>
-          <w:rFonts w:cs="Arial" w:hint="cs"/>
-          <w:rtl/>
-        </w:rPr>
-        <w:t>אם</w:t>
-      </w:r>
-      <w:r>
-        <w:rPr>
-          <w:rFonts w:cs="Arial"/>
-          <w:rtl/>
-        </w:rPr>
-        <w:t xml:space="preserve"> </w:t>
-      </w:r>
-      <w:r>
-        <w:rPr>
-          <w:rFonts w:cs="Arial" w:hint="cs"/>
-          <w:rtl/>
-        </w:rPr>
-        <w:t>השתמשת</w:t>
-      </w:r>
-      <w:r>
-        <w:rPr>
-          <w:rFonts w:cs="Arial"/>
-          <w:rtl/>
-        </w:rPr>
-        <w:t xml:space="preserve"> </w:t>
-      </w:r>
-      <w:r>
-        <w:rPr>
-          <w:rFonts w:cs="Arial" w:hint="cs"/>
-          <w:rtl/>
-        </w:rPr>
-        <w:t>ב</w:t>
-      </w:r>
-      <w:r>
-        <w:rPr>
-          <w:rFonts w:cs="Arial" w:hint="cs"/>
-          <w:rtl/>
-        </w:rPr>
-        <w:t xml:space="preserve"> - </w:t>
-      </w:r>
-      <w:r>
-        <w:t>data-</w:t>
-      </w:r>
-      <w:proofErr w:type="spellStart"/>
-      <w:r>
-        <w:t>testid</w:t>
-      </w:r>
-      <w:proofErr w:type="spellEnd"/>
-      <w:r>
-        <w:rPr>
-          <w:rFonts w:cs="Arial"/>
-          <w:rtl/>
-        </w:rPr>
-        <w:t xml:space="preserve">, </w:t>
-      </w:r>
-      <w:r>
-        <w:rPr>
-          <w:rFonts w:cs="Arial" w:hint="cs"/>
-          <w:rtl/>
-        </w:rPr>
-        <w:t>הם</w:t>
-      </w:r>
-      <w:r>
-        <w:rPr>
-          <w:rFonts w:cs="Arial"/>
-          <w:rtl/>
-        </w:rPr>
-        <w:t xml:space="preserve"> </w:t>
-      </w:r>
-      <w:r>
-        <w:rPr>
-          <w:rFonts w:cs="Arial" w:hint="cs"/>
-          <w:rtl/>
-        </w:rPr>
-        <w:t>ימשיכו</w:t>
-      </w:r>
-      <w:r>
-        <w:rPr>
-          <w:rFonts w:cs="Arial"/>
-          <w:rtl/>
-        </w:rPr>
-        <w:t xml:space="preserve"> </w:t>
-      </w:r>
-      <w:r>
-        <w:rPr>
-          <w:rFonts w:cs="Arial" w:hint="cs"/>
-          <w:rtl/>
-        </w:rPr>
-        <w:t>להשתמש</w:t>
-      </w:r>
-      <w:r>
-        <w:rPr>
-          <w:rFonts w:cs="Arial"/>
-          <w:rtl/>
-        </w:rPr>
-        <w:t xml:space="preserve"> </w:t>
-      </w:r>
-      <w:r>
-        <w:rPr>
-          <w:rFonts w:cs="Arial" w:hint="cs"/>
-          <w:rtl/>
-        </w:rPr>
-        <w:t>בזה</w:t>
-      </w:r>
-      <w:r>
-        <w:rPr>
-          <w:rFonts w:hint="cs"/>
-          <w:rtl/>
-        </w:rPr>
-        <w:t>)</w:t>
-      </w:r>
-    </w:p>
-    <w:p>
-      <w:pPr>
-        <w:pStyle w:val="a9"/>
-        <w:numPr>
-          <w:ilvl w:val="0"/>
-          <w:numId w:val="6"/>
-        </w:numPr>
-      </w:pPr>
-      <w:r>
-        <w:rPr>
-          <w:rFonts w:cs="Arial" w:hint="cs"/>
-          <w:rtl/>
-        </w:rPr>
-        <w:t xml:space="preserve">את </w:t>
-      </w:r>
-      <w:r>
-        <w:rPr>
-          <w:rFonts w:cs="Arial" w:hint="cs"/>
-          <w:rtl/>
-        </w:rPr>
-        <w:t>תהלי</w:t>
-      </w:r>
-      <w:r>
-        <w:rPr>
-          <w:rFonts w:cs="Arial" w:hint="cs"/>
-          <w:rtl/>
-        </w:rPr>
-        <w:t xml:space="preserve">כי </w:t>
-      </w:r>
-      <w:r>
-        <w:rPr>
-          <w:rFonts w:cs="Arial" w:hint="cs"/>
-          <w:rtl/>
-        </w:rPr>
-        <w:t>ה</w:t>
-      </w:r>
-      <w:r>
-        <w:rPr>
-          <w:rFonts w:cs="Arial" w:hint="cs"/>
-          <w:rtl/>
-        </w:rPr>
-        <w:t>זרימה</w:t>
-      </w:r>
-      <w:r>
-        <w:rPr>
-          <w:rFonts w:cs="Arial"/>
-          <w:rtl/>
-        </w:rPr>
-        <w:t xml:space="preserve"> </w:t>
-      </w:r>
-      <w:r>
-        <w:rPr>
-          <w:rFonts w:cs="Arial" w:hint="cs"/>
-          <w:rtl/>
-        </w:rPr>
-        <w:t>של</w:t>
-      </w:r>
-      <w:r>
-        <w:rPr>
-          <w:rFonts w:cs="Arial"/>
-          <w:rtl/>
-        </w:rPr>
-        <w:t xml:space="preserve"> </w:t>
-      </w:r>
-      <w:r>
-        <w:rPr>
-          <w:rFonts w:cs="Arial" w:hint="cs"/>
-          <w:rtl/>
-        </w:rPr>
-        <w:t>המערכת</w:t>
-      </w:r>
-      <w:r>
-        <w:rPr>
-          <w:rFonts w:cs="Arial"/>
-          <w:rtl/>
-        </w:rPr>
-        <w:t xml:space="preserve"> </w:t>
-      </w:r>
-      <w:r>
-        <w:rPr>
-          <w:rFonts w:cs="Arial" w:hint="cs"/>
-          <w:rtl/>
-        </w:rPr>
-        <w:t>(</w:t>
-      </w:r>
-      <w:r>
-        <w:rPr>
-          <w:rFonts w:cs="Arial" w:hint="cs"/>
-          <w:rtl/>
-        </w:rPr>
-        <w:t>צריך</w:t>
-      </w:r>
-      <w:r>
-        <w:rPr>
-          <w:rFonts w:cs="Arial"/>
-          <w:rtl/>
-        </w:rPr>
-        <w:t xml:space="preserve"> </w:t>
-      </w:r>
-      <w:r>
-        <w:rPr>
-          <w:rFonts w:cs="Arial" w:hint="cs"/>
-          <w:rtl/>
-        </w:rPr>
-        <w:t>להתחבר</w:t>
-      </w:r>
-      <w:r>
-        <w:rPr>
-          <w:rFonts w:cs="Arial"/>
-          <w:rtl/>
-        </w:rPr>
-        <w:t xml:space="preserve"> </w:t>
-      </w:r>
-      <w:r>
-        <w:rPr>
-          <w:rFonts w:cs="Arial" w:hint="cs"/>
-          <w:rtl/>
-        </w:rPr>
-        <w:t>עם</w:t>
-      </w:r>
-      <w:r>
-        <w:rPr>
-          <w:rFonts w:cs="Arial"/>
-          <w:rtl/>
-        </w:rPr>
-        <w:t xml:space="preserve"> </w:t>
-      </w:r>
-      <w:r>
-        <w:rPr>
-          <w:rFonts w:cs="Arial" w:hint="cs"/>
-          <w:rtl/>
-        </w:rPr>
-        <w:t>משתמש</w:t>
-      </w:r>
-      <w:r>
-        <w:rPr>
-          <w:rFonts w:cs="Arial"/>
-          <w:rtl/>
-        </w:rPr>
-        <w:t xml:space="preserve"> </w:t>
-      </w:r>
-      <w:r>
-        <w:rPr>
-          <w:rFonts w:cs="Arial" w:hint="cs"/>
-          <w:rtl/>
-        </w:rPr>
-        <w:t>לפני</w:t>
-      </w:r>
-      <w:r>
-        <w:rPr>
-          <w:rFonts w:cs="Arial"/>
-          <w:rtl/>
-        </w:rPr>
-        <w:t xml:space="preserve"> </w:t>
-      </w:r>
-      <w:r>
-        <w:rPr>
-          <w:rFonts w:cs="Arial" w:hint="cs"/>
-          <w:rtl/>
-        </w:rPr>
-        <w:t>ביצוע</w:t>
-      </w:r>
-      <w:r>
-        <w:rPr>
-          <w:rFonts w:cs="Arial"/>
-          <w:rtl/>
-        </w:rPr>
-        <w:t xml:space="preserve"> </w:t>
-      </w:r>
-      <w:r>
-        <w:rPr>
-          <w:rFonts w:cs="Arial" w:hint="cs"/>
-          <w:rtl/>
-        </w:rPr>
-        <w:t>הבדיקה</w:t>
-      </w:r>
-      <w:r>
-        <w:rPr>
-          <w:rFonts w:cs="Arial"/>
-          <w:rtl/>
-        </w:rPr>
-        <w:t xml:space="preserve">? </w:t>
-      </w:r>
-      <w:r>
-        <w:rPr>
-          <w:rFonts w:cs="Arial" w:hint="cs"/>
-          <w:rtl/>
-        </w:rPr>
-        <w:t>יש</w:t>
-      </w:r>
-      <w:r>
-        <w:rPr>
-          <w:rFonts w:cs="Arial"/>
-          <w:rtl/>
-        </w:rPr>
-        <w:t xml:space="preserve"> </w:t>
-      </w:r>
-      <w:r>
-        <w:t>redirect</w:t>
-      </w:r>
-      <w:r>
-        <w:rPr>
-          <w:rFonts w:cs="Arial"/>
-          <w:rtl/>
-        </w:rPr>
-        <w:t xml:space="preserve">? </w:t>
-      </w:r>
-      <w:r>
-        <w:rPr>
-          <w:rFonts w:cs="Arial" w:hint="cs"/>
-          <w:rtl/>
-        </w:rPr>
-        <w:t>יש</w:t>
-      </w:r>
-      <w:r>
-        <w:rPr>
-          <w:rFonts w:cs="Arial"/>
-          <w:rtl/>
-        </w:rPr>
-        <w:t xml:space="preserve"> </w:t>
-      </w:r>
-      <w:r>
-        <w:rPr>
-          <w:rFonts w:cs="Arial" w:hint="cs"/>
-          <w:rtl/>
-        </w:rPr>
-        <w:t>צעדים</w:t>
-      </w:r>
-      <w:r>
-        <w:rPr>
-          <w:rFonts w:cs="Arial"/>
-          <w:rtl/>
-        </w:rPr>
-        <w:t xml:space="preserve"> </w:t>
-      </w:r>
-      <w:r>
-        <w:rPr>
-          <w:rFonts w:cs="Arial" w:hint="cs"/>
-          <w:rtl/>
-        </w:rPr>
-        <w:t>קבועים</w:t>
-      </w:r>
-      <w:r>
-        <w:rPr>
-          <w:rFonts w:cs="Arial"/>
-          <w:rtl/>
-        </w:rPr>
-        <w:t>?</w:t>
-      </w:r>
-      <w:r>
-        <w:rPr>
-          <w:rFonts w:hint="cs"/>
-          <w:rtl/>
-        </w:rPr>
-        <w:t>)</w:t>
-      </w:r>
-    </w:p>
-    <w:p>
-      <w:pPr>
-        <w:pStyle w:val="a9"/>
-        <w:numPr>
-          <w:ilvl w:val="0"/>
-          <w:numId w:val="6"/>
-        </w:numPr>
-      </w:pPr>
-      <w:r>
-        <w:rPr>
-          <w:rFonts w:hint="cs"/>
-          <w:rtl/>
-        </w:rPr>
-        <w:t>קונבנציות</w:t>
-      </w:r>
-      <w:r>
-        <w:rPr>
-          <w:rFonts w:cs="Arial"/>
-          <w:rtl/>
-        </w:rPr>
-        <w:t xml:space="preserve"> (</w:t>
-      </w:r>
-      <w:r>
-        <w:rPr>
-          <w:rFonts w:cs="Arial" w:hint="cs"/>
-          <w:rtl/>
-        </w:rPr>
-        <w:t xml:space="preserve">שמירה על מבנה הקוד, שימוש </w:t>
-      </w:r>
-      <w:r>
-        <w:rPr>
-          <w:rFonts w:cs="Arial" w:hint="cs"/>
-          <w:rtl/>
-        </w:rPr>
-        <w:t>ב</w:t>
-      </w:r>
-      <w:r>
-        <w:rPr>
-          <w:rFonts w:cs="Arial" w:hint="cs"/>
-          <w:rtl/>
-        </w:rPr>
-        <w:t xml:space="preserve"> - </w:t>
-      </w:r>
-      <w:r>
-        <w:rPr>
-          <w:rFonts w:cs="Arial"/>
-        </w:rPr>
-        <w:t>helpers/fixtures</w:t>
-      </w:r>
-      <w:r>
-        <w:rPr>
-          <w:rFonts w:cs="Arial"/>
-          <w:rtl/>
-        </w:rPr>
-        <w:t>)</w:t>
-      </w:r>
-    </w:p>
-    <w:p>
-      <w:pPr>
-        <w:pStyle w:val="4"/>
-        <w:rPr>
-          <w:rtl/>
-        </w:rPr>
-      </w:pPr>
-      <w:r>
-        <w:rPr>
-          <w:rFonts w:hint="cs"/>
-          <w:rtl/>
-        </w:rPr>
-        <w:t xml:space="preserve">טיפים </w:t>
-      </w:r>
-      <w:proofErr w:type="spellStart"/>
-      <w:r>
-        <w:rPr>
-          <w:rFonts w:hint="cs"/>
-          <w:rtl/>
-        </w:rPr>
-        <w:t>לאיך</w:t>
-      </w:r>
-      <w:proofErr w:type="spellEnd"/>
-      <w:r>
-        <w:rPr>
-          <w:rFonts w:hint="cs"/>
-          <w:rtl/>
-        </w:rPr>
-        <w:t xml:space="preserve"> לכתוב קובץ </w:t>
-      </w:r>
-      <w:proofErr w:type="spellStart"/>
-      <w:r>
-        <w:t>seed.spec</w:t>
-      </w:r>
-      <w:proofErr w:type="spellEnd"/>
-      <w:r>
-        <w:rPr>
-          <w:rFonts w:hint="cs"/>
-          <w:rtl/>
-        </w:rPr>
-        <w:t xml:space="preserve"> טוב</w:t>
-      </w:r>
-    </w:p>
-    <w:p>
-      <w:pPr>
-        <w:rPr>
-          <w:rFonts w:cs="Arial"/>
-          <w:rtl/>
-        </w:rPr>
-      </w:pPr>
-      <w:r>
-        <w:rPr>
-          <w:rFonts w:cs="Arial" w:hint="cs"/>
-          <w:rtl/>
-        </w:rPr>
-        <w:t>הקובץ שאותו תכתבו יהיה תלוי במה שאתם רוצים שהסוכנים יבדקו.</w:t>
-      </w:r>
-    </w:p>
-    <w:p>
-      <w:pPr>
-        <w:rPr>
-          <w:rFonts w:cs="Arial"/>
-          <w:rtl/>
-        </w:rPr>
-      </w:pPr>
-      <w:r>
-        <w:rPr>
-          <w:rFonts w:cs="Arial" w:hint="cs"/>
-          <w:rtl/>
-        </w:rPr>
-        <w:t>נניח שיש לכם במערכת דף התחברות, אבל אתם לא רוצים שהסוכן יבדוק את דף ההתחברות, אלא רק את הדף שאחריו</w:t>
-      </w:r>
-    </w:p>
-    <w:p>
-      <w:pPr>
-        <w:rPr>
-          <w:rFonts w:cs="Arial"/>
-          <w:rtl/>
-        </w:rPr>
-      </w:pPr>
-      <w:r>
-        <w:rPr>
-          <w:rFonts w:cs="Arial" w:hint="cs"/>
-          <w:rtl/>
-        </w:rPr>
-        <w:t xml:space="preserve">חשוב בקובץ ה - </w:t>
-      </w:r>
-      <w:r>
-        <w:rPr>
-          <w:rFonts w:cs="Arial"/>
-        </w:rPr>
-        <w:t>seed</w:t>
-      </w:r>
-      <w:r>
-        <w:rPr>
-          <w:rFonts w:cs="Arial" w:hint="cs"/>
-          <w:rtl/>
-        </w:rPr>
-        <w:t xml:space="preserve"> לבצע את ההתחברות כרגיל, כדי שהסוכן יבין שזה לא התהליך שהוא אמור לבדוק, אלא</w:t>
-      </w:r>
-      <w:r>
-        <w:rPr>
-          <w:rFonts w:cs="Arial" w:hint="cs"/>
-          <w:rtl/>
-        </w:rPr>
-        <w:t xml:space="preserve"> רק</w:t>
-      </w:r>
-      <w:r>
-        <w:rPr>
-          <w:rFonts w:cs="Arial" w:hint="cs"/>
-          <w:rtl/>
-        </w:rPr>
-        <w:t xml:space="preserve"> את הדף שמגיע אחריו.</w:t>
-      </w:r>
-    </w:p>
-    <w:p>
-      <w:pPr>
-        <w:rPr>
-          <w:rFonts w:cs="Arial"/>
-          <w:rtl/>
-        </w:rPr>
-      </w:pPr>
-      <w:r>
-        <w:rPr>
-          <w:rFonts w:cs="Arial" w:hint="cs"/>
-          <w:rtl/>
-        </w:rPr>
-        <w:t>עוד נקודות לכתיבת קובץ טוב:</w:t>
-      </w:r>
-    </w:p>
-    <w:p>
-      <w:pPr>
-        <w:pStyle w:val="a9"/>
-        <w:numPr>
-          <w:ilvl w:val="0"/>
-          <w:numId w:val="35"/>
-        </w:numPr>
-        <w:rPr>
-          <w:rtl/>
-        </w:rPr>
-      </w:pPr>
-      <w:r>
-        <w:rPr>
-          <w:rFonts w:cs="Arial" w:hint="cs"/>
-          <w:rtl/>
-        </w:rPr>
-        <w:t xml:space="preserve">לכלול </w:t>
-      </w:r>
-      <w:r>
-        <w:rPr>
-          <w:rFonts w:hint="cs"/>
-          <w:rtl/>
-        </w:rPr>
-        <w:t>תהליך זרימה</w:t>
-      </w:r>
-      <w:r>
-        <w:rPr>
-          <w:rFonts w:cs="Arial"/>
-          <w:rtl/>
-        </w:rPr>
-        <w:t xml:space="preserve"> </w:t>
-      </w:r>
-      <w:r>
-        <w:rPr>
-          <w:rFonts w:cs="Arial" w:hint="cs"/>
-          <w:rtl/>
-        </w:rPr>
-        <w:t>אמיתי</w:t>
-      </w:r>
-      <w:r>
-        <w:rPr>
-          <w:rFonts w:cs="Arial"/>
-          <w:rtl/>
-        </w:rPr>
-        <w:t xml:space="preserve"> </w:t>
-      </w:r>
-      <w:r>
-        <w:rPr>
-          <w:rFonts w:cs="Arial" w:hint="cs"/>
-          <w:rtl/>
-        </w:rPr>
-        <w:t>של המערכת</w:t>
-      </w:r>
-    </w:p>
-    <w:p>
-      <w:pPr>
-        <w:pStyle w:val="a9"/>
-        <w:numPr>
-          <w:ilvl w:val="0"/>
-          <w:numId w:val="35"/>
-        </w:numPr>
-        <w:rPr>
-          <w:rtl/>
-        </w:rPr>
-      </w:pPr>
-      <w:r>
-        <w:rPr>
-          <w:rFonts w:cs="Arial" w:hint="cs"/>
-          <w:rtl/>
-        </w:rPr>
-        <w:t>להשתמש</w:t>
-      </w:r>
-      <w:r>
-        <w:rPr>
-          <w:rFonts w:cs="Arial"/>
-          <w:rtl/>
-        </w:rPr>
-        <w:t xml:space="preserve"> </w:t>
-      </w:r>
-      <w:r>
-        <w:rPr>
-          <w:rFonts w:cs="Arial" w:hint="cs"/>
-          <w:rtl/>
-        </w:rPr>
-        <w:t>בזיהויים</w:t>
-      </w:r>
-      <w:r>
-        <w:rPr>
-          <w:rFonts w:cs="Arial"/>
-          <w:rtl/>
-        </w:rPr>
-        <w:t xml:space="preserve"> </w:t>
-      </w:r>
-      <w:r>
-        <w:rPr>
-          <w:rFonts w:cs="Arial" w:hint="cs"/>
-          <w:rtl/>
-        </w:rPr>
-        <w:t>יציבים</w:t>
-      </w:r>
-    </w:p>
-    <w:p>
-      <w:pPr>
-        <w:pStyle w:val="a9"/>
-        <w:numPr>
-          <w:ilvl w:val="0"/>
-          <w:numId w:val="35"/>
-        </w:numPr>
-        <w:rPr>
-          <w:rtl/>
-        </w:rPr>
-      </w:pPr>
-      <w:r>
-        <w:rPr>
-          <w:rFonts w:cs="Arial" w:hint="cs"/>
-          <w:rtl/>
-        </w:rPr>
-        <w:t>לכתוב</w:t>
-      </w:r>
-      <w:r>
-        <w:rPr>
-          <w:rFonts w:cs="Arial"/>
-          <w:rtl/>
-        </w:rPr>
-        <w:t xml:space="preserve"> </w:t>
-      </w:r>
-      <w:r>
-        <w:rPr>
-          <w:rFonts w:cs="Arial" w:hint="cs"/>
-          <w:rtl/>
-        </w:rPr>
-        <w:t>קוד</w:t>
-      </w:r>
-      <w:r>
-        <w:rPr>
-          <w:rFonts w:cs="Arial"/>
-          <w:rtl/>
-        </w:rPr>
-        <w:t xml:space="preserve"> </w:t>
-      </w:r>
-      <w:r>
-        <w:rPr>
-          <w:rFonts w:cs="Arial" w:hint="cs"/>
-          <w:rtl/>
-        </w:rPr>
-        <w:t>נקי</w:t>
-      </w:r>
-      <w:r>
-        <w:rPr>
-          <w:rFonts w:cs="Arial"/>
-          <w:rtl/>
-        </w:rPr>
-        <w:t xml:space="preserve"> </w:t>
-      </w:r>
-      <w:r>
-        <w:rPr>
-          <w:rFonts w:cs="Arial" w:hint="cs"/>
-          <w:rtl/>
-        </w:rPr>
-        <w:t>וברור</w:t>
-      </w:r>
-      <w:r>
-        <w:rPr>
-          <w:rFonts w:hint="cs"/>
-          <w:rtl/>
-        </w:rPr>
-        <w:t>, שיממש את הקונבנציות של התשתית שלכם</w:t>
-      </w:r>
-    </w:p>
-    <w:p>
-      <w:pPr>
-        <w:pStyle w:val="a9"/>
-        <w:numPr>
-          <w:ilvl w:val="0"/>
-          <w:numId w:val="35"/>
-        </w:numPr>
-        <w:rPr>
-          <w:rtl/>
-        </w:rPr>
-      </w:pPr>
-      <w:r>
-        <w:rPr>
-          <w:rFonts w:cs="Arial" w:hint="cs"/>
-          <w:rtl/>
-        </w:rPr>
-        <w:t>להראות</w:t>
-      </w:r>
-      <w:r>
-        <w:rPr>
-          <w:rFonts w:cs="Arial"/>
-          <w:rtl/>
-        </w:rPr>
-        <w:t xml:space="preserve"> </w:t>
-      </w:r>
-      <w:r>
-        <w:t>patterns</w:t>
-      </w:r>
-      <w:r>
-        <w:rPr>
-          <w:rFonts w:cs="Arial"/>
-          <w:rtl/>
-        </w:rPr>
-        <w:t xml:space="preserve"> </w:t>
-      </w:r>
-      <w:r>
-        <w:rPr>
-          <w:rFonts w:cs="Arial" w:hint="cs"/>
-          <w:rtl/>
-        </w:rPr>
-        <w:t>שחוזרים</w:t>
-      </w:r>
-      <w:r>
-        <w:rPr>
-          <w:rFonts w:cs="Arial"/>
-          <w:rtl/>
-        </w:rPr>
-        <w:t xml:space="preserve"> </w:t>
-      </w:r>
-      <w:r>
-        <w:rPr>
-          <w:rFonts w:cs="Arial" w:hint="cs"/>
-          <w:rtl/>
-        </w:rPr>
-        <w:t>על</w:t>
-      </w:r>
-      <w:r>
-        <w:rPr>
-          <w:rFonts w:cs="Arial"/>
-          <w:rtl/>
-        </w:rPr>
-        <w:t xml:space="preserve"> </w:t>
-      </w:r>
-      <w:r>
-        <w:rPr>
-          <w:rFonts w:cs="Arial" w:hint="cs"/>
-          <w:rtl/>
-        </w:rPr>
-        <w:t>עצמם</w:t>
-      </w:r>
-    </w:p>
-    <w:p>
-      <w:pPr>
-        <w:rPr>
-          <w:rtl/>
-        </w:rPr>
-      </w:pPr>
-      <w:r>
-        <w:rPr>
-          <w:rFonts w:ascii="Segoe UI Emoji" w:hAnsi="Segoe UI Emoji" w:cs="Arial" w:hint="cs"/>
-          <w:rtl/>
-        </w:rPr>
-        <w:t>ממה</w:t>
-      </w:r>
-      <w:r>
-        <w:rPr>
-          <w:rFonts w:ascii="Segoe UI Emoji" w:hAnsi="Segoe UI Emoji" w:cs="Arial" w:hint="cs"/>
-          <w:rtl/>
-        </w:rPr>
-        <w:t xml:space="preserve"> רצוי</w:t>
-      </w:r>
-      <w:r>
-        <w:rPr>
-          <w:rFonts w:ascii="Segoe UI Emoji" w:hAnsi="Segoe UI Emoji" w:cs="Arial" w:hint="cs"/>
-          <w:rtl/>
-        </w:rPr>
-        <w:t xml:space="preserve"> להימנע</w:t>
-      </w:r>
-      <w:r>
-        <w:rPr>
-          <w:rFonts w:cs="Arial"/>
-          <w:rtl/>
-        </w:rPr>
-        <w:t>:</w:t>
-      </w:r>
-    </w:p>
-    <w:p>
-      <w:pPr>
-        <w:pStyle w:val="a9"/>
-        <w:numPr>
-          <w:ilvl w:val="0"/>
-          <w:numId w:val="36"/>
-        </w:numPr>
-      </w:pPr>
-      <w:r>
-        <w:rPr>
-          <w:rFonts w:cs="Arial" w:hint="cs"/>
-          <w:rtl/>
-        </w:rPr>
-        <w:t>כתיבת בדיקות שיכשלו, או שהן לא יציבות (</w:t>
-      </w:r>
-      <w:r>
-        <w:t>flaky</w:t>
-      </w:r>
-      <w:r>
-        <w:rPr>
-          <w:rFonts w:hint="cs"/>
-          <w:rtl/>
-        </w:rPr>
-        <w:t>)</w:t>
-      </w:r>
-    </w:p>
-    <w:p>
-      <w:pPr>
-        <w:pStyle w:val="a9"/>
-        <w:numPr>
-          <w:ilvl w:val="0"/>
-          <w:numId w:val="36"/>
-        </w:numPr>
-      </w:pPr>
-      <w:r>
-        <w:rPr>
-          <w:rFonts w:cs="Arial" w:hint="cs"/>
-          <w:rtl/>
-        </w:rPr>
-        <w:t>שימוש</w:t>
-      </w:r>
-      <w:r>
-        <w:rPr>
-          <w:rFonts w:cs="Arial"/>
-          <w:rtl/>
-        </w:rPr>
-        <w:t xml:space="preserve"> </w:t>
-      </w:r>
-      <w:r>
-        <w:rPr>
-          <w:rFonts w:cs="Arial" w:hint="cs"/>
-          <w:rtl/>
-        </w:rPr>
-        <w:t>ב</w:t>
-      </w:r>
-      <w:r>
-        <w:rPr>
-          <w:rFonts w:cs="Arial" w:hint="cs"/>
-          <w:rtl/>
-        </w:rPr>
-        <w:t xml:space="preserve"> - </w:t>
-      </w:r>
-      <w:r>
-        <w:t>timeouts</w:t>
-      </w:r>
-      <w:r>
-        <w:rPr>
-          <w:rFonts w:hint="cs"/>
-          <w:rtl/>
-        </w:rPr>
-        <w:t xml:space="preserve"> שלא לצורך</w:t>
-      </w:r>
-      <w:r>
-        <w:rPr>
-          <w:rFonts w:hint="cs"/>
-          <w:rtl/>
-        </w:rPr>
-        <w:t xml:space="preserve"> (הסוכנים עשויים לשכפל את הלוגיקה הזאת וזה עשוי להאט משמעותית את הבדיקות)</w:t>
-      </w:r>
-    </w:p>
-    <w:p>
-      <w:pPr>
-        <w:pStyle w:val="a9"/>
-        <w:numPr>
-          <w:ilvl w:val="0"/>
-          <w:numId w:val="36"/>
-        </w:numPr>
-        <w:rPr>
-          <w:rtl/>
-        </w:rPr>
-      </w:pPr>
-      <w:r>
-        <w:rPr>
-          <w:rFonts w:cs="Arial" w:hint="cs"/>
-          <w:rtl/>
-        </w:rPr>
-        <w:t>לוגיקה</w:t>
-      </w:r>
-      <w:r>
-        <w:rPr>
-          <w:rFonts w:cs="Arial"/>
-          <w:rtl/>
-        </w:rPr>
-        <w:t xml:space="preserve"> </w:t>
-      </w:r>
-      <w:r>
-        <w:rPr>
-          <w:rFonts w:cs="Arial" w:hint="cs"/>
-          <w:rtl/>
-        </w:rPr>
-        <w:t>מסובכת</w:t>
-      </w:r>
-      <w:r>
-        <w:rPr>
-          <w:rFonts w:cs="Arial"/>
-          <w:rtl/>
-        </w:rPr>
-        <w:t xml:space="preserve"> </w:t>
-      </w:r>
-      <w:r>
-        <w:rPr>
-          <w:rFonts w:cs="Arial" w:hint="cs"/>
-          <w:rtl/>
-        </w:rPr>
-        <w:t>מדי</w:t>
-      </w:r>
-      <w:r>
-        <w:rPr>
-          <w:rFonts w:hint="cs"/>
-          <w:rtl/>
-        </w:rPr>
-        <w:t xml:space="preserve"> (התניית בדיקות פשוטות יחסית</w:t>
-      </w:r>
-      <w:r>
-        <w:rPr>
-          <w:rFonts w:hint="cs"/>
-          <w:rtl/>
-        </w:rPr>
-        <w:t xml:space="preserve"> ולא מסובכות</w:t>
-      </w:r>
-      <w:r>
-        <w:rPr>
-          <w:rFonts w:hint="cs"/>
-          <w:rtl/>
-        </w:rPr>
-        <w:t>)</w:t>
-      </w:r>
-    </w:p>
-    <w:p>
-      <w:pPr>
-        <w:rPr>
-          <w:rtl/>
-        </w:rPr>
-      </w:pPr>
-    </w:p>
-    <w:p>
-      <w:pPr>
-        <w:rPr>
-          <w:rtl/>
-        </w:rPr>
-      </w:pPr>
-    </w:p>
-    <w:p>
-      <w:pPr>
-        <w:rPr>
-          <w:rtl/>
-        </w:rPr>
-      </w:pPr>
-    </w:p>
-    <w:p>
-      <w:pPr>
-        <w:rPr>
-          <w:rtl/>
-        </w:rPr>
-      </w:pPr>
-    </w:p>
-    <w:p>
-      <w:pPr>
-        <w:rPr>
-          <w:rtl/>
-        </w:rPr>
-      </w:pPr>
-    </w:p>
-    <w:p>
-      <w:pPr>
-        <w:rPr>
-          <w:rtl/>
-        </w:rPr>
-      </w:pPr>
-    </w:p>
-    <w:p>
-      <w:pPr>
-        <w:rPr>
-          <w:rtl/>
-        </w:rPr>
-      </w:pPr>
-    </w:p>
-    <w:p>
-      <w:pPr>
-        <w:rPr>
-          <w:rtl/>
-        </w:rPr>
-      </w:pPr>
-    </w:p>
-    <w:p>
-      <w:pPr>
-        <w:rPr>
-          <w:rtl/>
-        </w:rPr>
-      </w:pPr>
-    </w:p>
-    <w:p>
-      <w:pPr>
-        <w:rPr>
-          <w:rtl/>
-        </w:rPr>
-      </w:pPr>
-    </w:p>
-    <w:p>
-      <w:pPr>
-        <w:rPr>
-          <w:rtl/>
-        </w:rPr>
-      </w:pPr>
-    </w:p>
-    <w:p>
-      <w:pPr>
-        <w:rPr>
-          <w:rtl/>
-        </w:rPr>
-      </w:pPr>
-    </w:p>
-    <w:p>
-      <w:pPr>
-        <w:rPr>
-          <w:rtl/>
-        </w:rPr>
-      </w:pPr>
-    </w:p>
-    <w:p>
-      <w:pPr>
-        <w:rPr>
-          <w:rFonts w:hint="cs"/>
+    </w:p>
+    <w:p>
+      <w:pPr>
+        <w:rPr>
+          <w:rtl/>
+        </w:rPr>
+      </w:pPr>
+    </w:p>
+    <w:p>
+      <w:pPr>
+        <w:rPr>
+          <w:rtl/>
+        </w:rPr>
+      </w:pPr>
+    </w:p>
+    <w:p>
+      <w:pPr>
+        <w:rPr>
+          <w:rtl/>
+        </w:rPr>
+      </w:pPr>
+    </w:p>
+    <w:p>
+      <w:pPr>
+        <w:rPr>
+          <w:rtl/>
+        </w:rPr>
+      </w:pPr>
+    </w:p>
+    <w:p>
+      <w:pPr>
+        <w:rPr>
+          <w:rtl/>
+        </w:rPr>
+      </w:pPr>
+    </w:p>
+    <w:p>
+      <w:pPr>
+        <w:rPr>
+          <w:rtl/>
+        </w:rPr>
+      </w:pPr>
+    </w:p>
+    <w:p>
+      <w:pPr>
+        <w:rPr>
           <w:rtl/>
         </w:rPr>
       </w:pPr>
@@ -15278,7 +13256,7 @@
           <w:rtl/>
         </w:rPr>
       </w:pPr>
-      <w:bookmarkStart w:id="25" w:name="_Toc224653127"/>
+      <w:bookmarkStart w:id="25" w:name="_Toc224718598"/>
       <w:r>
         <w:rPr>
           <w:rFonts w:hint="cs"/>
@@ -17102,7 +15080,6 @@
     <w:p>
       <w:pPr>
         <w:rPr>
-          <w:rFonts w:hint="cs"/>
           <w:rtl/>
         </w:rPr>
       </w:pPr>
@@ -17115,7 +15092,7 @@
         </w:rPr>
       </w:pPr>
       <w:bookmarkStart w:id="26" w:name="_דוגמא_לכתיבת_prompt"/>
-      <w:bookmarkStart w:id="27" w:name="_Toc224653128"/>
+      <w:bookmarkStart w:id="27" w:name="_Toc224718599"/>
       <w:bookmarkEnd w:id="26"/>
       <w:r>
         <w:rPr>
@@ -18169,7 +16146,6 @@
     <w:p>
       <w:pPr>
         <w:rPr>
-          <w:rFonts w:hint="cs"/>
           <w:rtl/>
         </w:rPr>
       </w:pPr>
@@ -22975,6 +20951,7 @@
   <w:style w:type="character" w:default="1" w:styleId="a0">
     <w:name w:val="Default Paragraph Font"/>
     <w:uiPriority w:val="1"/>
+    <w:semiHidden/>
     <w:unhideWhenUsed/>
   </w:style>
   <w:style w:type="table" w:default="1" w:styleId="a1">
